--- a/hellenic_arc_paper/עבודת_סיכום_הקשת_ההלנית.docx
+++ b/hellenic_arc_paper/עבודת_סיכום_הקשת_ההלנית.docx
@@ -1936,7 +1936,7 @@
           <w:szCs w:val="22"/>
           <w:rtl/>
         </w:rPr>
-        <w:t xml:space="preserve">איור 2: פרופילים סיסמיים המציגים את רצף האוורית המסינית (Unit 2, על תת-יחידותיו 2a–2e) בים התיכון המזרחי (אגן אנטליה הדרומי, משמאל) ובים התיכון המערבי (אגן סרדו-פרובנסל, מימין). המחזירים TS/TES ו-BS/BES מסמנים את גג הרצף ואת בסיסו בהתאמה. ניתן לראות את הרצף כיחידה רציפה ומובחנת בעלת החזרים חזקים, החוצצת בין המשקעים שמעליה (Unit 1) לבין הרצף הפרה-מסיני שמתחתיה (Unit 3). שכבות מסוג זה, המצויות גם בחתך המנסרה, משמשות מישור ניתוק (décollement) בבסיס חגורת הקמטים. מקור: Güneş et al. (2018), Marine and Petroleum Geology.</w:t>
+        <w:t xml:space="preserve">איור 2: פרופילים סיסמיים המציגים את רצף האוורית המסינית (Unit 2, על תת-יחידותיו 2a–2e) בים התיכון המזרחי (אגן אנטליה הדרומי, משמאל) ובים התיכון המערבי (אגן סרדו-פרובנסל, מימין). המחזירים TS/TES ו-BS/BES מסמנים את גג הרצף ואת בסיסו בהתאמה. ניתן לראות את הרצף כיחידה רציפה ומובחנת בעלת החזרים חזקים, החוצצת בין המשקעים שמעליה (Unit 1) לבין הרצף הפרה-מסיני שמתחתיה (Unit 3). שכבות מסוג זה, המצויות גם בחתך המנסרה, משמשות מישור ניתוק (décollement) בבסיס חגורת הקמטים. מקור: Güneş et al. (2018), איור 21, עמ' 315.</w:t>
       </w:r>
       <w:r>
         <w:rPr>
@@ -2875,7 +2875,7 @@
           <w:szCs w:val="20"/>
           <w:rtl/>
         </w:rPr>
-        <w:t xml:space="preserve"> Huguen, C., Chamot-Rooke, N., Loubrieu, B., &amp; Mascle, J. (2006). Morphology of a pre-collisional, salt-bearing, accretionary complex: The Mediterranean Ridge (Eastern Mediterranean). Marine Geophysical Research, 27(1), 61–75. עמ' 61.</w:t>
+        <w:t xml:space="preserve"> Huguen, C., Chamot-Rooke, N., Loubrieu, B., &amp; Mascle, J. (2006). Morphology of a pre-collisional, salt-bearing, accretionary complex: The Mediterranean Ridge (Eastern Mediterranean). Marine Geophysical Research, 27(1), 61–75. עמ' 61 (תקציר ומבוא).</w:t>
       </w:r>
     </w:p>
   </w:footnote>
@@ -2898,7 +2898,7 @@
           <w:szCs w:val="20"/>
           <w:rtl/>
         </w:rPr>
-        <w:t xml:space="preserve"> Huguen et al. (2006), עמ' 61.</w:t>
+        <w:t xml:space="preserve"> Huguen et al. (2006), עמ' 61 (תקציר ומבוא).</w:t>
       </w:r>
     </w:p>
   </w:footnote>
@@ -2921,7 +2921,7 @@
           <w:szCs w:val="20"/>
           <w:rtl/>
         </w:rPr>
-        <w:t xml:space="preserve"> Huguen et al. (2006), עמ' 62.</w:t>
+        <w:t xml:space="preserve"> Huguen et al. (2006), עמ' 62 (מבוא).</w:t>
       </w:r>
     </w:p>
   </w:footnote>
@@ -2944,7 +2944,7 @@
           <w:szCs w:val="20"/>
           <w:rtl/>
         </w:rPr>
-        <w:t xml:space="preserve"> Huguen et al. (2006), עמ' 61.</w:t>
+        <w:t xml:space="preserve"> Huguen et al. (2006), עמ' 61 (תקציר ומבוא).</w:t>
       </w:r>
     </w:p>
   </w:footnote>
@@ -2967,7 +2967,7 @@
           <w:szCs w:val="20"/>
           <w:rtl/>
         </w:rPr>
-        <w:t xml:space="preserve"> Kopf, A., Mascle, J., &amp; Klaeschen, D. (2003). The Mediterranean Ridge: A mass balance across the fastest growing accretionary complex on Earth. Journal of Geophysical Research: Solid Earth, 108(B8), 2372. תקציר.</w:t>
+        <w:t xml:space="preserve"> Kopf, A., Mascle, J., &amp; Klaeschen, D. (2003). The Mediterranean Ridge: A mass balance across the fastest growing accretionary complex on Earth. Journal of Geophysical Research: Solid Earth, 108(B8), 2372. תקציר (פס' 1).</w:t>
       </w:r>
     </w:p>
   </w:footnote>
@@ -2990,7 +2990,7 @@
           <w:szCs w:val="20"/>
           <w:rtl/>
         </w:rPr>
-        <w:t xml:space="preserve"> Huguen et al. (2006), עמ' 61.</w:t>
+        <w:t xml:space="preserve"> Huguen et al. (2006), עמ' 61 (תקציר ומבוא).</w:t>
       </w:r>
     </w:p>
   </w:footnote>
@@ -3013,7 +3013,7 @@
           <w:szCs w:val="20"/>
           <w:rtl/>
         </w:rPr>
-        <w:t xml:space="preserve"> Kopf et al. (2003), תקציר.</w:t>
+        <w:t xml:space="preserve"> Kopf et al. (2003), תקציר (פס' 1).</w:t>
       </w:r>
     </w:p>
   </w:footnote>
@@ -3036,7 +3036,7 @@
           <w:szCs w:val="20"/>
           <w:rtl/>
         </w:rPr>
-        <w:t xml:space="preserve"> Huguen et al. (2006), עמ' 61.</w:t>
+        <w:t xml:space="preserve"> Huguen et al. (2006), עמ' 61 (תקציר ומבוא).</w:t>
       </w:r>
     </w:p>
   </w:footnote>
@@ -3059,7 +3059,7 @@
           <w:szCs w:val="20"/>
           <w:rtl/>
         </w:rPr>
-        <w:t xml:space="preserve"> Kopf et al. (2003), איור 1.</w:t>
+        <w:t xml:space="preserve"> Kopf et al. (2003), איור 1a.</w:t>
       </w:r>
     </w:p>
   </w:footnote>
@@ -3082,7 +3082,7 @@
           <w:szCs w:val="20"/>
           <w:rtl/>
         </w:rPr>
-        <w:t xml:space="preserve"> Huguen et al. (2006), עמ' 61.</w:t>
+        <w:t xml:space="preserve"> Huguen et al. (2006), עמ' 61 (תקציר ומבוא).</w:t>
       </w:r>
     </w:p>
   </w:footnote>
@@ -3105,7 +3105,7 @@
           <w:szCs w:val="20"/>
           <w:rtl/>
         </w:rPr>
-        <w:t xml:space="preserve"> Huguen et al. (2006), עמ' 73.</w:t>
+        <w:t xml:space="preserve"> Huguen et al. (2006), עמ' 61 (תקציר).</w:t>
       </w:r>
     </w:p>
   </w:footnote>
@@ -3128,7 +3128,7 @@
           <w:szCs w:val="20"/>
           <w:rtl/>
         </w:rPr>
-        <w:t xml:space="preserve"> Huguen et al. (2006), עמ' 62.</w:t>
+        <w:t xml:space="preserve"> Huguen et al. (2006), עמ' 62 (מבוא).</w:t>
       </w:r>
     </w:p>
   </w:footnote>
@@ -3151,7 +3151,7 @@
           <w:szCs w:val="20"/>
           <w:rtl/>
         </w:rPr>
-        <w:t xml:space="preserve"> Huguen et al. (2006), עמ' 62.</w:t>
+        <w:t xml:space="preserve"> Huguen et al. (2006), עמ' 62 (מבוא).</w:t>
       </w:r>
     </w:p>
   </w:footnote>
@@ -3174,7 +3174,7 @@
           <w:szCs w:val="20"/>
           <w:rtl/>
         </w:rPr>
-        <w:t xml:space="preserve"> Kopf et al. (2003), פס' 5.</w:t>
+        <w:t xml:space="preserve"> Kopf et al. (2003), פס' 5 (סעיף 2.1, Accretionary Complex).</w:t>
       </w:r>
     </w:p>
   </w:footnote>
@@ -3197,7 +3197,7 @@
           <w:szCs w:val="20"/>
           <w:rtl/>
         </w:rPr>
-        <w:t xml:space="preserve"> Kopf et al. (2003), פס' 5.</w:t>
+        <w:t xml:space="preserve"> Kopf et al. (2003), פס' 5 (סעיף 2.1, Accretionary Complex).</w:t>
       </w:r>
     </w:p>
   </w:footnote>
@@ -3220,7 +3220,7 @@
           <w:szCs w:val="20"/>
           <w:rtl/>
         </w:rPr>
-        <w:t xml:space="preserve"> Huguen et al. (2006), עמ' 72–73.</w:t>
+        <w:t xml:space="preserve"> Huguen et al. (2006), עמ' 72–73 (הסעיפים The Eastern Mediterranean Ridge ו-Conclusion).</w:t>
       </w:r>
     </w:p>
   </w:footnote>
@@ -3243,7 +3243,7 @@
           <w:szCs w:val="20"/>
           <w:rtl/>
         </w:rPr>
-        <w:t xml:space="preserve"> Huguen et al. (2006), עמ' 72.</w:t>
+        <w:t xml:space="preserve"> Huguen et al. (2006), עמ' 72 (סעיף The Central Mediterranean Ridge).</w:t>
       </w:r>
     </w:p>
   </w:footnote>
@@ -3266,7 +3266,7 @@
           <w:szCs w:val="20"/>
           <w:rtl/>
         </w:rPr>
-        <w:t xml:space="preserve"> Huguen et al. (2006), עמ' 61.</w:t>
+        <w:t xml:space="preserve"> Huguen et al. (2006), עמ' 61 (תקציר ומבוא).</w:t>
       </w:r>
     </w:p>
   </w:footnote>
@@ -3289,7 +3289,7 @@
           <w:szCs w:val="20"/>
           <w:rtl/>
         </w:rPr>
-        <w:t xml:space="preserve"> Huguen et al. (2006), עמ' 66.</w:t>
+        <w:t xml:space="preserve"> Huguen et al. (2006), עמ' 66 (סעיף General morphologic and backscatter characteristics).</w:t>
       </w:r>
     </w:p>
   </w:footnote>
@@ -3312,7 +3312,7 @@
           <w:szCs w:val="20"/>
           <w:rtl/>
         </w:rPr>
-        <w:t xml:space="preserve"> Huguen et al. (2006), עמ' 66.</w:t>
+        <w:t xml:space="preserve"> Huguen et al. (2006), עמ' 66 (סעיף General morphologic and backscatter characteristics).</w:t>
       </w:r>
     </w:p>
   </w:footnote>
@@ -3358,7 +3358,7 @@
           <w:szCs w:val="20"/>
           <w:rtl/>
         </w:rPr>
-        <w:t xml:space="preserve"> Huguen et al. (2006), עמ' 66.</w:t>
+        <w:t xml:space="preserve"> Huguen et al. (2006), עמ' 66 (סעיף General morphologic and backscatter characteristics).</w:t>
       </w:r>
     </w:p>
   </w:footnote>
@@ -3381,7 +3381,7 @@
           <w:szCs w:val="20"/>
           <w:rtl/>
         </w:rPr>
-        <w:t xml:space="preserve"> Huguen et al. (2006), עמ' 66.</w:t>
+        <w:t xml:space="preserve"> Huguen et al. (2006), עמ' 66 (סעיף General morphologic and backscatter characteristics).</w:t>
       </w:r>
     </w:p>
   </w:footnote>
@@ -3404,7 +3404,7 @@
           <w:szCs w:val="20"/>
           <w:rtl/>
         </w:rPr>
-        <w:t xml:space="preserve"> Huguen et al. (2006), עמ' 73.</w:t>
+        <w:t xml:space="preserve"> Huguen et al. (2006), עמ' 73 (סעיף Conclusion).</w:t>
       </w:r>
     </w:p>
   </w:footnote>
@@ -3427,7 +3427,7 @@
           <w:szCs w:val="20"/>
           <w:rtl/>
         </w:rPr>
-        <w:t xml:space="preserve"> Huguen et al. (2006), עמ' 67.</w:t>
+        <w:t xml:space="preserve"> Huguen et al. (2006), עמ' 67 (סעיף The Western Mediterranean Ridge).</w:t>
       </w:r>
     </w:p>
   </w:footnote>
@@ -3450,7 +3450,7 @@
           <w:szCs w:val="20"/>
           <w:rtl/>
         </w:rPr>
-        <w:t xml:space="preserve"> Huguen et al. (2006), עמ' 66, 69.</w:t>
+        <w:t xml:space="preserve"> Huguen et al. (2006), עמ' 66 ו-69 (הסעיפים General morphologic ו-The Western Mediterranean Ridge).</w:t>
       </w:r>
     </w:p>
   </w:footnote>
@@ -3473,7 +3473,7 @@
           <w:szCs w:val="20"/>
           <w:rtl/>
         </w:rPr>
-        <w:t xml:space="preserve"> Huguen et al. (2006), עמ' 69.</w:t>
+        <w:t xml:space="preserve"> Huguen et al. (2006), עמ' 69 (סעיף The Western Mediterranean Ridge).</w:t>
       </w:r>
     </w:p>
   </w:footnote>
@@ -3496,7 +3496,7 @@
           <w:szCs w:val="20"/>
           <w:rtl/>
         </w:rPr>
-        <w:t xml:space="preserve"> Kopf et al. (2003), פס' 6.</w:t>
+        <w:t xml:space="preserve"> Kopf et al. (2003), פס' 6 (סעיף 2.1, Accretionary Complex).</w:t>
       </w:r>
     </w:p>
   </w:footnote>
@@ -3519,7 +3519,7 @@
           <w:szCs w:val="20"/>
           <w:rtl/>
         </w:rPr>
-        <w:t xml:space="preserve"> Kopf et al. (2003), תקציר.</w:t>
+        <w:t xml:space="preserve"> Kopf et al. (2003), תקציר (פס' 1); איור 1a.</w:t>
       </w:r>
     </w:p>
   </w:footnote>
@@ -3542,7 +3542,7 @@
           <w:szCs w:val="20"/>
           <w:rtl/>
         </w:rPr>
-        <w:t xml:space="preserve"> Kopf et al. (2003), תקציר.</w:t>
+        <w:t xml:space="preserve"> Kopf et al. (2003), תקציר (פס' 1).</w:t>
       </w:r>
     </w:p>
   </w:footnote>
@@ -3565,7 +3565,7 @@
           <w:szCs w:val="20"/>
           <w:rtl/>
         </w:rPr>
-        <w:t xml:space="preserve"> Kopf et al. (2003), תקציר.</w:t>
+        <w:t xml:space="preserve"> Kopf et al. (2003), תקציר (פס' 1).</w:t>
       </w:r>
     </w:p>
   </w:footnote>
@@ -3588,7 +3588,7 @@
           <w:szCs w:val="20"/>
           <w:rtl/>
         </w:rPr>
-        <w:t xml:space="preserve"> Kastens (1991), כפי שמצוטט אצל Kopf et al. (2003). פס' 3.</w:t>
+        <w:t xml:space="preserve"> Kastens (1991), כפי שמצוטט אצל Kopf et al. (2003), פס' 2 (סעיף 1, Introduction).</w:t>
       </w:r>
     </w:p>
   </w:footnote>
@@ -3611,7 +3611,7 @@
           <w:szCs w:val="20"/>
           <w:rtl/>
         </w:rPr>
-        <w:t xml:space="preserve"> Kopf et al. (2003), פרק הדיון.</w:t>
+        <w:t xml:space="preserve"> Kopf et al. (2003), פס' 42 (סעיף 6, Discussion).</w:t>
       </w:r>
     </w:p>
   </w:footnote>
@@ -3634,7 +3634,7 @@
           <w:szCs w:val="20"/>
           <w:rtl/>
         </w:rPr>
-        <w:t xml:space="preserve"> Huguen et al. (2006), עמ' 72.</w:t>
+        <w:t xml:space="preserve"> Huguen et al. (2006), עמ' 72 (סעיף The Central Mediterranean Ridge).</w:t>
       </w:r>
     </w:p>
   </w:footnote>
@@ -3657,7 +3657,7 @@
           <w:szCs w:val="20"/>
           <w:rtl/>
         </w:rPr>
-        <w:t xml:space="preserve"> Huguen et al. (2006), עמ' 71.</w:t>
+        <w:t xml:space="preserve"> Huguen et al. (2006), עמ' 71 (סעיף The Central Mediterranean Ridge).</w:t>
       </w:r>
     </w:p>
   </w:footnote>
@@ -3680,7 +3680,7 @@
           <w:szCs w:val="20"/>
           <w:rtl/>
         </w:rPr>
-        <w:t xml:space="preserve"> Güneş, P., Aksu, A. E., &amp; Hall, J. (2018). Internal seismic stratigraphy of the Messinian evaporites across the eastern Mediterranean Sea. Marine and Petroleum Geology, 91, 297–320.</w:t>
+        <w:t xml:space="preserve"> Güneş, P., Aksu, A. E., &amp; Hall, J. (2018). Internal seismic stratigraphy of the Messinian evaporites across the eastern Mediterranean Sea. Marine and Petroleum Geology, 91, 297–320. איור 21, עמ' 315; הפאנל המערבי שבו לקוח אצל המחברים מ-Dal Cin et al. (2016).</w:t>
       </w:r>
     </w:p>
   </w:footnote>
@@ -3703,7 +3703,7 @@
           <w:szCs w:val="20"/>
           <w:rtl/>
         </w:rPr>
-        <w:t xml:space="preserve"> Huguen et al. (2006), עמ' 72.</w:t>
+        <w:t xml:space="preserve"> Huguen et al. (2006), עמ' 72 (סעיף The Central Mediterranean Ridge).</w:t>
       </w:r>
     </w:p>
   </w:footnote>
@@ -3726,7 +3726,7 @@
           <w:szCs w:val="20"/>
           <w:rtl/>
         </w:rPr>
-        <w:t xml:space="preserve"> Huguen et al. (2006), עמ' 73.</w:t>
+        <w:t xml:space="preserve"> Huguen et al. (2006), עמ' 73 (סעיף Conclusion).</w:t>
       </w:r>
     </w:p>
   </w:footnote>
@@ -3749,7 +3749,7 @@
           <w:szCs w:val="20"/>
           <w:rtl/>
         </w:rPr>
-        <w:t xml:space="preserve"> Huguen et al. (2006), עמ' 61, 73.</w:t>
+        <w:t xml:space="preserve"> Huguen et al. (2006), עמ' 61 ו-73 (תקציר וסעיף Conclusion).</w:t>
       </w:r>
     </w:p>
   </w:footnote>
@@ -3772,7 +3772,7 @@
           <w:szCs w:val="20"/>
           <w:rtl/>
         </w:rPr>
-        <w:t xml:space="preserve"> Huguen et al. (2006), עמ' 66–67.</w:t>
+        <w:t xml:space="preserve"> Huguen et al. (2006), עמ' 66–67 (סעיף General morphologic and backscatter characteristics).</w:t>
       </w:r>
     </w:p>
   </w:footnote>
@@ -3795,7 +3795,7 @@
           <w:szCs w:val="20"/>
           <w:rtl/>
         </w:rPr>
-        <w:t xml:space="preserve"> Huguen et al. (2006), עמ' 69.</w:t>
+        <w:t xml:space="preserve"> Huguen et al. (2006), עמ' 69 (סעיף The Western Mediterranean Ridge).</w:t>
       </w:r>
     </w:p>
   </w:footnote>
@@ -3818,7 +3818,7 @@
           <w:szCs w:val="20"/>
           <w:rtl/>
         </w:rPr>
-        <w:t xml:space="preserve"> Huguen et al. (2006), עמ' 71.</w:t>
+        <w:t xml:space="preserve"> Huguen et al. (2006), עמ' 71 (סעיף The Central Mediterranean Ridge).</w:t>
       </w:r>
     </w:p>
   </w:footnote>
@@ -3841,7 +3841,7 @@
           <w:szCs w:val="20"/>
           <w:rtl/>
         </w:rPr>
-        <w:t xml:space="preserve"> Huguen et al. (2006), עמ' 61.</w:t>
+        <w:t xml:space="preserve"> Huguen et al. (2006), עמ' 61 (תקציר ומבוא).</w:t>
       </w:r>
     </w:p>
   </w:footnote>
@@ -3864,7 +3864,7 @@
           <w:szCs w:val="20"/>
           <w:rtl/>
         </w:rPr>
-        <w:t xml:space="preserve"> Huguen et al. (2006), עמ' 73.</w:t>
+        <w:t xml:space="preserve"> Huguen et al. (2006), עמ' 73 (סעיף Conclusion).</w:t>
       </w:r>
     </w:p>
   </w:footnote>
@@ -3887,7 +3887,7 @@
           <w:szCs w:val="20"/>
           <w:rtl/>
         </w:rPr>
-        <w:t xml:space="preserve"> Kastens (1991), כפי שמצוטט אצל Kopf et al. (2003), פס' 3.</w:t>
+        <w:t xml:space="preserve"> Kastens (1991), כפי שמצוטט אצל Kopf et al. (2003), פס' 2 (סעיף 1, Introduction).</w:t>
       </w:r>
     </w:p>
   </w:footnote>
@@ -3910,7 +3910,7 @@
           <w:szCs w:val="20"/>
           <w:rtl/>
         </w:rPr>
-        <w:t xml:space="preserve"> Kopf et al. (2003), פרק הדיון.</w:t>
+        <w:t xml:space="preserve"> Kopf et al. (2003), פס' 42 (סעיף 6, Discussion).</w:t>
       </w:r>
     </w:p>
   </w:footnote>
@@ -3933,7 +3933,7 @@
           <w:szCs w:val="20"/>
           <w:rtl/>
         </w:rPr>
-        <w:t xml:space="preserve"> Huguen et al. (2006), עמ' 61.</w:t>
+        <w:t xml:space="preserve"> Huguen et al. (2006), עמ' 61 (תקציר ומבוא).</w:t>
       </w:r>
     </w:p>
   </w:footnote>
@@ -3956,7 +3956,7 @@
           <w:szCs w:val="20"/>
           <w:rtl/>
         </w:rPr>
-        <w:t xml:space="preserve"> Huguen et al. (2006), עמ' 62; Kopf et al. (2003), פס' 5.</w:t>
+        <w:t xml:space="preserve"> Huguen et al. (2006), עמ' 62 (מבוא); Kopf et al. (2003), פס' 5 (סעיף 2.1, Accretionary Complex).</w:t>
       </w:r>
     </w:p>
   </w:footnote>
@@ -3979,7 +3979,7 @@
           <w:szCs w:val="20"/>
           <w:rtl/>
         </w:rPr>
-        <w:t xml:space="preserve"> Huguen et al. (2006), עמ' 61, 73.</w:t>
+        <w:t xml:space="preserve"> Huguen et al. (2006), עמ' 61 ו-73 (תקציר וסעיף Conclusion).</w:t>
       </w:r>
     </w:p>
   </w:footnote>
@@ -4002,7 +4002,7 @@
           <w:szCs w:val="20"/>
           <w:rtl/>
         </w:rPr>
-        <w:t xml:space="preserve"> Kopf et al. (2003), תקציר.</w:t>
+        <w:t xml:space="preserve"> Kopf et al. (2003), תקציר (פס' 1).</w:t>
       </w:r>
     </w:p>
   </w:footnote>

--- a/hellenic_arc_paper/עבודת_סיכום_הקשת_ההלנית.docx
+++ b/hellenic_arc_paper/עבודת_סיכום_הקשת_ההלנית.docx
@@ -2710,7 +2710,7 @@
           <w:szCs w:val="22"/>
           <w:rtl w:val="0"/>
         </w:rPr>
-        <w:t xml:space="preserve">Huguen, C., Chamot-Rooke, N., Loubrieu, B., &amp; Mascle, J. (2006). Morphology of a pre-collisional, salt-bearing, accretionary complex: The Mediterranean Ridge (Eastern Mediterranean). Marine Geophysical Research, 27(1), 61–75. https://doi.org/10.1007/s11001-005-5026-5</w:t>
+        <w:t xml:space="preserve">Huguen, C., Chamot-Rooke, N., Loubrieu, B., &amp; Mascle, J. (2006). Morphology of a pre-collisional, salt-bearing, accretionary complex: The Mediterranean Ridge (Eastern Mediterranean). Marine Geophysical Researches, 27(1), 61–75. https://doi.org/10.1007/s11001-005-5026-5</w:t>
       </w:r>
     </w:p>
     <w:p>
@@ -2875,7 +2875,7 @@
           <w:szCs w:val="20"/>
           <w:rtl/>
         </w:rPr>
-        <w:t xml:space="preserve"> Huguen, C., Chamot-Rooke, N., Loubrieu, B., &amp; Mascle, J. (2006). Morphology of a pre-collisional, salt-bearing, accretionary complex: The Mediterranean Ridge (Eastern Mediterranean). Marine Geophysical Research, 27(1), 61–75. עמ' 61 (תקציר ומבוא).</w:t>
+        <w:t xml:space="preserve"> Huguen, C., Chamot-Rooke, N., Loubrieu, B., &amp; Mascle, J. (2006). Morphology of a pre-collisional, salt-bearing, accretionary complex: The Mediterranean Ridge (Eastern Mediterranean). Marine Geophysical Researches, 27(1), 61–75. עמ' 61 (תקציר ומבוא).</w:t>
       </w:r>
     </w:p>
   </w:footnote>

--- a/hellenic_arc_paper/עבודת_סיכום_הקשת_ההלנית.docx
+++ b/hellenic_arc_paper/עבודת_סיכום_הקשת_ההלנית.docx
@@ -3082,7 +3082,7 @@
           <w:szCs w:val="20"/>
           <w:rtl/>
         </w:rPr>
-        <w:t xml:space="preserve"> Huguen et al. (2006), עמ' 61 (תקציר ומבוא).</w:t>
+        <w:t xml:space="preserve"> Huguen et al. (2006), עמ' 61 ו-73 (תקציר וסעיף Conclusion).</w:t>
       </w:r>
     </w:p>
   </w:footnote>
@@ -3105,7 +3105,7 @@
           <w:szCs w:val="20"/>
           <w:rtl/>
         </w:rPr>
-        <w:t xml:space="preserve"> Huguen et al. (2006), עמ' 61 (תקציר).</w:t>
+        <w:t xml:space="preserve"> Huguen et al. (2006), עמ' 61 ו-73 (תקציר וסעיף Conclusion).</w:t>
       </w:r>
     </w:p>
   </w:footnote>
@@ -3266,7 +3266,7 @@
           <w:szCs w:val="20"/>
           <w:rtl/>
         </w:rPr>
-        <w:t xml:space="preserve"> Huguen et al. (2006), עמ' 61 (תקציר ומבוא).</w:t>
+        <w:t xml:space="preserve"> Huguen et al. (2006), עמ' 61 ו-65 (תקציר ומבוא).</w:t>
       </w:r>
     </w:p>
   </w:footnote>
@@ -3841,7 +3841,7 @@
           <w:szCs w:val="20"/>
           <w:rtl/>
         </w:rPr>
-        <w:t xml:space="preserve"> Huguen et al. (2006), עמ' 61 (תקציר ומבוא).</w:t>
+        <w:t xml:space="preserve"> Huguen et al. (2006), עמ' 61 ו-73 (תקציר וסעיף Conclusion).</w:t>
       </w:r>
     </w:p>
   </w:footnote>

--- a/hellenic_arc_paper/עבודת_סיכום_הקשת_ההלנית.docx
+++ b/hellenic_arc_paper/עבודת_סיכום_הקשת_ההלנית.docx
@@ -657,6 +657,114 @@
     </w:p>
     <w:p>
       <w:pPr>
+        <w:bidi/>
+        <w:spacing w:after="120" w:line="360" w:lineRule="auto"/>
+        <w:jc w:val="both"/>
+      </w:pPr>
+      <w:r>
+        <w:rPr>
+          <w:rFonts w:ascii="Arial" w:cs="Arial" w:eastAsia="Arial" w:hAnsi="Arial"/>
+          <w:b w:val="false"/>
+          <w:bCs w:val="false"/>
+          <w:i w:val="false"/>
+          <w:iCs w:val="false"/>
+          <w:color w:val="000000"/>
+          <w:sz w:val="24"/>
+          <w:szCs w:val="24"/>
+          <w:rtl/>
+        </w:rPr>
+        <w:t xml:space="preserve">השונות הקינמטית הזו אינה שרירותית, ומקורה בהרכב הליתוספרה הנכנסת להפחתה. מדידות GPS מראות התכנסות של כ-35 מ"מ לשנה לרוחב ההלנידים הדרומיים, בין אפריקה לבין נקודות בלוח האגאי הרוכב.</w:t>
+      </w:r>
+      <w:r>
+        <w:rPr>
+          <w:rStyle w:val="FootnoteReference"/>
+          <w:rFonts w:ascii="Arial" w:cs="Arial" w:eastAsia="Arial" w:hAnsi="Arial"/>
+          <w:b w:val="false"/>
+          <w:bCs w:val="false"/>
+          <w:i w:val="false"/>
+          <w:iCs w:val="false"/>
+          <w:color w:val="000000"/>
+          <w:sz w:val="24"/>
+          <w:szCs w:val="24"/>
+          <w:rtl/>
+        </w:rPr>
+        <w:footnoteReference w:id="12"/>
+      </w:r>
+      <w:r>
+        <w:rPr>
+          <w:rFonts w:ascii="Arial" w:cs="Arial" w:eastAsia="Arial" w:hAnsi="Arial"/>
+          <w:b w:val="false"/>
+          <w:bCs w:val="false"/>
+          <w:i w:val="false"/>
+          <w:iCs w:val="false"/>
+          <w:color w:val="000000"/>
+          <w:sz w:val="24"/>
+          <w:szCs w:val="24"/>
+          <w:rtl/>
+        </w:rPr>
+        <w:t xml:space="preserve"> קצב זה אינו אחיד לאורך הקשת. מצפון לאזור העתק קפלוניה שוקעת ליתוספרה יבשתית אדריאטית בקצב של 5–10 מ"מ לשנה בלבד, ואילו מדרומו שוקעת ליתוספרה אוקיינית יונית, צפופה הרבה יותר, בקצב של כ-35 מ"מ לשנה.</w:t>
+      </w:r>
+      <w:r>
+        <w:rPr>
+          <w:rStyle w:val="FootnoteReference"/>
+          <w:rFonts w:ascii="Arial" w:cs="Arial" w:eastAsia="Arial" w:hAnsi="Arial"/>
+          <w:b w:val="false"/>
+          <w:bCs w:val="false"/>
+          <w:i w:val="false"/>
+          <w:iCs w:val="false"/>
+          <w:color w:val="000000"/>
+          <w:sz w:val="24"/>
+          <w:szCs w:val="24"/>
+          <w:rtl/>
+        </w:rPr>
+        <w:footnoteReference w:id="13"/>
+      </w:r>
+      <w:r>
+        <w:rPr>
+          <w:rFonts w:ascii="Arial" w:cs="Arial" w:eastAsia="Arial" w:hAnsi="Arial"/>
+          <w:b w:val="false"/>
+          <w:bCs w:val="false"/>
+          <w:i w:val="false"/>
+          <w:iCs w:val="false"/>
+          <w:color w:val="000000"/>
+          <w:sz w:val="24"/>
+          <w:szCs w:val="24"/>
+          <w:rtl/>
+        </w:rPr>
+        <w:t xml:space="preserve"> ההבדל בין המקטעים גדול דיו כדי להסיט את חזית ההפחתה עצמה: היא מוסטת בהיסט ימני של 100–120 ק"מ לרוחב אזור העתק קפלוניה.</w:t>
+      </w:r>
+      <w:r>
+        <w:rPr>
+          <w:rStyle w:val="FootnoteReference"/>
+          <w:rFonts w:ascii="Arial" w:cs="Arial" w:eastAsia="Arial" w:hAnsi="Arial"/>
+          <w:b w:val="false"/>
+          <w:bCs w:val="false"/>
+          <w:i w:val="false"/>
+          <w:iCs w:val="false"/>
+          <w:color w:val="000000"/>
+          <w:sz w:val="24"/>
+          <w:szCs w:val="24"/>
+          <w:rtl/>
+        </w:rPr>
+        <w:footnoteReference w:id="14"/>
+      </w:r>
+      <w:r>
+        <w:rPr>
+          <w:rFonts w:ascii="Arial" w:cs="Arial" w:eastAsia="Arial" w:hAnsi="Arial"/>
+          <w:b w:val="false"/>
+          <w:bCs w:val="false"/>
+          <w:i w:val="false"/>
+          <w:iCs w:val="false"/>
+          <w:color w:val="000000"/>
+          <w:sz w:val="24"/>
+          <w:szCs w:val="24"/>
+          <w:rtl/>
+        </w:rPr>
+        <w:t xml:space="preserve"> השונות לאורך הקשת מתחילה אפוא בציפת הלוח השוקע, ולא רק בכיסוי הסדימנטרי שמעליו.</w:t>
+      </w:r>
+    </w:p>
+    <w:p>
+      <w:pPr>
         <w:spacing w:line="360" w:lineRule="auto"/>
       </w:pPr>
       <w:r>
@@ -728,7 +836,7 @@
           <w:szCs w:val="24"/>
           <w:rtl/>
         </w:rPr>
-        <w:footnoteReference w:id="12"/>
+        <w:footnoteReference w:id="15"/>
       </w:r>
       <w:r>
         <w:rPr>
@@ -757,7 +865,7 @@
           <w:szCs w:val="24"/>
           <w:rtl/>
         </w:rPr>
-        <w:footnoteReference w:id="13"/>
+        <w:footnoteReference w:id="16"/>
       </w:r>
       <w:r>
         <w:rPr>
@@ -807,7 +915,7 @@
           <w:szCs w:val="24"/>
           <w:rtl/>
         </w:rPr>
-        <w:footnoteReference w:id="14"/>
+        <w:footnoteReference w:id="17"/>
       </w:r>
       <w:r>
         <w:rPr>
@@ -836,7 +944,7 @@
           <w:szCs w:val="24"/>
           <w:rtl/>
         </w:rPr>
-        <w:footnoteReference w:id="15"/>
+        <w:footnoteReference w:id="18"/>
       </w:r>
       <w:r>
         <w:rPr>
@@ -886,7 +994,7 @@
           <w:szCs w:val="24"/>
           <w:rtl/>
         </w:rPr>
-        <w:footnoteReference w:id="16"/>
+        <w:footnoteReference w:id="19"/>
       </w:r>
       <w:r>
         <w:rPr>
@@ -915,7 +1023,7 @@
           <w:szCs w:val="24"/>
           <w:rtl/>
         </w:rPr>
-        <w:footnoteReference w:id="17"/>
+        <w:footnoteReference w:id="20"/>
       </w:r>
       <w:r>
         <w:rPr>
@@ -1027,7 +1135,7 @@
           <w:szCs w:val="24"/>
           <w:rtl/>
         </w:rPr>
-        <w:footnoteReference w:id="18"/>
+        <w:footnoteReference w:id="21"/>
       </w:r>
       <w:r>
         <w:rPr>
@@ -1077,7 +1185,7 @@
           <w:szCs w:val="24"/>
           <w:rtl/>
         </w:rPr>
-        <w:footnoteReference w:id="19"/>
+        <w:footnoteReference w:id="22"/>
       </w:r>
       <w:r>
         <w:rPr>
@@ -1106,7 +1214,7 @@
           <w:szCs w:val="24"/>
           <w:rtl/>
         </w:rPr>
-        <w:footnoteReference w:id="20"/>
+        <w:footnoteReference w:id="23"/>
       </w:r>
       <w:r>
         <w:rPr>
@@ -1202,7 +1310,7 @@
           <w:szCs w:val="22"/>
           <w:rtl/>
         </w:rPr>
-        <w:footnoteReference w:id="21"/>
+        <w:footnoteReference w:id="24"/>
       </w:r>
     </w:p>
     <w:p>
@@ -1260,7 +1368,7 @@
           <w:szCs w:val="24"/>
           <w:rtl/>
         </w:rPr>
-        <w:footnoteReference w:id="22"/>
+        <w:footnoteReference w:id="25"/>
       </w:r>
       <w:r>
         <w:rPr>
@@ -1289,7 +1397,7 @@
           <w:szCs w:val="24"/>
           <w:rtl/>
         </w:rPr>
-        <w:footnoteReference w:id="23"/>
+        <w:footnoteReference w:id="26"/>
       </w:r>
     </w:p>
     <w:p>
@@ -1325,7 +1433,7 @@
           <w:szCs w:val="24"/>
           <w:rtl/>
         </w:rPr>
-        <w:footnoteReference w:id="24"/>
+        <w:footnoteReference w:id="27"/>
       </w:r>
       <w:r>
         <w:rPr>
@@ -1397,7 +1505,7 @@
           <w:szCs w:val="24"/>
           <w:rtl/>
         </w:rPr>
-        <w:footnoteReference w:id="25"/>
+        <w:footnoteReference w:id="28"/>
       </w:r>
       <w:r>
         <w:rPr>
@@ -1426,7 +1534,7 @@
           <w:szCs w:val="24"/>
           <w:rtl/>
         </w:rPr>
-        <w:footnoteReference w:id="26"/>
+        <w:footnoteReference w:id="29"/>
       </w:r>
       <w:r>
         <w:rPr>
@@ -1455,7 +1563,7 @@
           <w:szCs w:val="24"/>
           <w:rtl/>
         </w:rPr>
-        <w:footnoteReference w:id="27"/>
+        <w:footnoteReference w:id="30"/>
       </w:r>
       <w:r>
         <w:rPr>
@@ -1505,7 +1613,7 @@
           <w:szCs w:val="24"/>
           <w:rtl/>
         </w:rPr>
-        <w:footnoteReference w:id="28"/>
+        <w:footnoteReference w:id="31"/>
       </w:r>
       <w:r>
         <w:rPr>
@@ -1617,7 +1725,7 @@
           <w:szCs w:val="24"/>
           <w:rtl/>
         </w:rPr>
-        <w:footnoteReference w:id="29"/>
+        <w:footnoteReference w:id="32"/>
       </w:r>
       <w:r>
         <w:rPr>
@@ -1646,7 +1754,7 @@
           <w:szCs w:val="24"/>
           <w:rtl/>
         </w:rPr>
-        <w:footnoteReference w:id="30"/>
+        <w:footnoteReference w:id="33"/>
       </w:r>
       <w:r>
         <w:rPr>
@@ -1696,7 +1804,7 @@
           <w:szCs w:val="24"/>
           <w:rtl/>
         </w:rPr>
-        <w:footnoteReference w:id="31"/>
+        <w:footnoteReference w:id="34"/>
       </w:r>
       <w:r>
         <w:rPr>
@@ -1725,7 +1833,7 @@
           <w:szCs w:val="24"/>
           <w:rtl/>
         </w:rPr>
-        <w:footnoteReference w:id="32"/>
+        <w:footnoteReference w:id="35"/>
       </w:r>
       <w:r>
         <w:rPr>
@@ -1754,7 +1862,7 @@
           <w:szCs w:val="24"/>
           <w:rtl/>
         </w:rPr>
-        <w:footnoteReference w:id="33"/>
+        <w:footnoteReference w:id="36"/>
       </w:r>
       <w:r>
         <w:rPr>
@@ -1826,7 +1934,7 @@
           <w:szCs w:val="24"/>
           <w:rtl/>
         </w:rPr>
-        <w:footnoteReference w:id="34"/>
+        <w:footnoteReference w:id="37"/>
       </w:r>
       <w:r>
         <w:rPr>
@@ -1855,7 +1963,7 @@
           <w:szCs w:val="24"/>
           <w:rtl/>
         </w:rPr>
-        <w:footnoteReference w:id="35"/>
+        <w:footnoteReference w:id="38"/>
       </w:r>
       <w:r>
         <w:rPr>
@@ -1951,7 +2059,7 @@
           <w:szCs w:val="22"/>
           <w:rtl/>
         </w:rPr>
-        <w:footnoteReference w:id="36"/>
+        <w:footnoteReference w:id="39"/>
       </w:r>
     </w:p>
     <w:p>
@@ -1987,7 +2095,7 @@
           <w:szCs w:val="24"/>
           <w:rtl/>
         </w:rPr>
-        <w:footnoteReference w:id="37"/>
+        <w:footnoteReference w:id="40"/>
       </w:r>
       <w:r>
         <w:rPr>
@@ -2016,7 +2124,7 @@
           <w:szCs w:val="24"/>
           <w:rtl/>
         </w:rPr>
-        <w:footnoteReference w:id="38"/>
+        <w:footnoteReference w:id="41"/>
       </w:r>
       <w:r>
         <w:rPr>
@@ -2045,7 +2153,7 @@
           <w:szCs w:val="24"/>
           <w:rtl/>
         </w:rPr>
-        <w:footnoteReference w:id="39"/>
+        <w:footnoteReference w:id="42"/>
       </w:r>
     </w:p>
     <w:p>
@@ -2103,7 +2211,7 @@
           <w:szCs w:val="24"/>
           <w:rtl/>
         </w:rPr>
-        <w:footnoteReference w:id="40"/>
+        <w:footnoteReference w:id="43"/>
       </w:r>
       <w:r>
         <w:rPr>
@@ -2132,7 +2240,7 @@
           <w:szCs w:val="24"/>
           <w:rtl/>
         </w:rPr>
-        <w:footnoteReference w:id="41"/>
+        <w:footnoteReference w:id="44"/>
       </w:r>
     </w:p>
     <w:p>
@@ -2168,7 +2276,7 @@
           <w:szCs w:val="24"/>
           <w:rtl/>
         </w:rPr>
-        <w:footnoteReference w:id="42"/>
+        <w:footnoteReference w:id="45"/>
       </w:r>
       <w:r>
         <w:rPr>
@@ -2258,7 +2366,7 @@
           <w:szCs w:val="24"/>
           <w:rtl/>
         </w:rPr>
-        <w:footnoteReference w:id="43"/>
+        <w:footnoteReference w:id="46"/>
       </w:r>
       <w:r>
         <w:rPr>
@@ -2287,7 +2395,7 @@
           <w:szCs w:val="24"/>
           <w:rtl/>
         </w:rPr>
-        <w:footnoteReference w:id="44"/>
+        <w:footnoteReference w:id="47"/>
       </w:r>
     </w:p>
     <w:p>
@@ -2329,65 +2437,65 @@
           <w:szCs w:val="24"/>
           <w:rtl/>
         </w:rPr>
-        <w:t xml:space="preserve">לגורמים אלו מצטרף ממד הקצב. המנסרה מתרחבת כלפי חוץ בקצב של עד 10 ק"מ למיליון שנה — המהיר ביותר שתועד בהיסטוריה הגיאולוגית העדכנית.</w:t>
-      </w:r>
-      <w:r>
-        <w:rPr>
-          <w:rStyle w:val="FootnoteReference"/>
-          <w:rFonts w:ascii="Arial" w:cs="Arial" w:eastAsia="Arial" w:hAnsi="Arial"/>
-          <w:b w:val="false"/>
-          <w:bCs w:val="false"/>
-          <w:i w:val="false"/>
-          <w:iCs w:val="false"/>
-          <w:color w:val="000000"/>
-          <w:sz w:val="24"/>
-          <w:szCs w:val="24"/>
-          <w:rtl/>
-        </w:rPr>
-        <w:footnoteReference w:id="45"/>
-      </w:r>
-      <w:r>
-        <w:rPr>
-          <w:rFonts w:ascii="Arial" w:cs="Arial" w:eastAsia="Arial" w:hAnsi="Arial"/>
-          <w:b w:val="false"/>
-          <w:bCs w:val="false"/>
-          <w:i w:val="false"/>
-          <w:iCs w:val="false"/>
-          <w:color w:val="000000"/>
-          <w:sz w:val="24"/>
-          <w:szCs w:val="24"/>
-          <w:rtl/>
-        </w:rPr>
-        <w:t xml:space="preserve"> שטף ההפחתה בקצה המזרחי נמצא בגבול העליון של הערכים המוכרים בעולם.</w:t>
-      </w:r>
-      <w:r>
-        <w:rPr>
-          <w:rStyle w:val="FootnoteReference"/>
-          <w:rFonts w:ascii="Arial" w:cs="Arial" w:eastAsia="Arial" w:hAnsi="Arial"/>
-          <w:b w:val="false"/>
-          <w:bCs w:val="false"/>
-          <w:i w:val="false"/>
-          <w:iCs w:val="false"/>
-          <w:color w:val="000000"/>
-          <w:sz w:val="24"/>
-          <w:szCs w:val="24"/>
-          <w:rtl/>
-        </w:rPr>
-        <w:footnoteReference w:id="46"/>
-      </w:r>
-      <w:r>
-        <w:rPr>
-          <w:rFonts w:ascii="Arial" w:cs="Arial" w:eastAsia="Arial" w:hAnsi="Arial"/>
-          <w:b w:val="false"/>
-          <w:bCs w:val="false"/>
-          <w:i w:val="false"/>
-          <w:iCs w:val="false"/>
-          <w:color w:val="000000"/>
-          <w:sz w:val="24"/>
-          <w:szCs w:val="24"/>
-          <w:rtl/>
-        </w:rPr>
-        <w:t xml:space="preserve"> השילוב של אספקת משקעים שהצטברה מאז המזוזואיקון, קצב התכנסות גבוה ומישור ניתוק מלחי הוא צירוף חריג, והוא ההסבר לכך שהמורפולוגיה של המנסרה ההלנית שונה מזו של מנסרות הצטברות אחרות.</w:t>
+        <w:t xml:space="preserve">שלושת הגורמים הללו נוגעים לפני השטח ולכיסוי הסדימנטרי, ומתחתם עומד גורם עמוק יותר. פילוח הלוח השוקע לפי ציפתו הוא שמייצר מלכתחילה את ההבדל בקצבי ההפחתה, שהקינמטיקה האזורית רק מבטאת: ליתוספרה יבשתית וציפה מצפון מול ליתוספרה אוקיינית וצפופה מדרום.</w:t>
+      </w:r>
+      <w:r>
+        <w:rPr>
+          <w:rStyle w:val="FootnoteReference"/>
+          <w:rFonts w:ascii="Arial" w:cs="Arial" w:eastAsia="Arial" w:hAnsi="Arial"/>
+          <w:b w:val="false"/>
+          <w:bCs w:val="false"/>
+          <w:i w:val="false"/>
+          <w:iCs w:val="false"/>
+          <w:color w:val="000000"/>
+          <w:sz w:val="24"/>
+          <w:szCs w:val="24"/>
+          <w:rtl/>
+        </w:rPr>
+        <w:footnoteReference w:id="48"/>
+      </w:r>
+      <w:r>
+        <w:rPr>
+          <w:rFonts w:ascii="Arial" w:cs="Arial" w:eastAsia="Arial" w:hAnsi="Arial"/>
+          <w:b w:val="false"/>
+          <w:bCs w:val="false"/>
+          <w:i w:val="false"/>
+          <w:iCs w:val="false"/>
+          <w:color w:val="000000"/>
+          <w:sz w:val="24"/>
+          <w:szCs w:val="24"/>
+          <w:rtl/>
+        </w:rPr>
+        <w:t xml:space="preserve"> הגבול בין שני המקטעים, אזור העתק קפלוניה, הוא צעיר יחסית. מודלים גיאודינמיים מתארכים את היווצרותו ל-6–8 מיליון שנה, ורוב ההפרדה בין חזיתות ההפחתה התרחשה אחרי 5 מיליון שנה</w:t>
+      </w:r>
+      <w:r>
+        <w:rPr>
+          <w:rStyle w:val="FootnoteReference"/>
+          <w:rFonts w:ascii="Arial" w:cs="Arial" w:eastAsia="Arial" w:hAnsi="Arial"/>
+          <w:b w:val="false"/>
+          <w:bCs w:val="false"/>
+          <w:i w:val="false"/>
+          <w:iCs w:val="false"/>
+          <w:color w:val="000000"/>
+          <w:sz w:val="24"/>
+          <w:szCs w:val="24"/>
+          <w:rtl/>
+        </w:rPr>
+        <w:footnoteReference w:id="49"/>
+      </w:r>
+      <w:r>
+        <w:rPr>
+          <w:rFonts w:ascii="Arial" w:cs="Arial" w:eastAsia="Arial" w:hAnsi="Arial"/>
+          <w:b w:val="false"/>
+          <w:bCs w:val="false"/>
+          <w:i w:val="false"/>
+          <w:iCs w:val="false"/>
+          <w:color w:val="000000"/>
+          <w:sz w:val="24"/>
+          <w:szCs w:val="24"/>
+          <w:rtl/>
+        </w:rPr>
+        <w:t xml:space="preserve"> — פרק זמן החופף להתפתחותה הפוסט-מסינית של המנסרה. הגורם הקינמטי אינו עומד אפוא בפני עצמו, אלא הוא עצמו תוצאה של מה שנכנס לתעלת ההפחתה.</w:t>
       </w:r>
     </w:p>
     <w:p>
@@ -2408,6 +2516,85 @@
           <w:szCs w:val="24"/>
           <w:rtl/>
         </w:rPr>
+        <w:t xml:space="preserve">לגורמים אלו מצטרף ממד הקצב. המנסרה מתרחבת כלפי חוץ בקצב של עד 10 ק"מ למיליון שנה — המהיר ביותר שתועד בהיסטוריה הגיאולוגית העדכנית.</w:t>
+      </w:r>
+      <w:r>
+        <w:rPr>
+          <w:rStyle w:val="FootnoteReference"/>
+          <w:rFonts w:ascii="Arial" w:cs="Arial" w:eastAsia="Arial" w:hAnsi="Arial"/>
+          <w:b w:val="false"/>
+          <w:bCs w:val="false"/>
+          <w:i w:val="false"/>
+          <w:iCs w:val="false"/>
+          <w:color w:val="000000"/>
+          <w:sz w:val="24"/>
+          <w:szCs w:val="24"/>
+          <w:rtl/>
+        </w:rPr>
+        <w:footnoteReference w:id="50"/>
+      </w:r>
+      <w:r>
+        <w:rPr>
+          <w:rFonts w:ascii="Arial" w:cs="Arial" w:eastAsia="Arial" w:hAnsi="Arial"/>
+          <w:b w:val="false"/>
+          <w:bCs w:val="false"/>
+          <w:i w:val="false"/>
+          <w:iCs w:val="false"/>
+          <w:color w:val="000000"/>
+          <w:sz w:val="24"/>
+          <w:szCs w:val="24"/>
+          <w:rtl/>
+        </w:rPr>
+        <w:t xml:space="preserve"> שטף ההפחתה בקצה המזרחי נמצא בגבול העליון של הערכים המוכרים בעולם.</w:t>
+      </w:r>
+      <w:r>
+        <w:rPr>
+          <w:rStyle w:val="FootnoteReference"/>
+          <w:rFonts w:ascii="Arial" w:cs="Arial" w:eastAsia="Arial" w:hAnsi="Arial"/>
+          <w:b w:val="false"/>
+          <w:bCs w:val="false"/>
+          <w:i w:val="false"/>
+          <w:iCs w:val="false"/>
+          <w:color w:val="000000"/>
+          <w:sz w:val="24"/>
+          <w:szCs w:val="24"/>
+          <w:rtl/>
+        </w:rPr>
+        <w:footnoteReference w:id="51"/>
+      </w:r>
+      <w:r>
+        <w:rPr>
+          <w:rFonts w:ascii="Arial" w:cs="Arial" w:eastAsia="Arial" w:hAnsi="Arial"/>
+          <w:b w:val="false"/>
+          <w:bCs w:val="false"/>
+          <w:i w:val="false"/>
+          <w:iCs w:val="false"/>
+          <w:color w:val="000000"/>
+          <w:sz w:val="24"/>
+          <w:szCs w:val="24"/>
+          <w:rtl/>
+        </w:rPr>
+        <w:t xml:space="preserve"> השילוב של אספקת משקעים שהצטברה מאז המזוזואיקון, קצב התכנסות גבוה ומישור ניתוק מלחי הוא צירוף חריג, והוא ההסבר לכך שהמורפולוגיה של המנסרה ההלנית שונה מזו של מנסרות הצטברות אחרות.</w:t>
+      </w:r>
+    </w:p>
+    <w:p>
+      <w:pPr>
+        <w:bidi/>
+        <w:spacing w:after="120" w:line="360" w:lineRule="auto"/>
+        <w:jc w:val="both"/>
+      </w:pPr>
+      <w:r>
+        <w:rPr>
+          <w:rFonts w:ascii="Arial" w:cs="Arial" w:eastAsia="Arial" w:hAnsi="Arial"/>
+          <w:b w:val="false"/>
+          <w:bCs w:val="false"/>
+          <w:i w:val="false"/>
+          <w:iCs w:val="false"/>
+          <w:color w:val="000000"/>
+          <w:sz w:val="24"/>
+          <w:szCs w:val="24"/>
+          <w:rtl/>
+        </w:rPr>
         <w:t xml:space="preserve">להבנה זו יש גם ערך מעשי מעבר למחקר הבסיסי. מערכת ההפחתה הפעילה, על שקעיה, הרי הבוץ שלה ומשטר הדפורמציה המשתנה לאורכה, מעצבת את הסיכונים הגיאולוגיים באגן כולו. סיכונים אלו כוללים רעידות אדמה, אי-יציבות מדרונות תת-ימיים וגלי צונאמי, והם נוגעים לכל מדינות החוף. מיפוי מורפולוגי מפורט של המערכת הוא לפיכך תשתית הכרחית להערכת סיכונים ולתכנון תשתיות ימיות.</w:t>
       </w:r>
     </w:p>
@@ -2484,7 +2671,7 @@
           <w:szCs w:val="24"/>
           <w:rtl/>
         </w:rPr>
-        <w:footnoteReference w:id="47"/>
+        <w:footnoteReference w:id="52"/>
       </w:r>
       <w:r>
         <w:rPr>
@@ -2513,7 +2700,7 @@
           <w:szCs w:val="24"/>
           <w:rtl/>
         </w:rPr>
-        <w:footnoteReference w:id="48"/>
+        <w:footnoteReference w:id="53"/>
       </w:r>
     </w:p>
     <w:p>
@@ -2549,7 +2736,7 @@
           <w:szCs w:val="24"/>
           <w:rtl/>
         </w:rPr>
-        <w:footnoteReference w:id="49"/>
+        <w:footnoteReference w:id="54"/>
       </w:r>
       <w:r>
         <w:rPr>
@@ -2578,7 +2765,7 @@
           <w:szCs w:val="24"/>
           <w:rtl/>
         </w:rPr>
-        <w:footnoteReference w:id="50"/>
+        <w:footnoteReference w:id="55"/>
       </w:r>
       <w:r>
         <w:rPr>
@@ -2689,7 +2876,7 @@
           <w:szCs w:val="22"/>
           <w:rtl w:val="0"/>
         </w:rPr>
-        <w:footnoteReference w:id="51"/>
+        <w:footnoteReference w:id="56"/>
       </w:r>
     </w:p>
     <w:p>
@@ -2746,7 +2933,43 @@
           <w:szCs w:val="22"/>
           <w:rtl w:val="0"/>
         </w:rPr>
-        <w:footnoteReference w:id="52"/>
+        <w:footnoteReference w:id="57"/>
+      </w:r>
+    </w:p>
+    <w:p>
+      <w:pPr>
+        <w:spacing w:after="120" w:line="240" w:lineRule="auto"/>
+        <w:ind w:hanging="567" w:left="567"/>
+        <w:jc w:val="left"/>
+      </w:pPr>
+      <w:r>
+        <w:rPr>
+          <w:rFonts w:ascii="Arial" w:cs="Arial" w:eastAsia="Arial" w:hAnsi="Arial"/>
+          <w:b w:val="false"/>
+          <w:bCs w:val="false"/>
+          <w:i w:val="false"/>
+          <w:iCs w:val="false"/>
+          <w:color w:val="000000"/>
+          <w:sz w:val="22"/>
+          <w:szCs w:val="22"/>
+          <w:rtl w:val="0"/>
+        </w:rPr>
+        <w:t xml:space="preserve">Royden, L. H., &amp; Papanikolaou, D. J. (2011). Slab segmentation and late Cenozoic disruption of the Hellenic arc. Geochemistry, Geophysics, Geosystems, 12(3), Q03010. https://doi.org/10.1029/2010GC003280</w:t>
+      </w:r>
+      <w:r>
+        <w:rPr>
+          <w:rStyle w:val="FootnoteReference"/>
+          <w:rFonts w:ascii="Arial" w:cs="Arial" w:eastAsia="Arial" w:hAnsi="Arial"/>
+          <w:b w:val="false"/>
+          <w:bCs w:val="false"/>
+          <w:i w:val="false"/>
+          <w:iCs w:val="false"/>
+          <w:color w:val="000000"/>
+          <w:sz w:val="22"/>
+          <w:szCs w:val="22"/>
+          <w:rtl w:val="0"/>
+        </w:rPr>
+        <w:footnoteReference w:id="58"/>
       </w:r>
     </w:p>
     <w:sectPr>
@@ -3128,11 +3351,80 @@
           <w:szCs w:val="20"/>
           <w:rtl/>
         </w:rPr>
+        <w:t xml:space="preserve"> Royden, L. H., &amp; Papanikolaou, D. J. (2011). Slab segmentation and late Cenozoic disruption of the Hellenic arc. Geochemistry, Geophysics, Geosystems, 12(3), Q03010. פס' 7 (סעיף 2.1, Active Subduction).</w:t>
+      </w:r>
+    </w:p>
+  </w:footnote>
+  <w:footnote w:id="13">
+    <w:p>
+      <w:pPr>
+        <w:pStyle w:val="FootnoteText"/>
+        <w:bidi/>
+      </w:pPr>
+      <w:r>
+        <w:rPr>
+          <w:rStyle w:val="FootnoteReference"/>
+        </w:rPr>
+        <w:footnoteRef/>
+      </w:r>
+      <w:r>
+        <w:rPr>
+          <w:rFonts w:ascii="Arial" w:hAnsi="Arial" w:cs="Arial" w:eastAsia="Arial"/>
+          <w:sz w:val="20"/>
+          <w:szCs w:val="20"/>
+          <w:rtl/>
+        </w:rPr>
+        <w:t xml:space="preserve"> Royden &amp; Papanikolaou (2011), תקציר (פס' 1).</w:t>
+      </w:r>
+    </w:p>
+  </w:footnote>
+  <w:footnote w:id="14">
+    <w:p>
+      <w:pPr>
+        <w:pStyle w:val="FootnoteText"/>
+        <w:bidi/>
+      </w:pPr>
+      <w:r>
+        <w:rPr>
+          <w:rStyle w:val="FootnoteReference"/>
+        </w:rPr>
+        <w:footnoteRef/>
+      </w:r>
+      <w:r>
+        <w:rPr>
+          <w:rFonts w:ascii="Arial" w:hAnsi="Arial" w:cs="Arial" w:eastAsia="Arial"/>
+          <w:sz w:val="20"/>
+          <w:szCs w:val="20"/>
+          <w:rtl/>
+        </w:rPr>
+        <w:t xml:space="preserve"> Royden &amp; Papanikolaou (2011), תקציר (פס' 1).</w:t>
+      </w:r>
+    </w:p>
+  </w:footnote>
+  <w:footnote w:id="15">
+    <w:p>
+      <w:pPr>
+        <w:pStyle w:val="FootnoteText"/>
+        <w:bidi/>
+      </w:pPr>
+      <w:r>
+        <w:rPr>
+          <w:rStyle w:val="FootnoteReference"/>
+        </w:rPr>
+        <w:footnoteRef/>
+      </w:r>
+      <w:r>
+        <w:rPr>
+          <w:rFonts w:ascii="Arial" w:hAnsi="Arial" w:cs="Arial" w:eastAsia="Arial"/>
+          <w:sz w:val="20"/>
+          <w:szCs w:val="20"/>
+          <w:rtl/>
+        </w:rPr>
         <w:t xml:space="preserve"> Huguen et al. (2006), עמ' 62 (מבוא).</w:t>
       </w:r>
     </w:p>
   </w:footnote>
-  <w:footnote w:id="13">
+  <w:footnote w:id="16">
     <w:p>
       <w:pPr>
         <w:pStyle w:val="FootnoteText"/>
@@ -3155,7 +3447,7 @@
       </w:r>
     </w:p>
   </w:footnote>
-  <w:footnote w:id="14">
+  <w:footnote w:id="17">
     <w:p>
       <w:pPr>
         <w:pStyle w:val="FootnoteText"/>
@@ -3178,7 +3470,7 @@
       </w:r>
     </w:p>
   </w:footnote>
-  <w:footnote w:id="15">
+  <w:footnote w:id="18">
     <w:p>
       <w:pPr>
         <w:pStyle w:val="FootnoteText"/>
@@ -3201,7 +3493,7 @@
       </w:r>
     </w:p>
   </w:footnote>
-  <w:footnote w:id="16">
+  <w:footnote w:id="19">
     <w:p>
       <w:pPr>
         <w:pStyle w:val="FootnoteText"/>
@@ -3224,7 +3516,7 @@
       </w:r>
     </w:p>
   </w:footnote>
-  <w:footnote w:id="17">
+  <w:footnote w:id="20">
     <w:p>
       <w:pPr>
         <w:pStyle w:val="FootnoteText"/>
@@ -3247,7 +3539,7 @@
       </w:r>
     </w:p>
   </w:footnote>
-  <w:footnote w:id="18">
+  <w:footnote w:id="21">
     <w:p>
       <w:pPr>
         <w:pStyle w:val="FootnoteText"/>
@@ -3270,7 +3562,7 @@
       </w:r>
     </w:p>
   </w:footnote>
-  <w:footnote w:id="19">
+  <w:footnote w:id="22">
     <w:p>
       <w:pPr>
         <w:pStyle w:val="FootnoteText"/>
@@ -3293,7 +3585,7 @@
       </w:r>
     </w:p>
   </w:footnote>
-  <w:footnote w:id="20">
+  <w:footnote w:id="23">
     <w:p>
       <w:pPr>
         <w:pStyle w:val="FootnoteText"/>
@@ -3316,7 +3608,7 @@
       </w:r>
     </w:p>
   </w:footnote>
-  <w:footnote w:id="21">
+  <w:footnote w:id="24">
     <w:p>
       <w:pPr>
         <w:pStyle w:val="FootnoteText"/>
@@ -3339,7 +3631,7 @@
       </w:r>
     </w:p>
   </w:footnote>
-  <w:footnote w:id="22">
+  <w:footnote w:id="25">
     <w:p>
       <w:pPr>
         <w:pStyle w:val="FootnoteText"/>
@@ -3362,7 +3654,7 @@
       </w:r>
     </w:p>
   </w:footnote>
-  <w:footnote w:id="23">
+  <w:footnote w:id="26">
     <w:p>
       <w:pPr>
         <w:pStyle w:val="FootnoteText"/>
@@ -3385,7 +3677,7 @@
       </w:r>
     </w:p>
   </w:footnote>
-  <w:footnote w:id="24">
+  <w:footnote w:id="27">
     <w:p>
       <w:pPr>
         <w:pStyle w:val="FootnoteText"/>
@@ -3408,7 +3700,7 @@
       </w:r>
     </w:p>
   </w:footnote>
-  <w:footnote w:id="25">
+  <w:footnote w:id="28">
     <w:p>
       <w:pPr>
         <w:pStyle w:val="FootnoteText"/>
@@ -3431,7 +3723,7 @@
       </w:r>
     </w:p>
   </w:footnote>
-  <w:footnote w:id="26">
+  <w:footnote w:id="29">
     <w:p>
       <w:pPr>
         <w:pStyle w:val="FootnoteText"/>
@@ -3454,7 +3746,7 @@
       </w:r>
     </w:p>
   </w:footnote>
-  <w:footnote w:id="27">
+  <w:footnote w:id="30">
     <w:p>
       <w:pPr>
         <w:pStyle w:val="FootnoteText"/>
@@ -3477,7 +3769,7 @@
       </w:r>
     </w:p>
   </w:footnote>
-  <w:footnote w:id="28">
+  <w:footnote w:id="31">
     <w:p>
       <w:pPr>
         <w:pStyle w:val="FootnoteText"/>
@@ -3500,7 +3792,7 @@
       </w:r>
     </w:p>
   </w:footnote>
-  <w:footnote w:id="29">
+  <w:footnote w:id="32">
     <w:p>
       <w:pPr>
         <w:pStyle w:val="FootnoteText"/>
@@ -3523,7 +3815,7 @@
       </w:r>
     </w:p>
   </w:footnote>
-  <w:footnote w:id="30">
+  <w:footnote w:id="33">
     <w:p>
       <w:pPr>
         <w:pStyle w:val="FootnoteText"/>
@@ -3546,7 +3838,7 @@
       </w:r>
     </w:p>
   </w:footnote>
-  <w:footnote w:id="31">
+  <w:footnote w:id="34">
     <w:p>
       <w:pPr>
         <w:pStyle w:val="FootnoteText"/>
@@ -3569,7 +3861,7 @@
       </w:r>
     </w:p>
   </w:footnote>
-  <w:footnote w:id="32">
+  <w:footnote w:id="35">
     <w:p>
       <w:pPr>
         <w:pStyle w:val="FootnoteText"/>
@@ -3592,7 +3884,7 @@
       </w:r>
     </w:p>
   </w:footnote>
-  <w:footnote w:id="33">
+  <w:footnote w:id="36">
     <w:p>
       <w:pPr>
         <w:pStyle w:val="FootnoteText"/>
@@ -3615,7 +3907,7 @@
       </w:r>
     </w:p>
   </w:footnote>
-  <w:footnote w:id="34">
+  <w:footnote w:id="37">
     <w:p>
       <w:pPr>
         <w:pStyle w:val="FootnoteText"/>
@@ -3638,7 +3930,7 @@
       </w:r>
     </w:p>
   </w:footnote>
-  <w:footnote w:id="35">
+  <w:footnote w:id="38">
     <w:p>
       <w:pPr>
         <w:pStyle w:val="FootnoteText"/>
@@ -3661,7 +3953,7 @@
       </w:r>
     </w:p>
   </w:footnote>
-  <w:footnote w:id="36">
+  <w:footnote w:id="39">
     <w:p>
       <w:pPr>
         <w:pStyle w:val="FootnoteText"/>
@@ -3684,7 +3976,7 @@
       </w:r>
     </w:p>
   </w:footnote>
-  <w:footnote w:id="37">
+  <w:footnote w:id="40">
     <w:p>
       <w:pPr>
         <w:pStyle w:val="FootnoteText"/>
@@ -3707,7 +3999,7 @@
       </w:r>
     </w:p>
   </w:footnote>
-  <w:footnote w:id="38">
+  <w:footnote w:id="41">
     <w:p>
       <w:pPr>
         <w:pStyle w:val="FootnoteText"/>
@@ -3730,7 +4022,7 @@
       </w:r>
     </w:p>
   </w:footnote>
-  <w:footnote w:id="39">
+  <w:footnote w:id="42">
     <w:p>
       <w:pPr>
         <w:pStyle w:val="FootnoteText"/>
@@ -3753,7 +4045,7 @@
       </w:r>
     </w:p>
   </w:footnote>
-  <w:footnote w:id="40">
+  <w:footnote w:id="43">
     <w:p>
       <w:pPr>
         <w:pStyle w:val="FootnoteText"/>
@@ -3776,7 +4068,7 @@
       </w:r>
     </w:p>
   </w:footnote>
-  <w:footnote w:id="41">
+  <w:footnote w:id="44">
     <w:p>
       <w:pPr>
         <w:pStyle w:val="FootnoteText"/>
@@ -3799,7 +4091,7 @@
       </w:r>
     </w:p>
   </w:footnote>
-  <w:footnote w:id="42">
+  <w:footnote w:id="45">
     <w:p>
       <w:pPr>
         <w:pStyle w:val="FootnoteText"/>
@@ -3822,7 +4114,7 @@
       </w:r>
     </w:p>
   </w:footnote>
-  <w:footnote w:id="43">
+  <w:footnote w:id="46">
     <w:p>
       <w:pPr>
         <w:pStyle w:val="FootnoteText"/>
@@ -3845,7 +4137,7 @@
       </w:r>
     </w:p>
   </w:footnote>
-  <w:footnote w:id="44">
+  <w:footnote w:id="47">
     <w:p>
       <w:pPr>
         <w:pStyle w:val="FootnoteText"/>
@@ -3868,7 +4160,53 @@
       </w:r>
     </w:p>
   </w:footnote>
-  <w:footnote w:id="45">
+  <w:footnote w:id="48">
+    <w:p>
+      <w:pPr>
+        <w:pStyle w:val="FootnoteText"/>
+        <w:bidi/>
+      </w:pPr>
+      <w:r>
+        <w:rPr>
+          <w:rStyle w:val="FootnoteReference"/>
+        </w:rPr>
+        <w:footnoteRef/>
+      </w:r>
+      <w:r>
+        <w:rPr>
+          <w:rFonts w:ascii="Arial" w:hAnsi="Arial" w:cs="Arial" w:eastAsia="Arial"/>
+          <w:sz w:val="20"/>
+          <w:szCs w:val="20"/>
+          <w:rtl/>
+        </w:rPr>
+        <w:t xml:space="preserve"> Royden &amp; Papanikolaou (2011), תקציר (פס' 1).</w:t>
+      </w:r>
+    </w:p>
+  </w:footnote>
+  <w:footnote w:id="49">
+    <w:p>
+      <w:pPr>
+        <w:pStyle w:val="FootnoteText"/>
+        <w:bidi/>
+      </w:pPr>
+      <w:r>
+        <w:rPr>
+          <w:rStyle w:val="FootnoteReference"/>
+        </w:rPr>
+        <w:footnoteRef/>
+      </w:r>
+      <w:r>
+        <w:rPr>
+          <w:rFonts w:ascii="Arial" w:hAnsi="Arial" w:cs="Arial" w:eastAsia="Arial"/>
+          <w:sz w:val="20"/>
+          <w:szCs w:val="20"/>
+          <w:rtl/>
+        </w:rPr>
+        <w:t xml:space="preserve"> Royden &amp; Papanikolaou (2011), פס' 38 (סעיף 3.2.2, Model Results).</w:t>
+      </w:r>
+    </w:p>
+  </w:footnote>
+  <w:footnote w:id="50">
     <w:p>
       <w:pPr>
         <w:pStyle w:val="FootnoteText"/>
@@ -3891,7 +4229,7 @@
       </w:r>
     </w:p>
   </w:footnote>
-  <w:footnote w:id="46">
+  <w:footnote w:id="51">
     <w:p>
       <w:pPr>
         <w:pStyle w:val="FootnoteText"/>
@@ -3914,7 +4252,7 @@
       </w:r>
     </w:p>
   </w:footnote>
-  <w:footnote w:id="47">
+  <w:footnote w:id="52">
     <w:p>
       <w:pPr>
         <w:pStyle w:val="FootnoteText"/>
@@ -3937,7 +4275,7 @@
       </w:r>
     </w:p>
   </w:footnote>
-  <w:footnote w:id="48">
+  <w:footnote w:id="53">
     <w:p>
       <w:pPr>
         <w:pStyle w:val="FootnoteText"/>
@@ -3960,7 +4298,7 @@
       </w:r>
     </w:p>
   </w:footnote>
-  <w:footnote w:id="49">
+  <w:footnote w:id="54">
     <w:p>
       <w:pPr>
         <w:pStyle w:val="FootnoteText"/>
@@ -3983,7 +4321,7 @@
       </w:r>
     </w:p>
   </w:footnote>
-  <w:footnote w:id="50">
+  <w:footnote w:id="55">
     <w:p>
       <w:pPr>
         <w:pStyle w:val="FootnoteText"/>
@@ -4006,7 +4344,7 @@
       </w:r>
     </w:p>
   </w:footnote>
-  <w:footnote w:id="51">
+  <w:footnote w:id="56">
     <w:p>
       <w:pPr>
         <w:pStyle w:val="FootnoteText"/>
@@ -4029,7 +4367,7 @@
       </w:r>
     </w:p>
   </w:footnote>
-  <w:footnote w:id="52">
+  <w:footnote w:id="57">
     <w:p>
       <w:pPr>
         <w:pStyle w:val="FootnoteText"/>
@@ -4049,6 +4387,29 @@
           <w:rtl/>
         </w:rPr>
         <w:t xml:space="preserve"> מאמר בפורמט AGU, הממוספר בפסקאות ולא בעמודים; ההפניות בגוף העבודה ניתנות בהתאם, לפי תקציר, מספר פסקה או פרק.</w:t>
+      </w:r>
+    </w:p>
+  </w:footnote>
+  <w:footnote w:id="58">
+    <w:p>
+      <w:pPr>
+        <w:pStyle w:val="FootnoteText"/>
+        <w:bidi/>
+      </w:pPr>
+      <w:r>
+        <w:rPr>
+          <w:rStyle w:val="FootnoteReference"/>
+        </w:rPr>
+        <w:footnoteRef/>
+      </w:r>
+      <w:r>
+        <w:rPr>
+          <w:rFonts w:ascii="Arial" w:hAnsi="Arial" w:cs="Arial" w:eastAsia="Arial"/>
+          <w:sz w:val="20"/>
+          <w:szCs w:val="20"/>
+          <w:rtl/>
+        </w:rPr>
+        <w:t xml:space="preserve"> מאמר בפורמט AGU, הממוספר בפסקאות ולא בעמודים</w:t>
       </w:r>
     </w:p>
   </w:footnote>

--- a/hellenic_arc_paper/עבודת_סיכום_הקשת_ההלנית.docx
+++ b/hellenic_arc_paper/עבודת_סיכום_הקשת_ההלנית.docx
@@ -123,7 +123,7 @@
           <w:szCs w:val="24"/>
           <w:rtl/>
         </w:rPr>
-        <w:t xml:space="preserve">הקשת ההלנית היא גבול ההפחתה הפעיל ביותר באגן הים התיכון. היא נמתחת מהאיים היוניים במערב, דרך כרתים, ועד רודוס במזרח, ולאורכה נשקע הלוח האפריקאי מתחת ללוח הים האגאי בקצב העולה על 3 ס"מ לשנה.</w:t>
+        <w:t xml:space="preserve">הקשת ההלנית היא גבול ההפחתה הפעיל ביותר באגן הים התיכון. היא נמתחת מהאיים היוניים במערב, דרך כרתים, ועד רודוס במזרח. לאורכה נשקע הלוח האפריקאי מתחת ללוח הים האגאי בקצב העולה על 3 ס"מ לשנה.</w:t>
       </w:r>
       <w:r>
         <w:rPr>
@@ -152,7 +152,7 @@
           <w:szCs w:val="24"/>
           <w:rtl/>
         </w:rPr>
-        <w:t xml:space="preserve"> הקרום הנשקע הוא שרידו של אגן אוקייני מזוזואי עמוק, שכמעט כולו נסגר בעקבות ההתכנסות ארוכת-הטווח בין הלוח האירו-אסייתי ללוח האפריקאי.</w:t>
+        <w:t xml:space="preserve"> הקרום הנשקע הוא שרידו של אגן אוקייני מזוזואי עמוק, שכמעט כולו נסגר בהתכנסות ארוכת-הטווח בין אירואסיה לאפריקה.</w:t>
       </w:r>
       <w:r>
         <w:rPr>
@@ -181,7 +181,7 @@
           <w:szCs w:val="24"/>
           <w:rtl/>
         </w:rPr>
-        <w:t xml:space="preserve"> הקשת מקיימת אפוא מערכת הפחתה פעילה ומלאה, והיא מקרה בוחן מובהק לקשר שבין טקטוניקת לוחות למורפולוגיה של קרקעית הים.</w:t>
+        <w:t xml:space="preserve"> מדובר במערכת הפחתה פעילה ומלאה, ובמקרה בוחן מובהק לקשר שבין טקטוניקת לוחות למורפולוגיה של קרקעית הים.</w:t>
       </w:r>
     </w:p>
     <w:p>
@@ -202,7 +202,7 @@
           <w:szCs w:val="24"/>
           <w:rtl/>
         </w:rPr>
-        <w:t xml:space="preserve">שני מרכיביה הבולטים של הקשת בקרקעית הים הם מערכת שקעים עמוקים בצידה הפנימי ומנסרת הצטברות ענקית בחזיתה. השקעים — מטפן, פליני וסטראבו — מלווים את מרגלות מדרונות היבשת של הפלופונס, כרתים ורודוס.</w:t>
+        <w:t xml:space="preserve">שני מרכיביה הבולטים של הקשת בקרקעית הים הם מערכת שקעים עמוקים בצידה הפנימי ומנסרת הצטברות ענקית בחזיתה. שקעי מטפן, פליני וסטראבו מלווים את מרגלות מדרונות היבשת של הפלופונס, כרתים ורודוס.</w:t>
       </w:r>
       <w:r>
         <w:rPr>
@@ -231,7 +231,7 @@
           <w:szCs w:val="24"/>
           <w:rtl/>
         </w:rPr>
-        <w:t xml:space="preserve"> מנסרת ההצטברות, הידועה כמנסרת ים התיכון (Mediterranean Ridge), היא טריז משקעים מקושת שאורכו עולה על 1,500 ק"מ ורוחבו 200–250 ק"מ,</w:t>
+        <w:t xml:space="preserve"> מנסרת ההצטברות מוכרת בספרות בשם מנסרת ים התיכון (Mediterranean Ridge). זהו טריז משקעים מקושת שאורכו עולה על 1,500 ק"מ ורוחבו 200–250 ק"מ.</w:t>
       </w:r>
       <w:r>
         <w:rPr>
@@ -260,7 +260,7 @@
           <w:szCs w:val="24"/>
           <w:rtl/>
         </w:rPr>
-        <w:t xml:space="preserve"> והיא מתוארת בספרות כמנסרת ההצטברות הצומחת במהירות הגבוהה ביותר בעולם.</w:t>
+        <w:t xml:space="preserve"> היא נחשבת למנסרת ההצטברות הצומחת במהירות הגבוהה ביותר בעולם.</w:t>
       </w:r>
       <w:r>
         <w:rPr>
@@ -289,7 +289,7 @@
           <w:szCs w:val="24"/>
           <w:rtl/>
         </w:rPr>
-        <w:t xml:space="preserve"> שני מרכיבים אלו הם תוצריה של אותה מערכת הפחתה, ועליהם נסבה עבודה זו.</w:t>
+        <w:t xml:space="preserve"> שני המרכיבים האלה הם תוצריה של אותה מערכת הפחתה, ועליהם נסבה עבודה זו.</w:t>
       </w:r>
     </w:p>
     <w:p>
@@ -310,7 +310,7 @@
           <w:szCs w:val="24"/>
           <w:rtl/>
         </w:rPr>
-        <w:t xml:space="preserve">מטרת עבודה זו היא לתאר את מערכת ההפחתה של הקשת ההלנית ולענות על שאלה אחת: מהם הגורמים הקובעים את מורפולוגיית מנסרת ההצטברות של הקשת ואת השונות שלה לאורך הקשת? לשם כך תיסקר תחילה הסביבה הגיאולוגית-טקטונית. לאחר מכן יתוארו מערכת השקעים ומורפולוגיית המנסרה, ולבסוף ינותחו תהליכי ההצטברות והדפורמציה. המסקנה המובילה את העבודה היא שהמורפולוגיה נשלטת על ידי שילוב של תחילת התנגשות מדרום לכרתים, קינמטיקה משתנה לאורך הקשת, ופיזור שכבות מלח המשמשות מישור ניתוק.</w:t>
+        <w:t xml:space="preserve">מטרת עבודה זו היא לתאר את מערכת ההפחתה של הקשת ההלנית ולענות על שאלה אחת. מהם הגורמים הקובעים את מורפולוגיית מנסרת ההצטברות ואת השונות שלה לאורך הקשת? לשם כך תיסקר תחילה הסביבה הגיאולוגית-טקטונית. לאחר מכן יתוארו מערכת השקעים ומורפולוגיית המנסרה, ולבסוף ינותחו תהליכי ההצטברות והדפורמציה. המסקנה המובילה את העבודה היא שהמורפולוגיה אינה נשלטת בגורם אחד. תחילת ההתנגשות מדרום לכרתים, הקינמטיקה המשתנה לאורך הקשת ופיזור שכבות המלח פועלים יחד.</w:t>
       </w:r>
     </w:p>
     <w:p>
@@ -594,7 +594,7 @@
           <w:szCs w:val="24"/>
           <w:rtl/>
         </w:rPr>
-        <w:t xml:space="preserve">הקינמטיקה של המערכת אינה אחידה לאורך הקשת. מדרום לכרתים ההתכנסות היא חזיתית. בזרוע המערבית (היונית) ובזרוע המזרחית (הלבנטינית), לעומת זאת, ההפחתה אלכסונית ובעלת כיווני גזירה הפוכים זה לזה.</w:t>
+        <w:t xml:space="preserve">הקינמטיקה של המערכת אינה אחידה לאורך הקשת. מדרום לכרתים ההתכנסות חזיתית, ובאותו אזור שולי היבשת האפריקאיים והאגאיים כמעט נפגשים במצב של תחילת התנגשות. בזרוע המערבית (היונית) ובזרוע המזרחית (הלבנטינית), לעומת זאת, ההפחתה אלכסונית ובעלת כיווני גזירה הפוכים זה לזה.</w:t>
       </w:r>
       <w:r>
         <w:rPr>
@@ -623,36 +623,7 @@
           <w:szCs w:val="24"/>
           <w:rtl/>
         </w:rPr>
-        <w:t xml:space="preserve"> מדרום לכרתים שולי היבשת האפריקאיים והאגאיים כמעט נפגשים, במצב של תחילת התנגשות.</w:t>
-      </w:r>
-      <w:r>
-        <w:rPr>
-          <w:rStyle w:val="FootnoteReference"/>
-          <w:rFonts w:ascii="Arial" w:cs="Arial" w:eastAsia="Arial" w:hAnsi="Arial"/>
-          <w:b w:val="false"/>
-          <w:bCs w:val="false"/>
-          <w:i w:val="false"/>
-          <w:iCs w:val="false"/>
-          <w:color w:val="000000"/>
-          <w:sz w:val="24"/>
-          <w:szCs w:val="24"/>
-          <w:rtl/>
-        </w:rPr>
-        <w:footnoteReference w:id="11"/>
-      </w:r>
-      <w:r>
-        <w:rPr>
-          <w:rFonts w:ascii="Arial" w:cs="Arial" w:eastAsia="Arial" w:hAnsi="Arial"/>
-          <w:b w:val="false"/>
-          <w:bCs w:val="false"/>
-          <w:i w:val="false"/>
-          <w:iCs w:val="false"/>
-          <w:color w:val="000000"/>
-          <w:sz w:val="24"/>
-          <w:szCs w:val="24"/>
-          <w:rtl/>
-        </w:rPr>
-        <w:t xml:space="preserve"> שונות קינמטית זו היא המפתח להבנת ההבדלים המורפולוגיים לאורך המנסרה.</w:t>
+        <w:t xml:space="preserve"> שונות קינמטית זו היא המפתח להבדלים המורפולוגיים לאורך המנסרה.</w:t>
       </w:r>
     </w:p>
     <w:p>
@@ -688,6 +659,35 @@
           <w:szCs w:val="24"/>
           <w:rtl/>
         </w:rPr>
+        <w:footnoteReference w:id="11"/>
+      </w:r>
+      <w:r>
+        <w:rPr>
+          <w:rFonts w:ascii="Arial" w:cs="Arial" w:eastAsia="Arial" w:hAnsi="Arial"/>
+          <w:b w:val="false"/>
+          <w:bCs w:val="false"/>
+          <w:i w:val="false"/>
+          <w:iCs w:val="false"/>
+          <w:color w:val="000000"/>
+          <w:sz w:val="24"/>
+          <w:szCs w:val="24"/>
+          <w:rtl/>
+        </w:rPr>
+        <w:t xml:space="preserve"> הקצב אינו אחיד לאורך הקשת. מצפון לאזור העתק קפלוניה שוקעת ליתוספרה יבשתית אדריאטית בקצב של 5–10 מ"מ לשנה בלבד. מדרומו שוקעת ליתוספרה אוקיינית יונית, צפופה הרבה יותר, בקצב של כ-35 מ"מ לשנה.</w:t>
+      </w:r>
+      <w:r>
+        <w:rPr>
+          <w:rStyle w:val="FootnoteReference"/>
+          <w:rFonts w:ascii="Arial" w:cs="Arial" w:eastAsia="Arial" w:hAnsi="Arial"/>
+          <w:b w:val="false"/>
+          <w:bCs w:val="false"/>
+          <w:i w:val="false"/>
+          <w:iCs w:val="false"/>
+          <w:color w:val="000000"/>
+          <w:sz w:val="24"/>
+          <w:szCs w:val="24"/>
+          <w:rtl/>
+        </w:rPr>
         <w:footnoteReference w:id="12"/>
       </w:r>
       <w:r>
@@ -702,7 +702,7 @@
           <w:szCs w:val="24"/>
           <w:rtl/>
         </w:rPr>
-        <w:t xml:space="preserve"> קצב זה אינו אחיד לאורך הקשת. מצפון לאזור העתק קפלוניה שוקעת ליתוספרה יבשתית אדריאטית בקצב של 5–10 מ"מ לשנה בלבד, ואילו מדרומו שוקעת ליתוספרה אוקיינית יונית, צפופה הרבה יותר, בקצב של כ-35 מ"מ לשנה.</w:t>
+        <w:t xml:space="preserve"> ההבדל בין המקטעים גדול דיו כדי להסיט את חזית ההפחתה עצמה, שמוסטת בהיסט ימני של 100–120 ק"מ לרוחב אזור העתק קפלוניה.</w:t>
       </w:r>
       <w:r>
         <w:rPr>
@@ -731,36 +731,7 @@
           <w:szCs w:val="24"/>
           <w:rtl/>
         </w:rPr>
-        <w:t xml:space="preserve"> ההבדל בין המקטעים גדול דיו כדי להסיט את חזית ההפחתה עצמה: היא מוסטת בהיסט ימני של 100–120 ק"מ לרוחב אזור העתק קפלוניה.</w:t>
-      </w:r>
-      <w:r>
-        <w:rPr>
-          <w:rStyle w:val="FootnoteReference"/>
-          <w:rFonts w:ascii="Arial" w:cs="Arial" w:eastAsia="Arial" w:hAnsi="Arial"/>
-          <w:b w:val="false"/>
-          <w:bCs w:val="false"/>
-          <w:i w:val="false"/>
-          <w:iCs w:val="false"/>
-          <w:color w:val="000000"/>
-          <w:sz w:val="24"/>
-          <w:szCs w:val="24"/>
-          <w:rtl/>
-        </w:rPr>
-        <w:footnoteReference w:id="14"/>
-      </w:r>
-      <w:r>
-        <w:rPr>
-          <w:rFonts w:ascii="Arial" w:cs="Arial" w:eastAsia="Arial" w:hAnsi="Arial"/>
-          <w:b w:val="false"/>
-          <w:bCs w:val="false"/>
-          <w:i w:val="false"/>
-          <w:iCs w:val="false"/>
-          <w:color w:val="000000"/>
-          <w:sz w:val="24"/>
-          <w:szCs w:val="24"/>
-          <w:rtl/>
-        </w:rPr>
-        <w:t xml:space="preserve"> השונות לאורך הקשת מתחילה אפוא בציפת הלוח השוקע, ולא רק בכיסוי הסדימנטרי שמעליו.</w:t>
+        <w:t xml:space="preserve"> השונות לאורך הקשת מתחילה בציפת הלוח השוקע, ולא רק בכיסוי הסדימנטרי שמעליו.</w:t>
       </w:r>
     </w:p>
     <w:p>
@@ -836,6 +807,35 @@
           <w:szCs w:val="24"/>
           <w:rtl/>
         </w:rPr>
+        <w:footnoteReference w:id="14"/>
+      </w:r>
+      <w:r>
+        <w:rPr>
+          <w:rFonts w:ascii="Arial" w:cs="Arial" w:eastAsia="Arial" w:hAnsi="Arial"/>
+          <w:b w:val="false"/>
+          <w:bCs w:val="false"/>
+          <w:i w:val="false"/>
+          <w:iCs w:val="false"/>
+          <w:color w:val="000000"/>
+          <w:sz w:val="24"/>
+          <w:szCs w:val="24"/>
+          <w:rtl/>
+        </w:rPr>
+        <w:t xml:space="preserve"> מדרום גובלת המנסרה במישורים תהומיים רדודים יותר, ובהם המישור התהומי היוני בעומק 4,000 מטר ומישור הרודוטוס בעומק כ-3,100 מטר.</w:t>
+      </w:r>
+      <w:r>
+        <w:rPr>
+          <w:rStyle w:val="FootnoteReference"/>
+          <w:rFonts w:ascii="Arial" w:cs="Arial" w:eastAsia="Arial" w:hAnsi="Arial"/>
+          <w:b w:val="false"/>
+          <w:bCs w:val="false"/>
+          <w:i w:val="false"/>
+          <w:iCs w:val="false"/>
+          <w:color w:val="000000"/>
+          <w:sz w:val="24"/>
+          <w:szCs w:val="24"/>
+          <w:rtl/>
+        </w:rPr>
         <w:footnoteReference w:id="15"/>
       </w:r>
       <w:r>
@@ -850,36 +850,7 @@
           <w:szCs w:val="24"/>
           <w:rtl/>
         </w:rPr>
-        <w:t xml:space="preserve"> מדרום, לעומת זאת, גובלת המנסרה במישורים תהומיים רדודים יותר: המישור התהומי היוני בעומק 4,000 מטר ומישור הרודוטוס בעומק כ-3,100 מטר.</w:t>
-      </w:r>
-      <w:r>
-        <w:rPr>
-          <w:rStyle w:val="FootnoteReference"/>
-          <w:rFonts w:ascii="Arial" w:cs="Arial" w:eastAsia="Arial" w:hAnsi="Arial"/>
-          <w:b w:val="false"/>
-          <w:bCs w:val="false"/>
-          <w:i w:val="false"/>
-          <w:iCs w:val="false"/>
-          <w:color w:val="000000"/>
-          <w:sz w:val="24"/>
-          <w:szCs w:val="24"/>
-          <w:rtl/>
-        </w:rPr>
-        <w:footnoteReference w:id="16"/>
-      </w:r>
-      <w:r>
-        <w:rPr>
-          <w:rFonts w:ascii="Arial" w:cs="Arial" w:eastAsia="Arial" w:hAnsi="Arial"/>
-          <w:b w:val="false"/>
-          <w:bCs w:val="false"/>
-          <w:i w:val="false"/>
-          <w:iCs w:val="false"/>
-          <w:color w:val="000000"/>
-          <w:sz w:val="24"/>
-          <w:szCs w:val="24"/>
-          <w:rtl/>
-        </w:rPr>
-        <w:t xml:space="preserve"> המנסרה מתנשאת אפוא כרכס רחב ומתון בין שני תחומים עמוקים אלו.</w:t>
+        <w:t xml:space="preserve"> בין שני התחומים האלה מתנשאת המנסרה כרכס רחב ומתון.</w:t>
       </w:r>
     </w:p>
     <w:p>
@@ -900,7 +871,36 @@
           <w:szCs w:val="24"/>
           <w:rtl/>
         </w:rPr>
-        <w:t xml:space="preserve">יש להדגיש כי "השקע ההלני" אינו שקע ים-עמוק במובן המדויק של המונח. מדובר בשקערורית של קדם-הקשת (forearc depression) המכילה מילוי סדימנטרי מועט בלבד.</w:t>
+        <w:t xml:space="preserve">"השקע ההלני" אינו שקע ים-עמוק במובן המדויק של המונח. מדובר בשקערורית של קדם-הקשת (forearc depression) שהמילוי הסדימנטרי בה מועט.</w:t>
+      </w:r>
+      <w:r>
+        <w:rPr>
+          <w:rStyle w:val="FootnoteReference"/>
+          <w:rFonts w:ascii="Arial" w:cs="Arial" w:eastAsia="Arial" w:hAnsi="Arial"/>
+          <w:b w:val="false"/>
+          <w:bCs w:val="false"/>
+          <w:i w:val="false"/>
+          <w:iCs w:val="false"/>
+          <w:color w:val="000000"/>
+          <w:sz w:val="24"/>
+          <w:szCs w:val="24"/>
+          <w:rtl/>
+        </w:rPr>
+        <w:footnoteReference w:id="16"/>
+      </w:r>
+      <w:r>
+        <w:rPr>
+          <w:rFonts w:ascii="Arial" w:cs="Arial" w:eastAsia="Arial" w:hAnsi="Arial"/>
+          <w:b w:val="false"/>
+          <w:bCs w:val="false"/>
+          <w:i w:val="false"/>
+          <w:iCs w:val="false"/>
+          <w:color w:val="000000"/>
+          <w:sz w:val="24"/>
+          <w:szCs w:val="24"/>
+          <w:rtl/>
+        </w:rPr>
+        <w:t xml:space="preserve"> חזית הדפורמציה האמיתית, שבה מתחיל גירוד המשקעים, נדדה דרומה עם ההצטברות המתמשכת, והיום היא נמצאת בשוליים החיצוניים של המנסרה.</w:t>
       </w:r>
       <w:r>
         <w:rPr>
@@ -929,36 +929,7 @@
           <w:szCs w:val="24"/>
           <w:rtl/>
         </w:rPr>
-        <w:t xml:space="preserve"> חזית הדפורמציה האמיתית, שבה מתחיל גירוד המשקעים, נדדה דרומה עם ההצטברות המתמשכת ונמצאת כיום בשוליים החיצוניים של המנסרה.</w:t>
-      </w:r>
-      <w:r>
-        <w:rPr>
-          <w:rStyle w:val="FootnoteReference"/>
-          <w:rFonts w:ascii="Arial" w:cs="Arial" w:eastAsia="Arial" w:hAnsi="Arial"/>
-          <w:b w:val="false"/>
-          <w:bCs w:val="false"/>
-          <w:i w:val="false"/>
-          <w:iCs w:val="false"/>
-          <w:color w:val="000000"/>
-          <w:sz w:val="24"/>
-          <w:szCs w:val="24"/>
-          <w:rtl/>
-        </w:rPr>
-        <w:footnoteReference w:id="18"/>
-      </w:r>
-      <w:r>
-        <w:rPr>
-          <w:rFonts w:ascii="Arial" w:cs="Arial" w:eastAsia="Arial" w:hAnsi="Arial"/>
-          <w:b w:val="false"/>
-          <w:bCs w:val="false"/>
-          <w:i w:val="false"/>
-          <w:iCs w:val="false"/>
-          <w:color w:val="000000"/>
-          <w:sz w:val="24"/>
-          <w:szCs w:val="24"/>
-          <w:rtl/>
-        </w:rPr>
-        <w:t xml:space="preserve"> המרחק הגדול בין השקעים הפנימיים לחזית הדפורמציה החיצונית הוא שמגדיר את רוחבה החריג של המנסרה.</w:t>
+        <w:t xml:space="preserve"> המרחק הגדול בין השקעים הפנימיים לחזית החיצונית הוא שמגדיר את רוחבה החריג של המנסרה.</w:t>
       </w:r>
     </w:p>
     <w:p>
@@ -994,50 +965,21 @@
           <w:szCs w:val="24"/>
           <w:rtl/>
         </w:rPr>
-        <w:footnoteReference w:id="19"/>
-      </w:r>
-      <w:r>
-        <w:rPr>
-          <w:rFonts w:ascii="Arial" w:cs="Arial" w:eastAsia="Arial" w:hAnsi="Arial"/>
-          <w:b w:val="false"/>
-          <w:bCs w:val="false"/>
-          <w:i w:val="false"/>
-          <w:iCs w:val="false"/>
-          <w:color w:val="000000"/>
-          <w:sz w:val="24"/>
-          <w:szCs w:val="24"/>
-          <w:rtl/>
-        </w:rPr>
-        <w:t xml:space="preserve"> הכיסוי הסדימנטרי של האזור הפנימי גולש בהדרגה צפונה וממלא את סדרת התעלות של שקע פליני.</w:t>
-      </w:r>
-      <w:r>
-        <w:rPr>
-          <w:rStyle w:val="FootnoteReference"/>
-          <w:rFonts w:ascii="Arial" w:cs="Arial" w:eastAsia="Arial" w:hAnsi="Arial"/>
-          <w:b w:val="false"/>
-          <w:bCs w:val="false"/>
-          <w:i w:val="false"/>
-          <w:iCs w:val="false"/>
-          <w:color w:val="000000"/>
-          <w:sz w:val="24"/>
-          <w:szCs w:val="24"/>
-          <w:rtl/>
-        </w:rPr>
-        <w:footnoteReference w:id="20"/>
-      </w:r>
-      <w:r>
-        <w:rPr>
-          <w:rFonts w:ascii="Arial" w:cs="Arial" w:eastAsia="Arial" w:hAnsi="Arial"/>
-          <w:b w:val="false"/>
-          <w:bCs w:val="false"/>
-          <w:i w:val="false"/>
-          <w:iCs w:val="false"/>
-          <w:color w:val="000000"/>
-          <w:sz w:val="24"/>
-          <w:szCs w:val="24"/>
-          <w:rtl/>
-        </w:rPr>
-        <w:t xml:space="preserve"> השקעים מתפקדים אפוא כמלכודות סדימנט, הלוכדות חומר המגיע מן האיים שמצפון להם.</w:t>
+        <w:footnoteReference w:id="18"/>
+      </w:r>
+      <w:r>
+        <w:rPr>
+          <w:rFonts w:ascii="Arial" w:cs="Arial" w:eastAsia="Arial" w:hAnsi="Arial"/>
+          <w:b w:val="false"/>
+          <w:bCs w:val="false"/>
+          <w:i w:val="false"/>
+          <w:iCs w:val="false"/>
+          <w:color w:val="000000"/>
+          <w:sz w:val="24"/>
+          <w:szCs w:val="24"/>
+          <w:rtl/>
+        </w:rPr>
+        <w:t xml:space="preserve"> מיקומם בין קשת האיים לבין גוף המנסרה הופך אותם למלכודות סדימנט יעילות, הלוכדות חומר שמגיע מן האיים שמצפון להם.</w:t>
       </w:r>
     </w:p>
     <w:p>
@@ -1099,7 +1041,7 @@
           <w:u w:val="single"/>
           <w:rtl/>
         </w:rPr>
-        <w:t xml:space="preserve">4.1 שיטות המיפוי וממדי המנסרה</w:t>
+        <w:t xml:space="preserve">4.1 ממדי המנסרה ושונותם</w:t>
       </w:r>
     </w:p>
     <w:p>
@@ -1120,7 +1062,65 @@
           <w:szCs w:val="24"/>
           <w:rtl/>
         </w:rPr>
-        <w:t xml:space="preserve">תיאור המורפולוגיה של המנסרה מתבסס על שילוב של שיטות סקר ימי. בעשור שקדם לפרסום המחקר נסקרה המנסרה בהרחבה באמצעות מיפוי רב-קרני (swath mapping), פרופילים סיסמיים רב-ערוציים וצלילות עומק.</w:t>
+        <w:t xml:space="preserve">מנסרת ים התיכון היא המבנה המורפולוגי הבולט ביותר של הים התיכון המזרחי. המיפוי הרב-קרני והפרופילים הסיסמיים שנאספו בעשור שקדם למחקר אפשרו למדוד את ממדיה לאורך הקשת.</w:t>
+      </w:r>
+      <w:r>
+        <w:rPr>
+          <w:rStyle w:val="FootnoteReference"/>
+          <w:rFonts w:ascii="Arial" w:cs="Arial" w:eastAsia="Arial" w:hAnsi="Arial"/>
+          <w:b w:val="false"/>
+          <w:bCs w:val="false"/>
+          <w:i w:val="false"/>
+          <w:iCs w:val="false"/>
+          <w:color w:val="000000"/>
+          <w:sz w:val="24"/>
+          <w:szCs w:val="24"/>
+          <w:rtl/>
+        </w:rPr>
+        <w:footnoteReference w:id="19"/>
+      </w:r>
+      <w:r>
+        <w:rPr>
+          <w:rFonts w:ascii="Arial" w:cs="Arial" w:eastAsia="Arial" w:hAnsi="Arial"/>
+          <w:b w:val="false"/>
+          <w:bCs w:val="false"/>
+          <w:i w:val="false"/>
+          <w:iCs w:val="false"/>
+          <w:color w:val="000000"/>
+          <w:sz w:val="24"/>
+          <w:szCs w:val="24"/>
+          <w:rtl/>
+        </w:rPr>
+        <w:t xml:space="preserve"> פסגתה, ברמת אנטאוס שמצפון לקירנאיקה, מגיעה לעומק מים של פחות מ-1,250 מטר, ואילו הזרועות היונית והלבנטינית יורדות לעומקים של כ-3,200 וכ-2,200 מטר בהתאמה.</w:t>
+      </w:r>
+      <w:r>
+        <w:rPr>
+          <w:rStyle w:val="FootnoteReference"/>
+          <w:rFonts w:ascii="Arial" w:cs="Arial" w:eastAsia="Arial" w:hAnsi="Arial"/>
+          <w:b w:val="false"/>
+          <w:bCs w:val="false"/>
+          <w:i w:val="false"/>
+          <w:iCs w:val="false"/>
+          <w:color w:val="000000"/>
+          <w:sz w:val="24"/>
+          <w:szCs w:val="24"/>
+          <w:rtl/>
+        </w:rPr>
+        <w:footnoteReference w:id="20"/>
+      </w:r>
+      <w:r>
+        <w:rPr>
+          <w:rFonts w:ascii="Arial" w:cs="Arial" w:eastAsia="Arial" w:hAnsi="Arial"/>
+          <w:b w:val="false"/>
+          <w:bCs w:val="false"/>
+          <w:i w:val="false"/>
+          <w:iCs w:val="false"/>
+          <w:color w:val="000000"/>
+          <w:sz w:val="24"/>
+          <w:szCs w:val="24"/>
+          <w:rtl/>
+        </w:rPr>
+        <w:t xml:space="preserve"> גם הרוחב אינו אחיד. מול המישור התהומי היוני מגיעה המנסרה לרוחב של כ-200 ק"מ, ובקטע שבין מרכז כרתים ללוב היא מצטמצמת לכ-130 ק"מ בלבד.</w:t>
       </w:r>
       <w:r>
         <w:rPr>
@@ -1149,86 +1149,7 @@
           <w:szCs w:val="24"/>
           <w:rtl/>
         </w:rPr>
-        <w:t xml:space="preserve"> שילוב זה מאפשר לאפיין הן את פני הקרקעית והן את המבנה הפנימי שמתחתיה. הנתונים שהתקבלו הם הבסיס לתיאור המורפולוגי שלהלן.</w:t>
-      </w:r>
-    </w:p>
-    <w:p>
-      <w:pPr>
-        <w:bidi/>
-        <w:spacing w:after="120" w:line="360" w:lineRule="auto"/>
-        <w:jc w:val="both"/>
-      </w:pPr>
-      <w:r>
-        <w:rPr>
-          <w:rFonts w:ascii="Arial" w:cs="Arial" w:eastAsia="Arial" w:hAnsi="Arial"/>
-          <w:b w:val="false"/>
-          <w:bCs w:val="false"/>
-          <w:i w:val="false"/>
-          <w:iCs w:val="false"/>
-          <w:color w:val="000000"/>
-          <w:sz w:val="24"/>
-          <w:szCs w:val="24"/>
-          <w:rtl/>
-        </w:rPr>
-        <w:t xml:space="preserve">מנסרת ים התיכון היא המבנה המורפולוגי הבולט ביותר של הים התיכון המזרחי, וצורת פני השטח שלה משתנה מאוד לאורכה. פסגתה, ברמת אנטאוס שמצפון לקירנאיקה, מגיעה לעומק מים של פחות מ-1,250 מטר. הזרוע היונית והזרוע הלבנטינית שלה, לעומת זאת, יורדות לעומקים של כ-3,200 ו-2,200 מטר בהתאמה.</w:t>
-      </w:r>
-      <w:r>
-        <w:rPr>
-          <w:rStyle w:val="FootnoteReference"/>
-          <w:rFonts w:ascii="Arial" w:cs="Arial" w:eastAsia="Arial" w:hAnsi="Arial"/>
-          <w:b w:val="false"/>
-          <w:bCs w:val="false"/>
-          <w:i w:val="false"/>
-          <w:iCs w:val="false"/>
-          <w:color w:val="000000"/>
-          <w:sz w:val="24"/>
-          <w:szCs w:val="24"/>
-          <w:rtl/>
-        </w:rPr>
-        <w:footnoteReference w:id="22"/>
-      </w:r>
-      <w:r>
-        <w:rPr>
-          <w:rFonts w:ascii="Arial" w:cs="Arial" w:eastAsia="Arial" w:hAnsi="Arial"/>
-          <w:b w:val="false"/>
-          <w:bCs w:val="false"/>
-          <w:i w:val="false"/>
-          <w:iCs w:val="false"/>
-          <w:color w:val="000000"/>
-          <w:sz w:val="24"/>
-          <w:szCs w:val="24"/>
-          <w:rtl/>
-        </w:rPr>
-        <w:t xml:space="preserve"> גם הרוחב משתנה: המנסרה מגיעה לרוחב מרבי של כ-200 ק"מ מול המישור התהומי היוני, אך מצטמצמת לרוחב ממוצע של כ-130 ק"מ בלבד בקטע שבין מרכז כרתים ללוב.</w:t>
-      </w:r>
-      <w:r>
-        <w:rPr>
-          <w:rStyle w:val="FootnoteReference"/>
-          <w:rFonts w:ascii="Arial" w:cs="Arial" w:eastAsia="Arial" w:hAnsi="Arial"/>
-          <w:b w:val="false"/>
-          <w:bCs w:val="false"/>
-          <w:i w:val="false"/>
-          <w:iCs w:val="false"/>
-          <w:color w:val="000000"/>
-          <w:sz w:val="24"/>
-          <w:szCs w:val="24"/>
-          <w:rtl/>
-        </w:rPr>
-        <w:footnoteReference w:id="23"/>
-      </w:r>
-      <w:r>
-        <w:rPr>
-          <w:rFonts w:ascii="Arial" w:cs="Arial" w:eastAsia="Arial" w:hAnsi="Arial"/>
-          <w:b w:val="false"/>
-          <w:bCs w:val="false"/>
-          <w:i w:val="false"/>
-          <w:iCs w:val="false"/>
-          <w:color w:val="000000"/>
-          <w:sz w:val="24"/>
-          <w:szCs w:val="24"/>
-          <w:rtl/>
-        </w:rPr>
-        <w:t xml:space="preserve"> איור 1 מציג את מבנה המערכת כולה. שונות זו לאורך הקשת דורשת הסבר, והיא עומדת במרכז הפרקים הבאים.</w:t>
+        <w:t xml:space="preserve"> איור 1 מציג את מבנה המערכת כולה. השונות הזו לאורך הקשת דורשת הסבר, והיא עומדת במרכז הפרקים הבאים.</w:t>
       </w:r>
     </w:p>
     <w:p>
@@ -1295,7 +1216,7 @@
           <w:szCs w:val="22"/>
           <w:rtl/>
         </w:rPr>
-        <w:t xml:space="preserve">איור 1: מפה סכמטית של מערכת הקשת ההלנית. במפה נראים לוח הים האגאי, הקשת הגעשית הפעילה, הקשת החיצונית הלא-געשית (כרתים ורודוס), מערכת השקעים (השקע ההלני, פליני וסטראבו), ובחזית — מנסרת ההצטברות של ים התיכון, המסומנת בקו הצהוב המשונן. יש לשים לב לשני מאפיינים: הרוחב המשתנה של המנסרה לאורך הקשת, ומיקום השקעים בין קשת האיים לגוף המנסרה — ולא בחזיתה, כמקובל בשקעי הפחתה קלאסיים. מקור: Mikenorton, Wikimedia Commons (CC BY-SA 3.0).</w:t>
+        <w:t xml:space="preserve">איור 1: מפה סכמטית של מערכת הקשת ההלנית. במפה נראים לוח הים האגאי, הקשת הגעשית הפעילה, והקשת החיצונית הלא-געשית (כרתים ורודוס). בחזית מסומנת מנסרת ההצטברות של ים התיכון בקו הצהוב המשונן, ומצפון לה מערכת השקעים (השקע ההלני, פליני וסטראבו). שני דברים חשובים לראות באיור. הראשון הוא הרוחב המשתנה של המנסרה לאורך הקשת. השני הוא מיקום השקעים בין קשת האיים לגוף המנסרה, ולא בחזיתה כמקובל בשקעי הפחתה קלאסיים. מקור: Mikenorton, Wikimedia Commons (CC BY-SA 3.0).</w:t>
       </w:r>
       <w:r>
         <w:rPr>
@@ -1310,7 +1231,7 @@
           <w:szCs w:val="22"/>
           <w:rtl/>
         </w:rPr>
-        <w:footnoteReference w:id="24"/>
+        <w:footnoteReference w:id="22"/>
       </w:r>
     </w:p>
     <w:p>
@@ -1368,7 +1289,7 @@
           <w:szCs w:val="24"/>
           <w:rtl/>
         </w:rPr>
-        <w:footnoteReference w:id="25"/>
+        <w:footnoteReference w:id="23"/>
       </w:r>
       <w:r>
         <w:rPr>
@@ -1397,7 +1318,7 @@
           <w:szCs w:val="24"/>
           <w:rtl/>
         </w:rPr>
-        <w:footnoteReference w:id="26"/>
+        <w:footnoteReference w:id="24"/>
       </w:r>
     </w:p>
     <w:p>
@@ -1418,36 +1339,36 @@
           <w:szCs w:val="24"/>
           <w:rtl/>
         </w:rPr>
-        <w:t xml:space="preserve">לאורך הקשת נבדלות שלוש זרועות: המערבית (היונית), המרכזית (מדרום לכרתים) והמזרחית (הלבנטינית). ההבדלים ביניהן משקפים את הקינמטיקה המשתנה שתוארה בפרק 2.2. הם משקפים גם את פיזור שכבות המלח: הקמטים בחזית המנסרה הדוקים היכן שהאוורית דקה, במיוחד בקטע שבין כרתים ללוב, והם מתרחבים בהדרגה לעבר הזרועות הלבנטינית והיונית עם התעבות שכבות האוורית.</w:t>
-      </w:r>
-      <w:r>
-        <w:rPr>
-          <w:rStyle w:val="FootnoteReference"/>
-          <w:rFonts w:ascii="Arial" w:cs="Arial" w:eastAsia="Arial" w:hAnsi="Arial"/>
-          <w:b w:val="false"/>
-          <w:bCs w:val="false"/>
-          <w:i w:val="false"/>
-          <w:iCs w:val="false"/>
-          <w:color w:val="000000"/>
-          <w:sz w:val="24"/>
-          <w:szCs w:val="24"/>
-          <w:rtl/>
-        </w:rPr>
-        <w:footnoteReference w:id="27"/>
-      </w:r>
-      <w:r>
-        <w:rPr>
-          <w:rFonts w:ascii="Arial" w:cs="Arial" w:eastAsia="Arial" w:hAnsi="Arial"/>
-          <w:b w:val="false"/>
-          <w:bCs w:val="false"/>
-          <w:i w:val="false"/>
-          <w:iCs w:val="false"/>
-          <w:color w:val="000000"/>
-          <w:sz w:val="24"/>
-          <w:szCs w:val="24"/>
-          <w:rtl/>
-        </w:rPr>
-        <w:t xml:space="preserve"> מתאם ישיר זה בין עובי המלח לסגנון הקימוט הוא הרמז הראשון לתפקידו המכני של המלח.</w:t>
+        <w:t xml:space="preserve">לאורך הקשת נבדלות שלוש זרועות: המערבית (היונית), המרכזית (מדרום לכרתים) והמזרחית (הלבנטינית). ההבדלים ביניהן משקפים את הקינמטיקה המשתנה שתוארה בפרק 2.2, וגם את פיזור שכבות המלח. הקמטים בחזית המנסרה הדוקים היכן שהאוורית דקה, במיוחד בקטע שבין כרתים ללוב, והם מתרחבים בהדרגה לעבר הזרועות הלבנטינית והיונית ככל שהאוורית מתעבה.</w:t>
+      </w:r>
+      <w:r>
+        <w:rPr>
+          <w:rStyle w:val="FootnoteReference"/>
+          <w:rFonts w:ascii="Arial" w:cs="Arial" w:eastAsia="Arial" w:hAnsi="Arial"/>
+          <w:b w:val="false"/>
+          <w:bCs w:val="false"/>
+          <w:i w:val="false"/>
+          <w:iCs w:val="false"/>
+          <w:color w:val="000000"/>
+          <w:sz w:val="24"/>
+          <w:szCs w:val="24"/>
+          <w:rtl/>
+        </w:rPr>
+        <w:footnoteReference w:id="25"/>
+      </w:r>
+      <w:r>
+        <w:rPr>
+          <w:rFonts w:ascii="Arial" w:cs="Arial" w:eastAsia="Arial" w:hAnsi="Arial"/>
+          <w:b w:val="false"/>
+          <w:bCs w:val="false"/>
+          <w:i w:val="false"/>
+          <w:iCs w:val="false"/>
+          <w:color w:val="000000"/>
+          <w:sz w:val="24"/>
+          <w:szCs w:val="24"/>
+          <w:rtl/>
+        </w:rPr>
+        <w:t xml:space="preserve"> המתאם הישיר בין עובי המלח לסגנון הקימוט הוא הרמז הראשון לתפקידו המכני של המלח.</w:t>
       </w:r>
     </w:p>
     <w:p>
@@ -1505,65 +1426,65 @@
           <w:szCs w:val="24"/>
           <w:rtl/>
         </w:rPr>
+        <w:footnoteReference w:id="26"/>
+      </w:r>
+      <w:r>
+        <w:rPr>
+          <w:rFonts w:ascii="Arial" w:cs="Arial" w:eastAsia="Arial" w:hAnsi="Arial"/>
+          <w:b w:val="false"/>
+          <w:bCs w:val="false"/>
+          <w:i w:val="false"/>
+          <w:iCs w:val="false"/>
+          <w:color w:val="000000"/>
+          <w:sz w:val="24"/>
+          <w:szCs w:val="24"/>
+          <w:rtl/>
+        </w:rPr>
+        <w:t xml:space="preserve"> גבולו הדרומי מותווה על סמך הניגוד בעוצמת ההחזר האקוסטי בין המנסרה לבין ה-Backstop. גבול זה מצטייר בצורת "W" מורכבת.</w:t>
+      </w:r>
+      <w:r>
+        <w:rPr>
+          <w:rStyle w:val="FootnoteReference"/>
+          <w:rFonts w:ascii="Arial" w:cs="Arial" w:eastAsia="Arial" w:hAnsi="Arial"/>
+          <w:b w:val="false"/>
+          <w:bCs w:val="false"/>
+          <w:i w:val="false"/>
+          <w:iCs w:val="false"/>
+          <w:color w:val="000000"/>
+          <w:sz w:val="24"/>
+          <w:szCs w:val="24"/>
+          <w:rtl/>
+        </w:rPr>
+        <w:footnoteReference w:id="27"/>
+      </w:r>
+      <w:r>
+        <w:rPr>
+          <w:rFonts w:ascii="Arial" w:cs="Arial" w:eastAsia="Arial" w:hAnsi="Arial"/>
+          <w:b w:val="false"/>
+          <w:bCs w:val="false"/>
+          <w:i w:val="false"/>
+          <w:iCs w:val="false"/>
+          <w:color w:val="000000"/>
+          <w:sz w:val="24"/>
+          <w:szCs w:val="24"/>
+          <w:rtl/>
+        </w:rPr>
+        <w:t xml:space="preserve"> יחידות המנסרה נדחפות באופן שיטתי מעל ה-Backstop, עם עדויות ברורות לגזירה ימנית לאורך המגע בזרוע המערבית.</w:t>
+      </w:r>
+      <w:r>
+        <w:rPr>
+          <w:rStyle w:val="FootnoteReference"/>
+          <w:rFonts w:ascii="Arial" w:cs="Arial" w:eastAsia="Arial" w:hAnsi="Arial"/>
+          <w:b w:val="false"/>
+          <w:bCs w:val="false"/>
+          <w:i w:val="false"/>
+          <w:iCs w:val="false"/>
+          <w:color w:val="000000"/>
+          <w:sz w:val="24"/>
+          <w:szCs w:val="24"/>
+          <w:rtl/>
+        </w:rPr>
         <w:footnoteReference w:id="28"/>
-      </w:r>
-      <w:r>
-        <w:rPr>
-          <w:rFonts w:ascii="Arial" w:cs="Arial" w:eastAsia="Arial" w:hAnsi="Arial"/>
-          <w:b w:val="false"/>
-          <w:bCs w:val="false"/>
-          <w:i w:val="false"/>
-          <w:iCs w:val="false"/>
-          <w:color w:val="000000"/>
-          <w:sz w:val="24"/>
-          <w:szCs w:val="24"/>
-          <w:rtl/>
-        </w:rPr>
-        <w:t xml:space="preserve"> גבולו הדרומי מותווה על סמך הניגוד בעוצמת ההחזר האקוסטי בין המנסרה לבין ה-Backstop. גבול זה מצטייר בצורת "W" מורכבת.</w:t>
-      </w:r>
-      <w:r>
-        <w:rPr>
-          <w:rStyle w:val="FootnoteReference"/>
-          <w:rFonts w:ascii="Arial" w:cs="Arial" w:eastAsia="Arial" w:hAnsi="Arial"/>
-          <w:b w:val="false"/>
-          <w:bCs w:val="false"/>
-          <w:i w:val="false"/>
-          <w:iCs w:val="false"/>
-          <w:color w:val="000000"/>
-          <w:sz w:val="24"/>
-          <w:szCs w:val="24"/>
-          <w:rtl/>
-        </w:rPr>
-        <w:footnoteReference w:id="29"/>
-      </w:r>
-      <w:r>
-        <w:rPr>
-          <w:rFonts w:ascii="Arial" w:cs="Arial" w:eastAsia="Arial" w:hAnsi="Arial"/>
-          <w:b w:val="false"/>
-          <w:bCs w:val="false"/>
-          <w:i w:val="false"/>
-          <w:iCs w:val="false"/>
-          <w:color w:val="000000"/>
-          <w:sz w:val="24"/>
-          <w:szCs w:val="24"/>
-          <w:rtl/>
-        </w:rPr>
-        <w:t xml:space="preserve"> יחידות המנסרה נדחפות באופן שיטתי מעל ה-Backstop, עם עדויות ברורות לגזירה ימנית לאורך המגע בזרוע המערבית.</w:t>
-      </w:r>
-      <w:r>
-        <w:rPr>
-          <w:rStyle w:val="FootnoteReference"/>
-          <w:rFonts w:ascii="Arial" w:cs="Arial" w:eastAsia="Arial" w:hAnsi="Arial"/>
-          <w:b w:val="false"/>
-          <w:bCs w:val="false"/>
-          <w:i w:val="false"/>
-          <w:iCs w:val="false"/>
-          <w:color w:val="000000"/>
-          <w:sz w:val="24"/>
-          <w:szCs w:val="24"/>
-          <w:rtl/>
-        </w:rPr>
-        <w:footnoteReference w:id="30"/>
       </w:r>
       <w:r>
         <w:rPr>
@@ -1613,7 +1534,7 @@
           <w:szCs w:val="24"/>
           <w:rtl/>
         </w:rPr>
-        <w:footnoteReference w:id="31"/>
+        <w:footnoteReference w:id="29"/>
       </w:r>
       <w:r>
         <w:rPr>
@@ -1725,50 +1646,50 @@
           <w:szCs w:val="24"/>
           <w:rtl/>
         </w:rPr>
-        <w:footnoteReference w:id="32"/>
-      </w:r>
-      <w:r>
-        <w:rPr>
-          <w:rFonts w:ascii="Arial" w:cs="Arial" w:eastAsia="Arial" w:hAnsi="Arial"/>
-          <w:b w:val="false"/>
-          <w:bCs w:val="false"/>
-          <w:i w:val="false"/>
-          <w:iCs w:val="false"/>
-          <w:color w:val="000000"/>
-          <w:sz w:val="24"/>
-          <w:szCs w:val="24"/>
-          <w:rtl/>
-        </w:rPr>
-        <w:t xml:space="preserve"> ביצעו איזון נפחי בין כמות המשקעים הנצברת לזו הנבלעת בהפחתה. הניתוח התבסס על ארבעה חתכים סיסמיים לרוחב המנסרה, שעברו עיבוד של הגירת עומק. הוא העלה שלושה תרחישי דפורמציה שונים לאורך הקשת: קפיצה של מישור הניתוק (décollement) במערב, דחיפה לאחור עזה בקטע המרכזי שבין לוב לכרתים, וטקטוניקה אופקית (transcurrent) במזרח.</w:t>
-      </w:r>
-      <w:r>
-        <w:rPr>
-          <w:rStyle w:val="FootnoteReference"/>
-          <w:rFonts w:ascii="Arial" w:cs="Arial" w:eastAsia="Arial" w:hAnsi="Arial"/>
-          <w:b w:val="false"/>
-          <w:bCs w:val="false"/>
-          <w:i w:val="false"/>
-          <w:iCs w:val="false"/>
-          <w:color w:val="000000"/>
-          <w:sz w:val="24"/>
-          <w:szCs w:val="24"/>
-          <w:rtl/>
-        </w:rPr>
-        <w:footnoteReference w:id="33"/>
-      </w:r>
-      <w:r>
-        <w:rPr>
-          <w:rFonts w:ascii="Arial" w:cs="Arial" w:eastAsia="Arial" w:hAnsi="Arial"/>
-          <w:b w:val="false"/>
-          <w:bCs w:val="false"/>
-          <w:i w:val="false"/>
-          <w:iCs w:val="false"/>
-          <w:color w:val="000000"/>
-          <w:sz w:val="24"/>
-          <w:szCs w:val="24"/>
-          <w:rtl/>
-        </w:rPr>
-        <w:t xml:space="preserve"> אין מדובר אפוא במערכת אחידה אחת, אלא בשלוש מערכות דפורמציה הפועלות זו לצד זו.</w:t>
+        <w:footnoteReference w:id="30"/>
+      </w:r>
+      <w:r>
+        <w:rPr>
+          <w:rFonts w:ascii="Arial" w:cs="Arial" w:eastAsia="Arial" w:hAnsi="Arial"/>
+          <w:b w:val="false"/>
+          <w:bCs w:val="false"/>
+          <w:i w:val="false"/>
+          <w:iCs w:val="false"/>
+          <w:color w:val="000000"/>
+          <w:sz w:val="24"/>
+          <w:szCs w:val="24"/>
+          <w:rtl/>
+        </w:rPr>
+        <w:t xml:space="preserve"> ביצעו איזון נפחי בין כמות המשקעים הנצברת לזו הנבלעת בהפחתה. הניתוח התבסס על ארבעה חתכים סיסמיים לרוחב המנסרה, שעברו עיבוד של הגירת עומק. עלו ממנו שלושה תרחישי דפורמציה שונים לאורך הקשת. במערב מדובר בקפיצה של מישור הניתוק (décollement), בקטע המרכזי שבין לוב לכרתים בדחיפה לאחור עזה, ובמזרח בטקטוניקה אופקית (transcurrent).</w:t>
+      </w:r>
+      <w:r>
+        <w:rPr>
+          <w:rStyle w:val="FootnoteReference"/>
+          <w:rFonts w:ascii="Arial" w:cs="Arial" w:eastAsia="Arial" w:hAnsi="Arial"/>
+          <w:b w:val="false"/>
+          <w:bCs w:val="false"/>
+          <w:i w:val="false"/>
+          <w:iCs w:val="false"/>
+          <w:color w:val="000000"/>
+          <w:sz w:val="24"/>
+          <w:szCs w:val="24"/>
+          <w:rtl/>
+        </w:rPr>
+        <w:footnoteReference w:id="31"/>
+      </w:r>
+      <w:r>
+        <w:rPr>
+          <w:rFonts w:ascii="Arial" w:cs="Arial" w:eastAsia="Arial" w:hAnsi="Arial"/>
+          <w:b w:val="false"/>
+          <w:bCs w:val="false"/>
+          <w:i w:val="false"/>
+          <w:iCs w:val="false"/>
+          <w:color w:val="000000"/>
+          <w:sz w:val="24"/>
+          <w:szCs w:val="24"/>
+          <w:rtl/>
+        </w:rPr>
+        <w:t xml:space="preserve"> לא מדובר במערכת אחידה אחת, אלא בשלוש מערכות דפורמציה הפועלות זו לצד זו.</w:t>
       </w:r>
     </w:p>
     <w:p>
@@ -1789,7 +1710,65 @@
           <w:szCs w:val="24"/>
           <w:rtl/>
         </w:rPr>
-        <w:t xml:space="preserve">שיעור ההצטברות משתנה בין אזורי המנסרה. הערך הנמוך ביותר — 20% עד 25% בלבד מסך אספקת המשקעים — נמדד דווקא בקטע המרכזי, שבו המנסרה סובלת מהדפורמציה המרבית; שאר החומר ממשיך לשקוע עם הלוח.</w:t>
+        <w:t xml:space="preserve">שיעור ההצטברות משתנה בין אזורי המנסרה. הערך הנמוך ביותר, 20% עד 25% בלבד מסך אספקת המשקעים, נמדד דווקא בקטע המרכזי שבו המנסרה סובלת מהדפורמציה המרבית, ושאר החומר ממשיך לשקוע עם הלוח.</w:t>
+      </w:r>
+      <w:r>
+        <w:rPr>
+          <w:rStyle w:val="FootnoteReference"/>
+          <w:rFonts w:ascii="Arial" w:cs="Arial" w:eastAsia="Arial" w:hAnsi="Arial"/>
+          <w:b w:val="false"/>
+          <w:bCs w:val="false"/>
+          <w:i w:val="false"/>
+          <w:iCs w:val="false"/>
+          <w:color w:val="000000"/>
+          <w:sz w:val="24"/>
+          <w:szCs w:val="24"/>
+          <w:rtl/>
+        </w:rPr>
+        <w:footnoteReference w:id="32"/>
+      </w:r>
+      <w:r>
+        <w:rPr>
+          <w:rFonts w:ascii="Arial" w:cs="Arial" w:eastAsia="Arial" w:hAnsi="Arial"/>
+          <w:b w:val="false"/>
+          <w:bCs w:val="false"/>
+          <w:i w:val="false"/>
+          <w:iCs w:val="false"/>
+          <w:color w:val="000000"/>
+          <w:sz w:val="24"/>
+          <w:szCs w:val="24"/>
+          <w:rtl/>
+        </w:rPr>
+        <w:t xml:space="preserve"> למרות זאת המנסרה מוגדרת כטריז המתרחב כלפי חוץ במהירות הגבוהה ביותר בהיסטוריה הגיאולוגית העדכנית, בקצב של עד 10 ק"מ למיליון שנה.</w:t>
+      </w:r>
+      <w:r>
+        <w:rPr>
+          <w:rStyle w:val="FootnoteReference"/>
+          <w:rFonts w:ascii="Arial" w:cs="Arial" w:eastAsia="Arial" w:hAnsi="Arial"/>
+          <w:b w:val="false"/>
+          <w:bCs w:val="false"/>
+          <w:i w:val="false"/>
+          <w:iCs w:val="false"/>
+          <w:color w:val="000000"/>
+          <w:sz w:val="24"/>
+          <w:szCs w:val="24"/>
+          <w:rtl/>
+        </w:rPr>
+        <w:footnoteReference w:id="33"/>
+      </w:r>
+      <w:r>
+        <w:rPr>
+          <w:rFonts w:ascii="Arial" w:cs="Arial" w:eastAsia="Arial" w:hAnsi="Arial"/>
+          <w:b w:val="false"/>
+          <w:bCs w:val="false"/>
+          <w:i w:val="false"/>
+          <w:iCs w:val="false"/>
+          <w:color w:val="000000"/>
+          <w:sz w:val="24"/>
+          <w:szCs w:val="24"/>
+          <w:rtl/>
+        </w:rPr>
+        <w:t xml:space="preserve"> שטף ההפחתה בקצה המזרחי מגיע לכ-50 קמ"ק של סלע לכל קילומטר אורך של השקע מדי מיליון שנה, והוא נמצא בגבול העליון של הערכים המוכרים בעולם.</w:t>
       </w:r>
       <w:r>
         <w:rPr>
@@ -1818,65 +1797,7 @@
           <w:szCs w:val="24"/>
           <w:rtl/>
         </w:rPr>
-        <w:t xml:space="preserve"> למרות זאת, המנסרה מוגדרת כטריז המתרחב כלפי חוץ במהירות הגבוהה ביותר בהיסטוריה הגיאולוגית העדכנית, בקצב של עד 10 ק"מ למיליון שנה.</w:t>
-      </w:r>
-      <w:r>
-        <w:rPr>
-          <w:rStyle w:val="FootnoteReference"/>
-          <w:rFonts w:ascii="Arial" w:cs="Arial" w:eastAsia="Arial" w:hAnsi="Arial"/>
-          <w:b w:val="false"/>
-          <w:bCs w:val="false"/>
-          <w:i w:val="false"/>
-          <w:iCs w:val="false"/>
-          <w:color w:val="000000"/>
-          <w:sz w:val="24"/>
-          <w:szCs w:val="24"/>
-          <w:rtl/>
-        </w:rPr>
-        <w:footnoteReference w:id="35"/>
-      </w:r>
-      <w:r>
-        <w:rPr>
-          <w:rFonts w:ascii="Arial" w:cs="Arial" w:eastAsia="Arial" w:hAnsi="Arial"/>
-          <w:b w:val="false"/>
-          <w:bCs w:val="false"/>
-          <w:i w:val="false"/>
-          <w:iCs w:val="false"/>
-          <w:color w:val="000000"/>
-          <w:sz w:val="24"/>
-          <w:szCs w:val="24"/>
-          <w:rtl/>
-        </w:rPr>
-        <w:t xml:space="preserve"> שטף ההפחתה בקצה המזרחי מגיע לכ-50 קמ"ק של סלע לכל קילומטר אורך של השקע, מדי מיליון שנה. ערך זה נמצא בגבול העליון של שיעורי העברת החומר המוכרים בעולם.</w:t>
-      </w:r>
-      <w:r>
-        <w:rPr>
-          <w:rStyle w:val="FootnoteReference"/>
-          <w:rFonts w:ascii="Arial" w:cs="Arial" w:eastAsia="Arial" w:hAnsi="Arial"/>
-          <w:b w:val="false"/>
-          <w:bCs w:val="false"/>
-          <w:i w:val="false"/>
-          <w:iCs w:val="false"/>
-          <w:color w:val="000000"/>
-          <w:sz w:val="24"/>
-          <w:szCs w:val="24"/>
-          <w:rtl/>
-        </w:rPr>
-        <w:footnoteReference w:id="36"/>
-      </w:r>
-      <w:r>
-        <w:rPr>
-          <w:rFonts w:ascii="Arial" w:cs="Arial" w:eastAsia="Arial" w:hAnsi="Arial"/>
-          <w:b w:val="false"/>
-          <w:bCs w:val="false"/>
-          <w:i w:val="false"/>
-          <w:iCs w:val="false"/>
-          <w:color w:val="000000"/>
-          <w:sz w:val="24"/>
-          <w:szCs w:val="24"/>
-          <w:rtl/>
-        </w:rPr>
-        <w:t xml:space="preserve"> נתונים אלו ממחישים את עוצמת המערכת הסדימנטרית הפועלת באזור.</w:t>
+        <w:t xml:space="preserve"> הנתונים האלה ממחישים את עוצמת המערכת הסדימנטרית באזור.</w:t>
       </w:r>
     </w:p>
     <w:p>
@@ -1919,65 +1840,65 @@
           <w:szCs w:val="24"/>
           <w:rtl/>
         </w:rPr>
-        <w:t xml:space="preserve">הגורם המכריע בסגנון הדפורמציה הוא שכבות האוורית המסיניות. חגורת הקמטים בחזית המנסרה בנויה מקמרים וקערים המושרשים במלח. מבנים אלו מתפתחים מעל מישור ניתוק החופף את בסיס שכבות האוורית.</w:t>
-      </w:r>
-      <w:r>
-        <w:rPr>
-          <w:rStyle w:val="FootnoteReference"/>
-          <w:rFonts w:ascii="Arial" w:cs="Arial" w:eastAsia="Arial" w:hAnsi="Arial"/>
-          <w:b w:val="false"/>
-          <w:bCs w:val="false"/>
-          <w:i w:val="false"/>
-          <w:iCs w:val="false"/>
-          <w:color w:val="000000"/>
-          <w:sz w:val="24"/>
-          <w:szCs w:val="24"/>
-          <w:rtl/>
-        </w:rPr>
-        <w:footnoteReference w:id="37"/>
-      </w:r>
-      <w:r>
-        <w:rPr>
-          <w:rFonts w:ascii="Arial" w:cs="Arial" w:eastAsia="Arial" w:hAnsi="Arial"/>
-          <w:b w:val="false"/>
-          <w:bCs w:val="false"/>
-          <w:i w:val="false"/>
-          <w:iCs w:val="false"/>
-          <w:color w:val="000000"/>
-          <w:sz w:val="24"/>
-          <w:szCs w:val="24"/>
-          <w:rtl/>
-        </w:rPr>
-        <w:t xml:space="preserve"> "הטריז המסיני" — חלק המנסרה המשלב אוורית שהושקעה בתעלת ההפחתה — אינו עולה ברוחבו על 80 ק"מ בזרוע המערבית, ושאר המנסרה בנוי ממשקעים מיוקניים שנצברו בשלביה המוקדמים.</w:t>
-      </w:r>
-      <w:r>
-        <w:rPr>
-          <w:rStyle w:val="FootnoteReference"/>
-          <w:rFonts w:ascii="Arial" w:cs="Arial" w:eastAsia="Arial" w:hAnsi="Arial"/>
-          <w:b w:val="false"/>
-          <w:bCs w:val="false"/>
-          <w:i w:val="false"/>
-          <w:iCs w:val="false"/>
-          <w:color w:val="000000"/>
-          <w:sz w:val="24"/>
-          <w:szCs w:val="24"/>
-          <w:rtl/>
-        </w:rPr>
-        <w:footnoteReference w:id="38"/>
-      </w:r>
-      <w:r>
-        <w:rPr>
-          <w:rFonts w:ascii="Arial" w:cs="Arial" w:eastAsia="Arial" w:hAnsi="Arial"/>
-          <w:b w:val="false"/>
-          <w:bCs w:val="false"/>
-          <w:i w:val="false"/>
-          <w:iCs w:val="false"/>
-          <w:color w:val="000000"/>
-          <w:sz w:val="24"/>
-          <w:szCs w:val="24"/>
-          <w:rtl/>
-        </w:rPr>
-        <w:t xml:space="preserve"> המלח שולט אפוא בסגנון הדפורמציה של החלק החיצוני והצעיר של המנסרה. איור 2 מציג את רצף האוורית כפי שהוא נראה בחתכים סיסמיים.</w:t>
+        <w:t xml:space="preserve">הגורם המכריע בסגנון הדפורמציה הוא שכבות האוורית המסיניות. חגורת הקמטים בחזית המנסרה בנויה מקמרים וקערים המושרשים במלח, והם מתפתחים מעל מישור ניתוק החופף את בסיס שכבות האוורית.</w:t>
+      </w:r>
+      <w:r>
+        <w:rPr>
+          <w:rStyle w:val="FootnoteReference"/>
+          <w:rFonts w:ascii="Arial" w:cs="Arial" w:eastAsia="Arial" w:hAnsi="Arial"/>
+          <w:b w:val="false"/>
+          <w:bCs w:val="false"/>
+          <w:i w:val="false"/>
+          <w:iCs w:val="false"/>
+          <w:color w:val="000000"/>
+          <w:sz w:val="24"/>
+          <w:szCs w:val="24"/>
+          <w:rtl/>
+        </w:rPr>
+        <w:footnoteReference w:id="35"/>
+      </w:r>
+      <w:r>
+        <w:rPr>
+          <w:rFonts w:ascii="Arial" w:cs="Arial" w:eastAsia="Arial" w:hAnsi="Arial"/>
+          <w:b w:val="false"/>
+          <w:bCs w:val="false"/>
+          <w:i w:val="false"/>
+          <w:iCs w:val="false"/>
+          <w:color w:val="000000"/>
+          <w:sz w:val="24"/>
+          <w:szCs w:val="24"/>
+          <w:rtl/>
+        </w:rPr>
+        <w:t xml:space="preserve"> "הטריז המסיני", כלומר חלק המנסרה שמשלב אוורית שהושקעה בתעלת ההפחתה, אינו עולה ברוחבו על 80 ק"מ בזרוע המערבית.</w:t>
+      </w:r>
+      <w:r>
+        <w:rPr>
+          <w:rStyle w:val="FootnoteReference"/>
+          <w:rFonts w:ascii="Arial" w:cs="Arial" w:eastAsia="Arial" w:hAnsi="Arial"/>
+          <w:b w:val="false"/>
+          <w:bCs w:val="false"/>
+          <w:i w:val="false"/>
+          <w:iCs w:val="false"/>
+          <w:color w:val="000000"/>
+          <w:sz w:val="24"/>
+          <w:szCs w:val="24"/>
+          <w:rtl/>
+        </w:rPr>
+        <w:footnoteReference w:id="36"/>
+      </w:r>
+      <w:r>
+        <w:rPr>
+          <w:rFonts w:ascii="Arial" w:cs="Arial" w:eastAsia="Arial" w:hAnsi="Arial"/>
+          <w:b w:val="false"/>
+          <w:bCs w:val="false"/>
+          <w:i w:val="false"/>
+          <w:iCs w:val="false"/>
+          <w:color w:val="000000"/>
+          <w:sz w:val="24"/>
+          <w:szCs w:val="24"/>
+          <w:rtl/>
+        </w:rPr>
+        <w:t xml:space="preserve"> שאר המנסרה בנוי ממשקעים מיוקניים שנצברו בשלביה המוקדמים. המלח שולט בסגנון הדפורמציה של החלק החיצוני והצעיר של המנסרה. איור 2 מציג את רצף האוורית כפי שהוא נראה בחתכים סיסמיים.</w:t>
       </w:r>
     </w:p>
     <w:p>
@@ -2044,7 +1965,7 @@
           <w:szCs w:val="22"/>
           <w:rtl/>
         </w:rPr>
-        <w:t xml:space="preserve">איור 2: פרופילים סיסמיים המציגים את רצף האוורית המסינית (Unit 2, על תת-יחידותיו 2a–2e) בים התיכון המזרחי (אגן אנטליה הדרומי, משמאל) ובים התיכון המערבי (אגן סרדו-פרובנסל, מימין). המחזירים TS/TES ו-BS/BES מסמנים את גג הרצף ואת בסיסו בהתאמה. ניתן לראות את הרצף כיחידה רציפה ומובחנת בעלת החזרים חזקים, החוצצת בין המשקעים שמעליה (Unit 1) לבין הרצף הפרה-מסיני שמתחתיה (Unit 3). שכבות מסוג זה, המצויות גם בחתך המנסרה, משמשות מישור ניתוק (décollement) בבסיס חגורת הקמטים. מקור: Güneş et al. (2018), איור 21, עמ' 315.</w:t>
+        <w:t xml:space="preserve">איור 2: פרופילים סיסמיים המציגים את רצף האוורית המסינית (Unit 2, על תת-יחידותיו 2a–2e). משמאל הים התיכון המזרחי (אגן אנטליה הדרומי), ומימין הים התיכון המערבי (אגן סרדו-פרובנסל). המחזירים TS/TES ו-BS/BES מסמנים את גג הרצף ואת בסיסו בהתאמה. הרצף נראה כיחידה רציפה ומובחנת בעלת החזרים חזקים, החוצצת בין המשקעים שמעליה (Unit 1) לבין הרצף הפרה-מסיני שמתחתיה (Unit 3). שכבות מסוג זה, המצויות גם בחתך המנסרה, משמשות מישור ניתוק (décollement) בבסיס חגורת הקמטים. מקור: Güneş et al. (2018), איור 21, עמ' 315.</w:t>
       </w:r>
       <w:r>
         <w:rPr>
@@ -2059,7 +1980,7 @@
           <w:szCs w:val="22"/>
           <w:rtl/>
         </w:rPr>
-        <w:footnoteReference w:id="39"/>
+        <w:footnoteReference w:id="37"/>
       </w:r>
     </w:p>
     <w:p>
@@ -2080,80 +2001,51 @@
           <w:szCs w:val="24"/>
           <w:rtl/>
         </w:rPr>
-        <w:t xml:space="preserve">השפעת המלח ניכרת בכל קנה מידה מרחבי. בתחום הצירי (האקסיאלי) של המנסרה לא נמצאו שכבות אוורית משמעותיות, והתוצאה היא תבנית מורפוסטרוקטורלית שונה לחלוטין.</w:t>
-      </w:r>
-      <w:r>
-        <w:rPr>
-          <w:rStyle w:val="FootnoteReference"/>
-          <w:rFonts w:ascii="Arial" w:cs="Arial" w:eastAsia="Arial" w:hAnsi="Arial"/>
-          <w:b w:val="false"/>
-          <w:bCs w:val="false"/>
-          <w:i w:val="false"/>
-          <w:iCs w:val="false"/>
-          <w:color w:val="000000"/>
-          <w:sz w:val="24"/>
-          <w:szCs w:val="24"/>
-          <w:rtl/>
-        </w:rPr>
-        <w:footnoteReference w:id="40"/>
-      </w:r>
-      <w:r>
-        <w:rPr>
-          <w:rFonts w:ascii="Arial" w:cs="Arial" w:eastAsia="Arial" w:hAnsi="Arial"/>
-          <w:b w:val="false"/>
-          <w:bCs w:val="false"/>
-          <w:i w:val="false"/>
-          <w:iCs w:val="false"/>
-          <w:color w:val="000000"/>
-          <w:sz w:val="24"/>
-          <w:szCs w:val="24"/>
-          <w:rtl/>
-        </w:rPr>
-        <w:t xml:space="preserve"> באזור ה-Backstop השטוח והעמוק נצפית, לעומת זאת, גלישה כבידתית של הכיסוי הסדימנטרי צפונה, על גבי שכבות מלח הפועלות כמישור ניתוק פסיבי.</w:t>
-      </w:r>
-      <w:r>
-        <w:rPr>
-          <w:rStyle w:val="FootnoteReference"/>
-          <w:rFonts w:ascii="Arial" w:cs="Arial" w:eastAsia="Arial" w:hAnsi="Arial"/>
-          <w:b w:val="false"/>
-          <w:bCs w:val="false"/>
-          <w:i w:val="false"/>
-          <w:iCs w:val="false"/>
-          <w:color w:val="000000"/>
-          <w:sz w:val="24"/>
-          <w:szCs w:val="24"/>
-          <w:rtl/>
-        </w:rPr>
-        <w:footnoteReference w:id="41"/>
-      </w:r>
-      <w:r>
-        <w:rPr>
-          <w:rFonts w:ascii="Arial" w:cs="Arial" w:eastAsia="Arial" w:hAnsi="Arial"/>
-          <w:b w:val="false"/>
-          <w:bCs w:val="false"/>
-          <w:i w:val="false"/>
-          <w:iCs w:val="false"/>
-          <w:color w:val="000000"/>
-          <w:sz w:val="24"/>
-          <w:szCs w:val="24"/>
-          <w:rtl/>
-        </w:rPr>
-        <w:t xml:space="preserve"> מכלל התצפיות עולה מסקנה אחת: פיזור האוורית הוא הגורם השולט בשונות המורפולוגית של המנסרה בציר צפון–דרום.</w:t>
-      </w:r>
-      <w:r>
-        <w:rPr>
-          <w:rStyle w:val="FootnoteReference"/>
-          <w:rFonts w:ascii="Arial" w:cs="Arial" w:eastAsia="Arial" w:hAnsi="Arial"/>
-          <w:b w:val="false"/>
-          <w:bCs w:val="false"/>
-          <w:i w:val="false"/>
-          <w:iCs w:val="false"/>
-          <w:color w:val="000000"/>
-          <w:sz w:val="24"/>
-          <w:szCs w:val="24"/>
-          <w:rtl/>
-        </w:rPr>
-        <w:footnoteReference w:id="42"/>
+        <w:t xml:space="preserve">השפעת המלח בולטת בכל קנה מידה. בתחום הצירי (האקסיאלי) של המנסרה לא נמצאו שכבות אוורית משמעותיות, והתוצאה היא תבנית מורפוסטרוקטורלית שונה לחלוטין.</w:t>
+      </w:r>
+      <w:r>
+        <w:rPr>
+          <w:rStyle w:val="FootnoteReference"/>
+          <w:rFonts w:ascii="Arial" w:cs="Arial" w:eastAsia="Arial" w:hAnsi="Arial"/>
+          <w:b w:val="false"/>
+          <w:bCs w:val="false"/>
+          <w:i w:val="false"/>
+          <w:iCs w:val="false"/>
+          <w:color w:val="000000"/>
+          <w:sz w:val="24"/>
+          <w:szCs w:val="24"/>
+          <w:rtl/>
+        </w:rPr>
+        <w:footnoteReference w:id="38"/>
+      </w:r>
+      <w:r>
+        <w:rPr>
+          <w:rFonts w:ascii="Arial" w:cs="Arial" w:eastAsia="Arial" w:hAnsi="Arial"/>
+          <w:b w:val="false"/>
+          <w:bCs w:val="false"/>
+          <w:i w:val="false"/>
+          <w:iCs w:val="false"/>
+          <w:color w:val="000000"/>
+          <w:sz w:val="24"/>
+          <w:szCs w:val="24"/>
+          <w:rtl/>
+        </w:rPr>
+        <w:t xml:space="preserve"> הניגוד בין התחום הזה לבין השוליים עתירי-המלח הוא ההדגמה הישירה ביותר לתפקידו של המלח. פיזור האוורית הוא הגורם השולט בשונות המורפולוגית של המנסרה בציר צפון–דרום.</w:t>
+      </w:r>
+      <w:r>
+        <w:rPr>
+          <w:rStyle w:val="FootnoteReference"/>
+          <w:rFonts w:ascii="Arial" w:cs="Arial" w:eastAsia="Arial" w:hAnsi="Arial"/>
+          <w:b w:val="false"/>
+          <w:bCs w:val="false"/>
+          <w:i w:val="false"/>
+          <w:iCs w:val="false"/>
+          <w:color w:val="000000"/>
+          <w:sz w:val="24"/>
+          <w:szCs w:val="24"/>
+          <w:rtl/>
+        </w:rPr>
+        <w:footnoteReference w:id="39"/>
       </w:r>
     </w:p>
     <w:p>
@@ -2211,36 +2103,36 @@
           <w:szCs w:val="24"/>
           <w:rtl/>
         </w:rPr>
-        <w:footnoteReference w:id="43"/>
-      </w:r>
-      <w:r>
-        <w:rPr>
-          <w:rFonts w:ascii="Arial" w:cs="Arial" w:eastAsia="Arial" w:hAnsi="Arial"/>
-          <w:b w:val="false"/>
-          <w:bCs w:val="false"/>
-          <w:i w:val="false"/>
-          <w:iCs w:val="false"/>
-          <w:color w:val="000000"/>
-          <w:sz w:val="24"/>
-          <w:szCs w:val="24"/>
-          <w:rtl/>
-        </w:rPr>
-        <w:t xml:space="preserve"> פיזורם אינו אקראי: בזרוע המערבית ממוקם רובם המכריע בסמיכות למגע שבין המנסרה ל-Backstop.</w:t>
-      </w:r>
-      <w:r>
-        <w:rPr>
-          <w:rStyle w:val="FootnoteReference"/>
-          <w:rFonts w:ascii="Arial" w:cs="Arial" w:eastAsia="Arial" w:hAnsi="Arial"/>
-          <w:b w:val="false"/>
-          <w:bCs w:val="false"/>
-          <w:i w:val="false"/>
-          <w:iCs w:val="false"/>
-          <w:color w:val="000000"/>
-          <w:sz w:val="24"/>
-          <w:szCs w:val="24"/>
-          <w:rtl/>
-        </w:rPr>
-        <w:footnoteReference w:id="44"/>
+        <w:footnoteReference w:id="40"/>
+      </w:r>
+      <w:r>
+        <w:rPr>
+          <w:rFonts w:ascii="Arial" w:cs="Arial" w:eastAsia="Arial" w:hAnsi="Arial"/>
+          <w:b w:val="false"/>
+          <w:bCs w:val="false"/>
+          <w:i w:val="false"/>
+          <w:iCs w:val="false"/>
+          <w:color w:val="000000"/>
+          <w:sz w:val="24"/>
+          <w:szCs w:val="24"/>
+          <w:rtl/>
+        </w:rPr>
+        <w:t xml:space="preserve"> פיזורם אינו אקראי. בזרוע המערבית ממוקם רובם המכריע בסמיכות למגע שבין המנסרה ל-Backstop.</w:t>
+      </w:r>
+      <w:r>
+        <w:rPr>
+          <w:rStyle w:val="FootnoteReference"/>
+          <w:rFonts w:ascii="Arial" w:cs="Arial" w:eastAsia="Arial" w:hAnsi="Arial"/>
+          <w:b w:val="false"/>
+          <w:bCs w:val="false"/>
+          <w:i w:val="false"/>
+          <w:iCs w:val="false"/>
+          <w:color w:val="000000"/>
+          <w:sz w:val="24"/>
+          <w:szCs w:val="24"/>
+          <w:rtl/>
+        </w:rPr>
+        <w:footnoteReference w:id="41"/>
       </w:r>
     </w:p>
     <w:p>
@@ -2276,6 +2168,136 @@
           <w:szCs w:val="24"/>
           <w:rtl/>
         </w:rPr>
+        <w:footnoteReference w:id="42"/>
+      </w:r>
+      <w:r>
+        <w:rPr>
+          <w:rFonts w:ascii="Arial" w:cs="Arial" w:eastAsia="Arial" w:hAnsi="Arial"/>
+          <w:b w:val="false"/>
+          <w:bCs w:val="false"/>
+          <w:i w:val="false"/>
+          <w:iCs w:val="false"/>
+          <w:color w:val="000000"/>
+          <w:sz w:val="24"/>
+          <w:szCs w:val="24"/>
+          <w:rtl/>
+        </w:rPr>
+        <w:t xml:space="preserve"> הריכוז לאורך מגע המנסרה-Backstop אינו מקרי. זהו האזור שבו הדחיסה מרבית ולחצי הנוזלים בשיא, והשברים שם מספקים לנוזלים נתיב יציאה אל הקרקעית. הרי הבוץ הם חלון ישיר אל משטר הלחצים בעומק הטריז, ופיזורם משמש כלי מורפולוגי לזיהוי אזורי הדפורמציה הפעילה.</w:t>
+      </w:r>
+    </w:p>
+    <w:p>
+      <w:pPr>
+        <w:bidi/>
+        <w:spacing w:after="80" w:before="200" w:line="360" w:lineRule="auto"/>
+        <w:jc w:val="right"/>
+      </w:pPr>
+      <w:r>
+        <w:rPr>
+          <w:rFonts w:ascii="Arial" w:cs="Arial" w:eastAsia="Arial" w:hAnsi="Arial"/>
+          <w:b/>
+          <w:bCs/>
+          <w:i w:val="false"/>
+          <w:iCs w:val="false"/>
+          <w:color w:val="000000"/>
+          <w:sz w:val="24"/>
+          <w:szCs w:val="24"/>
+          <w:u w:val="single"/>
+          <w:rtl/>
+        </w:rPr>
+        <w:t xml:space="preserve">5.4 תנועות סדימנט וגלישות כבידתיות</w:t>
+      </w:r>
+    </w:p>
+    <w:p>
+      <w:pPr>
+        <w:bidi/>
+        <w:spacing w:after="120" w:line="360" w:lineRule="auto"/>
+        <w:jc w:val="both"/>
+      </w:pPr>
+      <w:r>
+        <w:rPr>
+          <w:rFonts w:ascii="Arial" w:cs="Arial" w:eastAsia="Arial" w:hAnsi="Arial"/>
+          <w:b w:val="false"/>
+          <w:bCs w:val="false"/>
+          <w:i w:val="false"/>
+          <w:iCs w:val="false"/>
+          <w:color w:val="000000"/>
+          <w:sz w:val="24"/>
+          <w:szCs w:val="24"/>
+          <w:rtl/>
+        </w:rPr>
+        <w:t xml:space="preserve">המלח אינו משפיע רק על סגנון הקימוט, אלא מניע גם תנועות סדימנט של ממש. מעל ה-Backstop גולשות היחידות המסיניאניות לעבר השקעים ההלניים. נוצרת שם טקטוניקת מלח יוצאת דופן, הכוללת אונות מלח תת-עגולות, קימוט כבידתי הדוק ו"רפסודות" של משקעים פליו-קוורטרניים.</w:t>
+      </w:r>
+      <w:r>
+        <w:rPr>
+          <w:rStyle w:val="FootnoteReference"/>
+          <w:rFonts w:ascii="Arial" w:cs="Arial" w:eastAsia="Arial" w:hAnsi="Arial"/>
+          <w:b w:val="false"/>
+          <w:bCs w:val="false"/>
+          <w:i w:val="false"/>
+          <w:iCs w:val="false"/>
+          <w:color w:val="000000"/>
+          <w:sz w:val="24"/>
+          <w:szCs w:val="24"/>
+          <w:rtl/>
+        </w:rPr>
+        <w:footnoteReference w:id="43"/>
+      </w:r>
+      <w:r>
+        <w:rPr>
+          <w:rFonts w:ascii="Arial" w:cs="Arial" w:eastAsia="Arial" w:hAnsi="Arial"/>
+          <w:b w:val="false"/>
+          <w:bCs w:val="false"/>
+          <w:i w:val="false"/>
+          <w:iCs w:val="false"/>
+          <w:color w:val="000000"/>
+          <w:sz w:val="24"/>
+          <w:szCs w:val="24"/>
+          <w:rtl/>
+        </w:rPr>
+        <w:t xml:space="preserve"> הכיסוי הסדימנטרי של האזור הפנימי גולש בהדרגה צפונה וממלא את סדרת התעלות של שקע פליני.</w:t>
+      </w:r>
+      <w:r>
+        <w:rPr>
+          <w:rStyle w:val="FootnoteReference"/>
+          <w:rFonts w:ascii="Arial" w:cs="Arial" w:eastAsia="Arial" w:hAnsi="Arial"/>
+          <w:b w:val="false"/>
+          <w:bCs w:val="false"/>
+          <w:i w:val="false"/>
+          <w:iCs w:val="false"/>
+          <w:color w:val="000000"/>
+          <w:sz w:val="24"/>
+          <w:szCs w:val="24"/>
+          <w:rtl/>
+        </w:rPr>
+        <w:footnoteReference w:id="44"/>
+      </w:r>
+      <w:r>
+        <w:rPr>
+          <w:rFonts w:ascii="Arial" w:cs="Arial" w:eastAsia="Arial" w:hAnsi="Arial"/>
+          <w:b w:val="false"/>
+          <w:bCs w:val="false"/>
+          <w:i w:val="false"/>
+          <w:iCs w:val="false"/>
+          <w:color w:val="000000"/>
+          <w:sz w:val="24"/>
+          <w:szCs w:val="24"/>
+          <w:rtl/>
+        </w:rPr>
+        <w:t xml:space="preserve"> בכיוון ההפוך, התפשטות דרומה של הכיסוי המלחי הדוקטילי מייצרת בחגורת הקמטים מערכת צפופה של העתקי הזזה.</w:t>
+      </w:r>
+      <w:r>
+        <w:rPr>
+          <w:rStyle w:val="FootnoteReference"/>
+          <w:rFonts w:ascii="Arial" w:cs="Arial" w:eastAsia="Arial" w:hAnsi="Arial"/>
+          <w:b w:val="false"/>
+          <w:bCs w:val="false"/>
+          <w:i w:val="false"/>
+          <w:iCs w:val="false"/>
+          <w:color w:val="000000"/>
+          <w:sz w:val="24"/>
+          <w:szCs w:val="24"/>
+          <w:rtl/>
+        </w:rPr>
         <w:footnoteReference w:id="45"/>
       </w:r>
       <w:r>
@@ -2290,7 +2312,22 @@
           <w:szCs w:val="24"/>
           <w:rtl/>
         </w:rPr>
-        <w:t xml:space="preserve"> הריכוז לאורך מגע המנסרה-Backstop אינו מקרי. זהו האזור שבו הדחיסה מרבית ולחצי הנוזלים בשיא, והשברים שם מספקים לנוזלים נתיב יציאה אל הקרקעית. הרי הבוץ מהווים אפוא חלון ישיר אל משטר הלחצים בעומק הטריז, ופיזורם משמש כלי מורפולוגי לזיהוי אזורי הדפורמציה הפעילה.</w:t>
+        <w:t xml:space="preserve"> הגלישה הכבידתית פועלת בשני הכיוונים, ובאזור ה-Backstop השטוח היא משתרעת על פני כל השטח שנחקר.</w:t>
+      </w:r>
+      <w:r>
+        <w:rPr>
+          <w:rStyle w:val="FootnoteReference"/>
+          <w:rFonts w:ascii="Arial" w:cs="Arial" w:eastAsia="Arial" w:hAnsi="Arial"/>
+          <w:b w:val="false"/>
+          <w:bCs w:val="false"/>
+          <w:i w:val="false"/>
+          <w:iCs w:val="false"/>
+          <w:color w:val="000000"/>
+          <w:sz w:val="24"/>
+          <w:szCs w:val="24"/>
+          <w:rtl/>
+        </w:rPr>
+        <w:footnoteReference w:id="46"/>
       </w:r>
     </w:p>
     <w:p>
@@ -2351,36 +2388,7 @@
           <w:szCs w:val="24"/>
           <w:rtl/>
         </w:rPr>
-        <w:t xml:space="preserve">הממצאים שנסקרו מאפשרים לענות על שאלת העבודה. השונות המורפוסטרוקטורלית של המנסרה נשלטת על ידי שלושה גורמים הפועלים יחד.</w:t>
-      </w:r>
-      <w:r>
-        <w:rPr>
-          <w:rStyle w:val="FootnoteReference"/>
-          <w:rFonts w:ascii="Arial" w:cs="Arial" w:eastAsia="Arial" w:hAnsi="Arial"/>
-          <w:b w:val="false"/>
-          <w:bCs w:val="false"/>
-          <w:i w:val="false"/>
-          <w:iCs w:val="false"/>
-          <w:color w:val="000000"/>
-          <w:sz w:val="24"/>
-          <w:szCs w:val="24"/>
-          <w:rtl/>
-        </w:rPr>
-        <w:footnoteReference w:id="46"/>
-      </w:r>
-      <w:r>
-        <w:rPr>
-          <w:rFonts w:ascii="Arial" w:cs="Arial" w:eastAsia="Arial" w:hAnsi="Arial"/>
-          <w:b w:val="false"/>
-          <w:bCs w:val="false"/>
-          <w:i w:val="false"/>
-          <w:iCs w:val="false"/>
-          <w:color w:val="000000"/>
-          <w:sz w:val="24"/>
-          <w:szCs w:val="24"/>
-          <w:rtl/>
-        </w:rPr>
-        <w:t xml:space="preserve"> הגורם הראשון הוא מצב גיאודינמי של תחילת התנגשות מדרום לכרתים, שם שולי היבשת האפריקאיים והאגאיים כמעט נפגשים. הגורם השני הוא הקינמטיקה האזורית — התכנסות חזיתית מדרום לכרתים לעומת הפחתה אלכסונית בכיווני גזירה הפוכים בזרועות הצדדיות. הגורם השלישי הוא מאפייני הכיסוי הסדימנטרי, ובראשם שכבות המלח המסיביות.</w:t>
+        <w:t xml:space="preserve">הממצאים שנסקרו מאפשרים לענות על שאלת העבודה. השונות המורפוסטרוקטורלית של המנסרה נשלטת בשלושה גורמים הפועלים יחד. הראשון הוא מצב גיאודינמי של תחילת התנגשות מדרום לכרתים. השני הוא קינמטיקה אזורית שמשתנה מהתכנסות חזיתית להפחתה אלכסונית. השלישי הוא מאפייני הכיסוי הסדימנטרי, ובראשם שכבות המלח.</w:t>
       </w:r>
       <w:r>
         <w:rPr>
@@ -2396,6 +2404,20 @@
           <w:rtl/>
         </w:rPr>
         <w:footnoteReference w:id="47"/>
+      </w:r>
+      <w:r>
+        <w:rPr>
+          <w:rFonts w:ascii="Arial" w:cs="Arial" w:eastAsia="Arial" w:hAnsi="Arial"/>
+          <w:b w:val="false"/>
+          <w:bCs w:val="false"/>
+          <w:i w:val="false"/>
+          <w:iCs w:val="false"/>
+          <w:color w:val="000000"/>
+          <w:sz w:val="24"/>
+          <w:szCs w:val="24"/>
+          <w:rtl/>
+        </w:rPr>
+        <w:t xml:space="preserve"> הקינמטיקה ותחילת ההתנגשות מסבירות מדוע הזרוע המרכזית צרה ומעוותת בעוד היונית רחבה ושטוחה, ופיזור המלח מסביר את המעבר ההדרגתי בסגנון הקימוט בין הזרועות. תפקידו של המלח בולט במיוחד, משום שהוא מאפשר לדפורמציה להתפרס על מרחב רחב במקום להתרכז בחזית צרה.</w:t>
       </w:r>
     </w:p>
     <w:p>
@@ -2416,7 +2438,65 @@
           <w:szCs w:val="24"/>
           <w:rtl/>
         </w:rPr>
-        <w:t xml:space="preserve">שלושת הגורמים מסבירים היטב את התצפיות שהוצגו. הקינמטיקה ותחילת ההתנגשות מסבירות מדוע הזרוע המרכזית צרה ומעוותת, בעוד הזרוע היונית רחבה ושטוחה. פיזור המלח מסביר את המעבר ההדרגתי בסגנון הקימוט בין הזרועות, ואת ההבדל בין התחום הצירי חסר-האוורית לשוליים עתירי-המלח. תפקיד המלח בולט במיוחד: הוא פועל כמישור ניתוק בבסיס הטריז, ומאפשר לדפורמציה להתפרס על פני מרחב רחב במקום להתרכז בחזית צרה.</w:t>
+        <w:t xml:space="preserve">שלושת הגורמים הללו נוגעים לפני השטח ולכיסוי הסדימנטרי, ומתחתם עומד גורם עמוק יותר. פילוח הלוח השוקע לפי ציפתו הוא שמייצר את ההבדל בקצבי ההפחתה, שהקינמטיקה האזורית רק מבטאת.</w:t>
+      </w:r>
+      <w:r>
+        <w:rPr>
+          <w:rStyle w:val="FootnoteReference"/>
+          <w:rFonts w:ascii="Arial" w:cs="Arial" w:eastAsia="Arial" w:hAnsi="Arial"/>
+          <w:b w:val="false"/>
+          <w:bCs w:val="false"/>
+          <w:i w:val="false"/>
+          <w:iCs w:val="false"/>
+          <w:color w:val="000000"/>
+          <w:sz w:val="24"/>
+          <w:szCs w:val="24"/>
+          <w:rtl/>
+        </w:rPr>
+        <w:footnoteReference w:id="48"/>
+      </w:r>
+      <w:r>
+        <w:rPr>
+          <w:rFonts w:ascii="Arial" w:cs="Arial" w:eastAsia="Arial" w:hAnsi="Arial"/>
+          <w:b w:val="false"/>
+          <w:bCs w:val="false"/>
+          <w:i w:val="false"/>
+          <w:iCs w:val="false"/>
+          <w:color w:val="000000"/>
+          <w:sz w:val="24"/>
+          <w:szCs w:val="24"/>
+          <w:rtl/>
+        </w:rPr>
+        <w:t xml:space="preserve"> הגבול בין שני המקטעים, אזור העתק קפלוניה, הוא צעיר יחסית. מודלים גיאודינמיים מתארכים את היווצרותו ל-6–8 מיליון שנה, ורוב ההפרדה בין חזיתות ההפחתה התרחשה אחרי 5 מיליון שנה.</w:t>
+      </w:r>
+      <w:r>
+        <w:rPr>
+          <w:rStyle w:val="FootnoteReference"/>
+          <w:rFonts w:ascii="Arial" w:cs="Arial" w:eastAsia="Arial" w:hAnsi="Arial"/>
+          <w:b w:val="false"/>
+          <w:bCs w:val="false"/>
+          <w:i w:val="false"/>
+          <w:iCs w:val="false"/>
+          <w:color w:val="000000"/>
+          <w:sz w:val="24"/>
+          <w:szCs w:val="24"/>
+          <w:rtl/>
+        </w:rPr>
+        <w:footnoteReference w:id="49"/>
+      </w:r>
+      <w:r>
+        <w:rPr>
+          <w:rFonts w:ascii="Arial" w:cs="Arial" w:eastAsia="Arial" w:hAnsi="Arial"/>
+          <w:b w:val="false"/>
+          <w:bCs w:val="false"/>
+          <w:i w:val="false"/>
+          <w:iCs w:val="false"/>
+          <w:color w:val="000000"/>
+          <w:sz w:val="24"/>
+          <w:szCs w:val="24"/>
+          <w:rtl/>
+        </w:rPr>
+        <w:t xml:space="preserve"> זהו פרק זמן החופף להתפתחותה הפוסט-מסינית של המנסרה. הגורם הקינמטי אינו עומד בפני עצמו, אלא הוא עצמו תוצאה של מה שנכנס לתעלת ההפחתה.</w:t>
       </w:r>
     </w:p>
     <w:p>
@@ -2437,65 +2517,76 @@
           <w:szCs w:val="24"/>
           <w:rtl/>
         </w:rPr>
-        <w:t xml:space="preserve">שלושת הגורמים הללו נוגעים לפני השטח ולכיסוי הסדימנטרי, ומתחתם עומד גורם עמוק יותר. פילוח הלוח השוקע לפי ציפתו הוא שמייצר מלכתחילה את ההבדל בקצבי ההפחתה, שהקינמטיקה האזורית רק מבטאת: ליתוספרה יבשתית וציפה מצפון מול ליתוספרה אוקיינית וצפופה מדרום.</w:t>
-      </w:r>
-      <w:r>
-        <w:rPr>
-          <w:rStyle w:val="FootnoteReference"/>
-          <w:rFonts w:ascii="Arial" w:cs="Arial" w:eastAsia="Arial" w:hAnsi="Arial"/>
-          <w:b w:val="false"/>
-          <w:bCs w:val="false"/>
-          <w:i w:val="false"/>
-          <w:iCs w:val="false"/>
-          <w:color w:val="000000"/>
-          <w:sz w:val="24"/>
-          <w:szCs w:val="24"/>
-          <w:rtl/>
-        </w:rPr>
-        <w:footnoteReference w:id="48"/>
-      </w:r>
-      <w:r>
-        <w:rPr>
-          <w:rFonts w:ascii="Arial" w:cs="Arial" w:eastAsia="Arial" w:hAnsi="Arial"/>
-          <w:b w:val="false"/>
-          <w:bCs w:val="false"/>
-          <w:i w:val="false"/>
-          <w:iCs w:val="false"/>
-          <w:color w:val="000000"/>
-          <w:sz w:val="24"/>
-          <w:szCs w:val="24"/>
-          <w:rtl/>
-        </w:rPr>
-        <w:t xml:space="preserve"> הגבול בין שני המקטעים, אזור העתק קפלוניה, הוא צעיר יחסית. מודלים גיאודינמיים מתארכים את היווצרותו ל-6–8 מיליון שנה, ורוב ההפרדה בין חזיתות ההפחתה התרחשה אחרי 5 מיליון שנה</w:t>
-      </w:r>
-      <w:r>
-        <w:rPr>
-          <w:rStyle w:val="FootnoteReference"/>
-          <w:rFonts w:ascii="Arial" w:cs="Arial" w:eastAsia="Arial" w:hAnsi="Arial"/>
-          <w:b w:val="false"/>
-          <w:bCs w:val="false"/>
-          <w:i w:val="false"/>
-          <w:iCs w:val="false"/>
-          <w:color w:val="000000"/>
-          <w:sz w:val="24"/>
-          <w:szCs w:val="24"/>
-          <w:rtl/>
-        </w:rPr>
-        <w:footnoteReference w:id="49"/>
-      </w:r>
-      <w:r>
-        <w:rPr>
-          <w:rFonts w:ascii="Arial" w:cs="Arial" w:eastAsia="Arial" w:hAnsi="Arial"/>
-          <w:b w:val="false"/>
-          <w:bCs w:val="false"/>
-          <w:i w:val="false"/>
-          <w:iCs w:val="false"/>
-          <w:color w:val="000000"/>
-          <w:sz w:val="24"/>
-          <w:szCs w:val="24"/>
-          <w:rtl/>
-        </w:rPr>
-        <w:t xml:space="preserve"> — פרק זמן החופף להתפתחותה הפוסט-מסינית של המנסרה. הגורם הקינמטי אינו עומד אפוא בפני עצמו, אלא הוא עצמו תוצאה של מה שנכנס לתעלת ההפחתה.</w:t>
+        <w:t xml:space="preserve">לגורמים אלו מצטרף ממד הקצב, שהוצג בפרק 5.1. אספקת משקעים שהצטברה מאז המזוזואיקון, קצב התכנסות גבוה ומישור ניתוק מלחי הם צירוף חריג של תנאים.</w:t>
+      </w:r>
+      <w:r>
+        <w:rPr>
+          <w:rStyle w:val="FootnoteReference"/>
+          <w:rFonts w:ascii="Arial" w:cs="Arial" w:eastAsia="Arial" w:hAnsi="Arial"/>
+          <w:b w:val="false"/>
+          <w:bCs w:val="false"/>
+          <w:i w:val="false"/>
+          <w:iCs w:val="false"/>
+          <w:color w:val="000000"/>
+          <w:sz w:val="24"/>
+          <w:szCs w:val="24"/>
+          <w:rtl/>
+        </w:rPr>
+        <w:footnoteReference w:id="50"/>
+      </w:r>
+      <w:r>
+        <w:rPr>
+          <w:rFonts w:ascii="Arial" w:cs="Arial" w:eastAsia="Arial" w:hAnsi="Arial"/>
+          <w:b w:val="false"/>
+          <w:bCs w:val="false"/>
+          <w:i w:val="false"/>
+          <w:iCs w:val="false"/>
+          <w:color w:val="000000"/>
+          <w:sz w:val="24"/>
+          <w:szCs w:val="24"/>
+          <w:rtl/>
+        </w:rPr>
+        <w:t xml:space="preserve"> הוא ההסבר לכך שהמנסרה ההלנית נראית אחרת ממנסרות הצטברות אחרות.</w:t>
+      </w:r>
+    </w:p>
+    <w:p>
+      <w:pPr>
+        <w:spacing w:line="360" w:lineRule="auto"/>
+      </w:pPr>
+      <w:r>
+        <w:rPr>
+          <w:rFonts w:ascii="Arial" w:cs="Arial" w:eastAsia="Arial" w:hAnsi="Arial"/>
+          <w:b w:val="false"/>
+          <w:bCs w:val="false"/>
+          <w:i w:val="false"/>
+          <w:iCs w:val="false"/>
+          <w:color w:val="000000"/>
+          <w:sz w:val="24"/>
+          <w:szCs w:val="24"/>
+          <w:rtl/>
+        </w:rPr>
+        <w:t xml:space="preserve"/>
+      </w:r>
+    </w:p>
+    <w:p>
+      <w:pPr>
+        <w:bidi/>
+        <w:spacing w:after="100" w:before="280" w:line="360" w:lineRule="auto"/>
+        <w:jc w:val="right"/>
+      </w:pPr>
+      <w:r>
+        <w:rPr>
+          <w:rFonts w:ascii="Arial" w:cs="Arial" w:eastAsia="Arial" w:hAnsi="Arial"/>
+          <w:b/>
+          <w:bCs/>
+          <w:i w:val="false"/>
+          <w:iCs w:val="false"/>
+          <w:color w:val="000000"/>
+          <w:sz w:val="26"/>
+          <w:szCs w:val="26"/>
+          <w:rtl/>
+        </w:rPr>
+        <w:t xml:space="preserve">7. סיכום</w:t>
       </w:r>
     </w:p>
     <w:p>
@@ -2516,36 +2607,7 @@
           <w:szCs w:val="24"/>
           <w:rtl/>
         </w:rPr>
-        <w:t xml:space="preserve">לגורמים אלו מצטרף ממד הקצב. המנסרה מתרחבת כלפי חוץ בקצב של עד 10 ק"מ למיליון שנה — המהיר ביותר שתועד בהיסטוריה הגיאולוגית העדכנית.</w:t>
-      </w:r>
-      <w:r>
-        <w:rPr>
-          <w:rStyle w:val="FootnoteReference"/>
-          <w:rFonts w:ascii="Arial" w:cs="Arial" w:eastAsia="Arial" w:hAnsi="Arial"/>
-          <w:b w:val="false"/>
-          <w:bCs w:val="false"/>
-          <w:i w:val="false"/>
-          <w:iCs w:val="false"/>
-          <w:color w:val="000000"/>
-          <w:sz w:val="24"/>
-          <w:szCs w:val="24"/>
-          <w:rtl/>
-        </w:rPr>
-        <w:footnoteReference w:id="50"/>
-      </w:r>
-      <w:r>
-        <w:rPr>
-          <w:rFonts w:ascii="Arial" w:cs="Arial" w:eastAsia="Arial" w:hAnsi="Arial"/>
-          <w:b w:val="false"/>
-          <w:bCs w:val="false"/>
-          <w:i w:val="false"/>
-          <w:iCs w:val="false"/>
-          <w:color w:val="000000"/>
-          <w:sz w:val="24"/>
-          <w:szCs w:val="24"/>
-          <w:rtl/>
-        </w:rPr>
-        <w:t xml:space="preserve"> שטף ההפחתה בקצה המזרחי נמצא בגבול העליון של הערכים המוכרים בעולם.</w:t>
+        <w:t xml:space="preserve">עבודה זו תיארה את מערכת ההפחתה של הקשת ההלנית ואת מנסרת ההצטברות שנבנתה בה. הממצא הראשון נוגע למבנה הבתימטרי. השקעים מטפן, פליני וסטראבו אינם שקעי הפחתה במובן הרגיל, אלא שקערוריות בתוך קדם-הקשת שנותרו מאחור כאשר חזית הדפורמציה נדדה דרומה.</w:t>
       </w:r>
       <w:r>
         <w:rPr>
@@ -2574,7 +2636,7 @@
           <w:szCs w:val="24"/>
           <w:rtl/>
         </w:rPr>
-        <w:t xml:space="preserve"> השילוב של אספקת משקעים שהצטברה מאז המזוזואיקון, קצב התכנסות גבוה ומישור ניתוק מלחי הוא צירוף חריג, והוא ההסבר לכך שהמורפולוגיה של המנסרה ההלנית שונה מזו של מנסרות הצטברות אחרות.</w:t>
+        <w:t xml:space="preserve"> ההבחנה בין שני האלמנטים היא תנאי לקריאה נכונה של מפת העומקים באזור.</w:t>
       </w:r>
     </w:p>
     <w:p>
@@ -2595,47 +2657,65 @@
           <w:szCs w:val="24"/>
           <w:rtl/>
         </w:rPr>
-        <w:t xml:space="preserve">להבנה זו יש גם ערך מעשי מעבר למחקר הבסיסי. מערכת ההפחתה הפעילה, על שקעיה, הרי הבוץ שלה ומשטר הדפורמציה המשתנה לאורכה, מעצבת את הסיכונים הגיאולוגיים באגן כולו. סיכונים אלו כוללים רעידות אדמה, אי-יציבות מדרונות תת-ימיים וגלי צונאמי, והם נוגעים לכל מדינות החוף. מיפוי מורפולוגי מפורט של המערכת הוא לפיכך תשתית הכרחית להערכת סיכונים ולתכנון תשתיות ימיות.</w:t>
-      </w:r>
-    </w:p>
-    <w:p>
-      <w:pPr>
-        <w:spacing w:line="360" w:lineRule="auto"/>
-      </w:pPr>
-      <w:r>
-        <w:rPr>
-          <w:rFonts w:ascii="Arial" w:cs="Arial" w:eastAsia="Arial" w:hAnsi="Arial"/>
-          <w:b w:val="false"/>
-          <w:bCs w:val="false"/>
-          <w:i w:val="false"/>
-          <w:iCs w:val="false"/>
-          <w:color w:val="000000"/>
-          <w:sz w:val="24"/>
-          <w:szCs w:val="24"/>
-          <w:rtl/>
-        </w:rPr>
-        <w:t xml:space="preserve"/>
-      </w:r>
-    </w:p>
-    <w:p>
-      <w:pPr>
-        <w:bidi/>
-        <w:spacing w:after="100" w:before="280" w:line="360" w:lineRule="auto"/>
-        <w:jc w:val="right"/>
-      </w:pPr>
-      <w:r>
-        <w:rPr>
-          <w:rFonts w:ascii="Arial" w:cs="Arial" w:eastAsia="Arial" w:hAnsi="Arial"/>
-          <w:b/>
-          <w:bCs/>
-          <w:i w:val="false"/>
-          <w:iCs w:val="false"/>
-          <w:color w:val="000000"/>
-          <w:sz w:val="26"/>
-          <w:szCs w:val="26"/>
-          <w:rtl/>
-        </w:rPr>
-        <w:t xml:space="preserve">7. סיכום</w:t>
+        <w:t xml:space="preserve">הממצא השני נוגע לשונות לאורך הקשת. היא נשלטת בשילוב של מצב גיאודינמי של תחילת התנגשות, קינמטיקה משתנה ופיזור לא אחיד של שכבות המלח.</w:t>
+      </w:r>
+      <w:r>
+        <w:rPr>
+          <w:rStyle w:val="FootnoteReference"/>
+          <w:rFonts w:ascii="Arial" w:cs="Arial" w:eastAsia="Arial" w:hAnsi="Arial"/>
+          <w:b w:val="false"/>
+          <w:bCs w:val="false"/>
+          <w:i w:val="false"/>
+          <w:iCs w:val="false"/>
+          <w:color w:val="000000"/>
+          <w:sz w:val="24"/>
+          <w:szCs w:val="24"/>
+          <w:rtl/>
+        </w:rPr>
+        <w:footnoteReference w:id="52"/>
+      </w:r>
+      <w:r>
+        <w:rPr>
+          <w:rFonts w:ascii="Arial" w:cs="Arial" w:eastAsia="Arial" w:hAnsi="Arial"/>
+          <w:b w:val="false"/>
+          <w:bCs w:val="false"/>
+          <w:i w:val="false"/>
+          <w:iCs w:val="false"/>
+          <w:color w:val="000000"/>
+          <w:sz w:val="24"/>
+          <w:szCs w:val="24"/>
+          <w:rtl/>
+        </w:rPr>
+        <w:t xml:space="preserve"> הקינמטיקה עצמה אינה נתון ראשוני. היא נובעת מהרכב הליתוספרה השוקעת. ליתוספרה יבשתית וציפה בצפון, וליתוספרה אוקיינית וצפופה בדרום, שוקעות בקצבים שונים מאוד.</w:t>
+      </w:r>
+      <w:r>
+        <w:rPr>
+          <w:rStyle w:val="FootnoteReference"/>
+          <w:rFonts w:ascii="Arial" w:cs="Arial" w:eastAsia="Arial" w:hAnsi="Arial"/>
+          <w:b w:val="false"/>
+          <w:bCs w:val="false"/>
+          <w:i w:val="false"/>
+          <w:iCs w:val="false"/>
+          <w:color w:val="000000"/>
+          <w:sz w:val="24"/>
+          <w:szCs w:val="24"/>
+          <w:rtl/>
+        </w:rPr>
+        <w:footnoteReference w:id="53"/>
+      </w:r>
+      <w:r>
+        <w:rPr>
+          <w:rFonts w:ascii="Arial" w:cs="Arial" w:eastAsia="Arial" w:hAnsi="Arial"/>
+          <w:b w:val="false"/>
+          <w:bCs w:val="false"/>
+          <w:i w:val="false"/>
+          <w:iCs w:val="false"/>
+          <w:color w:val="000000"/>
+          <w:sz w:val="24"/>
+          <w:szCs w:val="24"/>
+          <w:rtl/>
+        </w:rPr>
+        <w:t xml:space="preserve"> כך נוצרת שרשרת סיבתית שראשיתה בעומק וסופה בצורת פני הקרקעית.</w:t>
       </w:r>
     </w:p>
     <w:p>
@@ -2656,72 +2736,7 @@
           <w:szCs w:val="24"/>
           <w:rtl/>
         </w:rPr>
-        <w:t xml:space="preserve">עבודה זו תיארה את מערכת השקע האוקייני ומנסרת ההצטברות של הקשת ההלנית. הוצג כי ההפחתה המהירה של הלוח האפריקאי, בקצב העולה על 3 ס"מ לשנה, יצרה טריז משקעים שאורכו מעל 1,500 ק"מ, רוחבו 200–250 ק"מ ועוביו עד 12 ק"מ.</w:t>
-      </w:r>
-      <w:r>
-        <w:rPr>
-          <w:rStyle w:val="FootnoteReference"/>
-          <w:rFonts w:ascii="Arial" w:cs="Arial" w:eastAsia="Arial" w:hAnsi="Arial"/>
-          <w:b w:val="false"/>
-          <w:bCs w:val="false"/>
-          <w:i w:val="false"/>
-          <w:iCs w:val="false"/>
-          <w:color w:val="000000"/>
-          <w:sz w:val="24"/>
-          <w:szCs w:val="24"/>
-          <w:rtl/>
-        </w:rPr>
-        <w:footnoteReference w:id="52"/>
-      </w:r>
-      <w:r>
-        <w:rPr>
-          <w:rFonts w:ascii="Arial" w:cs="Arial" w:eastAsia="Arial" w:hAnsi="Arial"/>
-          <w:b w:val="false"/>
-          <w:bCs w:val="false"/>
-          <w:i w:val="false"/>
-          <w:iCs w:val="false"/>
-          <w:color w:val="000000"/>
-          <w:sz w:val="24"/>
-          <w:szCs w:val="24"/>
-          <w:rtl/>
-        </w:rPr>
-        <w:t xml:space="preserve"> בצידה הפנימי של המנסרה מתקיימת מערכת שקעים ייחודית, הכוללת את שקעי מטפן, פליני וסטראבו. שקעים אלו אינם שקעי הפחתה קלאסיים אלא שקערוריות של קדם-הקשת, שכן חזית הדפורמציה נדדה דרומה.</w:t>
-      </w:r>
-      <w:r>
-        <w:rPr>
-          <w:rStyle w:val="FootnoteReference"/>
-          <w:rFonts w:ascii="Arial" w:cs="Arial" w:eastAsia="Arial" w:hAnsi="Arial"/>
-          <w:b w:val="false"/>
-          <w:bCs w:val="false"/>
-          <w:i w:val="false"/>
-          <w:iCs w:val="false"/>
-          <w:color w:val="000000"/>
-          <w:sz w:val="24"/>
-          <w:szCs w:val="24"/>
-          <w:rtl/>
-        </w:rPr>
-        <w:footnoteReference w:id="53"/>
-      </w:r>
-    </w:p>
-    <w:p>
-      <w:pPr>
-        <w:bidi/>
-        <w:spacing w:after="120" w:line="360" w:lineRule="auto"/>
-        <w:jc w:val="both"/>
-      </w:pPr>
-      <w:r>
-        <w:rPr>
-          <w:rFonts w:ascii="Arial" w:cs="Arial" w:eastAsia="Arial" w:hAnsi="Arial"/>
-          <w:b w:val="false"/>
-          <w:bCs w:val="false"/>
-          <w:i w:val="false"/>
-          <w:iCs w:val="false"/>
-          <w:color w:val="000000"/>
-          <w:sz w:val="24"/>
-          <w:szCs w:val="24"/>
-          <w:rtl/>
-        </w:rPr>
-        <w:t xml:space="preserve">ניתוח המורפולוגיה והתהליכים העלה כי השונות של המנסרה נשלטת על ידי שלושה גורמים משולבים. אלו הם תחילת ההתנגשות מדרום לכרתים, הקינמטיקה של התכנסות חזיתית מול הפחתה אלכסונית, ופיזור שכבות האוורית המסינית המשמשות מישור ניתוק.</w:t>
+        <w:t xml:space="preserve">הממצא השלישי נוגע למלח. שכבות האוורית המסיניות אינן רק שכבה בחתך, אלא הגורם המכני שמאפשר לטריז כולו להתפרס על מרחב רחב במקום להתרכז בחזית צרה. הן גם מזינות את הרי הבוץ ומניעות את הגלישות הכבידתיות שמעל ה-Backstop.</w:t>
       </w:r>
       <w:r>
         <w:rPr>
@@ -2750,57 +2765,7 @@
           <w:szCs w:val="24"/>
           <w:rtl/>
         </w:rPr>
-        <w:t xml:space="preserve"> מאזן המסה מלמד ששיעור ההצטברות במרכז המנסרה עומד על 20%–25% בלבד מסך אספקת המשקעים.</w:t>
-      </w:r>
-      <w:r>
-        <w:rPr>
-          <w:rStyle w:val="FootnoteReference"/>
-          <w:rFonts w:ascii="Arial" w:cs="Arial" w:eastAsia="Arial" w:hAnsi="Arial"/>
-          <w:b w:val="false"/>
-          <w:bCs w:val="false"/>
-          <w:i w:val="false"/>
-          <w:iCs w:val="false"/>
-          <w:color w:val="000000"/>
-          <w:sz w:val="24"/>
-          <w:szCs w:val="24"/>
-          <w:rtl/>
-        </w:rPr>
-        <w:footnoteReference w:id="55"/>
-      </w:r>
-      <w:r>
-        <w:rPr>
-          <w:rFonts w:ascii="Arial" w:cs="Arial" w:eastAsia="Arial" w:hAnsi="Arial"/>
-          <w:b w:val="false"/>
-          <w:bCs w:val="false"/>
-          <w:i w:val="false"/>
-          <w:iCs w:val="false"/>
-          <w:color w:val="000000"/>
-          <w:sz w:val="24"/>
-          <w:szCs w:val="24"/>
-          <w:rtl/>
-        </w:rPr>
-        <w:t xml:space="preserve"> למרות שיעור נמוך זה, המנסרה היא הצומחת במהירות הגבוהה ביותר בעולם — עדות לעוצמת אספקת המשקעים במערכת.</w:t>
-      </w:r>
-    </w:p>
-    <w:p>
-      <w:pPr>
-        <w:bidi/>
-        <w:spacing w:after="120" w:line="360" w:lineRule="auto"/>
-        <w:jc w:val="both"/>
-      </w:pPr>
-      <w:r>
-        <w:rPr>
-          <w:rFonts w:ascii="Arial" w:cs="Arial" w:eastAsia="Arial" w:hAnsi="Arial"/>
-          <w:b w:val="false"/>
-          <w:bCs w:val="false"/>
-          <w:i w:val="false"/>
-          <w:iCs w:val="false"/>
-          <w:color w:val="000000"/>
-          <w:sz w:val="24"/>
-          <w:szCs w:val="24"/>
-          <w:rtl/>
-        </w:rPr>
-        <w:t xml:space="preserve">מנסרת ים התיכון מדגימה עיקרון רחב יותר בחקר מורפולוגיית קרקעית הים. צורת פני הקרקעית משקפת ישירות את התהליכים הפועלים מתחתיה: חגורות הקמטים מתרחבות עם התעבות שכבות המלח, הרי הבוץ מסמנים את קו המגע עם ה-Backstop, וצורת הטריז כולה מוכתבת על ידי שכבה הקבורה קילומטרים בעומק. במובן זה, המערכת ההלנית היא מעבדה טבעית לחקר יחסי הגומלין בין טקטוניקה, סדימנטולוגיה ומורפולוגיה ימית.</w:t>
+        <w:t xml:space="preserve"> שכבה שהושקעה בסוף המיוקן ממשיכה לקבוע כיצד נראית קרקעית הים באגן כולו.</w:t>
       </w:r>
     </w:p>
     <w:p>
@@ -2824,6 +2789,7 @@
     </w:p>
     <w:p>
       <w:pPr>
+        <w:keepNext/>
         <w:bidi/>
         <w:spacing w:after="100" w:before="280" w:line="360" w:lineRule="auto"/>
         <w:jc w:val="right"/>
@@ -2876,7 +2842,7 @@
           <w:szCs w:val="22"/>
           <w:rtl w:val="0"/>
         </w:rPr>
-        <w:footnoteReference w:id="56"/>
+        <w:footnoteReference w:id="55"/>
       </w:r>
     </w:p>
     <w:p>
@@ -2933,7 +2899,7 @@
           <w:szCs w:val="22"/>
           <w:rtl w:val="0"/>
         </w:rPr>
-        <w:footnoteReference w:id="57"/>
+        <w:footnoteReference w:id="56"/>
       </w:r>
     </w:p>
     <w:p>
@@ -2969,7 +2935,7 @@
           <w:szCs w:val="22"/>
           <w:rtl w:val="0"/>
         </w:rPr>
-        <w:footnoteReference w:id="58"/>
+        <w:footnoteReference w:id="57"/>
       </w:r>
     </w:p>
     <w:sectPr>
@@ -3328,34 +3294,839 @@
           <w:szCs w:val="20"/>
           <w:rtl/>
         </w:rPr>
+        <w:t xml:space="preserve"> Royden, L. H., &amp; Papanikolaou, D. J. (2011). Slab segmentation and late Cenozoic disruption of the Hellenic arc. Geochemistry, Geophysics, Geosystems, 12(3), Q03010. פס' 7 (סעיף 2.1, Active Subduction).</w:t>
+      </w:r>
+    </w:p>
+  </w:footnote>
+  <w:footnote w:id="12">
+    <w:p>
+      <w:pPr>
+        <w:pStyle w:val="FootnoteText"/>
+        <w:bidi/>
+      </w:pPr>
+      <w:r>
+        <w:rPr>
+          <w:rStyle w:val="FootnoteReference"/>
+        </w:rPr>
+        <w:footnoteRef/>
+      </w:r>
+      <w:r>
+        <w:rPr>
+          <w:rFonts w:ascii="Arial" w:hAnsi="Arial" w:cs="Arial" w:eastAsia="Arial"/>
+          <w:sz w:val="20"/>
+          <w:szCs w:val="20"/>
+          <w:rtl/>
+        </w:rPr>
+        <w:t xml:space="preserve"> Royden &amp; Papanikolaou (2011), תקציר (פס' 1).</w:t>
+      </w:r>
+    </w:p>
+  </w:footnote>
+  <w:footnote w:id="13">
+    <w:p>
+      <w:pPr>
+        <w:pStyle w:val="FootnoteText"/>
+        <w:bidi/>
+      </w:pPr>
+      <w:r>
+        <w:rPr>
+          <w:rStyle w:val="FootnoteReference"/>
+        </w:rPr>
+        <w:footnoteRef/>
+      </w:r>
+      <w:r>
+        <w:rPr>
+          <w:rFonts w:ascii="Arial" w:hAnsi="Arial" w:cs="Arial" w:eastAsia="Arial"/>
+          <w:sz w:val="20"/>
+          <w:szCs w:val="20"/>
+          <w:rtl/>
+        </w:rPr>
+        <w:t xml:space="preserve"> Royden &amp; Papanikolaou (2011), תקציר (פס' 1).</w:t>
+      </w:r>
+    </w:p>
+  </w:footnote>
+  <w:footnote w:id="14">
+    <w:p>
+      <w:pPr>
+        <w:pStyle w:val="FootnoteText"/>
+        <w:bidi/>
+      </w:pPr>
+      <w:r>
+        <w:rPr>
+          <w:rStyle w:val="FootnoteReference"/>
+        </w:rPr>
+        <w:footnoteRef/>
+      </w:r>
+      <w:r>
+        <w:rPr>
+          <w:rFonts w:ascii="Arial" w:hAnsi="Arial" w:cs="Arial" w:eastAsia="Arial"/>
+          <w:sz w:val="20"/>
+          <w:szCs w:val="20"/>
+          <w:rtl/>
+        </w:rPr>
+        <w:t xml:space="preserve"> Huguen et al. (2006), עמ' 62 (מבוא).</w:t>
+      </w:r>
+    </w:p>
+  </w:footnote>
+  <w:footnote w:id="15">
+    <w:p>
+      <w:pPr>
+        <w:pStyle w:val="FootnoteText"/>
+        <w:bidi/>
+      </w:pPr>
+      <w:r>
+        <w:rPr>
+          <w:rStyle w:val="FootnoteReference"/>
+        </w:rPr>
+        <w:footnoteRef/>
+      </w:r>
+      <w:r>
+        <w:rPr>
+          <w:rFonts w:ascii="Arial" w:hAnsi="Arial" w:cs="Arial" w:eastAsia="Arial"/>
+          <w:sz w:val="20"/>
+          <w:szCs w:val="20"/>
+          <w:rtl/>
+        </w:rPr>
+        <w:t xml:space="preserve"> Huguen et al. (2006), עמ' 62 (מבוא).</w:t>
+      </w:r>
+    </w:p>
+  </w:footnote>
+  <w:footnote w:id="16">
+    <w:p>
+      <w:pPr>
+        <w:pStyle w:val="FootnoteText"/>
+        <w:bidi/>
+      </w:pPr>
+      <w:r>
+        <w:rPr>
+          <w:rStyle w:val="FootnoteReference"/>
+        </w:rPr>
+        <w:footnoteRef/>
+      </w:r>
+      <w:r>
+        <w:rPr>
+          <w:rFonts w:ascii="Arial" w:hAnsi="Arial" w:cs="Arial" w:eastAsia="Arial"/>
+          <w:sz w:val="20"/>
+          <w:szCs w:val="20"/>
+          <w:rtl/>
+        </w:rPr>
+        <w:t xml:space="preserve"> Kopf et al. (2003), פס' 5 (סעיף 2.1, Accretionary Complex).</w:t>
+      </w:r>
+    </w:p>
+  </w:footnote>
+  <w:footnote w:id="17">
+    <w:p>
+      <w:pPr>
+        <w:pStyle w:val="FootnoteText"/>
+        <w:bidi/>
+      </w:pPr>
+      <w:r>
+        <w:rPr>
+          <w:rStyle w:val="FootnoteReference"/>
+        </w:rPr>
+        <w:footnoteRef/>
+      </w:r>
+      <w:r>
+        <w:rPr>
+          <w:rFonts w:ascii="Arial" w:hAnsi="Arial" w:cs="Arial" w:eastAsia="Arial"/>
+          <w:sz w:val="20"/>
+          <w:szCs w:val="20"/>
+          <w:rtl/>
+        </w:rPr>
+        <w:t xml:space="preserve"> Kopf et al. (2003), פס' 5 (סעיף 2.1, Accretionary Complex).</w:t>
+      </w:r>
+    </w:p>
+  </w:footnote>
+  <w:footnote w:id="18">
+    <w:p>
+      <w:pPr>
+        <w:pStyle w:val="FootnoteText"/>
+        <w:bidi/>
+      </w:pPr>
+      <w:r>
+        <w:rPr>
+          <w:rStyle w:val="FootnoteReference"/>
+        </w:rPr>
+        <w:footnoteRef/>
+      </w:r>
+      <w:r>
+        <w:rPr>
+          <w:rFonts w:ascii="Arial" w:hAnsi="Arial" w:cs="Arial" w:eastAsia="Arial"/>
+          <w:sz w:val="20"/>
+          <w:szCs w:val="20"/>
+          <w:rtl/>
+        </w:rPr>
+        <w:t xml:space="preserve"> Huguen et al. (2006), עמ' 72–73 (הסעיפים The Eastern Mediterranean Ridge ו-Conclusion).</w:t>
+      </w:r>
+    </w:p>
+  </w:footnote>
+  <w:footnote w:id="19">
+    <w:p>
+      <w:pPr>
+        <w:pStyle w:val="FootnoteText"/>
+        <w:bidi/>
+      </w:pPr>
+      <w:r>
+        <w:rPr>
+          <w:rStyle w:val="FootnoteReference"/>
+        </w:rPr>
+        <w:footnoteRef/>
+      </w:r>
+      <w:r>
+        <w:rPr>
+          <w:rFonts w:ascii="Arial" w:hAnsi="Arial" w:cs="Arial" w:eastAsia="Arial"/>
+          <w:sz w:val="20"/>
+          <w:szCs w:val="20"/>
+          <w:rtl/>
+        </w:rPr>
+        <w:t xml:space="preserve"> Huguen et al. (2006), עמ' 61 ו-65 (תקציר ומבוא).</w:t>
+      </w:r>
+    </w:p>
+  </w:footnote>
+  <w:footnote w:id="20">
+    <w:p>
+      <w:pPr>
+        <w:pStyle w:val="FootnoteText"/>
+        <w:bidi/>
+      </w:pPr>
+      <w:r>
+        <w:rPr>
+          <w:rStyle w:val="FootnoteReference"/>
+        </w:rPr>
+        <w:footnoteRef/>
+      </w:r>
+      <w:r>
+        <w:rPr>
+          <w:rFonts w:ascii="Arial" w:hAnsi="Arial" w:cs="Arial" w:eastAsia="Arial"/>
+          <w:sz w:val="20"/>
+          <w:szCs w:val="20"/>
+          <w:rtl/>
+        </w:rPr>
+        <w:t xml:space="preserve"> Huguen et al. (2006), עמ' 66 (סעיף General morphologic and backscatter characteristics).</w:t>
+      </w:r>
+    </w:p>
+  </w:footnote>
+  <w:footnote w:id="21">
+    <w:p>
+      <w:pPr>
+        <w:pStyle w:val="FootnoteText"/>
+        <w:bidi/>
+      </w:pPr>
+      <w:r>
+        <w:rPr>
+          <w:rStyle w:val="FootnoteReference"/>
+        </w:rPr>
+        <w:footnoteRef/>
+      </w:r>
+      <w:r>
+        <w:rPr>
+          <w:rFonts w:ascii="Arial" w:hAnsi="Arial" w:cs="Arial" w:eastAsia="Arial"/>
+          <w:sz w:val="20"/>
+          <w:szCs w:val="20"/>
+          <w:rtl/>
+        </w:rPr>
+        <w:t xml:space="preserve"> Huguen et al. (2006), עמ' 66 (סעיף General morphologic and backscatter characteristics).</w:t>
+      </w:r>
+    </w:p>
+  </w:footnote>
+  <w:footnote w:id="22">
+    <w:p>
+      <w:pPr>
+        <w:pStyle w:val="FootnoteText"/>
+        <w:bidi/>
+      </w:pPr>
+      <w:r>
+        <w:rPr>
+          <w:rStyle w:val="FootnoteReference"/>
+        </w:rPr>
+        <w:footnoteRef/>
+      </w:r>
+      <w:r>
+        <w:rPr>
+          <w:rFonts w:ascii="Arial" w:hAnsi="Arial" w:cs="Arial" w:eastAsia="Arial"/>
+          <w:sz w:val="20"/>
+          <w:szCs w:val="20"/>
+          <w:rtl/>
+        </w:rPr>
+        <w:t xml:space="preserve"> Mikenorton, Hellenic subduction zone, Wikimedia Commons, רישיון CC BY-SA 3.0.</w:t>
+      </w:r>
+    </w:p>
+  </w:footnote>
+  <w:footnote w:id="23">
+    <w:p>
+      <w:pPr>
+        <w:pStyle w:val="FootnoteText"/>
+        <w:bidi/>
+      </w:pPr>
+      <w:r>
+        <w:rPr>
+          <w:rStyle w:val="FootnoteReference"/>
+        </w:rPr>
+        <w:footnoteRef/>
+      </w:r>
+      <w:r>
+        <w:rPr>
+          <w:rFonts w:ascii="Arial" w:hAnsi="Arial" w:cs="Arial" w:eastAsia="Arial"/>
+          <w:sz w:val="20"/>
+          <w:szCs w:val="20"/>
+          <w:rtl/>
+        </w:rPr>
+        <w:t xml:space="preserve"> Huguen et al. (2006), עמ' 66 (סעיף General morphologic and backscatter characteristics).</w:t>
+      </w:r>
+    </w:p>
+  </w:footnote>
+  <w:footnote w:id="24">
+    <w:p>
+      <w:pPr>
+        <w:pStyle w:val="FootnoteText"/>
+        <w:bidi/>
+      </w:pPr>
+      <w:r>
+        <w:rPr>
+          <w:rStyle w:val="FootnoteReference"/>
+        </w:rPr>
+        <w:footnoteRef/>
+      </w:r>
+      <w:r>
+        <w:rPr>
+          <w:rFonts w:ascii="Arial" w:hAnsi="Arial" w:cs="Arial" w:eastAsia="Arial"/>
+          <w:sz w:val="20"/>
+          <w:szCs w:val="20"/>
+          <w:rtl/>
+        </w:rPr>
+        <w:t xml:space="preserve"> Huguen et al. (2006), עמ' 66 (סעיף General morphologic and backscatter characteristics).</w:t>
+      </w:r>
+    </w:p>
+  </w:footnote>
+  <w:footnote w:id="25">
+    <w:p>
+      <w:pPr>
+        <w:pStyle w:val="FootnoteText"/>
+        <w:bidi/>
+      </w:pPr>
+      <w:r>
+        <w:rPr>
+          <w:rStyle w:val="FootnoteReference"/>
+        </w:rPr>
+        <w:footnoteRef/>
+      </w:r>
+      <w:r>
+        <w:rPr>
+          <w:rFonts w:ascii="Arial" w:hAnsi="Arial" w:cs="Arial" w:eastAsia="Arial"/>
+          <w:sz w:val="20"/>
+          <w:szCs w:val="20"/>
+          <w:rtl/>
+        </w:rPr>
+        <w:t xml:space="preserve"> Huguen et al. (2006), עמ' 73 (סעיף Conclusion).</w:t>
+      </w:r>
+    </w:p>
+  </w:footnote>
+  <w:footnote w:id="26">
+    <w:p>
+      <w:pPr>
+        <w:pStyle w:val="FootnoteText"/>
+        <w:bidi/>
+      </w:pPr>
+      <w:r>
+        <w:rPr>
+          <w:rStyle w:val="FootnoteReference"/>
+        </w:rPr>
+        <w:footnoteRef/>
+      </w:r>
+      <w:r>
+        <w:rPr>
+          <w:rFonts w:ascii="Arial" w:hAnsi="Arial" w:cs="Arial" w:eastAsia="Arial"/>
+          <w:sz w:val="20"/>
+          <w:szCs w:val="20"/>
+          <w:rtl/>
+        </w:rPr>
+        <w:t xml:space="preserve"> Huguen et al. (2006), עמ' 67 (סעיף The Western Mediterranean Ridge).</w:t>
+      </w:r>
+    </w:p>
+  </w:footnote>
+  <w:footnote w:id="27">
+    <w:p>
+      <w:pPr>
+        <w:pStyle w:val="FootnoteText"/>
+        <w:bidi/>
+      </w:pPr>
+      <w:r>
+        <w:rPr>
+          <w:rStyle w:val="FootnoteReference"/>
+        </w:rPr>
+        <w:footnoteRef/>
+      </w:r>
+      <w:r>
+        <w:rPr>
+          <w:rFonts w:ascii="Arial" w:hAnsi="Arial" w:cs="Arial" w:eastAsia="Arial"/>
+          <w:sz w:val="20"/>
+          <w:szCs w:val="20"/>
+          <w:rtl/>
+        </w:rPr>
+        <w:t xml:space="preserve"> Huguen et al. (2006), עמ' 66 ו-69 (הסעיפים General morphologic ו-The Western Mediterranean Ridge).</w:t>
+      </w:r>
+    </w:p>
+  </w:footnote>
+  <w:footnote w:id="28">
+    <w:p>
+      <w:pPr>
+        <w:pStyle w:val="FootnoteText"/>
+        <w:bidi/>
+      </w:pPr>
+      <w:r>
+        <w:rPr>
+          <w:rStyle w:val="FootnoteReference"/>
+        </w:rPr>
+        <w:footnoteRef/>
+      </w:r>
+      <w:r>
+        <w:rPr>
+          <w:rFonts w:ascii="Arial" w:hAnsi="Arial" w:cs="Arial" w:eastAsia="Arial"/>
+          <w:sz w:val="20"/>
+          <w:szCs w:val="20"/>
+          <w:rtl/>
+        </w:rPr>
+        <w:t xml:space="preserve"> Huguen et al. (2006), עמ' 69 (סעיף The Western Mediterranean Ridge).</w:t>
+      </w:r>
+    </w:p>
+  </w:footnote>
+  <w:footnote w:id="29">
+    <w:p>
+      <w:pPr>
+        <w:pStyle w:val="FootnoteText"/>
+        <w:bidi/>
+      </w:pPr>
+      <w:r>
+        <w:rPr>
+          <w:rStyle w:val="FootnoteReference"/>
+        </w:rPr>
+        <w:footnoteRef/>
+      </w:r>
+      <w:r>
+        <w:rPr>
+          <w:rFonts w:ascii="Arial" w:hAnsi="Arial" w:cs="Arial" w:eastAsia="Arial"/>
+          <w:sz w:val="20"/>
+          <w:szCs w:val="20"/>
+          <w:rtl/>
+        </w:rPr>
+        <w:t xml:space="preserve"> Kopf et al. (2003), פס' 6 (סעיף 2.1, Accretionary Complex).</w:t>
+      </w:r>
+    </w:p>
+  </w:footnote>
+  <w:footnote w:id="30">
+    <w:p>
+      <w:pPr>
+        <w:pStyle w:val="FootnoteText"/>
+        <w:bidi/>
+      </w:pPr>
+      <w:r>
+        <w:rPr>
+          <w:rStyle w:val="FootnoteReference"/>
+        </w:rPr>
+        <w:footnoteRef/>
+      </w:r>
+      <w:r>
+        <w:rPr>
+          <w:rFonts w:ascii="Arial" w:hAnsi="Arial" w:cs="Arial" w:eastAsia="Arial"/>
+          <w:sz w:val="20"/>
+          <w:szCs w:val="20"/>
+          <w:rtl/>
+        </w:rPr>
+        <w:t xml:space="preserve"> Kopf et al. (2003), תקציר (פס' 1); איור 1a.</w:t>
+      </w:r>
+    </w:p>
+  </w:footnote>
+  <w:footnote w:id="31">
+    <w:p>
+      <w:pPr>
+        <w:pStyle w:val="FootnoteText"/>
+        <w:bidi/>
+      </w:pPr>
+      <w:r>
+        <w:rPr>
+          <w:rStyle w:val="FootnoteReference"/>
+        </w:rPr>
+        <w:footnoteRef/>
+      </w:r>
+      <w:r>
+        <w:rPr>
+          <w:rFonts w:ascii="Arial" w:hAnsi="Arial" w:cs="Arial" w:eastAsia="Arial"/>
+          <w:sz w:val="20"/>
+          <w:szCs w:val="20"/>
+          <w:rtl/>
+        </w:rPr>
+        <w:t xml:space="preserve"> Kopf et al. (2003), תקציר (פס' 1).</w:t>
+      </w:r>
+    </w:p>
+  </w:footnote>
+  <w:footnote w:id="32">
+    <w:p>
+      <w:pPr>
+        <w:pStyle w:val="FootnoteText"/>
+        <w:bidi/>
+      </w:pPr>
+      <w:r>
+        <w:rPr>
+          <w:rStyle w:val="FootnoteReference"/>
+        </w:rPr>
+        <w:footnoteRef/>
+      </w:r>
+      <w:r>
+        <w:rPr>
+          <w:rFonts w:ascii="Arial" w:hAnsi="Arial" w:cs="Arial" w:eastAsia="Arial"/>
+          <w:sz w:val="20"/>
+          <w:szCs w:val="20"/>
+          <w:rtl/>
+        </w:rPr>
+        <w:t xml:space="preserve"> Kopf et al. (2003), תקציר (פס' 1).</w:t>
+      </w:r>
+    </w:p>
+  </w:footnote>
+  <w:footnote w:id="33">
+    <w:p>
+      <w:pPr>
+        <w:pStyle w:val="FootnoteText"/>
+        <w:bidi/>
+      </w:pPr>
+      <w:r>
+        <w:rPr>
+          <w:rStyle w:val="FootnoteReference"/>
+        </w:rPr>
+        <w:footnoteRef/>
+      </w:r>
+      <w:r>
+        <w:rPr>
+          <w:rFonts w:ascii="Arial" w:hAnsi="Arial" w:cs="Arial" w:eastAsia="Arial"/>
+          <w:sz w:val="20"/>
+          <w:szCs w:val="20"/>
+          <w:rtl/>
+        </w:rPr>
+        <w:t xml:space="preserve"> Kastens (1991), כפי שמצוטט אצל Kopf et al. (2003), פס' 2 (סעיף 1, Introduction).</w:t>
+      </w:r>
+    </w:p>
+  </w:footnote>
+  <w:footnote w:id="34">
+    <w:p>
+      <w:pPr>
+        <w:pStyle w:val="FootnoteText"/>
+        <w:bidi/>
+      </w:pPr>
+      <w:r>
+        <w:rPr>
+          <w:rStyle w:val="FootnoteReference"/>
+        </w:rPr>
+        <w:footnoteRef/>
+      </w:r>
+      <w:r>
+        <w:rPr>
+          <w:rFonts w:ascii="Arial" w:hAnsi="Arial" w:cs="Arial" w:eastAsia="Arial"/>
+          <w:sz w:val="20"/>
+          <w:szCs w:val="20"/>
+          <w:rtl/>
+        </w:rPr>
+        <w:t xml:space="preserve"> Kopf et al. (2003), פס' 42 (סעיף 6, Discussion).</w:t>
+      </w:r>
+    </w:p>
+  </w:footnote>
+  <w:footnote w:id="35">
+    <w:p>
+      <w:pPr>
+        <w:pStyle w:val="FootnoteText"/>
+        <w:bidi/>
+      </w:pPr>
+      <w:r>
+        <w:rPr>
+          <w:rStyle w:val="FootnoteReference"/>
+        </w:rPr>
+        <w:footnoteRef/>
+      </w:r>
+      <w:r>
+        <w:rPr>
+          <w:rFonts w:ascii="Arial" w:hAnsi="Arial" w:cs="Arial" w:eastAsia="Arial"/>
+          <w:sz w:val="20"/>
+          <w:szCs w:val="20"/>
+          <w:rtl/>
+        </w:rPr>
+        <w:t xml:space="preserve"> Huguen et al. (2006), עמ' 72 (סעיף The Central Mediterranean Ridge).</w:t>
+      </w:r>
+    </w:p>
+  </w:footnote>
+  <w:footnote w:id="36">
+    <w:p>
+      <w:pPr>
+        <w:pStyle w:val="FootnoteText"/>
+        <w:bidi/>
+      </w:pPr>
+      <w:r>
+        <w:rPr>
+          <w:rStyle w:val="FootnoteReference"/>
+        </w:rPr>
+        <w:footnoteRef/>
+      </w:r>
+      <w:r>
+        <w:rPr>
+          <w:rFonts w:ascii="Arial" w:hAnsi="Arial" w:cs="Arial" w:eastAsia="Arial"/>
+          <w:sz w:val="20"/>
+          <w:szCs w:val="20"/>
+          <w:rtl/>
+        </w:rPr>
+        <w:t xml:space="preserve"> Huguen et al. (2006), עמ' 71 (סעיף The Central Mediterranean Ridge).</w:t>
+      </w:r>
+    </w:p>
+  </w:footnote>
+  <w:footnote w:id="37">
+    <w:p>
+      <w:pPr>
+        <w:pStyle w:val="FootnoteText"/>
+        <w:bidi/>
+      </w:pPr>
+      <w:r>
+        <w:rPr>
+          <w:rStyle w:val="FootnoteReference"/>
+        </w:rPr>
+        <w:footnoteRef/>
+      </w:r>
+      <w:r>
+        <w:rPr>
+          <w:rFonts w:ascii="Arial" w:hAnsi="Arial" w:cs="Arial" w:eastAsia="Arial"/>
+          <w:sz w:val="20"/>
+          <w:szCs w:val="20"/>
+          <w:rtl/>
+        </w:rPr>
+        <w:t xml:space="preserve"> Güneş, P., Aksu, A. E., &amp; Hall, J. (2018). Internal seismic stratigraphy of the Messinian evaporites across the eastern Mediterranean Sea. Marine and Petroleum Geology, 91, 297–320. איור 21, עמ' 315; הפאנל המערבי שבו לקוח אצל המחברים מ-Dal Cin et al. (2016).</w:t>
+      </w:r>
+    </w:p>
+  </w:footnote>
+  <w:footnote w:id="38">
+    <w:p>
+      <w:pPr>
+        <w:pStyle w:val="FootnoteText"/>
+        <w:bidi/>
+      </w:pPr>
+      <w:r>
+        <w:rPr>
+          <w:rStyle w:val="FootnoteReference"/>
+        </w:rPr>
+        <w:footnoteRef/>
+      </w:r>
+      <w:r>
+        <w:rPr>
+          <w:rFonts w:ascii="Arial" w:hAnsi="Arial" w:cs="Arial" w:eastAsia="Arial"/>
+          <w:sz w:val="20"/>
+          <w:szCs w:val="20"/>
+          <w:rtl/>
+        </w:rPr>
+        <w:t xml:space="preserve"> Huguen et al. (2006), עמ' 72 (סעיף The Central Mediterranean Ridge).</w:t>
+      </w:r>
+    </w:p>
+  </w:footnote>
+  <w:footnote w:id="39">
+    <w:p>
+      <w:pPr>
+        <w:pStyle w:val="FootnoteText"/>
+        <w:bidi/>
+      </w:pPr>
+      <w:r>
+        <w:rPr>
+          <w:rStyle w:val="FootnoteReference"/>
+        </w:rPr>
+        <w:footnoteRef/>
+      </w:r>
+      <w:r>
+        <w:rPr>
+          <w:rFonts w:ascii="Arial" w:hAnsi="Arial" w:cs="Arial" w:eastAsia="Arial"/>
+          <w:sz w:val="20"/>
+          <w:szCs w:val="20"/>
+          <w:rtl/>
+        </w:rPr>
         <w:t xml:space="preserve"> Huguen et al. (2006), עמ' 61 ו-73 (תקציר וסעיף Conclusion).</w:t>
       </w:r>
     </w:p>
   </w:footnote>
-  <w:footnote w:id="12">
-    <w:p>
-      <w:pPr>
-        <w:pStyle w:val="FootnoteText"/>
-        <w:bidi/>
-      </w:pPr>
-      <w:r>
-        <w:rPr>
-          <w:rStyle w:val="FootnoteReference"/>
-        </w:rPr>
-        <w:footnoteRef/>
-      </w:r>
-      <w:r>
-        <w:rPr>
-          <w:rFonts w:ascii="Arial" w:hAnsi="Arial" w:cs="Arial" w:eastAsia="Arial"/>
-          <w:sz w:val="20"/>
-          <w:szCs w:val="20"/>
-          <w:rtl/>
-        </w:rPr>
-        <w:t xml:space="preserve"> Royden, L. H., &amp; Papanikolaou, D. J. (2011). Slab segmentation and late Cenozoic disruption of the Hellenic arc. Geochemistry, Geophysics, Geosystems, 12(3), Q03010. פס' 7 (סעיף 2.1, Active Subduction).</w:t>
-      </w:r>
-    </w:p>
-  </w:footnote>
-  <w:footnote w:id="13">
+  <w:footnote w:id="40">
+    <w:p>
+      <w:pPr>
+        <w:pStyle w:val="FootnoteText"/>
+        <w:bidi/>
+      </w:pPr>
+      <w:r>
+        <w:rPr>
+          <w:rStyle w:val="FootnoteReference"/>
+        </w:rPr>
+        <w:footnoteRef/>
+      </w:r>
+      <w:r>
+        <w:rPr>
+          <w:rFonts w:ascii="Arial" w:hAnsi="Arial" w:cs="Arial" w:eastAsia="Arial"/>
+          <w:sz w:val="20"/>
+          <w:szCs w:val="20"/>
+          <w:rtl/>
+        </w:rPr>
+        <w:t xml:space="preserve"> Huguen et al. (2006), עמ' 66–67 (סעיף General morphologic and backscatter characteristics).</w:t>
+      </w:r>
+    </w:p>
+  </w:footnote>
+  <w:footnote w:id="41">
+    <w:p>
+      <w:pPr>
+        <w:pStyle w:val="FootnoteText"/>
+        <w:bidi/>
+      </w:pPr>
+      <w:r>
+        <w:rPr>
+          <w:rStyle w:val="FootnoteReference"/>
+        </w:rPr>
+        <w:footnoteRef/>
+      </w:r>
+      <w:r>
+        <w:rPr>
+          <w:rFonts w:ascii="Arial" w:hAnsi="Arial" w:cs="Arial" w:eastAsia="Arial"/>
+          <w:sz w:val="20"/>
+          <w:szCs w:val="20"/>
+          <w:rtl/>
+        </w:rPr>
+        <w:t xml:space="preserve"> Huguen et al. (2006), עמ' 69 (סעיף The Western Mediterranean Ridge).</w:t>
+      </w:r>
+    </w:p>
+  </w:footnote>
+  <w:footnote w:id="42">
+    <w:p>
+      <w:pPr>
+        <w:pStyle w:val="FootnoteText"/>
+        <w:bidi/>
+      </w:pPr>
+      <w:r>
+        <w:rPr>
+          <w:rStyle w:val="FootnoteReference"/>
+        </w:rPr>
+        <w:footnoteRef/>
+      </w:r>
+      <w:r>
+        <w:rPr>
+          <w:rFonts w:ascii="Arial" w:hAnsi="Arial" w:cs="Arial" w:eastAsia="Arial"/>
+          <w:sz w:val="20"/>
+          <w:szCs w:val="20"/>
+          <w:rtl/>
+        </w:rPr>
+        <w:t xml:space="preserve"> Huguen et al. (2006), עמ' 71 (סעיף The Central Mediterranean Ridge).</w:t>
+      </w:r>
+    </w:p>
+  </w:footnote>
+  <w:footnote w:id="43">
+    <w:p>
+      <w:pPr>
+        <w:pStyle w:val="FootnoteText"/>
+        <w:bidi/>
+      </w:pPr>
+      <w:r>
+        <w:rPr>
+          <w:rStyle w:val="FootnoteReference"/>
+        </w:rPr>
+        <w:footnoteRef/>
+      </w:r>
+      <w:r>
+        <w:rPr>
+          <w:rFonts w:ascii="Arial" w:hAnsi="Arial" w:cs="Arial" w:eastAsia="Arial"/>
+          <w:sz w:val="20"/>
+          <w:szCs w:val="20"/>
+          <w:rtl/>
+        </w:rPr>
+        <w:t xml:space="preserve"> Huguen et al. (2006), עמ' 69 (סעיף The Western Mediterranean Ridge).</w:t>
+      </w:r>
+    </w:p>
+  </w:footnote>
+  <w:footnote w:id="44">
+    <w:p>
+      <w:pPr>
+        <w:pStyle w:val="FootnoteText"/>
+        <w:bidi/>
+      </w:pPr>
+      <w:r>
+        <w:rPr>
+          <w:rStyle w:val="FootnoteReference"/>
+        </w:rPr>
+        <w:footnoteRef/>
+      </w:r>
+      <w:r>
+        <w:rPr>
+          <w:rFonts w:ascii="Arial" w:hAnsi="Arial" w:cs="Arial" w:eastAsia="Arial"/>
+          <w:sz w:val="20"/>
+          <w:szCs w:val="20"/>
+          <w:rtl/>
+        </w:rPr>
+        <w:t xml:space="preserve"> Huguen et al. (2006), עמ' 72 (סעיף The Central Mediterranean Ridge).</w:t>
+      </w:r>
+    </w:p>
+  </w:footnote>
+  <w:footnote w:id="45">
+    <w:p>
+      <w:pPr>
+        <w:pStyle w:val="FootnoteText"/>
+        <w:bidi/>
+      </w:pPr>
+      <w:r>
+        <w:rPr>
+          <w:rStyle w:val="FootnoteReference"/>
+        </w:rPr>
+        <w:footnoteRef/>
+      </w:r>
+      <w:r>
+        <w:rPr>
+          <w:rFonts w:ascii="Arial" w:hAnsi="Arial" w:cs="Arial" w:eastAsia="Arial"/>
+          <w:sz w:val="20"/>
+          <w:szCs w:val="20"/>
+          <w:rtl/>
+        </w:rPr>
+        <w:t xml:space="preserve"> Huguen et al. (2006), עמ' 72 (סעיף The Central Mediterranean Ridge).</w:t>
+      </w:r>
+    </w:p>
+  </w:footnote>
+  <w:footnote w:id="46">
+    <w:p>
+      <w:pPr>
+        <w:pStyle w:val="FootnoteText"/>
+        <w:bidi/>
+      </w:pPr>
+      <w:r>
+        <w:rPr>
+          <w:rStyle w:val="FootnoteReference"/>
+        </w:rPr>
+        <w:footnoteRef/>
+      </w:r>
+      <w:r>
+        <w:rPr>
+          <w:rFonts w:ascii="Arial" w:hAnsi="Arial" w:cs="Arial" w:eastAsia="Arial"/>
+          <w:sz w:val="20"/>
+          <w:szCs w:val="20"/>
+          <w:rtl/>
+        </w:rPr>
+        <w:t xml:space="preserve"> Huguen et al. (2006), עמ' 73 (סעיף Conclusion).</w:t>
+      </w:r>
+    </w:p>
+  </w:footnote>
+  <w:footnote w:id="47">
+    <w:p>
+      <w:pPr>
+        <w:pStyle w:val="FootnoteText"/>
+        <w:bidi/>
+      </w:pPr>
+      <w:r>
+        <w:rPr>
+          <w:rStyle w:val="FootnoteReference"/>
+        </w:rPr>
+        <w:footnoteRef/>
+      </w:r>
+      <w:r>
+        <w:rPr>
+          <w:rFonts w:ascii="Arial" w:hAnsi="Arial" w:cs="Arial" w:eastAsia="Arial"/>
+          <w:sz w:val="20"/>
+          <w:szCs w:val="20"/>
+          <w:rtl/>
+        </w:rPr>
+        <w:t xml:space="preserve"> Huguen et al. (2006), עמ' 61 ו-73 (תקציר וסעיף Conclusion).</w:t>
+      </w:r>
+    </w:p>
+  </w:footnote>
+  <w:footnote w:id="48">
     <w:p>
       <w:pPr>
         <w:pStyle w:val="FootnoteText"/>
@@ -3378,7 +4149,99 @@
       </w:r>
     </w:p>
   </w:footnote>
-  <w:footnote w:id="14">
+  <w:footnote w:id="49">
+    <w:p>
+      <w:pPr>
+        <w:pStyle w:val="FootnoteText"/>
+        <w:bidi/>
+      </w:pPr>
+      <w:r>
+        <w:rPr>
+          <w:rStyle w:val="FootnoteReference"/>
+        </w:rPr>
+        <w:footnoteRef/>
+      </w:r>
+      <w:r>
+        <w:rPr>
+          <w:rFonts w:ascii="Arial" w:hAnsi="Arial" w:cs="Arial" w:eastAsia="Arial"/>
+          <w:sz w:val="20"/>
+          <w:szCs w:val="20"/>
+          <w:rtl/>
+        </w:rPr>
+        <w:t xml:space="preserve"> Royden &amp; Papanikolaou (2011), פס' 38 (סעיף 3.2.2, Model Results).</w:t>
+      </w:r>
+    </w:p>
+  </w:footnote>
+  <w:footnote w:id="50">
+    <w:p>
+      <w:pPr>
+        <w:pStyle w:val="FootnoteText"/>
+        <w:bidi/>
+      </w:pPr>
+      <w:r>
+        <w:rPr>
+          <w:rStyle w:val="FootnoteReference"/>
+        </w:rPr>
+        <w:footnoteRef/>
+      </w:r>
+      <w:r>
+        <w:rPr>
+          <w:rFonts w:ascii="Arial" w:hAnsi="Arial" w:cs="Arial" w:eastAsia="Arial"/>
+          <w:sz w:val="20"/>
+          <w:szCs w:val="20"/>
+          <w:rtl/>
+        </w:rPr>
+        <w:t xml:space="preserve"> Kopf et al. (2003), פס' 42 (סעיף 6, Discussion).</w:t>
+      </w:r>
+    </w:p>
+  </w:footnote>
+  <w:footnote w:id="51">
+    <w:p>
+      <w:pPr>
+        <w:pStyle w:val="FootnoteText"/>
+        <w:bidi/>
+      </w:pPr>
+      <w:r>
+        <w:rPr>
+          <w:rStyle w:val="FootnoteReference"/>
+        </w:rPr>
+        <w:footnoteRef/>
+      </w:r>
+      <w:r>
+        <w:rPr>
+          <w:rFonts w:ascii="Arial" w:hAnsi="Arial" w:cs="Arial" w:eastAsia="Arial"/>
+          <w:sz w:val="20"/>
+          <w:szCs w:val="20"/>
+          <w:rtl/>
+        </w:rPr>
+        <w:t xml:space="preserve"> Huguen et al. (2006), עמ' 62 (מבוא); Kopf et al. (2003), פס' 5 (סעיף 2.1, Accretionary Complex).</w:t>
+      </w:r>
+    </w:p>
+  </w:footnote>
+  <w:footnote w:id="52">
+    <w:p>
+      <w:pPr>
+        <w:pStyle w:val="FootnoteText"/>
+        <w:bidi/>
+      </w:pPr>
+      <w:r>
+        <w:rPr>
+          <w:rStyle w:val="FootnoteReference"/>
+        </w:rPr>
+        <w:footnoteRef/>
+      </w:r>
+      <w:r>
+        <w:rPr>
+          <w:rFonts w:ascii="Arial" w:hAnsi="Arial" w:cs="Arial" w:eastAsia="Arial"/>
+          <w:sz w:val="20"/>
+          <w:szCs w:val="20"/>
+          <w:rtl/>
+        </w:rPr>
+        <w:t xml:space="preserve"> Huguen et al. (2006), עמ' 61 ו-73 (תקציר וסעיף Conclusion).</w:t>
+      </w:r>
+    </w:p>
+  </w:footnote>
+  <w:footnote w:id="53">
     <w:p>
       <w:pPr>
         <w:pStyle w:val="FootnoteText"/>
@@ -3401,283 +4264,7 @@
       </w:r>
     </w:p>
   </w:footnote>
-  <w:footnote w:id="15">
-    <w:p>
-      <w:pPr>
-        <w:pStyle w:val="FootnoteText"/>
-        <w:bidi/>
-      </w:pPr>
-      <w:r>
-        <w:rPr>
-          <w:rStyle w:val="FootnoteReference"/>
-        </w:rPr>
-        <w:footnoteRef/>
-      </w:r>
-      <w:r>
-        <w:rPr>
-          <w:rFonts w:ascii="Arial" w:hAnsi="Arial" w:cs="Arial" w:eastAsia="Arial"/>
-          <w:sz w:val="20"/>
-          <w:szCs w:val="20"/>
-          <w:rtl/>
-        </w:rPr>
-        <w:t xml:space="preserve"> Huguen et al. (2006), עמ' 62 (מבוא).</w:t>
-      </w:r>
-    </w:p>
-  </w:footnote>
-  <w:footnote w:id="16">
-    <w:p>
-      <w:pPr>
-        <w:pStyle w:val="FootnoteText"/>
-        <w:bidi/>
-      </w:pPr>
-      <w:r>
-        <w:rPr>
-          <w:rStyle w:val="FootnoteReference"/>
-        </w:rPr>
-        <w:footnoteRef/>
-      </w:r>
-      <w:r>
-        <w:rPr>
-          <w:rFonts w:ascii="Arial" w:hAnsi="Arial" w:cs="Arial" w:eastAsia="Arial"/>
-          <w:sz w:val="20"/>
-          <w:szCs w:val="20"/>
-          <w:rtl/>
-        </w:rPr>
-        <w:t xml:space="preserve"> Huguen et al. (2006), עמ' 62 (מבוא).</w:t>
-      </w:r>
-    </w:p>
-  </w:footnote>
-  <w:footnote w:id="17">
-    <w:p>
-      <w:pPr>
-        <w:pStyle w:val="FootnoteText"/>
-        <w:bidi/>
-      </w:pPr>
-      <w:r>
-        <w:rPr>
-          <w:rStyle w:val="FootnoteReference"/>
-        </w:rPr>
-        <w:footnoteRef/>
-      </w:r>
-      <w:r>
-        <w:rPr>
-          <w:rFonts w:ascii="Arial" w:hAnsi="Arial" w:cs="Arial" w:eastAsia="Arial"/>
-          <w:sz w:val="20"/>
-          <w:szCs w:val="20"/>
-          <w:rtl/>
-        </w:rPr>
-        <w:t xml:space="preserve"> Kopf et al. (2003), פס' 5 (סעיף 2.1, Accretionary Complex).</w:t>
-      </w:r>
-    </w:p>
-  </w:footnote>
-  <w:footnote w:id="18">
-    <w:p>
-      <w:pPr>
-        <w:pStyle w:val="FootnoteText"/>
-        <w:bidi/>
-      </w:pPr>
-      <w:r>
-        <w:rPr>
-          <w:rStyle w:val="FootnoteReference"/>
-        </w:rPr>
-        <w:footnoteRef/>
-      </w:r>
-      <w:r>
-        <w:rPr>
-          <w:rFonts w:ascii="Arial" w:hAnsi="Arial" w:cs="Arial" w:eastAsia="Arial"/>
-          <w:sz w:val="20"/>
-          <w:szCs w:val="20"/>
-          <w:rtl/>
-        </w:rPr>
-        <w:t xml:space="preserve"> Kopf et al. (2003), פס' 5 (סעיף 2.1, Accretionary Complex).</w:t>
-      </w:r>
-    </w:p>
-  </w:footnote>
-  <w:footnote w:id="19">
-    <w:p>
-      <w:pPr>
-        <w:pStyle w:val="FootnoteText"/>
-        <w:bidi/>
-      </w:pPr>
-      <w:r>
-        <w:rPr>
-          <w:rStyle w:val="FootnoteReference"/>
-        </w:rPr>
-        <w:footnoteRef/>
-      </w:r>
-      <w:r>
-        <w:rPr>
-          <w:rFonts w:ascii="Arial" w:hAnsi="Arial" w:cs="Arial" w:eastAsia="Arial"/>
-          <w:sz w:val="20"/>
-          <w:szCs w:val="20"/>
-          <w:rtl/>
-        </w:rPr>
-        <w:t xml:space="preserve"> Huguen et al. (2006), עמ' 72–73 (הסעיפים The Eastern Mediterranean Ridge ו-Conclusion).</w:t>
-      </w:r>
-    </w:p>
-  </w:footnote>
-  <w:footnote w:id="20">
-    <w:p>
-      <w:pPr>
-        <w:pStyle w:val="FootnoteText"/>
-        <w:bidi/>
-      </w:pPr>
-      <w:r>
-        <w:rPr>
-          <w:rStyle w:val="FootnoteReference"/>
-        </w:rPr>
-        <w:footnoteRef/>
-      </w:r>
-      <w:r>
-        <w:rPr>
-          <w:rFonts w:ascii="Arial" w:hAnsi="Arial" w:cs="Arial" w:eastAsia="Arial"/>
-          <w:sz w:val="20"/>
-          <w:szCs w:val="20"/>
-          <w:rtl/>
-        </w:rPr>
-        <w:t xml:space="preserve"> Huguen et al. (2006), עמ' 72 (סעיף The Central Mediterranean Ridge).</w:t>
-      </w:r>
-    </w:p>
-  </w:footnote>
-  <w:footnote w:id="21">
-    <w:p>
-      <w:pPr>
-        <w:pStyle w:val="FootnoteText"/>
-        <w:bidi/>
-      </w:pPr>
-      <w:r>
-        <w:rPr>
-          <w:rStyle w:val="FootnoteReference"/>
-        </w:rPr>
-        <w:footnoteRef/>
-      </w:r>
-      <w:r>
-        <w:rPr>
-          <w:rFonts w:ascii="Arial" w:hAnsi="Arial" w:cs="Arial" w:eastAsia="Arial"/>
-          <w:sz w:val="20"/>
-          <w:szCs w:val="20"/>
-          <w:rtl/>
-        </w:rPr>
-        <w:t xml:space="preserve"> Huguen et al. (2006), עמ' 61 ו-65 (תקציר ומבוא).</w:t>
-      </w:r>
-    </w:p>
-  </w:footnote>
-  <w:footnote w:id="22">
-    <w:p>
-      <w:pPr>
-        <w:pStyle w:val="FootnoteText"/>
-        <w:bidi/>
-      </w:pPr>
-      <w:r>
-        <w:rPr>
-          <w:rStyle w:val="FootnoteReference"/>
-        </w:rPr>
-        <w:footnoteRef/>
-      </w:r>
-      <w:r>
-        <w:rPr>
-          <w:rFonts w:ascii="Arial" w:hAnsi="Arial" w:cs="Arial" w:eastAsia="Arial"/>
-          <w:sz w:val="20"/>
-          <w:szCs w:val="20"/>
-          <w:rtl/>
-        </w:rPr>
-        <w:t xml:space="preserve"> Huguen et al. (2006), עמ' 66 (סעיף General morphologic and backscatter characteristics).</w:t>
-      </w:r>
-    </w:p>
-  </w:footnote>
-  <w:footnote w:id="23">
-    <w:p>
-      <w:pPr>
-        <w:pStyle w:val="FootnoteText"/>
-        <w:bidi/>
-      </w:pPr>
-      <w:r>
-        <w:rPr>
-          <w:rStyle w:val="FootnoteReference"/>
-        </w:rPr>
-        <w:footnoteRef/>
-      </w:r>
-      <w:r>
-        <w:rPr>
-          <w:rFonts w:ascii="Arial" w:hAnsi="Arial" w:cs="Arial" w:eastAsia="Arial"/>
-          <w:sz w:val="20"/>
-          <w:szCs w:val="20"/>
-          <w:rtl/>
-        </w:rPr>
-        <w:t xml:space="preserve"> Huguen et al. (2006), עמ' 66 (סעיף General morphologic and backscatter characteristics).</w:t>
-      </w:r>
-    </w:p>
-  </w:footnote>
-  <w:footnote w:id="24">
-    <w:p>
-      <w:pPr>
-        <w:pStyle w:val="FootnoteText"/>
-        <w:bidi/>
-      </w:pPr>
-      <w:r>
-        <w:rPr>
-          <w:rStyle w:val="FootnoteReference"/>
-        </w:rPr>
-        <w:footnoteRef/>
-      </w:r>
-      <w:r>
-        <w:rPr>
-          <w:rFonts w:ascii="Arial" w:hAnsi="Arial" w:cs="Arial" w:eastAsia="Arial"/>
-          <w:sz w:val="20"/>
-          <w:szCs w:val="20"/>
-          <w:rtl/>
-        </w:rPr>
-        <w:t xml:space="preserve"> Mikenorton, Hellenic subduction zone, Wikimedia Commons, רישיון CC BY-SA 3.0.</w:t>
-      </w:r>
-    </w:p>
-  </w:footnote>
-  <w:footnote w:id="25">
-    <w:p>
-      <w:pPr>
-        <w:pStyle w:val="FootnoteText"/>
-        <w:bidi/>
-      </w:pPr>
-      <w:r>
-        <w:rPr>
-          <w:rStyle w:val="FootnoteReference"/>
-        </w:rPr>
-        <w:footnoteRef/>
-      </w:r>
-      <w:r>
-        <w:rPr>
-          <w:rFonts w:ascii="Arial" w:hAnsi="Arial" w:cs="Arial" w:eastAsia="Arial"/>
-          <w:sz w:val="20"/>
-          <w:szCs w:val="20"/>
-          <w:rtl/>
-        </w:rPr>
-        <w:t xml:space="preserve"> Huguen et al. (2006), עמ' 66 (סעיף General morphologic and backscatter characteristics).</w:t>
-      </w:r>
-    </w:p>
-  </w:footnote>
-  <w:footnote w:id="26">
-    <w:p>
-      <w:pPr>
-        <w:pStyle w:val="FootnoteText"/>
-        <w:bidi/>
-      </w:pPr>
-      <w:r>
-        <w:rPr>
-          <w:rStyle w:val="FootnoteReference"/>
-        </w:rPr>
-        <w:footnoteRef/>
-      </w:r>
-      <w:r>
-        <w:rPr>
-          <w:rFonts w:ascii="Arial" w:hAnsi="Arial" w:cs="Arial" w:eastAsia="Arial"/>
-          <w:sz w:val="20"/>
-          <w:szCs w:val="20"/>
-          <w:rtl/>
-        </w:rPr>
-        <w:t xml:space="preserve"> Huguen et al. (2006), עמ' 66 (סעיף General morphologic and backscatter characteristics).</w:t>
-      </w:r>
-    </w:p>
-  </w:footnote>
-  <w:footnote w:id="27">
+  <w:footnote w:id="54">
     <w:p>
       <w:pPr>
         <w:pStyle w:val="FootnoteText"/>
@@ -3700,627 +4287,6 @@
       </w:r>
     </w:p>
   </w:footnote>
-  <w:footnote w:id="28">
-    <w:p>
-      <w:pPr>
-        <w:pStyle w:val="FootnoteText"/>
-        <w:bidi/>
-      </w:pPr>
-      <w:r>
-        <w:rPr>
-          <w:rStyle w:val="FootnoteReference"/>
-        </w:rPr>
-        <w:footnoteRef/>
-      </w:r>
-      <w:r>
-        <w:rPr>
-          <w:rFonts w:ascii="Arial" w:hAnsi="Arial" w:cs="Arial" w:eastAsia="Arial"/>
-          <w:sz w:val="20"/>
-          <w:szCs w:val="20"/>
-          <w:rtl/>
-        </w:rPr>
-        <w:t xml:space="preserve"> Huguen et al. (2006), עמ' 67 (סעיף The Western Mediterranean Ridge).</w:t>
-      </w:r>
-    </w:p>
-  </w:footnote>
-  <w:footnote w:id="29">
-    <w:p>
-      <w:pPr>
-        <w:pStyle w:val="FootnoteText"/>
-        <w:bidi/>
-      </w:pPr>
-      <w:r>
-        <w:rPr>
-          <w:rStyle w:val="FootnoteReference"/>
-        </w:rPr>
-        <w:footnoteRef/>
-      </w:r>
-      <w:r>
-        <w:rPr>
-          <w:rFonts w:ascii="Arial" w:hAnsi="Arial" w:cs="Arial" w:eastAsia="Arial"/>
-          <w:sz w:val="20"/>
-          <w:szCs w:val="20"/>
-          <w:rtl/>
-        </w:rPr>
-        <w:t xml:space="preserve"> Huguen et al. (2006), עמ' 66 ו-69 (הסעיפים General morphologic ו-The Western Mediterranean Ridge).</w:t>
-      </w:r>
-    </w:p>
-  </w:footnote>
-  <w:footnote w:id="30">
-    <w:p>
-      <w:pPr>
-        <w:pStyle w:val="FootnoteText"/>
-        <w:bidi/>
-      </w:pPr>
-      <w:r>
-        <w:rPr>
-          <w:rStyle w:val="FootnoteReference"/>
-        </w:rPr>
-        <w:footnoteRef/>
-      </w:r>
-      <w:r>
-        <w:rPr>
-          <w:rFonts w:ascii="Arial" w:hAnsi="Arial" w:cs="Arial" w:eastAsia="Arial"/>
-          <w:sz w:val="20"/>
-          <w:szCs w:val="20"/>
-          <w:rtl/>
-        </w:rPr>
-        <w:t xml:space="preserve"> Huguen et al. (2006), עמ' 69 (סעיף The Western Mediterranean Ridge).</w:t>
-      </w:r>
-    </w:p>
-  </w:footnote>
-  <w:footnote w:id="31">
-    <w:p>
-      <w:pPr>
-        <w:pStyle w:val="FootnoteText"/>
-        <w:bidi/>
-      </w:pPr>
-      <w:r>
-        <w:rPr>
-          <w:rStyle w:val="FootnoteReference"/>
-        </w:rPr>
-        <w:footnoteRef/>
-      </w:r>
-      <w:r>
-        <w:rPr>
-          <w:rFonts w:ascii="Arial" w:hAnsi="Arial" w:cs="Arial" w:eastAsia="Arial"/>
-          <w:sz w:val="20"/>
-          <w:szCs w:val="20"/>
-          <w:rtl/>
-        </w:rPr>
-        <w:t xml:space="preserve"> Kopf et al. (2003), פס' 6 (סעיף 2.1, Accretionary Complex).</w:t>
-      </w:r>
-    </w:p>
-  </w:footnote>
-  <w:footnote w:id="32">
-    <w:p>
-      <w:pPr>
-        <w:pStyle w:val="FootnoteText"/>
-        <w:bidi/>
-      </w:pPr>
-      <w:r>
-        <w:rPr>
-          <w:rStyle w:val="FootnoteReference"/>
-        </w:rPr>
-        <w:footnoteRef/>
-      </w:r>
-      <w:r>
-        <w:rPr>
-          <w:rFonts w:ascii="Arial" w:hAnsi="Arial" w:cs="Arial" w:eastAsia="Arial"/>
-          <w:sz w:val="20"/>
-          <w:szCs w:val="20"/>
-          <w:rtl/>
-        </w:rPr>
-        <w:t xml:space="preserve"> Kopf et al. (2003), תקציר (פס' 1); איור 1a.</w:t>
-      </w:r>
-    </w:p>
-  </w:footnote>
-  <w:footnote w:id="33">
-    <w:p>
-      <w:pPr>
-        <w:pStyle w:val="FootnoteText"/>
-        <w:bidi/>
-      </w:pPr>
-      <w:r>
-        <w:rPr>
-          <w:rStyle w:val="FootnoteReference"/>
-        </w:rPr>
-        <w:footnoteRef/>
-      </w:r>
-      <w:r>
-        <w:rPr>
-          <w:rFonts w:ascii="Arial" w:hAnsi="Arial" w:cs="Arial" w:eastAsia="Arial"/>
-          <w:sz w:val="20"/>
-          <w:szCs w:val="20"/>
-          <w:rtl/>
-        </w:rPr>
-        <w:t xml:space="preserve"> Kopf et al. (2003), תקציר (פס' 1).</w:t>
-      </w:r>
-    </w:p>
-  </w:footnote>
-  <w:footnote w:id="34">
-    <w:p>
-      <w:pPr>
-        <w:pStyle w:val="FootnoteText"/>
-        <w:bidi/>
-      </w:pPr>
-      <w:r>
-        <w:rPr>
-          <w:rStyle w:val="FootnoteReference"/>
-        </w:rPr>
-        <w:footnoteRef/>
-      </w:r>
-      <w:r>
-        <w:rPr>
-          <w:rFonts w:ascii="Arial" w:hAnsi="Arial" w:cs="Arial" w:eastAsia="Arial"/>
-          <w:sz w:val="20"/>
-          <w:szCs w:val="20"/>
-          <w:rtl/>
-        </w:rPr>
-        <w:t xml:space="preserve"> Kopf et al. (2003), תקציר (פס' 1).</w:t>
-      </w:r>
-    </w:p>
-  </w:footnote>
-  <w:footnote w:id="35">
-    <w:p>
-      <w:pPr>
-        <w:pStyle w:val="FootnoteText"/>
-        <w:bidi/>
-      </w:pPr>
-      <w:r>
-        <w:rPr>
-          <w:rStyle w:val="FootnoteReference"/>
-        </w:rPr>
-        <w:footnoteRef/>
-      </w:r>
-      <w:r>
-        <w:rPr>
-          <w:rFonts w:ascii="Arial" w:hAnsi="Arial" w:cs="Arial" w:eastAsia="Arial"/>
-          <w:sz w:val="20"/>
-          <w:szCs w:val="20"/>
-          <w:rtl/>
-        </w:rPr>
-        <w:t xml:space="preserve"> Kastens (1991), כפי שמצוטט אצל Kopf et al. (2003), פס' 2 (סעיף 1, Introduction).</w:t>
-      </w:r>
-    </w:p>
-  </w:footnote>
-  <w:footnote w:id="36">
-    <w:p>
-      <w:pPr>
-        <w:pStyle w:val="FootnoteText"/>
-        <w:bidi/>
-      </w:pPr>
-      <w:r>
-        <w:rPr>
-          <w:rStyle w:val="FootnoteReference"/>
-        </w:rPr>
-        <w:footnoteRef/>
-      </w:r>
-      <w:r>
-        <w:rPr>
-          <w:rFonts w:ascii="Arial" w:hAnsi="Arial" w:cs="Arial" w:eastAsia="Arial"/>
-          <w:sz w:val="20"/>
-          <w:szCs w:val="20"/>
-          <w:rtl/>
-        </w:rPr>
-        <w:t xml:space="preserve"> Kopf et al. (2003), פס' 42 (סעיף 6, Discussion).</w:t>
-      </w:r>
-    </w:p>
-  </w:footnote>
-  <w:footnote w:id="37">
-    <w:p>
-      <w:pPr>
-        <w:pStyle w:val="FootnoteText"/>
-        <w:bidi/>
-      </w:pPr>
-      <w:r>
-        <w:rPr>
-          <w:rStyle w:val="FootnoteReference"/>
-        </w:rPr>
-        <w:footnoteRef/>
-      </w:r>
-      <w:r>
-        <w:rPr>
-          <w:rFonts w:ascii="Arial" w:hAnsi="Arial" w:cs="Arial" w:eastAsia="Arial"/>
-          <w:sz w:val="20"/>
-          <w:szCs w:val="20"/>
-          <w:rtl/>
-        </w:rPr>
-        <w:t xml:space="preserve"> Huguen et al. (2006), עמ' 72 (סעיף The Central Mediterranean Ridge).</w:t>
-      </w:r>
-    </w:p>
-  </w:footnote>
-  <w:footnote w:id="38">
-    <w:p>
-      <w:pPr>
-        <w:pStyle w:val="FootnoteText"/>
-        <w:bidi/>
-      </w:pPr>
-      <w:r>
-        <w:rPr>
-          <w:rStyle w:val="FootnoteReference"/>
-        </w:rPr>
-        <w:footnoteRef/>
-      </w:r>
-      <w:r>
-        <w:rPr>
-          <w:rFonts w:ascii="Arial" w:hAnsi="Arial" w:cs="Arial" w:eastAsia="Arial"/>
-          <w:sz w:val="20"/>
-          <w:szCs w:val="20"/>
-          <w:rtl/>
-        </w:rPr>
-        <w:t xml:space="preserve"> Huguen et al. (2006), עמ' 71 (סעיף The Central Mediterranean Ridge).</w:t>
-      </w:r>
-    </w:p>
-  </w:footnote>
-  <w:footnote w:id="39">
-    <w:p>
-      <w:pPr>
-        <w:pStyle w:val="FootnoteText"/>
-        <w:bidi/>
-      </w:pPr>
-      <w:r>
-        <w:rPr>
-          <w:rStyle w:val="FootnoteReference"/>
-        </w:rPr>
-        <w:footnoteRef/>
-      </w:r>
-      <w:r>
-        <w:rPr>
-          <w:rFonts w:ascii="Arial" w:hAnsi="Arial" w:cs="Arial" w:eastAsia="Arial"/>
-          <w:sz w:val="20"/>
-          <w:szCs w:val="20"/>
-          <w:rtl/>
-        </w:rPr>
-        <w:t xml:space="preserve"> Güneş, P., Aksu, A. E., &amp; Hall, J. (2018). Internal seismic stratigraphy of the Messinian evaporites across the eastern Mediterranean Sea. Marine and Petroleum Geology, 91, 297–320. איור 21, עמ' 315; הפאנל המערבי שבו לקוח אצל המחברים מ-Dal Cin et al. (2016).</w:t>
-      </w:r>
-    </w:p>
-  </w:footnote>
-  <w:footnote w:id="40">
-    <w:p>
-      <w:pPr>
-        <w:pStyle w:val="FootnoteText"/>
-        <w:bidi/>
-      </w:pPr>
-      <w:r>
-        <w:rPr>
-          <w:rStyle w:val="FootnoteReference"/>
-        </w:rPr>
-        <w:footnoteRef/>
-      </w:r>
-      <w:r>
-        <w:rPr>
-          <w:rFonts w:ascii="Arial" w:hAnsi="Arial" w:cs="Arial" w:eastAsia="Arial"/>
-          <w:sz w:val="20"/>
-          <w:szCs w:val="20"/>
-          <w:rtl/>
-        </w:rPr>
-        <w:t xml:space="preserve"> Huguen et al. (2006), עמ' 72 (סעיף The Central Mediterranean Ridge).</w:t>
-      </w:r>
-    </w:p>
-  </w:footnote>
-  <w:footnote w:id="41">
-    <w:p>
-      <w:pPr>
-        <w:pStyle w:val="FootnoteText"/>
-        <w:bidi/>
-      </w:pPr>
-      <w:r>
-        <w:rPr>
-          <w:rStyle w:val="FootnoteReference"/>
-        </w:rPr>
-        <w:footnoteRef/>
-      </w:r>
-      <w:r>
-        <w:rPr>
-          <w:rFonts w:ascii="Arial" w:hAnsi="Arial" w:cs="Arial" w:eastAsia="Arial"/>
-          <w:sz w:val="20"/>
-          <w:szCs w:val="20"/>
-          <w:rtl/>
-        </w:rPr>
-        <w:t xml:space="preserve"> Huguen et al. (2006), עמ' 73 (סעיף Conclusion).</w:t>
-      </w:r>
-    </w:p>
-  </w:footnote>
-  <w:footnote w:id="42">
-    <w:p>
-      <w:pPr>
-        <w:pStyle w:val="FootnoteText"/>
-        <w:bidi/>
-      </w:pPr>
-      <w:r>
-        <w:rPr>
-          <w:rStyle w:val="FootnoteReference"/>
-        </w:rPr>
-        <w:footnoteRef/>
-      </w:r>
-      <w:r>
-        <w:rPr>
-          <w:rFonts w:ascii="Arial" w:hAnsi="Arial" w:cs="Arial" w:eastAsia="Arial"/>
-          <w:sz w:val="20"/>
-          <w:szCs w:val="20"/>
-          <w:rtl/>
-        </w:rPr>
-        <w:t xml:space="preserve"> Huguen et al. (2006), עמ' 61 ו-73 (תקציר וסעיף Conclusion).</w:t>
-      </w:r>
-    </w:p>
-  </w:footnote>
-  <w:footnote w:id="43">
-    <w:p>
-      <w:pPr>
-        <w:pStyle w:val="FootnoteText"/>
-        <w:bidi/>
-      </w:pPr>
-      <w:r>
-        <w:rPr>
-          <w:rStyle w:val="FootnoteReference"/>
-        </w:rPr>
-        <w:footnoteRef/>
-      </w:r>
-      <w:r>
-        <w:rPr>
-          <w:rFonts w:ascii="Arial" w:hAnsi="Arial" w:cs="Arial" w:eastAsia="Arial"/>
-          <w:sz w:val="20"/>
-          <w:szCs w:val="20"/>
-          <w:rtl/>
-        </w:rPr>
-        <w:t xml:space="preserve"> Huguen et al. (2006), עמ' 66–67 (סעיף General morphologic and backscatter characteristics).</w:t>
-      </w:r>
-    </w:p>
-  </w:footnote>
-  <w:footnote w:id="44">
-    <w:p>
-      <w:pPr>
-        <w:pStyle w:val="FootnoteText"/>
-        <w:bidi/>
-      </w:pPr>
-      <w:r>
-        <w:rPr>
-          <w:rStyle w:val="FootnoteReference"/>
-        </w:rPr>
-        <w:footnoteRef/>
-      </w:r>
-      <w:r>
-        <w:rPr>
-          <w:rFonts w:ascii="Arial" w:hAnsi="Arial" w:cs="Arial" w:eastAsia="Arial"/>
-          <w:sz w:val="20"/>
-          <w:szCs w:val="20"/>
-          <w:rtl/>
-        </w:rPr>
-        <w:t xml:space="preserve"> Huguen et al. (2006), עמ' 69 (סעיף The Western Mediterranean Ridge).</w:t>
-      </w:r>
-    </w:p>
-  </w:footnote>
-  <w:footnote w:id="45">
-    <w:p>
-      <w:pPr>
-        <w:pStyle w:val="FootnoteText"/>
-        <w:bidi/>
-      </w:pPr>
-      <w:r>
-        <w:rPr>
-          <w:rStyle w:val="FootnoteReference"/>
-        </w:rPr>
-        <w:footnoteRef/>
-      </w:r>
-      <w:r>
-        <w:rPr>
-          <w:rFonts w:ascii="Arial" w:hAnsi="Arial" w:cs="Arial" w:eastAsia="Arial"/>
-          <w:sz w:val="20"/>
-          <w:szCs w:val="20"/>
-          <w:rtl/>
-        </w:rPr>
-        <w:t xml:space="preserve"> Huguen et al. (2006), עמ' 71 (סעיף The Central Mediterranean Ridge).</w:t>
-      </w:r>
-    </w:p>
-  </w:footnote>
-  <w:footnote w:id="46">
-    <w:p>
-      <w:pPr>
-        <w:pStyle w:val="FootnoteText"/>
-        <w:bidi/>
-      </w:pPr>
-      <w:r>
-        <w:rPr>
-          <w:rStyle w:val="FootnoteReference"/>
-        </w:rPr>
-        <w:footnoteRef/>
-      </w:r>
-      <w:r>
-        <w:rPr>
-          <w:rFonts w:ascii="Arial" w:hAnsi="Arial" w:cs="Arial" w:eastAsia="Arial"/>
-          <w:sz w:val="20"/>
-          <w:szCs w:val="20"/>
-          <w:rtl/>
-        </w:rPr>
-        <w:t xml:space="preserve"> Huguen et al. (2006), עמ' 61 ו-73 (תקציר וסעיף Conclusion).</w:t>
-      </w:r>
-    </w:p>
-  </w:footnote>
-  <w:footnote w:id="47">
-    <w:p>
-      <w:pPr>
-        <w:pStyle w:val="FootnoteText"/>
-        <w:bidi/>
-      </w:pPr>
-      <w:r>
-        <w:rPr>
-          <w:rStyle w:val="FootnoteReference"/>
-        </w:rPr>
-        <w:footnoteRef/>
-      </w:r>
-      <w:r>
-        <w:rPr>
-          <w:rFonts w:ascii="Arial" w:hAnsi="Arial" w:cs="Arial" w:eastAsia="Arial"/>
-          <w:sz w:val="20"/>
-          <w:szCs w:val="20"/>
-          <w:rtl/>
-        </w:rPr>
-        <w:t xml:space="preserve"> Huguen et al. (2006), עמ' 73 (סעיף Conclusion).</w:t>
-      </w:r>
-    </w:p>
-  </w:footnote>
-  <w:footnote w:id="48">
-    <w:p>
-      <w:pPr>
-        <w:pStyle w:val="FootnoteText"/>
-        <w:bidi/>
-      </w:pPr>
-      <w:r>
-        <w:rPr>
-          <w:rStyle w:val="FootnoteReference"/>
-        </w:rPr>
-        <w:footnoteRef/>
-      </w:r>
-      <w:r>
-        <w:rPr>
-          <w:rFonts w:ascii="Arial" w:hAnsi="Arial" w:cs="Arial" w:eastAsia="Arial"/>
-          <w:sz w:val="20"/>
-          <w:szCs w:val="20"/>
-          <w:rtl/>
-        </w:rPr>
-        <w:t xml:space="preserve"> Royden &amp; Papanikolaou (2011), תקציר (פס' 1).</w:t>
-      </w:r>
-    </w:p>
-  </w:footnote>
-  <w:footnote w:id="49">
-    <w:p>
-      <w:pPr>
-        <w:pStyle w:val="FootnoteText"/>
-        <w:bidi/>
-      </w:pPr>
-      <w:r>
-        <w:rPr>
-          <w:rStyle w:val="FootnoteReference"/>
-        </w:rPr>
-        <w:footnoteRef/>
-      </w:r>
-      <w:r>
-        <w:rPr>
-          <w:rFonts w:ascii="Arial" w:hAnsi="Arial" w:cs="Arial" w:eastAsia="Arial"/>
-          <w:sz w:val="20"/>
-          <w:szCs w:val="20"/>
-          <w:rtl/>
-        </w:rPr>
-        <w:t xml:space="preserve"> Royden &amp; Papanikolaou (2011), פס' 38 (סעיף 3.2.2, Model Results).</w:t>
-      </w:r>
-    </w:p>
-  </w:footnote>
-  <w:footnote w:id="50">
-    <w:p>
-      <w:pPr>
-        <w:pStyle w:val="FootnoteText"/>
-        <w:bidi/>
-      </w:pPr>
-      <w:r>
-        <w:rPr>
-          <w:rStyle w:val="FootnoteReference"/>
-        </w:rPr>
-        <w:footnoteRef/>
-      </w:r>
-      <w:r>
-        <w:rPr>
-          <w:rFonts w:ascii="Arial" w:hAnsi="Arial" w:cs="Arial" w:eastAsia="Arial"/>
-          <w:sz w:val="20"/>
-          <w:szCs w:val="20"/>
-          <w:rtl/>
-        </w:rPr>
-        <w:t xml:space="preserve"> Kastens (1991), כפי שמצוטט אצל Kopf et al. (2003), פס' 2 (סעיף 1, Introduction).</w:t>
-      </w:r>
-    </w:p>
-  </w:footnote>
-  <w:footnote w:id="51">
-    <w:p>
-      <w:pPr>
-        <w:pStyle w:val="FootnoteText"/>
-        <w:bidi/>
-      </w:pPr>
-      <w:r>
-        <w:rPr>
-          <w:rStyle w:val="FootnoteReference"/>
-        </w:rPr>
-        <w:footnoteRef/>
-      </w:r>
-      <w:r>
-        <w:rPr>
-          <w:rFonts w:ascii="Arial" w:hAnsi="Arial" w:cs="Arial" w:eastAsia="Arial"/>
-          <w:sz w:val="20"/>
-          <w:szCs w:val="20"/>
-          <w:rtl/>
-        </w:rPr>
-        <w:t xml:space="preserve"> Kopf et al. (2003), פס' 42 (סעיף 6, Discussion).</w:t>
-      </w:r>
-    </w:p>
-  </w:footnote>
-  <w:footnote w:id="52">
-    <w:p>
-      <w:pPr>
-        <w:pStyle w:val="FootnoteText"/>
-        <w:bidi/>
-      </w:pPr>
-      <w:r>
-        <w:rPr>
-          <w:rStyle w:val="FootnoteReference"/>
-        </w:rPr>
-        <w:footnoteRef/>
-      </w:r>
-      <w:r>
-        <w:rPr>
-          <w:rFonts w:ascii="Arial" w:hAnsi="Arial" w:cs="Arial" w:eastAsia="Arial"/>
-          <w:sz w:val="20"/>
-          <w:szCs w:val="20"/>
-          <w:rtl/>
-        </w:rPr>
-        <w:t xml:space="preserve"> Huguen et al. (2006), עמ' 61 (תקציר ומבוא).</w:t>
-      </w:r>
-    </w:p>
-  </w:footnote>
-  <w:footnote w:id="53">
-    <w:p>
-      <w:pPr>
-        <w:pStyle w:val="FootnoteText"/>
-        <w:bidi/>
-      </w:pPr>
-      <w:r>
-        <w:rPr>
-          <w:rStyle w:val="FootnoteReference"/>
-        </w:rPr>
-        <w:footnoteRef/>
-      </w:r>
-      <w:r>
-        <w:rPr>
-          <w:rFonts w:ascii="Arial" w:hAnsi="Arial" w:cs="Arial" w:eastAsia="Arial"/>
-          <w:sz w:val="20"/>
-          <w:szCs w:val="20"/>
-          <w:rtl/>
-        </w:rPr>
-        <w:t xml:space="preserve"> Huguen et al. (2006), עמ' 62 (מבוא); Kopf et al. (2003), פס' 5 (סעיף 2.1, Accretionary Complex).</w:t>
-      </w:r>
-    </w:p>
-  </w:footnote>
-  <w:footnote w:id="54">
-    <w:p>
-      <w:pPr>
-        <w:pStyle w:val="FootnoteText"/>
-        <w:bidi/>
-      </w:pPr>
-      <w:r>
-        <w:rPr>
-          <w:rStyle w:val="FootnoteReference"/>
-        </w:rPr>
-        <w:footnoteRef/>
-      </w:r>
-      <w:r>
-        <w:rPr>
-          <w:rFonts w:ascii="Arial" w:hAnsi="Arial" w:cs="Arial" w:eastAsia="Arial"/>
-          <w:sz w:val="20"/>
-          <w:szCs w:val="20"/>
-          <w:rtl/>
-        </w:rPr>
-        <w:t xml:space="preserve"> Huguen et al. (2006), עמ' 61 ו-73 (תקציר וסעיף Conclusion).</w:t>
-      </w:r>
-    </w:p>
-  </w:footnote>
   <w:footnote w:id="55">
     <w:p>
       <w:pPr>
@@ -4340,7 +4306,7 @@
           <w:szCs w:val="20"/>
           <w:rtl/>
         </w:rPr>
-        <w:t xml:space="preserve"> Kopf et al. (2003), תקציר (פס' 1).</w:t>
+        <w:t xml:space="preserve"> מקור איור 2</w:t>
       </w:r>
     </w:p>
   </w:footnote>
@@ -4363,34 +4329,11 @@
           <w:szCs w:val="20"/>
           <w:rtl/>
         </w:rPr>
-        <w:t xml:space="preserve"> מקור איור 2</w:t>
+        <w:t xml:space="preserve"> מאמר בפורמט AGU, הממוספר בפסקאות ולא בעמודים; ההפניות בגוף העבודה ניתנות בהתאם, לפי תקציר, מספר פסקה או פרק.</w:t>
       </w:r>
     </w:p>
   </w:footnote>
   <w:footnote w:id="57">
-    <w:p>
-      <w:pPr>
-        <w:pStyle w:val="FootnoteText"/>
-        <w:bidi/>
-      </w:pPr>
-      <w:r>
-        <w:rPr>
-          <w:rStyle w:val="FootnoteReference"/>
-        </w:rPr>
-        <w:footnoteRef/>
-      </w:r>
-      <w:r>
-        <w:rPr>
-          <w:rFonts w:ascii="Arial" w:hAnsi="Arial" w:cs="Arial" w:eastAsia="Arial"/>
-          <w:sz w:val="20"/>
-          <w:szCs w:val="20"/>
-          <w:rtl/>
-        </w:rPr>
-        <w:t xml:space="preserve"> מאמר בפורמט AGU, הממוספר בפסקאות ולא בעמודים; ההפניות בגוף העבודה ניתנות בהתאם, לפי תקציר, מספר פסקה או פרק.</w:t>
-      </w:r>
-    </w:p>
-  </w:footnote>
-  <w:footnote w:id="58">
     <w:p>
       <w:pPr>
         <w:pStyle w:val="FootnoteText"/>

--- a/hellenic_arc_paper/עבודת_סיכום_הקשת_ההלנית.docx
+++ b/hellenic_arc_paper/עבודת_סיכום_הקשת_ההלנית.docx
@@ -2827,7 +2827,7 @@
           <w:szCs w:val="22"/>
           <w:rtl w:val="0"/>
         </w:rPr>
-        <w:t xml:space="preserve">Güneş, P., Aksu, A. E., &amp; Hall, J. (2018). Internal seismic stratigraphy of the Messinian evaporites across the eastern Mediterranean Sea. Marine and Petroleum Geology, 91, 297–320. https://doi.org/10.1016/j.marpetgeo.2018.01.010</w:t>
+        <w:t xml:space="preserve">Güneş, P., Aksu, A. E., &amp; Hall, J. (2018). Internal seismic stratigraphy of the Messinian evaporites across the northern sector of the eastern Mediterranean Sea. Marine and Petroleum Geology, 91, 297–320. https://doi.org/10.1016/j.marpetgeo.2018.01.010</w:t>
       </w:r>
       <w:r>
         <w:rPr>
@@ -3156,7 +3156,7 @@
           <w:szCs w:val="20"/>
           <w:rtl/>
         </w:rPr>
-        <w:t xml:space="preserve"> Kopf, A., Mascle, J., &amp; Klaeschen, D. (2003). The Mediterranean Ridge: A mass balance across the fastest growing accretionary complex on Earth. Journal of Geophysical Research: Solid Earth, 108(B8), 2372. תקציר (פס' 1).</w:t>
+        <w:t xml:space="preserve"> Kopf, A., Mascle, J., &amp; Klaeschen, D. (2003). The Mediterranean Ridge: A mass balance across the fastest growing accretionary complex on Earth. Journal of Geophysical Research: Solid Earth, 108(B8), 2372. פס' 2 (סעיף 1, Introduction).</w:t>
       </w:r>
     </w:p>
   </w:footnote>
@@ -3892,7 +3892,7 @@
           <w:szCs w:val="20"/>
           <w:rtl/>
         </w:rPr>
-        <w:t xml:space="preserve"> Güneş, P., Aksu, A. E., &amp; Hall, J. (2018). Internal seismic stratigraphy of the Messinian evaporites across the eastern Mediterranean Sea. Marine and Petroleum Geology, 91, 297–320. איור 21, עמ' 315; הפאנל המערבי שבו לקוח אצל המחברים מ-Dal Cin et al. (2016).</w:t>
+        <w:t xml:space="preserve"> Güneş, P., Aksu, A. E., &amp; Hall, J. (2018). Internal seismic stratigraphy of the Messinian evaporites across the northern sector of the eastern Mediterranean Sea. Marine and Petroleum Geology, 91, 297–320. איור 21, עמ' 315; הפאנל המערבי שבו לקוח אצל המחברים מ-Dal Cin et al. (2016).</w:t>
       </w:r>
     </w:p>
   </w:footnote>

--- a/hellenic_arc_paper/עבודת_סיכום_הקשת_ההלנית.docx
+++ b/hellenic_arc_paper/עבודת_סיכום_הקשת_ההלנית.docx
@@ -950,7 +950,7 @@
           <w:szCs w:val="24"/>
           <w:rtl/>
         </w:rPr>
-        <w:t xml:space="preserve">לשקעים תפקיד פעיל גם במאזן הסדימנטרי של האזור. שקעי פליני וסטראבו ערוכים כשרשרת אגנים במערך מדורג (en échelon) בכיוון צפון-מזרח–דרום-מערב, המבטא תנועת גזירה שמאלית.</w:t>
+        <w:t xml:space="preserve">שקעי פליני וסטראבו אינם תעלות רציפות, אלא מערך של אגנים נפרדים. הם ערוכים במערך מדורג (en échelon) בכיוון צפון-מזרח–דרום-מערב, אגניהם רחבים ומלאים חלקית במשקעים, והמבנה כולו מבטא תנועת גזירה שמאלית.</w:t>
       </w:r>
       <w:r>
         <w:rPr>
@@ -979,7 +979,165 @@
           <w:szCs w:val="24"/>
           <w:rtl/>
         </w:rPr>
-        <w:t xml:space="preserve"> מיקומם בין קשת האיים לבין גוף המנסרה הופך אותם למלכודות סדימנט יעילות, הלוכדות חומר שמגיע מן האיים שמצפון להם.</w:t>
+        <w:t xml:space="preserve"> אלה מבנים טקטוניים פעילים, ולא רק שקערוריות בתוך הטופוגרפיה.</w:t>
+      </w:r>
+    </w:p>
+    <w:p>
+      <w:pPr>
+        <w:bidi/>
+        <w:spacing w:after="120" w:line="360" w:lineRule="auto"/>
+        <w:jc w:val="both"/>
+      </w:pPr>
+      <w:r>
+        <w:rPr>
+          <w:rFonts w:ascii="Arial" w:cs="Arial" w:eastAsia="Arial" w:hAnsi="Arial"/>
+          <w:b w:val="false"/>
+          <w:bCs w:val="false"/>
+          <w:i w:val="false"/>
+          <w:iCs w:val="false"/>
+          <w:color w:val="000000"/>
+          <w:sz w:val="24"/>
+          <w:szCs w:val="24"/>
+          <w:rtl/>
+        </w:rPr>
+        <w:t xml:space="preserve">מבנה אזור ה-Backstop שבין שקע פליני לשקע סטראבו מוסיף נדבך לתמונה. בין שני השקעים משתרע שטח דמוי רמה, המשופע קלות צפונה ומאופיין במבנים גדולים דמויי אונה שפורשו כדפורמציה כבידתית. לצידו מתנשאים הרי סטראבו, שרשרת מבנים בתימטריים מסיביים בכיוון כללי N60, שנקרעו משולי כרתים.</w:t>
+      </w:r>
+      <w:r>
+        <w:rPr>
+          <w:rStyle w:val="FootnoteReference"/>
+          <w:rFonts w:ascii="Arial" w:cs="Arial" w:eastAsia="Arial" w:hAnsi="Arial"/>
+          <w:b w:val="false"/>
+          <w:bCs w:val="false"/>
+          <w:i w:val="false"/>
+          <w:iCs w:val="false"/>
+          <w:color w:val="000000"/>
+          <w:sz w:val="24"/>
+          <w:szCs w:val="24"/>
+          <w:rtl/>
+        </w:rPr>
+        <w:footnoteReference w:id="19"/>
+      </w:r>
+      <w:r>
+        <w:rPr>
+          <w:rFonts w:ascii="Arial" w:cs="Arial" w:eastAsia="Arial" w:hAnsi="Arial"/>
+          <w:b w:val="false"/>
+          <w:bCs w:val="false"/>
+          <w:i w:val="false"/>
+          <w:iCs w:val="false"/>
+          <w:color w:val="000000"/>
+          <w:sz w:val="24"/>
+          <w:szCs w:val="24"/>
+          <w:rtl/>
+        </w:rPr>
+        <w:t xml:space="preserve"> הגזירה לאורך הזרוע המזרחית מרוכזת בשני מגעים בלבד. האחד הוא הגבול בין שולי כרתים לאזור ה-Backstop, המתבטא בשקע פליני, והשני הוא המגע בין הרי סטראבו לתחום הפנימי של המנסרה, המתבטא בשקע סטראבו.</w:t>
+      </w:r>
+      <w:r>
+        <w:rPr>
+          <w:rStyle w:val="FootnoteReference"/>
+          <w:rFonts w:ascii="Arial" w:cs="Arial" w:eastAsia="Arial" w:hAnsi="Arial"/>
+          <w:b w:val="false"/>
+          <w:bCs w:val="false"/>
+          <w:i w:val="false"/>
+          <w:iCs w:val="false"/>
+          <w:color w:val="000000"/>
+          <w:sz w:val="24"/>
+          <w:szCs w:val="24"/>
+          <w:rtl/>
+        </w:rPr>
+        <w:footnoteReference w:id="20"/>
+      </w:r>
+      <w:r>
+        <w:rPr>
+          <w:rFonts w:ascii="Arial" w:cs="Arial" w:eastAsia="Arial" w:hAnsi="Arial"/>
+          <w:b w:val="false"/>
+          <w:bCs w:val="false"/>
+          <w:i w:val="false"/>
+          <w:iCs w:val="false"/>
+          <w:color w:val="000000"/>
+          <w:sz w:val="24"/>
+          <w:szCs w:val="24"/>
+          <w:rtl/>
+        </w:rPr>
+        <w:t xml:space="preserve"> השקעים מסמנים את קווי הגזירה של המערכת, ולא רק את השפלים שבין הרכסים.</w:t>
+      </w:r>
+    </w:p>
+    <w:p>
+      <w:pPr>
+        <w:bidi/>
+        <w:spacing w:after="120" w:line="360" w:lineRule="auto"/>
+        <w:jc w:val="both"/>
+      </w:pPr>
+      <w:r>
+        <w:rPr>
+          <w:rFonts w:ascii="Arial" w:cs="Arial" w:eastAsia="Arial" w:hAnsi="Arial"/>
+          <w:b w:val="false"/>
+          <w:bCs w:val="false"/>
+          <w:i w:val="false"/>
+          <w:iCs w:val="false"/>
+          <w:color w:val="000000"/>
+          <w:sz w:val="24"/>
+          <w:szCs w:val="24"/>
+          <w:rtl/>
+        </w:rPr>
+        <w:t xml:space="preserve">מערכת השקעים אינה סימטרית סביב המנסרה. מצפון תוחם אותה שקע מטפן, העובר למרגלות המדרון היבשתי האגאי.</w:t>
+      </w:r>
+      <w:r>
+        <w:rPr>
+          <w:rStyle w:val="FootnoteReference"/>
+          <w:rFonts w:ascii="Arial" w:cs="Arial" w:eastAsia="Arial" w:hAnsi="Arial"/>
+          <w:b w:val="false"/>
+          <w:bCs w:val="false"/>
+          <w:i w:val="false"/>
+          <w:iCs w:val="false"/>
+          <w:color w:val="000000"/>
+          <w:sz w:val="24"/>
+          <w:szCs w:val="24"/>
+          <w:rtl/>
+        </w:rPr>
+        <w:footnoteReference w:id="21"/>
+      </w:r>
+      <w:r>
+        <w:rPr>
+          <w:rFonts w:ascii="Arial" w:cs="Arial" w:eastAsia="Arial" w:hAnsi="Arial"/>
+          <w:b w:val="false"/>
+          <w:bCs w:val="false"/>
+          <w:i w:val="false"/>
+          <w:iCs w:val="false"/>
+          <w:color w:val="000000"/>
+          <w:sz w:val="24"/>
+          <w:szCs w:val="24"/>
+          <w:rtl/>
+        </w:rPr>
+        <w:t xml:space="preserve"> מדרום, מול המדרון הלובי התלול, אין שקע כלל, אלא תעלה צרה ושטוחת-קרקעית בעומק ממוצע של כ-2,800 מטר.</w:t>
+      </w:r>
+      <w:r>
+        <w:rPr>
+          <w:rStyle w:val="FootnoteReference"/>
+          <w:rFonts w:ascii="Arial" w:cs="Arial" w:eastAsia="Arial" w:hAnsi="Arial"/>
+          <w:b w:val="false"/>
+          <w:bCs w:val="false"/>
+          <w:i w:val="false"/>
+          <w:iCs w:val="false"/>
+          <w:color w:val="000000"/>
+          <w:sz w:val="24"/>
+          <w:szCs w:val="24"/>
+          <w:rtl/>
+        </w:rPr>
+        <w:footnoteReference w:id="22"/>
+      </w:r>
+      <w:r>
+        <w:rPr>
+          <w:rFonts w:ascii="Arial" w:cs="Arial" w:eastAsia="Arial" w:hAnsi="Arial"/>
+          <w:b w:val="false"/>
+          <w:bCs w:val="false"/>
+          <w:i w:val="false"/>
+          <w:iCs w:val="false"/>
+          <w:color w:val="000000"/>
+          <w:sz w:val="24"/>
+          <w:szCs w:val="24"/>
+          <w:rtl/>
+        </w:rPr>
+        <w:t xml:space="preserve"> האסימטריה הזו חוזרת על עצמה בכל חתך רוחב של המערכת.</w:t>
       </w:r>
     </w:p>
     <w:p>
@@ -1077,65 +1235,65 @@
           <w:szCs w:val="24"/>
           <w:rtl/>
         </w:rPr>
-        <w:footnoteReference w:id="19"/>
-      </w:r>
-      <w:r>
-        <w:rPr>
-          <w:rFonts w:ascii="Arial" w:cs="Arial" w:eastAsia="Arial" w:hAnsi="Arial"/>
-          <w:b w:val="false"/>
-          <w:bCs w:val="false"/>
-          <w:i w:val="false"/>
-          <w:iCs w:val="false"/>
-          <w:color w:val="000000"/>
-          <w:sz w:val="24"/>
-          <w:szCs w:val="24"/>
-          <w:rtl/>
-        </w:rPr>
-        <w:t xml:space="preserve"> פסגתה, ברמת אנטאוס שמצפון לקירנאיקה, מגיעה לעומק מים של פחות מ-1,250 מטר, ואילו הזרועות היונית והלבנטינית יורדות לעומקים של כ-3,200 וכ-2,200 מטר בהתאמה.</w:t>
-      </w:r>
-      <w:r>
-        <w:rPr>
-          <w:rStyle w:val="FootnoteReference"/>
-          <w:rFonts w:ascii="Arial" w:cs="Arial" w:eastAsia="Arial" w:hAnsi="Arial"/>
-          <w:b w:val="false"/>
-          <w:bCs w:val="false"/>
-          <w:i w:val="false"/>
-          <w:iCs w:val="false"/>
-          <w:color w:val="000000"/>
-          <w:sz w:val="24"/>
-          <w:szCs w:val="24"/>
-          <w:rtl/>
-        </w:rPr>
-        <w:footnoteReference w:id="20"/>
-      </w:r>
-      <w:r>
-        <w:rPr>
-          <w:rFonts w:ascii="Arial" w:cs="Arial" w:eastAsia="Arial" w:hAnsi="Arial"/>
-          <w:b w:val="false"/>
-          <w:bCs w:val="false"/>
-          <w:i w:val="false"/>
-          <w:iCs w:val="false"/>
-          <w:color w:val="000000"/>
-          <w:sz w:val="24"/>
-          <w:szCs w:val="24"/>
-          <w:rtl/>
-        </w:rPr>
-        <w:t xml:space="preserve"> גם הרוחב אינו אחיד. מול המישור התהומי היוני מגיעה המנסרה לרוחב של כ-200 ק"מ, ובקטע שבין מרכז כרתים ללוב היא מצטמצמת לכ-130 ק"מ בלבד.</w:t>
-      </w:r>
-      <w:r>
-        <w:rPr>
-          <w:rStyle w:val="FootnoteReference"/>
-          <w:rFonts w:ascii="Arial" w:cs="Arial" w:eastAsia="Arial" w:hAnsi="Arial"/>
-          <w:b w:val="false"/>
-          <w:bCs w:val="false"/>
-          <w:i w:val="false"/>
-          <w:iCs w:val="false"/>
-          <w:color w:val="000000"/>
-          <w:sz w:val="24"/>
-          <w:szCs w:val="24"/>
-          <w:rtl/>
-        </w:rPr>
-        <w:footnoteReference w:id="21"/>
+        <w:footnoteReference w:id="23"/>
+      </w:r>
+      <w:r>
+        <w:rPr>
+          <w:rFonts w:ascii="Arial" w:cs="Arial" w:eastAsia="Arial" w:hAnsi="Arial"/>
+          <w:b w:val="false"/>
+          <w:bCs w:val="false"/>
+          <w:i w:val="false"/>
+          <w:iCs w:val="false"/>
+          <w:color w:val="000000"/>
+          <w:sz w:val="24"/>
+          <w:szCs w:val="24"/>
+          <w:rtl/>
+        </w:rPr>
+        <w:t xml:space="preserve"> פסגת המנסרה נמצאת ברמת אנטאוס שמצפון לקירנאיקה, בעומק מים של פחות מ-1,250 מטר, ואילו הזרועות היונית והלבנטינית יורדות לעומקים של כ-3,200 וכ-2,200 מטר.</w:t>
+      </w:r>
+      <w:r>
+        <w:rPr>
+          <w:rStyle w:val="FootnoteReference"/>
+          <w:rFonts w:ascii="Arial" w:cs="Arial" w:eastAsia="Arial" w:hAnsi="Arial"/>
+          <w:b w:val="false"/>
+          <w:bCs w:val="false"/>
+          <w:i w:val="false"/>
+          <w:iCs w:val="false"/>
+          <w:color w:val="000000"/>
+          <w:sz w:val="24"/>
+          <w:szCs w:val="24"/>
+          <w:rtl/>
+        </w:rPr>
+        <w:footnoteReference w:id="24"/>
+      </w:r>
+      <w:r>
+        <w:rPr>
+          <w:rFonts w:ascii="Arial" w:cs="Arial" w:eastAsia="Arial" w:hAnsi="Arial"/>
+          <w:b w:val="false"/>
+          <w:bCs w:val="false"/>
+          <w:i w:val="false"/>
+          <w:iCs w:val="false"/>
+          <w:color w:val="000000"/>
+          <w:sz w:val="24"/>
+          <w:szCs w:val="24"/>
+          <w:rtl/>
+        </w:rPr>
+        <w:t xml:space="preserve"> גם הרוחב אינו אחיד. מול המישור התהומי היוני רוחב המנסרה מגיע לכ-200 ק"מ, ובקטע שבין מרכז כרתים ללוב הוא מצטמצם לכ-130 ק"מ בלבד.</w:t>
+      </w:r>
+      <w:r>
+        <w:rPr>
+          <w:rStyle w:val="FootnoteReference"/>
+          <w:rFonts w:ascii="Arial" w:cs="Arial" w:eastAsia="Arial" w:hAnsi="Arial"/>
+          <w:b w:val="false"/>
+          <w:bCs w:val="false"/>
+          <w:i w:val="false"/>
+          <w:iCs w:val="false"/>
+          <w:color w:val="000000"/>
+          <w:sz w:val="24"/>
+          <w:szCs w:val="24"/>
+          <w:rtl/>
+        </w:rPr>
+        <w:footnoteReference w:id="25"/>
       </w:r>
       <w:r>
         <w:rPr>
@@ -1160,7 +1318,7 @@
       <w:r>
         <w:drawing>
           <wp:inline distT="0" distB="0" distL="0" distR="0">
-            <wp:extent cx="5048250" cy="4143375"/>
+            <wp:extent cx="3384000" cy="2777433"/>
             <wp:effectExtent t="0" r="0" b="0" l="0"/>
             <wp:docPr id="1" name="" descr="" title=""/>
             <wp:cNvGraphicFramePr>
@@ -1185,7 +1343,7 @@
                   <pic:spPr bwMode="auto">
                     <a:xfrm>
                       <a:off x="0" y="0"/>
-                      <a:ext cx="5048250" cy="4143375"/>
+                      <a:ext cx="3384000" cy="2777433"/>
                     </a:xfrm>
                     <a:prstGeom prst="rect">
                       <a:avLst/>
@@ -1231,7 +1389,7 @@
           <w:szCs w:val="22"/>
           <w:rtl/>
         </w:rPr>
-        <w:footnoteReference w:id="22"/>
+        <w:footnoteReference w:id="26"/>
       </w:r>
     </w:p>
     <w:p>
@@ -1289,7 +1447,7 @@
           <w:szCs w:val="24"/>
           <w:rtl/>
         </w:rPr>
-        <w:footnoteReference w:id="23"/>
+        <w:footnoteReference w:id="27"/>
       </w:r>
       <w:r>
         <w:rPr>
@@ -1318,7 +1476,7 @@
           <w:szCs w:val="24"/>
           <w:rtl/>
         </w:rPr>
-        <w:footnoteReference w:id="24"/>
+        <w:footnoteReference w:id="28"/>
       </w:r>
     </w:p>
     <w:p>
@@ -1354,7 +1512,7 @@
           <w:szCs w:val="24"/>
           <w:rtl/>
         </w:rPr>
-        <w:footnoteReference w:id="25"/>
+        <w:footnoteReference w:id="29"/>
       </w:r>
       <w:r>
         <w:rPr>
@@ -1426,7 +1584,7 @@
           <w:szCs w:val="24"/>
           <w:rtl/>
         </w:rPr>
-        <w:footnoteReference w:id="26"/>
+        <w:footnoteReference w:id="30"/>
       </w:r>
       <w:r>
         <w:rPr>
@@ -1455,7 +1613,7 @@
           <w:szCs w:val="24"/>
           <w:rtl/>
         </w:rPr>
-        <w:footnoteReference w:id="27"/>
+        <w:footnoteReference w:id="31"/>
       </w:r>
       <w:r>
         <w:rPr>
@@ -1484,7 +1642,7 @@
           <w:szCs w:val="24"/>
           <w:rtl/>
         </w:rPr>
-        <w:footnoteReference w:id="28"/>
+        <w:footnoteReference w:id="32"/>
       </w:r>
       <w:r>
         <w:rPr>
@@ -1534,7 +1692,7 @@
           <w:szCs w:val="24"/>
           <w:rtl/>
         </w:rPr>
-        <w:footnoteReference w:id="29"/>
+        <w:footnoteReference w:id="33"/>
       </w:r>
       <w:r>
         <w:rPr>
@@ -1646,7 +1804,7 @@
           <w:szCs w:val="24"/>
           <w:rtl/>
         </w:rPr>
-        <w:footnoteReference w:id="30"/>
+        <w:footnoteReference w:id="34"/>
       </w:r>
       <w:r>
         <w:rPr>
@@ -1675,7 +1833,7 @@
           <w:szCs w:val="24"/>
           <w:rtl/>
         </w:rPr>
-        <w:footnoteReference w:id="31"/>
+        <w:footnoteReference w:id="35"/>
       </w:r>
       <w:r>
         <w:rPr>
@@ -1725,7 +1883,7 @@
           <w:szCs w:val="24"/>
           <w:rtl/>
         </w:rPr>
-        <w:footnoteReference w:id="32"/>
+        <w:footnoteReference w:id="36"/>
       </w:r>
       <w:r>
         <w:rPr>
@@ -1754,7 +1912,7 @@
           <w:szCs w:val="24"/>
           <w:rtl/>
         </w:rPr>
-        <w:footnoteReference w:id="33"/>
+        <w:footnoteReference w:id="37"/>
       </w:r>
       <w:r>
         <w:rPr>
@@ -1783,7 +1941,7 @@
           <w:szCs w:val="24"/>
           <w:rtl/>
         </w:rPr>
-        <w:footnoteReference w:id="34"/>
+        <w:footnoteReference w:id="38"/>
       </w:r>
       <w:r>
         <w:rPr>
@@ -1855,7 +2013,7 @@
           <w:szCs w:val="24"/>
           <w:rtl/>
         </w:rPr>
-        <w:footnoteReference w:id="35"/>
+        <w:footnoteReference w:id="39"/>
       </w:r>
       <w:r>
         <w:rPr>
@@ -1884,7 +2042,7 @@
           <w:szCs w:val="24"/>
           <w:rtl/>
         </w:rPr>
-        <w:footnoteReference w:id="36"/>
+        <w:footnoteReference w:id="40"/>
       </w:r>
       <w:r>
         <w:rPr>
@@ -1909,7 +2067,7 @@
       <w:r>
         <w:drawing>
           <wp:inline distT="0" distB="0" distL="0" distR="0">
-            <wp:extent cx="5048250" cy="3924300"/>
+            <wp:extent cx="4536000" cy="3526098"/>
             <wp:effectExtent t="0" r="0" b="0" l="0"/>
             <wp:docPr id="1" name="" descr="" title=""/>
             <wp:cNvGraphicFramePr>
@@ -1934,7 +2092,7 @@
                   <pic:spPr bwMode="auto">
                     <a:xfrm>
                       <a:off x="0" y="0"/>
-                      <a:ext cx="5048250" cy="3924300"/>
+                      <a:ext cx="4536000" cy="3526098"/>
                     </a:xfrm>
                     <a:prstGeom prst="rect">
                       <a:avLst/>
@@ -1980,7 +2138,7 @@
           <w:szCs w:val="22"/>
           <w:rtl/>
         </w:rPr>
-        <w:footnoteReference w:id="37"/>
+        <w:footnoteReference w:id="41"/>
       </w:r>
     </w:p>
     <w:p>
@@ -2016,7 +2174,7 @@
           <w:szCs w:val="24"/>
           <w:rtl/>
         </w:rPr>
-        <w:footnoteReference w:id="38"/>
+        <w:footnoteReference w:id="42"/>
       </w:r>
       <w:r>
         <w:rPr>
@@ -2045,7 +2203,7 @@
           <w:szCs w:val="24"/>
           <w:rtl/>
         </w:rPr>
-        <w:footnoteReference w:id="39"/>
+        <w:footnoteReference w:id="43"/>
       </w:r>
     </w:p>
     <w:p>
@@ -2103,7 +2261,7 @@
           <w:szCs w:val="24"/>
           <w:rtl/>
         </w:rPr>
-        <w:footnoteReference w:id="40"/>
+        <w:footnoteReference w:id="44"/>
       </w:r>
       <w:r>
         <w:rPr>
@@ -2132,7 +2290,7 @@
           <w:szCs w:val="24"/>
           <w:rtl/>
         </w:rPr>
-        <w:footnoteReference w:id="41"/>
+        <w:footnoteReference w:id="45"/>
       </w:r>
     </w:p>
     <w:p>
@@ -2168,7 +2326,7 @@
           <w:szCs w:val="24"/>
           <w:rtl/>
         </w:rPr>
-        <w:footnoteReference w:id="42"/>
+        <w:footnoteReference w:id="46"/>
       </w:r>
       <w:r>
         <w:rPr>
@@ -2240,7 +2398,7 @@
           <w:szCs w:val="24"/>
           <w:rtl/>
         </w:rPr>
-        <w:footnoteReference w:id="43"/>
+        <w:footnoteReference w:id="47"/>
       </w:r>
       <w:r>
         <w:rPr>
@@ -2269,7 +2427,7 @@
           <w:szCs w:val="24"/>
           <w:rtl/>
         </w:rPr>
-        <w:footnoteReference w:id="44"/>
+        <w:footnoteReference w:id="48"/>
       </w:r>
       <w:r>
         <w:rPr>
@@ -2298,7 +2456,7 @@
           <w:szCs w:val="24"/>
           <w:rtl/>
         </w:rPr>
-        <w:footnoteReference w:id="45"/>
+        <w:footnoteReference w:id="49"/>
       </w:r>
       <w:r>
         <w:rPr>
@@ -2327,7 +2485,104 @@
           <w:szCs w:val="24"/>
           <w:rtl/>
         </w:rPr>
-        <w:footnoteReference w:id="46"/>
+        <w:footnoteReference w:id="50"/>
+      </w:r>
+      <w:r>
+        <w:rPr>
+          <w:rFonts w:ascii="Arial" w:cs="Arial" w:eastAsia="Arial" w:hAnsi="Arial"/>
+          <w:b w:val="false"/>
+          <w:bCs w:val="false"/>
+          <w:i w:val="false"/>
+          <w:iCs w:val="false"/>
+          <w:color w:val="000000"/>
+          <w:sz w:val="24"/>
+          <w:szCs w:val="24"/>
+          <w:rtl/>
+        </w:rPr>
+        <w:t xml:space="preserve"> איור 3 מציג את המנסרה, את ה-Backstop ואת אונות המלח שגלשו מעליו במבט אחד.</w:t>
+      </w:r>
+    </w:p>
+    <w:p>
+      <w:pPr>
+        <w:keepNext/>
+        <w:spacing w:after="40" w:before="140"/>
+        <w:jc w:val="center"/>
+      </w:pPr>
+      <w:r>
+        <w:drawing>
+          <wp:inline distT="0" distB="0" distL="0" distR="0">
+            <wp:extent cx="4536000" cy="3107620"/>
+            <wp:effectExtent t="0" r="0" b="0" l="0"/>
+            <wp:docPr id="3" name="" descr="" title=""/>
+            <wp:cNvGraphicFramePr>
+              <a:graphicFrameLocks xmlns:a="http://schemas.openxmlformats.org/drawingml/2006/main" noChangeAspect="1"/>
+            </wp:cNvGraphicFramePr>
+            <a:graphic xmlns:a="http://schemas.openxmlformats.org/drawingml/2006/main">
+              <a:graphicData uri="http://schemas.openxmlformats.org/drawingml/2006/picture">
+                <pic:pic xmlns:pic="http://schemas.openxmlformats.org/drawingml/2006/picture">
+                  <pic:nvPicPr>
+                    <pic:cNvPr id="0" name="" descr=""/>
+                    <pic:cNvPicPr>
+                      <a:picLocks noChangeAspect="1" noChangeArrowheads="1"/>
+                    </pic:cNvPicPr>
+                  </pic:nvPicPr>
+                  <pic:blipFill>
+                    <a:blip r:embed="rId100" cstate="none"/>
+                    <a:srcRect/>
+                    <a:stretch>
+                      <a:fillRect/>
+                    </a:stretch>
+                  </pic:blipFill>
+                  <pic:spPr bwMode="auto">
+                    <a:xfrm>
+                      <a:off x="0" y="0"/>
+                      <a:ext cx="4536000" cy="3107620"/>
+                    </a:xfrm>
+                    <a:prstGeom prst="rect">
+                      <a:avLst/>
+                    </a:prstGeom>
+                  </pic:spPr>
+                </pic:pic>
+              </a:graphicData>
+            </a:graphic>
+          </wp:inline>
+        </w:drawing>
+      </w:r>
+    </w:p>
+    <w:p>
+      <w:pPr>
+        <w:bidi/>
+        <w:spacing w:after="200" w:before="60" w:line="240" w:lineRule="auto"/>
+        <w:jc w:val="both"/>
+      </w:pPr>
+      <w:r>
+        <w:rPr>
+          <w:rFonts w:ascii="Arial" w:cs="Arial" w:eastAsia="Arial" w:hAnsi="Arial"/>
+          <w:b w:val="false"/>
+          <w:bCs w:val="false"/>
+          <w:i/>
+          <w:iCs/>
+          <w:color w:val="000000"/>
+          <w:sz w:val="22"/>
+          <w:szCs w:val="22"/>
+          <w:rtl/>
+        </w:rPr>
+        <w:t xml:space="preserve">איור 3: תצוגה בתימטרית תלת-ממדית של הזרוע המערבית של מנסרת ים התיכון ושל אזור ה-Backstop שמצפון לה. באיור נראים שלושת המרכיבים שנדונו בפרק זה. הראשון הוא מגע המנסרה-Backstop, שלאורכו מרוכזים הרי הבוץ. השני הוא אונת מלח כבידתית שגלשה מעל ה-Backstop. השלישי הוא אגני הבקע (cleft basins), שקערוריות עמוקות בסמוך לאותו מגע. סולם הצבעים מציג עומקי מים שבין 2,200 ל-4,000 מטר. מקור: Huguen et al. (2006), איור 4, עמ' 65.</w:t>
+      </w:r>
+      <w:r>
+        <w:rPr>
+          <w:rStyle w:val="FootnoteReference"/>
+          <w:rFonts w:ascii="Arial" w:cs="Arial" w:eastAsia="Arial" w:hAnsi="Arial"/>
+          <w:b w:val="false"/>
+          <w:bCs w:val="false"/>
+          <w:i/>
+          <w:iCs/>
+          <w:color w:val="000000"/>
+          <w:sz w:val="22"/>
+          <w:szCs w:val="22"/>
+          <w:rtl/>
+        </w:rPr>
+        <w:footnoteReference w:id="51"/>
       </w:r>
     </w:p>
     <w:p>
@@ -2403,7 +2658,7 @@
           <w:szCs w:val="24"/>
           <w:rtl/>
         </w:rPr>
-        <w:footnoteReference w:id="47"/>
+        <w:footnoteReference w:id="52"/>
       </w:r>
       <w:r>
         <w:rPr>
@@ -2453,7 +2708,7 @@
           <w:szCs w:val="24"/>
           <w:rtl/>
         </w:rPr>
-        <w:footnoteReference w:id="48"/>
+        <w:footnoteReference w:id="53"/>
       </w:r>
       <w:r>
         <w:rPr>
@@ -2482,7 +2737,7 @@
           <w:szCs w:val="24"/>
           <w:rtl/>
         </w:rPr>
-        <w:footnoteReference w:id="49"/>
+        <w:footnoteReference w:id="54"/>
       </w:r>
       <w:r>
         <w:rPr>
@@ -2532,7 +2787,7 @@
           <w:szCs w:val="24"/>
           <w:rtl/>
         </w:rPr>
-        <w:footnoteReference w:id="50"/>
+        <w:footnoteReference w:id="55"/>
       </w:r>
       <w:r>
         <w:rPr>
@@ -2622,7 +2877,7 @@
           <w:szCs w:val="24"/>
           <w:rtl/>
         </w:rPr>
-        <w:footnoteReference w:id="51"/>
+        <w:footnoteReference w:id="56"/>
       </w:r>
       <w:r>
         <w:rPr>
@@ -2657,65 +2912,36 @@
           <w:szCs w:val="24"/>
           <w:rtl/>
         </w:rPr>
-        <w:t xml:space="preserve">הממצא השני נוגע לשונות לאורך הקשת. היא נשלטת בשילוב של מצב גיאודינמי של תחילת התנגשות, קינמטיקה משתנה ופיזור לא אחיד של שכבות המלח.</w:t>
-      </w:r>
-      <w:r>
-        <w:rPr>
-          <w:rStyle w:val="FootnoteReference"/>
-          <w:rFonts w:ascii="Arial" w:cs="Arial" w:eastAsia="Arial" w:hAnsi="Arial"/>
-          <w:b w:val="false"/>
-          <w:bCs w:val="false"/>
-          <w:i w:val="false"/>
-          <w:iCs w:val="false"/>
-          <w:color w:val="000000"/>
-          <w:sz w:val="24"/>
-          <w:szCs w:val="24"/>
-          <w:rtl/>
-        </w:rPr>
-        <w:footnoteReference w:id="52"/>
-      </w:r>
-      <w:r>
-        <w:rPr>
-          <w:rFonts w:ascii="Arial" w:cs="Arial" w:eastAsia="Arial" w:hAnsi="Arial"/>
-          <w:b w:val="false"/>
-          <w:bCs w:val="false"/>
-          <w:i w:val="false"/>
-          <w:iCs w:val="false"/>
-          <w:color w:val="000000"/>
-          <w:sz w:val="24"/>
-          <w:szCs w:val="24"/>
-          <w:rtl/>
-        </w:rPr>
-        <w:t xml:space="preserve"> הקינמטיקה עצמה אינה נתון ראשוני. היא נובעת מהרכב הליתוספרה השוקעת. ליתוספרה יבשתית וציפה בצפון, וליתוספרה אוקיינית וצפופה בדרום, שוקעות בקצבים שונים מאוד.</w:t>
-      </w:r>
-      <w:r>
-        <w:rPr>
-          <w:rStyle w:val="FootnoteReference"/>
-          <w:rFonts w:ascii="Arial" w:cs="Arial" w:eastAsia="Arial" w:hAnsi="Arial"/>
-          <w:b w:val="false"/>
-          <w:bCs w:val="false"/>
-          <w:i w:val="false"/>
-          <w:iCs w:val="false"/>
-          <w:color w:val="000000"/>
-          <w:sz w:val="24"/>
-          <w:szCs w:val="24"/>
-          <w:rtl/>
-        </w:rPr>
-        <w:footnoteReference w:id="53"/>
-      </w:r>
-      <w:r>
-        <w:rPr>
-          <w:rFonts w:ascii="Arial" w:cs="Arial" w:eastAsia="Arial" w:hAnsi="Arial"/>
-          <w:b w:val="false"/>
-          <w:bCs w:val="false"/>
-          <w:i w:val="false"/>
-          <w:iCs w:val="false"/>
-          <w:color w:val="000000"/>
-          <w:sz w:val="24"/>
-          <w:szCs w:val="24"/>
-          <w:rtl/>
-        </w:rPr>
-        <w:t xml:space="preserve"> כך נוצרת שרשרת סיבתית שראשיתה בעומק וסופה בצורת פני הקרקעית.</w:t>
+        <w:t xml:space="preserve">הממצא השני נוגע לשונות לאורך הקשת. אין לה סיבה אחת, ויש לה שתי רמות. ברמה הרדודה פועלים הקינמטיקה ופיזור המלח, וברמה העמוקה פועלת ציפת הליתוספרה השוקעת. ליתוספרה יבשתית וציפה בצפון, וליתוספרה אוקיינית וצפופה בדרום, שוקעות בקצבים שונים מאוד.</w:t>
+      </w:r>
+      <w:r>
+        <w:rPr>
+          <w:rStyle w:val="FootnoteReference"/>
+          <w:rFonts w:ascii="Arial" w:cs="Arial" w:eastAsia="Arial" w:hAnsi="Arial"/>
+          <w:b w:val="false"/>
+          <w:bCs w:val="false"/>
+          <w:i w:val="false"/>
+          <w:iCs w:val="false"/>
+          <w:color w:val="000000"/>
+          <w:sz w:val="24"/>
+          <w:szCs w:val="24"/>
+          <w:rtl/>
+        </w:rPr>
+        <w:footnoteReference w:id="57"/>
+      </w:r>
+      <w:r>
+        <w:rPr>
+          <w:rFonts w:ascii="Arial" w:cs="Arial" w:eastAsia="Arial" w:hAnsi="Arial"/>
+          <w:b w:val="false"/>
+          <w:bCs w:val="false"/>
+          <w:i w:val="false"/>
+          <w:iCs w:val="false"/>
+          <w:color w:val="000000"/>
+          <w:sz w:val="24"/>
+          <w:szCs w:val="24"/>
+          <w:rtl/>
+        </w:rPr>
+        <w:t xml:space="preserve"> צורת פני הקרקעית היא הביטוי העליון של שרשרת סיבתית שראשיתה בעומק.</w:t>
       </w:r>
     </w:p>
     <w:p>
@@ -2751,7 +2977,7 @@
           <w:szCs w:val="24"/>
           <w:rtl/>
         </w:rPr>
-        <w:footnoteReference w:id="54"/>
+        <w:footnoteReference w:id="58"/>
       </w:r>
       <w:r>
         <w:rPr>
@@ -2842,7 +3068,7 @@
           <w:szCs w:val="22"/>
           <w:rtl w:val="0"/>
         </w:rPr>
-        <w:footnoteReference w:id="55"/>
+        <w:footnoteReference w:id="59"/>
       </w:r>
     </w:p>
     <w:p>
@@ -2899,7 +3125,7 @@
           <w:szCs w:val="22"/>
           <w:rtl w:val="0"/>
         </w:rPr>
-        <w:footnoteReference w:id="56"/>
+        <w:footnoteReference w:id="60"/>
       </w:r>
     </w:p>
     <w:p>
@@ -2935,7 +3161,7 @@
           <w:szCs w:val="22"/>
           <w:rtl w:val="0"/>
         </w:rPr>
-        <w:footnoteReference w:id="57"/>
+        <w:footnoteReference w:id="61"/>
       </w:r>
     </w:p>
     <w:sectPr>
@@ -3478,11 +3704,103 @@
           <w:szCs w:val="20"/>
           <w:rtl/>
         </w:rPr>
+        <w:t xml:space="preserve"> Huguen et al. (2006), עמ' 72 (סעיף The Eastern Mediterranean Ridge).</w:t>
+      </w:r>
+    </w:p>
+  </w:footnote>
+  <w:footnote w:id="20">
+    <w:p>
+      <w:pPr>
+        <w:pStyle w:val="FootnoteText"/>
+        <w:bidi/>
+      </w:pPr>
+      <w:r>
+        <w:rPr>
+          <w:rStyle w:val="FootnoteReference"/>
+        </w:rPr>
+        <w:footnoteRef/>
+      </w:r>
+      <w:r>
+        <w:rPr>
+          <w:rFonts w:ascii="Arial" w:hAnsi="Arial" w:cs="Arial" w:eastAsia="Arial"/>
+          <w:sz w:val="20"/>
+          <w:szCs w:val="20"/>
+          <w:rtl/>
+        </w:rPr>
+        <w:t xml:space="preserve"> Huguen et al. (2006), עמ' 73 (סעיף Conclusion).</w:t>
+      </w:r>
+    </w:p>
+  </w:footnote>
+  <w:footnote w:id="21">
+    <w:p>
+      <w:pPr>
+        <w:pStyle w:val="FootnoteText"/>
+        <w:bidi/>
+      </w:pPr>
+      <w:r>
+        <w:rPr>
+          <w:rStyle w:val="FootnoteReference"/>
+        </w:rPr>
+        <w:footnoteRef/>
+      </w:r>
+      <w:r>
+        <w:rPr>
+          <w:rFonts w:ascii="Arial" w:hAnsi="Arial" w:cs="Arial" w:eastAsia="Arial"/>
+          <w:sz w:val="20"/>
+          <w:szCs w:val="20"/>
+          <w:rtl/>
+        </w:rPr>
+        <w:t xml:space="preserve"> Huguen et al. (2006), עמ' 66 (סעיף General morphologic and backscatter characteristics).</w:t>
+      </w:r>
+    </w:p>
+  </w:footnote>
+  <w:footnote w:id="22">
+    <w:p>
+      <w:pPr>
+        <w:pStyle w:val="FootnoteText"/>
+        <w:bidi/>
+      </w:pPr>
+      <w:r>
+        <w:rPr>
+          <w:rStyle w:val="FootnoteReference"/>
+        </w:rPr>
+        <w:footnoteRef/>
+      </w:r>
+      <w:r>
+        <w:rPr>
+          <w:rFonts w:ascii="Arial" w:hAnsi="Arial" w:cs="Arial" w:eastAsia="Arial"/>
+          <w:sz w:val="20"/>
+          <w:szCs w:val="20"/>
+          <w:rtl/>
+        </w:rPr>
+        <w:t xml:space="preserve"> Huguen et al. (2006), עמ' 62 (מבוא).</w:t>
+      </w:r>
+    </w:p>
+  </w:footnote>
+  <w:footnote w:id="23">
+    <w:p>
+      <w:pPr>
+        <w:pStyle w:val="FootnoteText"/>
+        <w:bidi/>
+      </w:pPr>
+      <w:r>
+        <w:rPr>
+          <w:rStyle w:val="FootnoteReference"/>
+        </w:rPr>
+        <w:footnoteRef/>
+      </w:r>
+      <w:r>
+        <w:rPr>
+          <w:rFonts w:ascii="Arial" w:hAnsi="Arial" w:cs="Arial" w:eastAsia="Arial"/>
+          <w:sz w:val="20"/>
+          <w:szCs w:val="20"/>
+          <w:rtl/>
+        </w:rPr>
         <w:t xml:space="preserve"> Huguen et al. (2006), עמ' 61 ו-65 (תקציר ומבוא).</w:t>
       </w:r>
     </w:p>
   </w:footnote>
-  <w:footnote w:id="20">
+  <w:footnote w:id="24">
     <w:p>
       <w:pPr>
         <w:pStyle w:val="FootnoteText"/>
@@ -3505,7 +3823,7 @@
       </w:r>
     </w:p>
   </w:footnote>
-  <w:footnote w:id="21">
+  <w:footnote w:id="25">
     <w:p>
       <w:pPr>
         <w:pStyle w:val="FootnoteText"/>
@@ -3528,7 +3846,7 @@
       </w:r>
     </w:p>
   </w:footnote>
-  <w:footnote w:id="22">
+  <w:footnote w:id="26">
     <w:p>
       <w:pPr>
         <w:pStyle w:val="FootnoteText"/>
@@ -3551,7 +3869,7 @@
       </w:r>
     </w:p>
   </w:footnote>
-  <w:footnote w:id="23">
+  <w:footnote w:id="27">
     <w:p>
       <w:pPr>
         <w:pStyle w:val="FootnoteText"/>
@@ -3574,7 +3892,7 @@
       </w:r>
     </w:p>
   </w:footnote>
-  <w:footnote w:id="24">
+  <w:footnote w:id="28">
     <w:p>
       <w:pPr>
         <w:pStyle w:val="FootnoteText"/>
@@ -3597,7 +3915,7 @@
       </w:r>
     </w:p>
   </w:footnote>
-  <w:footnote w:id="25">
+  <w:footnote w:id="29">
     <w:p>
       <w:pPr>
         <w:pStyle w:val="FootnoteText"/>
@@ -3620,7 +3938,7 @@
       </w:r>
     </w:p>
   </w:footnote>
-  <w:footnote w:id="26">
+  <w:footnote w:id="30">
     <w:p>
       <w:pPr>
         <w:pStyle w:val="FootnoteText"/>
@@ -3643,7 +3961,7 @@
       </w:r>
     </w:p>
   </w:footnote>
-  <w:footnote w:id="27">
+  <w:footnote w:id="31">
     <w:p>
       <w:pPr>
         <w:pStyle w:val="FootnoteText"/>
@@ -3666,7 +3984,7 @@
       </w:r>
     </w:p>
   </w:footnote>
-  <w:footnote w:id="28">
+  <w:footnote w:id="32">
     <w:p>
       <w:pPr>
         <w:pStyle w:val="FootnoteText"/>
@@ -3689,7 +4007,7 @@
       </w:r>
     </w:p>
   </w:footnote>
-  <w:footnote w:id="29">
+  <w:footnote w:id="33">
     <w:p>
       <w:pPr>
         <w:pStyle w:val="FootnoteText"/>
@@ -3712,7 +4030,7 @@
       </w:r>
     </w:p>
   </w:footnote>
-  <w:footnote w:id="30">
+  <w:footnote w:id="34">
     <w:p>
       <w:pPr>
         <w:pStyle w:val="FootnoteText"/>
@@ -3735,7 +4053,7 @@
       </w:r>
     </w:p>
   </w:footnote>
-  <w:footnote w:id="31">
+  <w:footnote w:id="35">
     <w:p>
       <w:pPr>
         <w:pStyle w:val="FootnoteText"/>
@@ -3758,7 +4076,7 @@
       </w:r>
     </w:p>
   </w:footnote>
-  <w:footnote w:id="32">
+  <w:footnote w:id="36">
     <w:p>
       <w:pPr>
         <w:pStyle w:val="FootnoteText"/>
@@ -3781,7 +4099,7 @@
       </w:r>
     </w:p>
   </w:footnote>
-  <w:footnote w:id="33">
+  <w:footnote w:id="37">
     <w:p>
       <w:pPr>
         <w:pStyle w:val="FootnoteText"/>
@@ -3804,7 +4122,7 @@
       </w:r>
     </w:p>
   </w:footnote>
-  <w:footnote w:id="34">
+  <w:footnote w:id="38">
     <w:p>
       <w:pPr>
         <w:pStyle w:val="FootnoteText"/>
@@ -3827,7 +4145,7 @@
       </w:r>
     </w:p>
   </w:footnote>
-  <w:footnote w:id="35">
+  <w:footnote w:id="39">
     <w:p>
       <w:pPr>
         <w:pStyle w:val="FootnoteText"/>
@@ -3850,7 +4168,7 @@
       </w:r>
     </w:p>
   </w:footnote>
-  <w:footnote w:id="36">
+  <w:footnote w:id="40">
     <w:p>
       <w:pPr>
         <w:pStyle w:val="FootnoteText"/>
@@ -3873,7 +4191,7 @@
       </w:r>
     </w:p>
   </w:footnote>
-  <w:footnote w:id="37">
+  <w:footnote w:id="41">
     <w:p>
       <w:pPr>
         <w:pStyle w:val="FootnoteText"/>
@@ -3896,7 +4214,7 @@
       </w:r>
     </w:p>
   </w:footnote>
-  <w:footnote w:id="38">
+  <w:footnote w:id="42">
     <w:p>
       <w:pPr>
         <w:pStyle w:val="FootnoteText"/>
@@ -3919,7 +4237,7 @@
       </w:r>
     </w:p>
   </w:footnote>
-  <w:footnote w:id="39">
+  <w:footnote w:id="43">
     <w:p>
       <w:pPr>
         <w:pStyle w:val="FootnoteText"/>
@@ -3942,7 +4260,7 @@
       </w:r>
     </w:p>
   </w:footnote>
-  <w:footnote w:id="40">
+  <w:footnote w:id="44">
     <w:p>
       <w:pPr>
         <w:pStyle w:val="FootnoteText"/>
@@ -3965,7 +4283,7 @@
       </w:r>
     </w:p>
   </w:footnote>
-  <w:footnote w:id="41">
+  <w:footnote w:id="45">
     <w:p>
       <w:pPr>
         <w:pStyle w:val="FootnoteText"/>
@@ -3988,7 +4306,7 @@
       </w:r>
     </w:p>
   </w:footnote>
-  <w:footnote w:id="42">
+  <w:footnote w:id="46">
     <w:p>
       <w:pPr>
         <w:pStyle w:val="FootnoteText"/>
@@ -4011,7 +4329,7 @@
       </w:r>
     </w:p>
   </w:footnote>
-  <w:footnote w:id="43">
+  <w:footnote w:id="47">
     <w:p>
       <w:pPr>
         <w:pStyle w:val="FootnoteText"/>
@@ -4034,7 +4352,7 @@
       </w:r>
     </w:p>
   </w:footnote>
-  <w:footnote w:id="44">
+  <w:footnote w:id="48">
     <w:p>
       <w:pPr>
         <w:pStyle w:val="FootnoteText"/>
@@ -4057,7 +4375,7 @@
       </w:r>
     </w:p>
   </w:footnote>
-  <w:footnote w:id="45">
+  <w:footnote w:id="49">
     <w:p>
       <w:pPr>
         <w:pStyle w:val="FootnoteText"/>
@@ -4080,7 +4398,7 @@
       </w:r>
     </w:p>
   </w:footnote>
-  <w:footnote w:id="46">
+  <w:footnote w:id="50">
     <w:p>
       <w:pPr>
         <w:pStyle w:val="FootnoteText"/>
@@ -4103,7 +4421,30 @@
       </w:r>
     </w:p>
   </w:footnote>
-  <w:footnote w:id="47">
+  <w:footnote w:id="51">
+    <w:p>
+      <w:pPr>
+        <w:pStyle w:val="FootnoteText"/>
+        <w:bidi/>
+      </w:pPr>
+      <w:r>
+        <w:rPr>
+          <w:rStyle w:val="FootnoteReference"/>
+        </w:rPr>
+        <w:footnoteRef/>
+      </w:r>
+      <w:r>
+        <w:rPr>
+          <w:rFonts w:ascii="Arial" w:hAnsi="Arial" w:cs="Arial" w:eastAsia="Arial"/>
+          <w:sz w:val="20"/>
+          <w:szCs w:val="20"/>
+          <w:rtl/>
+        </w:rPr>
+        <w:t xml:space="preserve"> Huguen et al. (2006), איור 4, עמ' 65.</w:t>
+      </w:r>
+    </w:p>
+  </w:footnote>
+  <w:footnote w:id="52">
     <w:p>
       <w:pPr>
         <w:pStyle w:val="FootnoteText"/>
@@ -4126,7 +4467,7 @@
       </w:r>
     </w:p>
   </w:footnote>
-  <w:footnote w:id="48">
+  <w:footnote w:id="53">
     <w:p>
       <w:pPr>
         <w:pStyle w:val="FootnoteText"/>
@@ -4149,7 +4490,7 @@
       </w:r>
     </w:p>
   </w:footnote>
-  <w:footnote w:id="49">
+  <w:footnote w:id="54">
     <w:p>
       <w:pPr>
         <w:pStyle w:val="FootnoteText"/>
@@ -4172,7 +4513,7 @@
       </w:r>
     </w:p>
   </w:footnote>
-  <w:footnote w:id="50">
+  <w:footnote w:id="55">
     <w:p>
       <w:pPr>
         <w:pStyle w:val="FootnoteText"/>
@@ -4195,7 +4536,7 @@
       </w:r>
     </w:p>
   </w:footnote>
-  <w:footnote w:id="51">
+  <w:footnote w:id="56">
     <w:p>
       <w:pPr>
         <w:pStyle w:val="FootnoteText"/>
@@ -4218,30 +4559,7 @@
       </w:r>
     </w:p>
   </w:footnote>
-  <w:footnote w:id="52">
-    <w:p>
-      <w:pPr>
-        <w:pStyle w:val="FootnoteText"/>
-        <w:bidi/>
-      </w:pPr>
-      <w:r>
-        <w:rPr>
-          <w:rStyle w:val="FootnoteReference"/>
-        </w:rPr>
-        <w:footnoteRef/>
-      </w:r>
-      <w:r>
-        <w:rPr>
-          <w:rFonts w:ascii="Arial" w:hAnsi="Arial" w:cs="Arial" w:eastAsia="Arial"/>
-          <w:sz w:val="20"/>
-          <w:szCs w:val="20"/>
-          <w:rtl/>
-        </w:rPr>
-        <w:t xml:space="preserve"> Huguen et al. (2006), עמ' 61 ו-73 (תקציר וסעיף Conclusion).</w:t>
-      </w:r>
-    </w:p>
-  </w:footnote>
-  <w:footnote w:id="53">
+  <w:footnote w:id="57">
     <w:p>
       <w:pPr>
         <w:pStyle w:val="FootnoteText"/>
@@ -4264,7 +4582,7 @@
       </w:r>
     </w:p>
   </w:footnote>
-  <w:footnote w:id="54">
+  <w:footnote w:id="58">
     <w:p>
       <w:pPr>
         <w:pStyle w:val="FootnoteText"/>
@@ -4287,7 +4605,7 @@
       </w:r>
     </w:p>
   </w:footnote>
-  <w:footnote w:id="55">
+  <w:footnote w:id="59">
     <w:p>
       <w:pPr>
         <w:pStyle w:val="FootnoteText"/>
@@ -4310,7 +4628,7 @@
       </w:r>
     </w:p>
   </w:footnote>
-  <w:footnote w:id="56">
+  <w:footnote w:id="60">
     <w:p>
       <w:pPr>
         <w:pStyle w:val="FootnoteText"/>
@@ -4333,7 +4651,7 @@
       </w:r>
     </w:p>
   </w:footnote>
-  <w:footnote w:id="57">
+  <w:footnote w:id="61">
     <w:p>
       <w:pPr>
         <w:pStyle w:val="FootnoteText"/>

--- a/hellenic_arc_paper/עבודת_סיכום_הקשת_ההלנית.docx
+++ b/hellenic_arc_paper/עבודת_סיכום_הקשת_ההלנית.docx
@@ -3055,9 +3055,15 @@
         </w:rPr>
         <w:t xml:space="preserve">Güneş, P., Aksu, A. E., &amp; Hall, J. (2018). Internal seismic stratigraphy of the Messinian evaporites across the northern sector of the eastern Mediterranean Sea. Marine and Petroleum Geology, 91, 297–320. https://doi.org/10.1016/j.marpetgeo.2018.01.010</w:t>
       </w:r>
-      <w:r>
-        <w:rPr>
-          <w:rStyle w:val="FootnoteReference"/>
+    </w:p>
+    <w:p>
+      <w:pPr>
+        <w:spacing w:after="120" w:line="240" w:lineRule="auto"/>
+        <w:ind w:hanging="567" w:left="567"/>
+        <w:jc w:val="left"/>
+      </w:pPr>
+      <w:r>
+        <w:rPr>
           <w:rFonts w:ascii="Arial" w:cs="Arial" w:eastAsia="Arial" w:hAnsi="Arial"/>
           <w:b w:val="false"/>
           <w:bCs w:val="false"/>
@@ -3068,7 +3074,7 @@
           <w:szCs w:val="22"/>
           <w:rtl w:val="0"/>
         </w:rPr>
-        <w:footnoteReference w:id="59"/>
+        <w:t xml:space="preserve">Huguen, C., Chamot-Rooke, N., Loubrieu, B., &amp; Mascle, J. (2006). Morphology of a pre-collisional, salt-bearing, accretionary complex: The Mediterranean Ridge (Eastern Mediterranean). Marine Geophysical Researches, 27(1), 61–75. https://doi.org/10.1007/s11001-005-5026-5</w:t>
       </w:r>
     </w:p>
     <w:p>
@@ -3089,7 +3095,7 @@
           <w:szCs w:val="22"/>
           <w:rtl w:val="0"/>
         </w:rPr>
-        <w:t xml:space="preserve">Huguen, C., Chamot-Rooke, N., Loubrieu, B., &amp; Mascle, J. (2006). Morphology of a pre-collisional, salt-bearing, accretionary complex: The Mediterranean Ridge (Eastern Mediterranean). Marine Geophysical Researches, 27(1), 61–75. https://doi.org/10.1007/s11001-005-5026-5</w:t>
+        <w:t xml:space="preserve">Kopf, A., Mascle, J., &amp; Klaeschen, D. (2003). The Mediterranean Ridge: A mass balance across the fastest growing accretionary complex on Earth. Journal of Geophysical Research: Solid Earth, 108(B8), 2372. https://doi.org/10.1029/2001JB000473</w:t>
       </w:r>
     </w:p>
     <w:p>
@@ -3110,58 +3116,7 @@
           <w:szCs w:val="22"/>
           <w:rtl w:val="0"/>
         </w:rPr>
-        <w:t xml:space="preserve">Kopf, A., Mascle, J., &amp; Klaeschen, D. (2003). The Mediterranean Ridge: A mass balance across the fastest growing accretionary complex on Earth. Journal of Geophysical Research: Solid Earth, 108(B8), 2372. https://doi.org/10.1029/2001JB000473</w:t>
-      </w:r>
-      <w:r>
-        <w:rPr>
-          <w:rStyle w:val="FootnoteReference"/>
-          <w:rFonts w:ascii="Arial" w:cs="Arial" w:eastAsia="Arial" w:hAnsi="Arial"/>
-          <w:b w:val="false"/>
-          <w:bCs w:val="false"/>
-          <w:i w:val="false"/>
-          <w:iCs w:val="false"/>
-          <w:color w:val="000000"/>
-          <w:sz w:val="22"/>
-          <w:szCs w:val="22"/>
-          <w:rtl w:val="0"/>
-        </w:rPr>
-        <w:footnoteReference w:id="60"/>
-      </w:r>
-    </w:p>
-    <w:p>
-      <w:pPr>
-        <w:spacing w:after="120" w:line="240" w:lineRule="auto"/>
-        <w:ind w:hanging="567" w:left="567"/>
-        <w:jc w:val="left"/>
-      </w:pPr>
-      <w:r>
-        <w:rPr>
-          <w:rFonts w:ascii="Arial" w:cs="Arial" w:eastAsia="Arial" w:hAnsi="Arial"/>
-          <w:b w:val="false"/>
-          <w:bCs w:val="false"/>
-          <w:i w:val="false"/>
-          <w:iCs w:val="false"/>
-          <w:color w:val="000000"/>
-          <w:sz w:val="22"/>
-          <w:szCs w:val="22"/>
-          <w:rtl w:val="0"/>
-        </w:rPr>
         <w:t xml:space="preserve">Royden, L. H., &amp; Papanikolaou, D. J. (2011). Slab segmentation and late Cenozoic disruption of the Hellenic arc. Geochemistry, Geophysics, Geosystems, 12(3), Q03010. https://doi.org/10.1029/2010GC003280</w:t>
-      </w:r>
-      <w:r>
-        <w:rPr>
-          <w:rStyle w:val="FootnoteReference"/>
-          <w:rFonts w:ascii="Arial" w:cs="Arial" w:eastAsia="Arial" w:hAnsi="Arial"/>
-          <w:b w:val="false"/>
-          <w:bCs w:val="false"/>
-          <w:i w:val="false"/>
-          <w:iCs w:val="false"/>
-          <w:color w:val="000000"/>
-          <w:sz w:val="22"/>
-          <w:szCs w:val="22"/>
-          <w:rtl w:val="0"/>
-        </w:rPr>
-        <w:footnoteReference w:id="61"/>
       </w:r>
     </w:p>
     <w:sectPr>
@@ -3382,7 +3337,7 @@
           <w:szCs w:val="20"/>
           <w:rtl/>
         </w:rPr>
-        <w:t xml:space="preserve"> Kopf, A., Mascle, J., &amp; Klaeschen, D. (2003). The Mediterranean Ridge: A mass balance across the fastest growing accretionary complex on Earth. Journal of Geophysical Research: Solid Earth, 108(B8), 2372. פס' 2 (סעיף 1, Introduction).</w:t>
+        <w:t xml:space="preserve"> Kopf, A., Mascle, J., &amp; Klaeschen, D. (2003). The Mediterranean Ridge: A mass balance across the fastest growing accretionary complex on Earth. Journal of Geophysical Research: Solid Earth, 108(B8), 2372. פס' 2 (סעיף 1, Introduction). המאמר בפורמט AGU, הממוספר בפסקאות ולא בעמודים, ולכן ההפניות אליו ניתנות לפי תקציר, מספר פסקה או פרק.</w:t>
       </w:r>
     </w:p>
   </w:footnote>
@@ -3520,7 +3475,7 @@
           <w:szCs w:val="20"/>
           <w:rtl/>
         </w:rPr>
-        <w:t xml:space="preserve"> Royden, L. H., &amp; Papanikolaou, D. J. (2011). Slab segmentation and late Cenozoic disruption of the Hellenic arc. Geochemistry, Geophysics, Geosystems, 12(3), Q03010. פס' 7 (סעיף 2.1, Active Subduction).</w:t>
+        <w:t xml:space="preserve"> Royden, L. H., &amp; Papanikolaou, D. J. (2011). Slab segmentation and late Cenozoic disruption of the Hellenic arc. Geochemistry, Geophysics, Geosystems, 12(3), Q03010. פס' 7 (סעיף 2.1, Active Subduction). גם מאמר זה בפורמט AGU, הממוספר בפסקאות.</w:t>
       </w:r>
     </w:p>
   </w:footnote>
@@ -4602,75 +4557,6 @@
           <w:rtl/>
         </w:rPr>
         <w:t xml:space="preserve"> Huguen et al. (2006), עמ' 73 (סעיף Conclusion).</w:t>
-      </w:r>
-    </w:p>
-  </w:footnote>
-  <w:footnote w:id="59">
-    <w:p>
-      <w:pPr>
-        <w:pStyle w:val="FootnoteText"/>
-        <w:bidi/>
-      </w:pPr>
-      <w:r>
-        <w:rPr>
-          <w:rStyle w:val="FootnoteReference"/>
-        </w:rPr>
-        <w:footnoteRef/>
-      </w:r>
-      <w:r>
-        <w:rPr>
-          <w:rFonts w:ascii="Arial" w:hAnsi="Arial" w:cs="Arial" w:eastAsia="Arial"/>
-          <w:sz w:val="20"/>
-          <w:szCs w:val="20"/>
-          <w:rtl/>
-        </w:rPr>
-        <w:t xml:space="preserve"> מקור איור 2</w:t>
-      </w:r>
-    </w:p>
-  </w:footnote>
-  <w:footnote w:id="60">
-    <w:p>
-      <w:pPr>
-        <w:pStyle w:val="FootnoteText"/>
-        <w:bidi/>
-      </w:pPr>
-      <w:r>
-        <w:rPr>
-          <w:rStyle w:val="FootnoteReference"/>
-        </w:rPr>
-        <w:footnoteRef/>
-      </w:r>
-      <w:r>
-        <w:rPr>
-          <w:rFonts w:ascii="Arial" w:hAnsi="Arial" w:cs="Arial" w:eastAsia="Arial"/>
-          <w:sz w:val="20"/>
-          <w:szCs w:val="20"/>
-          <w:rtl/>
-        </w:rPr>
-        <w:t xml:space="preserve"> מאמר בפורמט AGU, הממוספר בפסקאות ולא בעמודים; ההפניות בגוף העבודה ניתנות בהתאם, לפי תקציר, מספר פסקה או פרק.</w:t>
-      </w:r>
-    </w:p>
-  </w:footnote>
-  <w:footnote w:id="61">
-    <w:p>
-      <w:pPr>
-        <w:pStyle w:val="FootnoteText"/>
-        <w:bidi/>
-      </w:pPr>
-      <w:r>
-        <w:rPr>
-          <w:rStyle w:val="FootnoteReference"/>
-        </w:rPr>
-        <w:footnoteRef/>
-      </w:r>
-      <w:r>
-        <w:rPr>
-          <w:rFonts w:ascii="Arial" w:hAnsi="Arial" w:cs="Arial" w:eastAsia="Arial"/>
-          <w:sz w:val="20"/>
-          <w:szCs w:val="20"/>
-          <w:rtl/>
-        </w:rPr>
-        <w:t xml:space="preserve"> מאמר בפורמט AGU, הממוספר בפסקאות ולא בעמודים</w:t>
       </w:r>
     </w:p>
   </w:footnote>

--- a/hellenic_arc_paper/עבודת_סיכום_הקשת_ההלנית.docx
+++ b/hellenic_arc_paper/עבודת_סיכום_הקשת_ההלנית.docx
@@ -123,7 +123,7 @@
           <w:szCs w:val="24"/>
           <w:rtl/>
         </w:rPr>
-        <w:t xml:space="preserve">הקשת ההלנית היא גבול ההפחתה הפעיל ביותר באגן הים התיכון. היא נמתחת מהאיים היוניים במערב, דרך כרתים, ועד רודוס במזרח. לאורכה נשקע הלוח האפריקאי מתחת ללוח הים האגאי בקצב העולה על 3 ס"מ לשנה.</w:t>
+        <w:t xml:space="preserve">הקשת ההלנית היא מערכת ההפחתה הפעילה של אגן הים התיכון המזרחי. היא נמתחת מהאיים היוניים במערב, דרך כרתים, ועד רודוס במזרח. לאורכה נשקע הלוח האפריקאי מתחת ללוח הים האגאי בקצב העולה על 3 ס"מ לשנה.</w:t>
       </w:r>
       <w:r>
         <w:rPr>
@@ -501,7 +501,36 @@
           <w:szCs w:val="24"/>
           <w:rtl/>
         </w:rPr>
-        <w:t xml:space="preserve"> תכונותיו המכניות של המלח שונות לחלוטין מאלו של משקעים סיליקלסטיים רגילים. הרכב חריג זה של רצף המשקעים הנכנס לאזור ההפחתה הוא המפתח להבנת ייחודה של המנסרה ההלנית.</w:t>
+        <w:t xml:space="preserve"> אלו שכבות דוקטיליות, בשונה משאר הכיסוי הסדימנטרי.</w:t>
+      </w:r>
+      <w:r>
+        <w:rPr>
+          <w:rStyle w:val="FootnoteReference"/>
+          <w:rFonts w:ascii="Arial" w:cs="Arial" w:eastAsia="Arial" w:hAnsi="Arial"/>
+          <w:b w:val="false"/>
+          <w:bCs w:val="false"/>
+          <w:i w:val="false"/>
+          <w:iCs w:val="false"/>
+          <w:color w:val="000000"/>
+          <w:sz w:val="24"/>
+          <w:szCs w:val="24"/>
+          <w:rtl/>
+        </w:rPr>
+        <w:footnoteReference w:id="9"/>
+      </w:r>
+      <w:r>
+        <w:rPr>
+          <w:rFonts w:ascii="Arial" w:cs="Arial" w:eastAsia="Arial" w:hAnsi="Arial"/>
+          <w:b w:val="false"/>
+          <w:bCs w:val="false"/>
+          <w:i w:val="false"/>
+          <w:iCs w:val="false"/>
+          <w:color w:val="000000"/>
+          <w:sz w:val="24"/>
+          <w:szCs w:val="24"/>
+          <w:rtl/>
+        </w:rPr>
+        <w:t xml:space="preserve"> הרכב חריג זה של רצף המשקעים הנכנס לאזור ההפחתה הוא המפתח להבנת ייחודה של המנסרה ההלנית.</w:t>
       </w:r>
     </w:p>
     <w:p>
@@ -559,7 +588,7 @@
           <w:szCs w:val="24"/>
           <w:rtl/>
         </w:rPr>
-        <w:footnoteReference w:id="9"/>
+        <w:footnoteReference w:id="10"/>
       </w:r>
       <w:r>
         <w:rPr>
@@ -609,7 +638,7 @@
           <w:szCs w:val="24"/>
           <w:rtl/>
         </w:rPr>
-        <w:footnoteReference w:id="10"/>
+        <w:footnoteReference w:id="11"/>
       </w:r>
       <w:r>
         <w:rPr>
@@ -659,7 +688,7 @@
           <w:szCs w:val="24"/>
           <w:rtl/>
         </w:rPr>
-        <w:footnoteReference w:id="11"/>
+        <w:footnoteReference w:id="12"/>
       </w:r>
       <w:r>
         <w:rPr>
@@ -688,7 +717,7 @@
           <w:szCs w:val="24"/>
           <w:rtl/>
         </w:rPr>
-        <w:footnoteReference w:id="12"/>
+        <w:footnoteReference w:id="13"/>
       </w:r>
       <w:r>
         <w:rPr>
@@ -717,7 +746,7 @@
           <w:szCs w:val="24"/>
           <w:rtl/>
         </w:rPr>
-        <w:footnoteReference w:id="13"/>
+        <w:footnoteReference w:id="14"/>
       </w:r>
       <w:r>
         <w:rPr>
@@ -807,7 +836,7 @@
           <w:szCs w:val="24"/>
           <w:rtl/>
         </w:rPr>
-        <w:footnoteReference w:id="14"/>
+        <w:footnoteReference w:id="15"/>
       </w:r>
       <w:r>
         <w:rPr>
@@ -836,7 +865,7 @@
           <w:szCs w:val="24"/>
           <w:rtl/>
         </w:rPr>
-        <w:footnoteReference w:id="15"/>
+        <w:footnoteReference w:id="16"/>
       </w:r>
       <w:r>
         <w:rPr>
@@ -886,7 +915,7 @@
           <w:szCs w:val="24"/>
           <w:rtl/>
         </w:rPr>
-        <w:footnoteReference w:id="16"/>
+        <w:footnoteReference w:id="17"/>
       </w:r>
       <w:r>
         <w:rPr>
@@ -915,7 +944,7 @@
           <w:szCs w:val="24"/>
           <w:rtl/>
         </w:rPr>
-        <w:footnoteReference w:id="17"/>
+        <w:footnoteReference w:id="18"/>
       </w:r>
       <w:r>
         <w:rPr>
@@ -965,7 +994,7 @@
           <w:szCs w:val="24"/>
           <w:rtl/>
         </w:rPr>
-        <w:footnoteReference w:id="18"/>
+        <w:footnoteReference w:id="19"/>
       </w:r>
       <w:r>
         <w:rPr>
@@ -1015,7 +1044,7 @@
           <w:szCs w:val="24"/>
           <w:rtl/>
         </w:rPr>
-        <w:footnoteReference w:id="19"/>
+        <w:footnoteReference w:id="20"/>
       </w:r>
       <w:r>
         <w:rPr>
@@ -1044,7 +1073,7 @@
           <w:szCs w:val="24"/>
           <w:rtl/>
         </w:rPr>
-        <w:footnoteReference w:id="20"/>
+        <w:footnoteReference w:id="21"/>
       </w:r>
       <w:r>
         <w:rPr>
@@ -1094,7 +1123,7 @@
           <w:szCs w:val="24"/>
           <w:rtl/>
         </w:rPr>
-        <w:footnoteReference w:id="21"/>
+        <w:footnoteReference w:id="22"/>
       </w:r>
       <w:r>
         <w:rPr>
@@ -1123,21 +1152,21 @@
           <w:szCs w:val="24"/>
           <w:rtl/>
         </w:rPr>
-        <w:footnoteReference w:id="22"/>
-      </w:r>
-      <w:r>
-        <w:rPr>
-          <w:rFonts w:ascii="Arial" w:cs="Arial" w:eastAsia="Arial" w:hAnsi="Arial"/>
-          <w:b w:val="false"/>
-          <w:bCs w:val="false"/>
-          <w:i w:val="false"/>
-          <w:iCs w:val="false"/>
-          <w:color w:val="000000"/>
-          <w:sz w:val="24"/>
-          <w:szCs w:val="24"/>
-          <w:rtl/>
-        </w:rPr>
-        <w:t xml:space="preserve"> האסימטריה הזו חוזרת על עצמה בכל חתך רוחב של המערכת.</w:t>
+        <w:footnoteReference w:id="23"/>
+      </w:r>
+      <w:r>
+        <w:rPr>
+          <w:rFonts w:ascii="Arial" w:cs="Arial" w:eastAsia="Arial" w:hAnsi="Arial"/>
+          <w:b w:val="false"/>
+          <w:bCs w:val="false"/>
+          <w:i w:val="false"/>
+          <w:iCs w:val="false"/>
+          <w:color w:val="000000"/>
+          <w:sz w:val="24"/>
+          <w:szCs w:val="24"/>
+          <w:rtl/>
+        </w:rPr>
+        <w:t xml:space="preserve"> השקעים העמוקים מצויים רק בצידה הפנימי של המנסרה, ולא בחזיתה.</w:t>
       </w:r>
     </w:p>
     <w:p>
@@ -1220,22 +1249,51 @@
           <w:szCs w:val="24"/>
           <w:rtl/>
         </w:rPr>
-        <w:t xml:space="preserve">מנסרת ים התיכון היא המבנה המורפולוגי הבולט ביותר של הים התיכון המזרחי. המיפוי הרב-קרני והפרופילים הסיסמיים שנאספו בעשור שקדם למחקר אפשרו למדוד את ממדיה לאורך הקשת.</w:t>
-      </w:r>
-      <w:r>
-        <w:rPr>
-          <w:rStyle w:val="FootnoteReference"/>
-          <w:rFonts w:ascii="Arial" w:cs="Arial" w:eastAsia="Arial" w:hAnsi="Arial"/>
-          <w:b w:val="false"/>
-          <w:bCs w:val="false"/>
-          <w:i w:val="false"/>
-          <w:iCs w:val="false"/>
-          <w:color w:val="000000"/>
-          <w:sz w:val="24"/>
-          <w:szCs w:val="24"/>
-          <w:rtl/>
-        </w:rPr>
-        <w:footnoteReference w:id="23"/>
+        <w:t xml:space="preserve">מנסרת ים התיכון היא המבנה המורפולוגי הבולט ביותר של הים התיכון המזרחי.</w:t>
+      </w:r>
+      <w:r>
+        <w:rPr>
+          <w:rStyle w:val="FootnoteReference"/>
+          <w:rFonts w:ascii="Arial" w:cs="Arial" w:eastAsia="Arial" w:hAnsi="Arial"/>
+          <w:b w:val="false"/>
+          <w:bCs w:val="false"/>
+          <w:i w:val="false"/>
+          <w:iCs w:val="false"/>
+          <w:color w:val="000000"/>
+          <w:sz w:val="24"/>
+          <w:szCs w:val="24"/>
+          <w:rtl/>
+        </w:rPr>
+        <w:footnoteReference w:id="24"/>
+      </w:r>
+      <w:r>
+        <w:rPr>
+          <w:rFonts w:ascii="Arial" w:cs="Arial" w:eastAsia="Arial" w:hAnsi="Arial"/>
+          <w:b w:val="false"/>
+          <w:bCs w:val="false"/>
+          <w:i w:val="false"/>
+          <w:iCs w:val="false"/>
+          <w:color w:val="000000"/>
+          <w:sz w:val="24"/>
+          <w:szCs w:val="24"/>
+          <w:rtl/>
+        </w:rPr>
+        <w:t xml:space="preserve"> המיפוי הרב-קרני והפרופילים הסיסמיים שנאספו בעשור שקדם למחקר אפשרו למדוד את ממדיה לאורך הקשת.</w:t>
+      </w:r>
+      <w:r>
+        <w:rPr>
+          <w:rStyle w:val="FootnoteReference"/>
+          <w:rFonts w:ascii="Arial" w:cs="Arial" w:eastAsia="Arial" w:hAnsi="Arial"/>
+          <w:b w:val="false"/>
+          <w:bCs w:val="false"/>
+          <w:i w:val="false"/>
+          <w:iCs w:val="false"/>
+          <w:color w:val="000000"/>
+          <w:sz w:val="24"/>
+          <w:szCs w:val="24"/>
+          <w:rtl/>
+        </w:rPr>
+        <w:footnoteReference w:id="25"/>
       </w:r>
       <w:r>
         <w:rPr>
@@ -1264,7 +1322,7 @@
           <w:szCs w:val="24"/>
           <w:rtl/>
         </w:rPr>
-        <w:footnoteReference w:id="24"/>
+        <w:footnoteReference w:id="26"/>
       </w:r>
       <w:r>
         <w:rPr>
@@ -1293,7 +1351,7 @@
           <w:szCs w:val="24"/>
           <w:rtl/>
         </w:rPr>
-        <w:footnoteReference w:id="25"/>
+        <w:footnoteReference w:id="27"/>
       </w:r>
       <w:r>
         <w:rPr>
@@ -1389,7 +1447,7 @@
           <w:szCs w:val="22"/>
           <w:rtl/>
         </w:rPr>
-        <w:footnoteReference w:id="26"/>
+        <w:footnoteReference w:id="28"/>
       </w:r>
     </w:p>
     <w:p>
@@ -1447,7 +1505,7 @@
           <w:szCs w:val="24"/>
           <w:rtl/>
         </w:rPr>
-        <w:footnoteReference w:id="27"/>
+        <w:footnoteReference w:id="29"/>
       </w:r>
       <w:r>
         <w:rPr>
@@ -1476,7 +1534,7 @@
           <w:szCs w:val="24"/>
           <w:rtl/>
         </w:rPr>
-        <w:footnoteReference w:id="28"/>
+        <w:footnoteReference w:id="30"/>
       </w:r>
     </w:p>
     <w:p>
@@ -1512,7 +1570,7 @@
           <w:szCs w:val="24"/>
           <w:rtl/>
         </w:rPr>
-        <w:footnoteReference w:id="29"/>
+        <w:footnoteReference w:id="31"/>
       </w:r>
       <w:r>
         <w:rPr>
@@ -1584,7 +1642,7 @@
           <w:szCs w:val="24"/>
           <w:rtl/>
         </w:rPr>
-        <w:footnoteReference w:id="30"/>
+        <w:footnoteReference w:id="32"/>
       </w:r>
       <w:r>
         <w:rPr>
@@ -1613,7 +1671,7 @@
           <w:szCs w:val="24"/>
           <w:rtl/>
         </w:rPr>
-        <w:footnoteReference w:id="31"/>
+        <w:footnoteReference w:id="33"/>
       </w:r>
       <w:r>
         <w:rPr>
@@ -1642,7 +1700,7 @@
           <w:szCs w:val="24"/>
           <w:rtl/>
         </w:rPr>
-        <w:footnoteReference w:id="32"/>
+        <w:footnoteReference w:id="34"/>
       </w:r>
       <w:r>
         <w:rPr>
@@ -1692,7 +1750,7 @@
           <w:szCs w:val="24"/>
           <w:rtl/>
         </w:rPr>
-        <w:footnoteReference w:id="33"/>
+        <w:footnoteReference w:id="35"/>
       </w:r>
       <w:r>
         <w:rPr>
@@ -1804,7 +1862,7 @@
           <w:szCs w:val="24"/>
           <w:rtl/>
         </w:rPr>
-        <w:footnoteReference w:id="34"/>
+        <w:footnoteReference w:id="36"/>
       </w:r>
       <w:r>
         <w:rPr>
@@ -1833,7 +1891,7 @@
           <w:szCs w:val="24"/>
           <w:rtl/>
         </w:rPr>
-        <w:footnoteReference w:id="35"/>
+        <w:footnoteReference w:id="37"/>
       </w:r>
       <w:r>
         <w:rPr>
@@ -1883,7 +1941,7 @@
           <w:szCs w:val="24"/>
           <w:rtl/>
         </w:rPr>
-        <w:footnoteReference w:id="36"/>
+        <w:footnoteReference w:id="38"/>
       </w:r>
       <w:r>
         <w:rPr>
@@ -1912,7 +1970,7 @@
           <w:szCs w:val="24"/>
           <w:rtl/>
         </w:rPr>
-        <w:footnoteReference w:id="37"/>
+        <w:footnoteReference w:id="39"/>
       </w:r>
       <w:r>
         <w:rPr>
@@ -1941,7 +1999,7 @@
           <w:szCs w:val="24"/>
           <w:rtl/>
         </w:rPr>
-        <w:footnoteReference w:id="38"/>
+        <w:footnoteReference w:id="40"/>
       </w:r>
       <w:r>
         <w:rPr>
@@ -2013,7 +2071,7 @@
           <w:szCs w:val="24"/>
           <w:rtl/>
         </w:rPr>
-        <w:footnoteReference w:id="39"/>
+        <w:footnoteReference w:id="41"/>
       </w:r>
       <w:r>
         <w:rPr>
@@ -2042,7 +2100,7 @@
           <w:szCs w:val="24"/>
           <w:rtl/>
         </w:rPr>
-        <w:footnoteReference w:id="40"/>
+        <w:footnoteReference w:id="42"/>
       </w:r>
       <w:r>
         <w:rPr>
@@ -2123,7 +2181,7 @@
           <w:szCs w:val="22"/>
           <w:rtl/>
         </w:rPr>
-        <w:t xml:space="preserve">איור 2: פרופילים סיסמיים המציגים את רצף האוורית המסינית (Unit 2, על תת-יחידותיו 2a–2e). משמאל הים התיכון המזרחי (אגן אנטליה הדרומי), ומימין הים התיכון המערבי (אגן סרדו-פרובנסל). המחזירים TS/TES ו-BS/BES מסמנים את גג הרצף ואת בסיסו בהתאמה. הרצף נראה כיחידה רציפה ומובחנת בעלת החזרים חזקים, החוצצת בין המשקעים שמעליה (Unit 1) לבין הרצף הפרה-מסיני שמתחתיה (Unit 3). שכבות מסוג זה, המצויות גם בחתך המנסרה, משמשות מישור ניתוק (décollement) בבסיס חגורת הקמטים. מקור: Güneş et al. (2018), איור 21, עמ' 315.</w:t>
+        <w:t xml:space="preserve">איור 2: פרופילים סיסמיים המציגים את רצף האוורית המסינית (Unit 2, על תת-יחידותיו 2a–2e). משמאל הים התיכון המזרחי (אגן אנטליה הדרומי), ומימין הים התיכון המערבי (אגן סרדו-פרובנסל). המחזירים TS/TES ו-BS/BES מסמנים את גג הרצף ואת בסיסו בהתאמה. הרצף נראה כיחידה רציפה ומובחנת בעלת החזרים חזקים, החוצצת בין המשקעים שמעליה (Unit 1) לבין הרצף הפרה-מסיני שמתחתיה (Unit 3). שכבות מסוג זה, המצויות גם בחתך המנסרה, משמשות מישור ניתוק בבסיס חגורת הקמטים. מקור: Güneş et al. (2018), איור 21, עמ' 315.</w:t>
       </w:r>
       <w:r>
         <w:rPr>
@@ -2138,7 +2196,7 @@
           <w:szCs w:val="22"/>
           <w:rtl/>
         </w:rPr>
-        <w:footnoteReference w:id="41"/>
+        <w:footnoteReference w:id="43"/>
       </w:r>
     </w:p>
     <w:p>
@@ -2174,7 +2232,7 @@
           <w:szCs w:val="24"/>
           <w:rtl/>
         </w:rPr>
-        <w:footnoteReference w:id="42"/>
+        <w:footnoteReference w:id="44"/>
       </w:r>
       <w:r>
         <w:rPr>
@@ -2203,7 +2261,7 @@
           <w:szCs w:val="24"/>
           <w:rtl/>
         </w:rPr>
-        <w:footnoteReference w:id="43"/>
+        <w:footnoteReference w:id="45"/>
       </w:r>
     </w:p>
     <w:p>
@@ -2261,7 +2319,7 @@
           <w:szCs w:val="24"/>
           <w:rtl/>
         </w:rPr>
-        <w:footnoteReference w:id="44"/>
+        <w:footnoteReference w:id="46"/>
       </w:r>
       <w:r>
         <w:rPr>
@@ -2290,7 +2348,7 @@
           <w:szCs w:val="24"/>
           <w:rtl/>
         </w:rPr>
-        <w:footnoteReference w:id="45"/>
+        <w:footnoteReference w:id="47"/>
       </w:r>
     </w:p>
     <w:p>
@@ -2326,21 +2384,50 @@
           <w:szCs w:val="24"/>
           <w:rtl/>
         </w:rPr>
-        <w:footnoteReference w:id="46"/>
-      </w:r>
-      <w:r>
-        <w:rPr>
-          <w:rFonts w:ascii="Arial" w:cs="Arial" w:eastAsia="Arial" w:hAnsi="Arial"/>
-          <w:b w:val="false"/>
-          <w:bCs w:val="false"/>
-          <w:i w:val="false"/>
-          <w:iCs w:val="false"/>
-          <w:color w:val="000000"/>
-          <w:sz w:val="24"/>
-          <w:szCs w:val="24"/>
-          <w:rtl/>
-        </w:rPr>
-        <w:t xml:space="preserve"> הריכוז לאורך מגע המנסרה-Backstop אינו מקרי. זהו האזור שבו הדחיסה מרבית ולחצי הנוזלים בשיא, והשברים שם מספקים לנוזלים נתיב יציאה אל הקרקעית. הרי הבוץ הם חלון ישיר אל משטר הלחצים בעומק הטריז, ופיזורם משמש כלי מורפולוגי לזיהוי אזורי הדפורמציה הפעילה.</w:t>
+        <w:footnoteReference w:id="48"/>
+      </w:r>
+      <w:r>
+        <w:rPr>
+          <w:rFonts w:ascii="Arial" w:cs="Arial" w:eastAsia="Arial" w:hAnsi="Arial"/>
+          <w:b w:val="false"/>
+          <w:bCs w:val="false"/>
+          <w:i w:val="false"/>
+          <w:iCs w:val="false"/>
+          <w:color w:val="000000"/>
+          <w:sz w:val="24"/>
+          <w:szCs w:val="24"/>
+          <w:rtl/>
+        </w:rPr>
+        <w:t xml:space="preserve"> הריכוז לאורך מגע המנסרה-Backstop אינו מקרי. בזרוע המערבית הגזירה ממוקדת באותו מגע, שפורש כמבנה פרח דחיסתי ימני ושהוא גם האתר המועדף לפריצת בוץ מסיבית.</w:t>
+      </w:r>
+      <w:r>
+        <w:rPr>
+          <w:rStyle w:val="FootnoteReference"/>
+          <w:rFonts w:ascii="Arial" w:cs="Arial" w:eastAsia="Arial" w:hAnsi="Arial"/>
+          <w:b w:val="false"/>
+          <w:bCs w:val="false"/>
+          <w:i w:val="false"/>
+          <w:iCs w:val="false"/>
+          <w:color w:val="000000"/>
+          <w:sz w:val="24"/>
+          <w:szCs w:val="24"/>
+          <w:rtl/>
+        </w:rPr>
+        <w:footnoteReference w:id="49"/>
+      </w:r>
+      <w:r>
+        <w:rPr>
+          <w:rFonts w:ascii="Arial" w:cs="Arial" w:eastAsia="Arial" w:hAnsi="Arial"/>
+          <w:b w:val="false"/>
+          <w:bCs w:val="false"/>
+          <w:i w:val="false"/>
+          <w:iCs w:val="false"/>
+          <w:color w:val="000000"/>
+          <w:sz w:val="24"/>
+          <w:szCs w:val="24"/>
+          <w:rtl/>
+        </w:rPr>
+        <w:t xml:space="preserve"> פיזורם של הרי הבוץ הוא לכן סמן מורפולוגי לאזורי הגזירה הפעילה של המנסרה.</w:t>
       </w:r>
     </w:p>
     <w:p>
@@ -2398,7 +2485,7 @@
           <w:szCs w:val="24"/>
           <w:rtl/>
         </w:rPr>
-        <w:footnoteReference w:id="47"/>
+        <w:footnoteReference w:id="50"/>
       </w:r>
       <w:r>
         <w:rPr>
@@ -2427,7 +2514,7 @@
           <w:szCs w:val="24"/>
           <w:rtl/>
         </w:rPr>
-        <w:footnoteReference w:id="48"/>
+        <w:footnoteReference w:id="51"/>
       </w:r>
       <w:r>
         <w:rPr>
@@ -2456,7 +2543,7 @@
           <w:szCs w:val="24"/>
           <w:rtl/>
         </w:rPr>
-        <w:footnoteReference w:id="49"/>
+        <w:footnoteReference w:id="52"/>
       </w:r>
       <w:r>
         <w:rPr>
@@ -2485,7 +2572,7 @@
           <w:szCs w:val="24"/>
           <w:rtl/>
         </w:rPr>
-        <w:footnoteReference w:id="50"/>
+        <w:footnoteReference w:id="53"/>
       </w:r>
       <w:r>
         <w:rPr>
@@ -2582,7 +2669,7 @@
           <w:szCs w:val="22"/>
           <w:rtl/>
         </w:rPr>
-        <w:footnoteReference w:id="51"/>
+        <w:footnoteReference w:id="54"/>
       </w:r>
     </w:p>
     <w:p>
@@ -2658,21 +2745,21 @@
           <w:szCs w:val="24"/>
           <w:rtl/>
         </w:rPr>
-        <w:footnoteReference w:id="52"/>
-      </w:r>
-      <w:r>
-        <w:rPr>
-          <w:rFonts w:ascii="Arial" w:cs="Arial" w:eastAsia="Arial" w:hAnsi="Arial"/>
-          <w:b w:val="false"/>
-          <w:bCs w:val="false"/>
-          <w:i w:val="false"/>
-          <w:iCs w:val="false"/>
-          <w:color w:val="000000"/>
-          <w:sz w:val="24"/>
-          <w:szCs w:val="24"/>
-          <w:rtl/>
-        </w:rPr>
-        <w:t xml:space="preserve"> הקינמטיקה ותחילת ההתנגשות מסבירות מדוע הזרוע המרכזית צרה ומעוותת בעוד היונית רחבה ושטוחה, ופיזור המלח מסביר את המעבר ההדרגתי בסגנון הקימוט בין הזרועות. תפקידו של המלח בולט במיוחד, משום שהוא מאפשר לדפורמציה להתפרס על מרחב רחב במקום להתרכז בחזית צרה.</w:t>
+        <w:footnoteReference w:id="55"/>
+      </w:r>
+      <w:r>
+        <w:rPr>
+          <w:rFonts w:ascii="Arial" w:cs="Arial" w:eastAsia="Arial" w:hAnsi="Arial"/>
+          <w:b w:val="false"/>
+          <w:bCs w:val="false"/>
+          <w:i w:val="false"/>
+          <w:iCs w:val="false"/>
+          <w:color w:val="000000"/>
+          <w:sz w:val="24"/>
+          <w:szCs w:val="24"/>
+          <w:rtl/>
+        </w:rPr>
+        <w:t xml:space="preserve"> הקינמטיקה ותחילת ההתנגשות מסבירות מדוע הזרוע המרכזית צרה ומעוותת בעוד היונית רחבה ושטוחה, ופיזור המלח מסביר את המעבר ההדרגתי בסגנון הקימוט בין הזרועות. תפקידו של המלח בולט במיוחד, משום שעוביו הוא שקובע את רוחב הקמטים ואת סגנונם לאורך חזית המנסרה.</w:t>
       </w:r>
     </w:p>
     <w:p>
@@ -2708,7 +2795,7 @@
           <w:szCs w:val="24"/>
           <w:rtl/>
         </w:rPr>
-        <w:footnoteReference w:id="53"/>
+        <w:footnoteReference w:id="56"/>
       </w:r>
       <w:r>
         <w:rPr>
@@ -2737,7 +2824,7 @@
           <w:szCs w:val="24"/>
           <w:rtl/>
         </w:rPr>
-        <w:footnoteReference w:id="54"/>
+        <w:footnoteReference w:id="57"/>
       </w:r>
       <w:r>
         <w:rPr>
@@ -2787,7 +2874,7 @@
           <w:szCs w:val="24"/>
           <w:rtl/>
         </w:rPr>
-        <w:footnoteReference w:id="55"/>
+        <w:footnoteReference w:id="58"/>
       </w:r>
       <w:r>
         <w:rPr>
@@ -2877,7 +2964,7 @@
           <w:szCs w:val="24"/>
           <w:rtl/>
         </w:rPr>
-        <w:footnoteReference w:id="56"/>
+        <w:footnoteReference w:id="59"/>
       </w:r>
       <w:r>
         <w:rPr>
@@ -2927,7 +3014,7 @@
           <w:szCs w:val="24"/>
           <w:rtl/>
         </w:rPr>
-        <w:footnoteReference w:id="57"/>
+        <w:footnoteReference w:id="60"/>
       </w:r>
       <w:r>
         <w:rPr>
@@ -2977,7 +3064,7 @@
           <w:szCs w:val="24"/>
           <w:rtl/>
         </w:rPr>
-        <w:footnoteReference w:id="58"/>
+        <w:footnoteReference w:id="61"/>
       </w:r>
       <w:r>
         <w:rPr>
@@ -3429,11 +3516,34 @@
           <w:szCs w:val="20"/>
           <w:rtl/>
         </w:rPr>
+        <w:t xml:space="preserve"> Huguen et al. (2006), עמ' 73 (סעיף Conclusion).</w:t>
+      </w:r>
+    </w:p>
+  </w:footnote>
+  <w:footnote w:id="10">
+    <w:p>
+      <w:pPr>
+        <w:pStyle w:val="FootnoteText"/>
+        <w:bidi/>
+      </w:pPr>
+      <w:r>
+        <w:rPr>
+          <w:rStyle w:val="FootnoteReference"/>
+        </w:rPr>
+        <w:footnoteRef/>
+      </w:r>
+      <w:r>
+        <w:rPr>
+          <w:rFonts w:ascii="Arial" w:hAnsi="Arial" w:cs="Arial" w:eastAsia="Arial"/>
+          <w:sz w:val="20"/>
+          <w:szCs w:val="20"/>
+          <w:rtl/>
+        </w:rPr>
         <w:t xml:space="preserve"> Kopf et al. (2003), איור 1a.</w:t>
       </w:r>
     </w:p>
   </w:footnote>
-  <w:footnote w:id="10">
+  <w:footnote w:id="11">
     <w:p>
       <w:pPr>
         <w:pStyle w:val="FootnoteText"/>
@@ -3456,7 +3566,7 @@
       </w:r>
     </w:p>
   </w:footnote>
-  <w:footnote w:id="11">
+  <w:footnote w:id="12">
     <w:p>
       <w:pPr>
         <w:pStyle w:val="FootnoteText"/>
@@ -3479,7 +3589,7 @@
       </w:r>
     </w:p>
   </w:footnote>
-  <w:footnote w:id="12">
+  <w:footnote w:id="13">
     <w:p>
       <w:pPr>
         <w:pStyle w:val="FootnoteText"/>
@@ -3502,7 +3612,7 @@
       </w:r>
     </w:p>
   </w:footnote>
-  <w:footnote w:id="13">
+  <w:footnote w:id="14">
     <w:p>
       <w:pPr>
         <w:pStyle w:val="FootnoteText"/>
@@ -3525,7 +3635,7 @@
       </w:r>
     </w:p>
   </w:footnote>
-  <w:footnote w:id="14">
+  <w:footnote w:id="15">
     <w:p>
       <w:pPr>
         <w:pStyle w:val="FootnoteText"/>
@@ -3548,7 +3658,7 @@
       </w:r>
     </w:p>
   </w:footnote>
-  <w:footnote w:id="15">
+  <w:footnote w:id="16">
     <w:p>
       <w:pPr>
         <w:pStyle w:val="FootnoteText"/>
@@ -3571,7 +3681,7 @@
       </w:r>
     </w:p>
   </w:footnote>
-  <w:footnote w:id="16">
+  <w:footnote w:id="17">
     <w:p>
       <w:pPr>
         <w:pStyle w:val="FootnoteText"/>
@@ -3594,7 +3704,7 @@
       </w:r>
     </w:p>
   </w:footnote>
-  <w:footnote w:id="17">
+  <w:footnote w:id="18">
     <w:p>
       <w:pPr>
         <w:pStyle w:val="FootnoteText"/>
@@ -3617,7 +3727,7 @@
       </w:r>
     </w:p>
   </w:footnote>
-  <w:footnote w:id="18">
+  <w:footnote w:id="19">
     <w:p>
       <w:pPr>
         <w:pStyle w:val="FootnoteText"/>
@@ -3640,7 +3750,7 @@
       </w:r>
     </w:p>
   </w:footnote>
-  <w:footnote w:id="19">
+  <w:footnote w:id="20">
     <w:p>
       <w:pPr>
         <w:pStyle w:val="FootnoteText"/>
@@ -3663,7 +3773,7 @@
       </w:r>
     </w:p>
   </w:footnote>
-  <w:footnote w:id="20">
+  <w:footnote w:id="21">
     <w:p>
       <w:pPr>
         <w:pStyle w:val="FootnoteText"/>
@@ -3686,7 +3796,7 @@
       </w:r>
     </w:p>
   </w:footnote>
-  <w:footnote w:id="21">
+  <w:footnote w:id="22">
     <w:p>
       <w:pPr>
         <w:pStyle w:val="FootnoteText"/>
@@ -3709,7 +3819,7 @@
       </w:r>
     </w:p>
   </w:footnote>
-  <w:footnote w:id="22">
+  <w:footnote w:id="23">
     <w:p>
       <w:pPr>
         <w:pStyle w:val="FootnoteText"/>
@@ -3732,7 +3842,30 @@
       </w:r>
     </w:p>
   </w:footnote>
-  <w:footnote w:id="23">
+  <w:footnote w:id="24">
+    <w:p>
+      <w:pPr>
+        <w:pStyle w:val="FootnoteText"/>
+        <w:bidi/>
+      </w:pPr>
+      <w:r>
+        <w:rPr>
+          <w:rStyle w:val="FootnoteReference"/>
+        </w:rPr>
+        <w:footnoteRef/>
+      </w:r>
+      <w:r>
+        <w:rPr>
+          <w:rFonts w:ascii="Arial" w:hAnsi="Arial" w:cs="Arial" w:eastAsia="Arial"/>
+          <w:sz w:val="20"/>
+          <w:szCs w:val="20"/>
+          <w:rtl/>
+        </w:rPr>
+        <w:t xml:space="preserve"> Huguen et al. (2006), עמ' 66 (סעיף General morphologic and backscatter characteristics).</w:t>
+      </w:r>
+    </w:p>
+  </w:footnote>
+  <w:footnote w:id="25">
     <w:p>
       <w:pPr>
         <w:pStyle w:val="FootnoteText"/>
@@ -3755,7 +3888,7 @@
       </w:r>
     </w:p>
   </w:footnote>
-  <w:footnote w:id="24">
+  <w:footnote w:id="26">
     <w:p>
       <w:pPr>
         <w:pStyle w:val="FootnoteText"/>
@@ -3778,7 +3911,7 @@
       </w:r>
     </w:p>
   </w:footnote>
-  <w:footnote w:id="25">
+  <w:footnote w:id="27">
     <w:p>
       <w:pPr>
         <w:pStyle w:val="FootnoteText"/>
@@ -3801,7 +3934,7 @@
       </w:r>
     </w:p>
   </w:footnote>
-  <w:footnote w:id="26">
+  <w:footnote w:id="28">
     <w:p>
       <w:pPr>
         <w:pStyle w:val="FootnoteText"/>
@@ -3824,7 +3957,7 @@
       </w:r>
     </w:p>
   </w:footnote>
-  <w:footnote w:id="27">
+  <w:footnote w:id="29">
     <w:p>
       <w:pPr>
         <w:pStyle w:val="FootnoteText"/>
@@ -3847,7 +3980,7 @@
       </w:r>
     </w:p>
   </w:footnote>
-  <w:footnote w:id="28">
+  <w:footnote w:id="30">
     <w:p>
       <w:pPr>
         <w:pStyle w:val="FootnoteText"/>
@@ -3870,7 +4003,7 @@
       </w:r>
     </w:p>
   </w:footnote>
-  <w:footnote w:id="29">
+  <w:footnote w:id="31">
     <w:p>
       <w:pPr>
         <w:pStyle w:val="FootnoteText"/>
@@ -3893,7 +4026,7 @@
       </w:r>
     </w:p>
   </w:footnote>
-  <w:footnote w:id="30">
+  <w:footnote w:id="32">
     <w:p>
       <w:pPr>
         <w:pStyle w:val="FootnoteText"/>
@@ -3916,30 +4049,30 @@
       </w:r>
     </w:p>
   </w:footnote>
-  <w:footnote w:id="31">
-    <w:p>
-      <w:pPr>
-        <w:pStyle w:val="FootnoteText"/>
-        <w:bidi/>
-      </w:pPr>
-      <w:r>
-        <w:rPr>
-          <w:rStyle w:val="FootnoteReference"/>
-        </w:rPr>
-        <w:footnoteRef/>
-      </w:r>
-      <w:r>
-        <w:rPr>
-          <w:rFonts w:ascii="Arial" w:hAnsi="Arial" w:cs="Arial" w:eastAsia="Arial"/>
-          <w:sz w:val="20"/>
-          <w:szCs w:val="20"/>
-          <w:rtl/>
-        </w:rPr>
-        <w:t xml:space="preserve"> Huguen et al. (2006), עמ' 66 ו-69 (הסעיפים General morphologic ו-The Western Mediterranean Ridge).</w:t>
-      </w:r>
-    </w:p>
-  </w:footnote>
-  <w:footnote w:id="32">
+  <w:footnote w:id="33">
+    <w:p>
+      <w:pPr>
+        <w:pStyle w:val="FootnoteText"/>
+        <w:bidi/>
+      </w:pPr>
+      <w:r>
+        <w:rPr>
+          <w:rStyle w:val="FootnoteReference"/>
+        </w:rPr>
+        <w:footnoteRef/>
+      </w:r>
+      <w:r>
+        <w:rPr>
+          <w:rFonts w:ascii="Arial" w:hAnsi="Arial" w:cs="Arial" w:eastAsia="Arial"/>
+          <w:sz w:val="20"/>
+          <w:szCs w:val="20"/>
+          <w:rtl/>
+        </w:rPr>
+        <w:t xml:space="preserve"> Huguen et al. (2006), עמ' 66 ו-69 (הסעיפים General morphologic ו-Western Mediterranean Ridge).</w:t>
+      </w:r>
+    </w:p>
+  </w:footnote>
+  <w:footnote w:id="34">
     <w:p>
       <w:pPr>
         <w:pStyle w:val="FootnoteText"/>
@@ -3962,7 +4095,7 @@
       </w:r>
     </w:p>
   </w:footnote>
-  <w:footnote w:id="33">
+  <w:footnote w:id="35">
     <w:p>
       <w:pPr>
         <w:pStyle w:val="FootnoteText"/>
@@ -3985,7 +4118,7 @@
       </w:r>
     </w:p>
   </w:footnote>
-  <w:footnote w:id="34">
+  <w:footnote w:id="36">
     <w:p>
       <w:pPr>
         <w:pStyle w:val="FootnoteText"/>
@@ -4008,7 +4141,7 @@
       </w:r>
     </w:p>
   </w:footnote>
-  <w:footnote w:id="35">
+  <w:footnote w:id="37">
     <w:p>
       <w:pPr>
         <w:pStyle w:val="FootnoteText"/>
@@ -4031,7 +4164,7 @@
       </w:r>
     </w:p>
   </w:footnote>
-  <w:footnote w:id="36">
+  <w:footnote w:id="38">
     <w:p>
       <w:pPr>
         <w:pStyle w:val="FootnoteText"/>
@@ -4054,7 +4187,7 @@
       </w:r>
     </w:p>
   </w:footnote>
-  <w:footnote w:id="37">
+  <w:footnote w:id="39">
     <w:p>
       <w:pPr>
         <w:pStyle w:val="FootnoteText"/>
@@ -4077,7 +4210,7 @@
       </w:r>
     </w:p>
   </w:footnote>
-  <w:footnote w:id="38">
+  <w:footnote w:id="40">
     <w:p>
       <w:pPr>
         <w:pStyle w:val="FootnoteText"/>
@@ -4100,7 +4233,7 @@
       </w:r>
     </w:p>
   </w:footnote>
-  <w:footnote w:id="39">
+  <w:footnote w:id="41">
     <w:p>
       <w:pPr>
         <w:pStyle w:val="FootnoteText"/>
@@ -4123,7 +4256,7 @@
       </w:r>
     </w:p>
   </w:footnote>
-  <w:footnote w:id="40">
+  <w:footnote w:id="42">
     <w:p>
       <w:pPr>
         <w:pStyle w:val="FootnoteText"/>
@@ -4146,7 +4279,7 @@
       </w:r>
     </w:p>
   </w:footnote>
-  <w:footnote w:id="41">
+  <w:footnote w:id="43">
     <w:p>
       <w:pPr>
         <w:pStyle w:val="FootnoteText"/>
@@ -4169,7 +4302,7 @@
       </w:r>
     </w:p>
   </w:footnote>
-  <w:footnote w:id="42">
+  <w:footnote w:id="44">
     <w:p>
       <w:pPr>
         <w:pStyle w:val="FootnoteText"/>
@@ -4192,7 +4325,7 @@
       </w:r>
     </w:p>
   </w:footnote>
-  <w:footnote w:id="43">
+  <w:footnote w:id="45">
     <w:p>
       <w:pPr>
         <w:pStyle w:val="FootnoteText"/>
@@ -4215,7 +4348,7 @@
       </w:r>
     </w:p>
   </w:footnote>
-  <w:footnote w:id="44">
+  <w:footnote w:id="46">
     <w:p>
       <w:pPr>
         <w:pStyle w:val="FootnoteText"/>
@@ -4238,7 +4371,7 @@
       </w:r>
     </w:p>
   </w:footnote>
-  <w:footnote w:id="45">
+  <w:footnote w:id="47">
     <w:p>
       <w:pPr>
         <w:pStyle w:val="FootnoteText"/>
@@ -4261,7 +4394,7 @@
       </w:r>
     </w:p>
   </w:footnote>
-  <w:footnote w:id="46">
+  <w:footnote w:id="48">
     <w:p>
       <w:pPr>
         <w:pStyle w:val="FootnoteText"/>
@@ -4284,7 +4417,30 @@
       </w:r>
     </w:p>
   </w:footnote>
-  <w:footnote w:id="47">
+  <w:footnote w:id="49">
+    <w:p>
+      <w:pPr>
+        <w:pStyle w:val="FootnoteText"/>
+        <w:bidi/>
+      </w:pPr>
+      <w:r>
+        <w:rPr>
+          <w:rStyle w:val="FootnoteReference"/>
+        </w:rPr>
+        <w:footnoteRef/>
+      </w:r>
+      <w:r>
+        <w:rPr>
+          <w:rFonts w:ascii="Arial" w:hAnsi="Arial" w:cs="Arial" w:eastAsia="Arial"/>
+          <w:sz w:val="20"/>
+          <w:szCs w:val="20"/>
+          <w:rtl/>
+        </w:rPr>
+        <w:t xml:space="preserve"> Huguen et al. (2006), עמ' 73 (סעיף Conclusion).</w:t>
+      </w:r>
+    </w:p>
+  </w:footnote>
+  <w:footnote w:id="50">
     <w:p>
       <w:pPr>
         <w:pStyle w:val="FootnoteText"/>
@@ -4307,7 +4463,7 @@
       </w:r>
     </w:p>
   </w:footnote>
-  <w:footnote w:id="48">
+  <w:footnote w:id="51">
     <w:p>
       <w:pPr>
         <w:pStyle w:val="FootnoteText"/>
@@ -4330,7 +4486,7 @@
       </w:r>
     </w:p>
   </w:footnote>
-  <w:footnote w:id="49">
+  <w:footnote w:id="52">
     <w:p>
       <w:pPr>
         <w:pStyle w:val="FootnoteText"/>
@@ -4353,7 +4509,7 @@
       </w:r>
     </w:p>
   </w:footnote>
-  <w:footnote w:id="50">
+  <w:footnote w:id="53">
     <w:p>
       <w:pPr>
         <w:pStyle w:val="FootnoteText"/>
@@ -4376,7 +4532,7 @@
       </w:r>
     </w:p>
   </w:footnote>
-  <w:footnote w:id="51">
+  <w:footnote w:id="54">
     <w:p>
       <w:pPr>
         <w:pStyle w:val="FootnoteText"/>
@@ -4399,7 +4555,7 @@
       </w:r>
     </w:p>
   </w:footnote>
-  <w:footnote w:id="52">
+  <w:footnote w:id="55">
     <w:p>
       <w:pPr>
         <w:pStyle w:val="FootnoteText"/>
@@ -4422,7 +4578,7 @@
       </w:r>
     </w:p>
   </w:footnote>
-  <w:footnote w:id="53">
+  <w:footnote w:id="56">
     <w:p>
       <w:pPr>
         <w:pStyle w:val="FootnoteText"/>
@@ -4445,7 +4601,7 @@
       </w:r>
     </w:p>
   </w:footnote>
-  <w:footnote w:id="54">
+  <w:footnote w:id="57">
     <w:p>
       <w:pPr>
         <w:pStyle w:val="FootnoteText"/>
@@ -4468,7 +4624,7 @@
       </w:r>
     </w:p>
   </w:footnote>
-  <w:footnote w:id="55">
+  <w:footnote w:id="58">
     <w:p>
       <w:pPr>
         <w:pStyle w:val="FootnoteText"/>
@@ -4491,7 +4647,7 @@
       </w:r>
     </w:p>
   </w:footnote>
-  <w:footnote w:id="56">
+  <w:footnote w:id="59">
     <w:p>
       <w:pPr>
         <w:pStyle w:val="FootnoteText"/>
@@ -4514,7 +4670,7 @@
       </w:r>
     </w:p>
   </w:footnote>
-  <w:footnote w:id="57">
+  <w:footnote w:id="60">
     <w:p>
       <w:pPr>
         <w:pStyle w:val="FootnoteText"/>
@@ -4537,7 +4693,7 @@
       </w:r>
     </w:p>
   </w:footnote>
-  <w:footnote w:id="58">
+  <w:footnote w:id="61">
     <w:p>
       <w:pPr>
         <w:pStyle w:val="FootnoteText"/>

--- a/hellenic_arc_paper/עבודת_סיכום_הקשת_ההלנית.docx
+++ b/hellenic_arc_paper/עבודת_סיכום_הקשת_ההלנית.docx
@@ -231,7 +231,7 @@
           <w:szCs w:val="24"/>
           <w:rtl/>
         </w:rPr>
-        <w:t xml:space="preserve"> מנסרת ההצטברות מוכרת בספרות בשם מנסרת ים התיכון (Mediterranean Ridge). זהו טריז משקעים מקושת שאורכו עולה על 1,500 ק"מ ורוחבו 200–250 ק"מ.</w:t>
+        <w:t xml:space="preserve"> מנסרת ההצטברות מוכרת בספרות בשם מנסרת ים התיכון (Mediterranean Ridge). זהו טריז משקעים מקושת שאורכו עולה על 1,500 ק"מ.</w:t>
       </w:r>
       <w:r>
         <w:rPr>
@@ -879,7 +879,7 @@
           <w:szCs w:val="24"/>
           <w:rtl/>
         </w:rPr>
-        <w:t xml:space="preserve"> בין שני התחומים האלה מתנשאת המנסרה כרכס רחב ומתון.</w:t>
+        <w:t xml:space="preserve"> בין שני התחומים האלה מתנשאת המנסרה כרכס רחב.</w:t>
       </w:r>
     </w:p>
     <w:p>
@@ -1432,7 +1432,7 @@
           <w:szCs w:val="22"/>
           <w:rtl/>
         </w:rPr>
-        <w:t xml:space="preserve">איור 1: מפה סכמטית של מערכת הקשת ההלנית. במפה נראים לוח הים האגאי, הקשת הגעשית הפעילה, והקשת החיצונית הלא-געשית (כרתים ורודוס). בחזית מסומנת מנסרת ההצטברות של ים התיכון בקו הצהוב המשונן, ומצפון לה מערכת השקעים (השקע ההלני, פליני וסטראבו). שני דברים חשובים לראות באיור. הראשון הוא הרוחב המשתנה של המנסרה לאורך הקשת. השני הוא מיקום השקעים בין קשת האיים לגוף המנסרה, ולא בחזיתה כמקובל בשקעי הפחתה קלאסיים. מקור: Mikenorton, Wikimedia Commons (CC BY-SA 3.0).</w:t>
+        <w:t xml:space="preserve">איור 1: מפה סכמטית של מערכת הקשת ההלנית. במפה נראים לוח הים האגאי, הקשת הגעשית הפעילה, והקשת החיצונית הלא-געשית (כרתים ורודוס). בחזית מסומנת מנסרת ההצטברות של ים התיכון בקו הצהוב המשונן, ומצפון לה מערכת השקעים (השקע ההלני, פליני וסטראבו). שני דברים חשובים לראות באיור. הראשון הוא הרוחב המשתנה של המנסרה לאורך הקשת. השני הוא מיקום השקעים בין קשת האיים לגוף המנסרה, ולא בחזיתה. מקור: Mikenorton, Wikimedia Commons (CC BY-SA 3.0).</w:t>
       </w:r>
       <w:r>
         <w:rPr>
@@ -4275,7 +4275,7 @@
           <w:szCs w:val="20"/>
           <w:rtl/>
         </w:rPr>
-        <w:t xml:space="preserve"> Huguen et al. (2006), עמ' 71 (סעיף The Central Mediterranean Ridge).</w:t>
+        <w:t xml:space="preserve"> Huguen et al. (2006), עמ' 71 (סעיף The Western Mediterranean Ridge).</w:t>
       </w:r>
     </w:p>
   </w:footnote>

--- a/hellenic_arc_paper/עבודת_סיכום_הקשת_ההלנית.docx
+++ b/hellenic_arc_paper/עבודת_סיכום_הקשת_ההלנית.docx
@@ -2470,7 +2470,7 @@
           <w:szCs w:val="24"/>
           <w:rtl/>
         </w:rPr>
-        <w:t xml:space="preserve">המלח אינו משפיע רק על סגנון הקימוט, אלא מניע גם תנועות סדימנט של ממש. מעל ה-Backstop גולשות היחידות המסיניאניות לעבר השקעים ההלניים. נוצרת שם טקטוניקת מלח יוצאת דופן, הכוללת אונות מלח תת-עגולות, קימוט כבידתי הדוק ו"רפסודות" של משקעים פליו-קוורטרניים.</w:t>
+        <w:t xml:space="preserve">המלח אינו משפיע רק על סגנון הקימוט, אלא מניע גם תנועות סדימנט של ממש. מעל ה-Backstop גולשות היחידות המסיניות לעבר השקעים ההלניים. נוצרת שם טקטוניקת מלח יוצאת דופן, הכוללת אונות מלח תת-עגולות, קימוט כבידתי הדוק ו"רפסודות" של משקעים פליו-קוורטרניים.</w:t>
       </w:r>
       <w:r>
         <w:rPr>
@@ -3140,7 +3140,35 @@
           <w:szCs w:val="22"/>
           <w:rtl w:val="0"/>
         </w:rPr>
-        <w:t xml:space="preserve">Güneş, P., Aksu, A. E., &amp; Hall, J. (2018). Internal seismic stratigraphy of the Messinian evaporites across the northern sector of the eastern Mediterranean Sea. Marine and Petroleum Geology, 91, 297–320. https://doi.org/10.1016/j.marpetgeo.2018.01.010</w:t>
+        <w:t xml:space="preserve">Güneş, P., Aksu, A. E., &amp; Hall, J. (2018). Internal seismic stratigraphy of the Messinian evaporites across the northern sector of the eastern Mediterranean Sea. </w:t>
+      </w:r>
+      <w:r>
+        <w:rPr>
+          <w:rFonts w:ascii="Arial" w:cs="Arial" w:eastAsia="Arial" w:hAnsi="Arial"/>
+          <w:b w:val="false"/>
+          <w:bCs w:val="false"/>
+          <w:i w:val="true"/>
+          <w:iCs w:val="true"/>
+          <w:color w:val="000000"/>
+          <w:sz w:val="22"/>
+          <w:szCs w:val="22"/>
+          <w:rtl w:val="0"/>
+        </w:rPr>
+        <w:t xml:space="preserve">Marine and Petroleum Geology, 91</w:t>
+      </w:r>
+      <w:r>
+        <w:rPr>
+          <w:rFonts w:ascii="Arial" w:cs="Arial" w:eastAsia="Arial" w:hAnsi="Arial"/>
+          <w:b w:val="false"/>
+          <w:bCs w:val="false"/>
+          <w:i w:val="false"/>
+          <w:iCs w:val="false"/>
+          <w:color w:val="000000"/>
+          <w:sz w:val="22"/>
+          <w:szCs w:val="22"/>
+          <w:rtl w:val="0"/>
+        </w:rPr>
+        <w:t xml:space="preserve">, 297–320. https://doi.org/10.1016/j.marpetgeo.2018.01.010</w:t>
       </w:r>
     </w:p>
     <w:p>
@@ -3161,7 +3189,35 @@
           <w:szCs w:val="22"/>
           <w:rtl w:val="0"/>
         </w:rPr>
-        <w:t xml:space="preserve">Huguen, C., Chamot-Rooke, N., Loubrieu, B., &amp; Mascle, J. (2006). Morphology of a pre-collisional, salt-bearing, accretionary complex: The Mediterranean Ridge (Eastern Mediterranean). Marine Geophysical Researches, 27(1), 61–75. https://doi.org/10.1007/s11001-005-5026-5</w:t>
+        <w:t xml:space="preserve">Huguen, C., Chamot-Rooke, N., Loubrieu, B., &amp; Mascle, J. (2006). Morphology of a pre-collisional, salt-bearing, accretionary complex: The Mediterranean Ridge (Eastern Mediterranean). </w:t>
+      </w:r>
+      <w:r>
+        <w:rPr>
+          <w:rFonts w:ascii="Arial" w:cs="Arial" w:eastAsia="Arial" w:hAnsi="Arial"/>
+          <w:b w:val="false"/>
+          <w:bCs w:val="false"/>
+          <w:i w:val="true"/>
+          <w:iCs w:val="true"/>
+          <w:color w:val="000000"/>
+          <w:sz w:val="22"/>
+          <w:szCs w:val="22"/>
+          <w:rtl w:val="0"/>
+        </w:rPr>
+        <w:t xml:space="preserve">Marine Geophysical Researches, 27</w:t>
+      </w:r>
+      <w:r>
+        <w:rPr>
+          <w:rFonts w:ascii="Arial" w:cs="Arial" w:eastAsia="Arial" w:hAnsi="Arial"/>
+          <w:b w:val="false"/>
+          <w:bCs w:val="false"/>
+          <w:i w:val="false"/>
+          <w:iCs w:val="false"/>
+          <w:color w:val="000000"/>
+          <w:sz w:val="22"/>
+          <w:szCs w:val="22"/>
+          <w:rtl w:val="0"/>
+        </w:rPr>
+        <w:t xml:space="preserve">(1), 61–75. https://doi.org/10.1007/s11001-005-5026-5</w:t>
       </w:r>
     </w:p>
     <w:p>
@@ -3182,7 +3238,35 @@
           <w:szCs w:val="22"/>
           <w:rtl w:val="0"/>
         </w:rPr>
-        <w:t xml:space="preserve">Kopf, A., Mascle, J., &amp; Klaeschen, D. (2003). The Mediterranean Ridge: A mass balance across the fastest growing accretionary complex on Earth. Journal of Geophysical Research: Solid Earth, 108(B8), 2372. https://doi.org/10.1029/2001JB000473</w:t>
+        <w:t xml:space="preserve">Kopf, A., Mascle, J., &amp; Klaeschen, D. (2003). The Mediterranean Ridge: A mass balance across the fastest growing accretionary complex on Earth. </w:t>
+      </w:r>
+      <w:r>
+        <w:rPr>
+          <w:rFonts w:ascii="Arial" w:cs="Arial" w:eastAsia="Arial" w:hAnsi="Arial"/>
+          <w:b w:val="false"/>
+          <w:bCs w:val="false"/>
+          <w:i w:val="true"/>
+          <w:iCs w:val="true"/>
+          <w:color w:val="000000"/>
+          <w:sz w:val="22"/>
+          <w:szCs w:val="22"/>
+          <w:rtl w:val="0"/>
+        </w:rPr>
+        <w:t xml:space="preserve">Journal of Geophysical Research: Solid Earth, 108</w:t>
+      </w:r>
+      <w:r>
+        <w:rPr>
+          <w:rFonts w:ascii="Arial" w:cs="Arial" w:eastAsia="Arial" w:hAnsi="Arial"/>
+          <w:b w:val="false"/>
+          <w:bCs w:val="false"/>
+          <w:i w:val="false"/>
+          <w:iCs w:val="false"/>
+          <w:color w:val="000000"/>
+          <w:sz w:val="22"/>
+          <w:szCs w:val="22"/>
+          <w:rtl w:val="0"/>
+        </w:rPr>
+        <w:t xml:space="preserve">(B8), 2372. https://doi.org/10.1029/2001JB000473</w:t>
       </w:r>
     </w:p>
     <w:p>
@@ -3203,7 +3287,35 @@
           <w:szCs w:val="22"/>
           <w:rtl w:val="0"/>
         </w:rPr>
-        <w:t xml:space="preserve">Royden, L. H., &amp; Papanikolaou, D. J. (2011). Slab segmentation and late Cenozoic disruption of the Hellenic arc. Geochemistry, Geophysics, Geosystems, 12(3), Q03010. https://doi.org/10.1029/2010GC003280</w:t>
+        <w:t xml:space="preserve">Royden, L. H., &amp; Papanikolaou, D. J. (2011). Slab segmentation and late Cenozoic disruption of the Hellenic arc. </w:t>
+      </w:r>
+      <w:r>
+        <w:rPr>
+          <w:rFonts w:ascii="Arial" w:cs="Arial" w:eastAsia="Arial" w:hAnsi="Arial"/>
+          <w:b w:val="false"/>
+          <w:bCs w:val="false"/>
+          <w:i w:val="true"/>
+          <w:iCs w:val="true"/>
+          <w:color w:val="000000"/>
+          <w:sz w:val="22"/>
+          <w:szCs w:val="22"/>
+          <w:rtl w:val="0"/>
+        </w:rPr>
+        <w:t xml:space="preserve">Geochemistry, Geophysics, Geosystems, 12</w:t>
+      </w:r>
+      <w:r>
+        <w:rPr>
+          <w:rFonts w:ascii="Arial" w:cs="Arial" w:eastAsia="Arial" w:hAnsi="Arial"/>
+          <w:b w:val="false"/>
+          <w:bCs w:val="false"/>
+          <w:i w:val="false"/>
+          <w:iCs w:val="false"/>
+          <w:color w:val="000000"/>
+          <w:sz w:val="22"/>
+          <w:szCs w:val="22"/>
+          <w:rtl w:val="0"/>
+        </w:rPr>
+        <w:t xml:space="preserve">(3), Q03010. https://doi.org/10.1029/2010GC003280</w:t>
       </w:r>
     </w:p>
     <w:sectPr>

--- a/hellenic_arc_paper/עבודת_סיכום_הקשת_ההלנית.docx
+++ b/hellenic_arc_paper/עבודת_סיכום_הקשת_ההלנית.docx
@@ -552,7 +552,7 @@
           <w:u w:val="single"/>
           <w:rtl/>
         </w:rPr>
-        <w:t xml:space="preserve">2.2 מבנה הקשת: אגן אחורי, קשת געשית ו-Forearc</w:t>
+        <w:t xml:space="preserve">2.2 מבנה הקשת: אגן אחורי, קשת געשית וקדם-קשת</w:t>
       </w:r>
     </w:p>
     <w:p>
@@ -573,7 +573,7 @@
           <w:szCs w:val="24"/>
           <w:rtl/>
         </w:rPr>
-        <w:t xml:space="preserve">מעבר לשקעים ולמנסרה, הקשת ההלנית מציגה את כל מרכיביה הקלאסיים של מערכת קשת-איים. הים האגאי מהווה את האגן האחורי (back-arc) שמאחורי הקשת הגעשית, המיוצגת על ידי איים כדוגמת סנטוריני. כרתים היא רמה טופוגרפית של קדם-הקשת (forearc), אשר שימשה בעבר כ-Backstop שאפשר את הצטברות המנסרה.</w:t>
+        <w:t xml:space="preserve">מעבר לשקעים ולמנסרה, הקשת ההלנית מציגה את כל מרכיביה הקלאסיים של מערכת קשת-איים. הים האגאי מהווה את האגן האחורי (back-arc) שמאחורי הקשת הגעשית, המיוצגת על ידי איים כדוגמת סנטוריני. כרתים היא רמה טופוגרפית של קדם-הקשת (forearc), אשר שימשה בעבר כמשענת (backstop) שאפשרה את הצטברות המנסרה.</w:t>
       </w:r>
       <w:r>
         <w:rPr>
@@ -1029,7 +1029,7 @@
           <w:szCs w:val="24"/>
           <w:rtl/>
         </w:rPr>
-        <w:t xml:space="preserve">מבנה אזור ה-Backstop שבין שקע פליני לשקע סטראבו מוסיף נדבך לתמונה. בין שני השקעים משתרע שטח דמוי רמה, המשופע קלות צפונה ומאופיין במבנים גדולים דמויי אונה שפורשו כדפורמציה כבידתית. לצידו מתנשאים הרי סטראבו, שרשרת מבנים בתימטריים מסיביים בכיוון כללי N60, שנקרעו משולי כרתים.</w:t>
+        <w:t xml:space="preserve">מבנה אזור המשענת שבין שקע פליני לשקע סטראבו מוסיף נדבך לתמונה. בין שני השקעים משתרע שטח דמוי רמה, המשופע קלות צפונה ומאופיין במבנים גדולים דמויי אונה שפורשו כדפורמציה כבידתית. לצידו מתנשאים הרי סטראבו, שרשרת מבנים בתימטריים מסיביים בכיוון כללי N60, שנקרעו משולי כרתים.</w:t>
       </w:r>
       <w:r>
         <w:rPr>
@@ -1058,7 +1058,7 @@
           <w:szCs w:val="24"/>
           <w:rtl/>
         </w:rPr>
-        <w:t xml:space="preserve"> הגזירה לאורך הזרוע המזרחית מרוכזת בשני מגעים בלבד. האחד הוא הגבול בין שולי כרתים לאזור ה-Backstop, המתבטא בשקע פליני, והשני הוא המגע בין הרי סטראבו לתחום הפנימי של המנסרה, המתבטא בשקע סטראבו.</w:t>
+        <w:t xml:space="preserve"> הגזירה לאורך הזרוע המזרחית מרוכזת בשני מגעים בלבד. האחד הוא הגבול בין שולי כרתים לאזור המשענת, המתבטא בשקע פליני, והשני הוא המגע בין הרי סטראבו לתחום הפנימי של המנסרה, המתבטא בשקע סטראבו.</w:t>
       </w:r>
       <w:r>
         <w:rPr>
@@ -1606,7 +1606,7 @@
           <w:u w:val="single"/>
           <w:rtl/>
         </w:rPr>
-        <w:t xml:space="preserve">4.3 ה-Backstop והגבול הפנימי</w:t>
+        <w:t xml:space="preserve">4.3 המשענת והגבול הפנימי</w:t>
       </w:r>
     </w:p>
     <w:p>
@@ -1627,7 +1627,7 @@
           <w:szCs w:val="24"/>
           <w:rtl/>
         </w:rPr>
-        <w:t xml:space="preserve">בצידה הפנימי של המנסרה ניצב ה-Backstop ההלני. זהו גוף קשיח המתפקד כ"סדן" מכני בעל צורה מורכבת, שאליו נדחסים משקעי המנסרה.</w:t>
+        <w:t xml:space="preserve">בצידה הפנימי של המנסרה ניצבת המשענת ההלנית. זהו גוף קשיח המתפקד כ"סדן" מכני בעל צורה מורכבת, שאליו נדחסים משקעי המנסרה.</w:t>
       </w:r>
       <w:r>
         <w:rPr>
@@ -1656,7 +1656,7 @@
           <w:szCs w:val="24"/>
           <w:rtl/>
         </w:rPr>
-        <w:t xml:space="preserve"> גבולו הדרומי מותווה על סמך הניגוד בעוצמת ההחזר האקוסטי בין המנסרה לבין ה-Backstop. גבול זה מצטייר בצורת "W" מורכבת.</w:t>
+        <w:t xml:space="preserve"> גבולו הדרומי מותווה על סמך הניגוד בעוצמת ההחזר האקוסטי בין המנסרה לבין המשענת. גבול זה מצטייר בצורת "W" מורכבת.</w:t>
       </w:r>
       <w:r>
         <w:rPr>
@@ -1685,7 +1685,7 @@
           <w:szCs w:val="24"/>
           <w:rtl/>
         </w:rPr>
-        <w:t xml:space="preserve"> יחידות המנסרה נדחפות באופן שיטתי מעל ה-Backstop, עם עדויות ברורות לגזירה ימנית לאורך המגע בזרוע המערבית.</w:t>
+        <w:t xml:space="preserve"> יחידות המנסרה נדחפות באופן שיטתי מעל המשענת, עם עדויות ברורות לגזירה ימנית לאורך המגע בזרוע המערבית.</w:t>
       </w:r>
       <w:r>
         <w:rPr>
@@ -2304,7 +2304,7 @@
           <w:szCs w:val="24"/>
           <w:rtl/>
         </w:rPr>
-        <w:t xml:space="preserve">ביטוי מורפולוגי בולט לתהליכים הפנימיים במנסרה הוא הרי הבוץ. בתמונות האקוסטיות מזוהים כתמים עגלגלים בעלי החזר גבוה, המסודרים בחגורה לא-רציפה אך ברורה בגבול שבין הפרובינציה הצפונית של המנסרה לאזור ה-Backstop. מבנים אלה פורשו, על סמך דיגום ותצפיות ישירות, כהרי בוץ הפולטים אל קרקעית הים זרמי בוץ מסיביים, נוזלים ותמלחות.</w:t>
+        <w:t xml:space="preserve">ביטוי מורפולוגי בולט לתהליכים הפנימיים במנסרה הוא הרי הבוץ. בתמונות האקוסטיות מזוהים כתמים עגלגלים בעלי החזר גבוה, המסודרים בחגורה לא-רציפה אך ברורה בגבול שבין הפרובינציה הצפונית של המנסרה לאזור המשענת. מבנים אלה פורשו, על סמך דיגום ותצפיות ישירות, כהרי בוץ הפולטים אל קרקעית הים זרמי בוץ מסיביים, נוזלים ותמלחות.</w:t>
       </w:r>
       <w:r>
         <w:rPr>
@@ -2333,7 +2333,7 @@
           <w:szCs w:val="24"/>
           <w:rtl/>
         </w:rPr>
-        <w:t xml:space="preserve"> פיזורם אינו אקראי. בזרוע המערבית ממוקם רובם המכריע בסמיכות למגע שבין המנסרה ל-Backstop.</w:t>
+        <w:t xml:space="preserve"> פיזורם אינו אקראי. בזרוע המערבית ממוקם רובם המכריע בסמיכות למגע שבין המנסרה למשענת.</w:t>
       </w:r>
       <w:r>
         <w:rPr>
@@ -2398,7 +2398,7 @@
           <w:szCs w:val="24"/>
           <w:rtl/>
         </w:rPr>
-        <w:t xml:space="preserve"> הריכוז לאורך מגע המנסרה-Backstop אינו מקרי. בזרוע המערבית הגזירה ממוקדת באותו מגע, שפורש כמבנה פרח דחיסתי ימני ושהוא גם האתר המועדף לפריצת בוץ מסיבית.</w:t>
+        <w:t xml:space="preserve"> הריכוז לאורך המגע בין המנסרה למשענת אינו מקרי. בזרוע המערבית הגזירה ממוקדת באותו מגע, שפורש כמבנה פרח דחיסתי ימני ושהוא גם האתר המועדף לפריצת בוץ מסיבית.</w:t>
       </w:r>
       <w:r>
         <w:rPr>
@@ -2470,7 +2470,7 @@
           <w:szCs w:val="24"/>
           <w:rtl/>
         </w:rPr>
-        <w:t xml:space="preserve">המלח אינו משפיע רק על סגנון הקימוט, אלא מניע גם תנועות סדימנט של ממש. מעל ה-Backstop גולשות היחידות המסיניות לעבר השקעים ההלניים. נוצרת שם טקטוניקת מלח יוצאת דופן, הכוללת אונות מלח תת-עגולות, קימוט כבידתי הדוק ו"רפסודות" של משקעים פליו-קוורטרניים.</w:t>
+        <w:t xml:space="preserve">המלח אינו משפיע רק על סגנון הקימוט, אלא מניע גם תנועות סדימנט של ממש. מעל המשענת גולשות היחידות המסיניות לעבר השקעים ההלניים. נוצרת שם טקטוניקת מלח יוצאת דופן, הכוללת אונות מלח תת-עגולות, קימוט כבידתי הדוק ו"רפסודות" של משקעים פליו-קוורטרניים.</w:t>
       </w:r>
       <w:r>
         <w:rPr>
@@ -2557,7 +2557,7 @@
           <w:szCs w:val="24"/>
           <w:rtl/>
         </w:rPr>
-        <w:t xml:space="preserve"> הגלישה הכבידתית פועלת בשני הכיוונים, ובאזור ה-Backstop השטוח היא משתרעת על פני כל השטח שנחקר.</w:t>
+        <w:t xml:space="preserve"> הגלישה הכבידתית פועלת בשני הכיוונים, ובמשענת השטוחה היא משתרעת על פני כל השטח שנחקר.</w:t>
       </w:r>
       <w:r>
         <w:rPr>
@@ -2586,7 +2586,7 @@
           <w:szCs w:val="24"/>
           <w:rtl/>
         </w:rPr>
-        <w:t xml:space="preserve"> איור 3 מציג את המנסרה, את ה-Backstop ואת אונות המלח שגלשו מעליו במבט אחד.</w:t>
+        <w:t xml:space="preserve"> איור 3 מציג את המנסרה, את המשענת ואת אונות המלח שגלשו מעליה במבט אחד.</w:t>
       </w:r>
     </w:p>
     <w:p>
@@ -2654,7 +2654,7 @@
           <w:szCs w:val="22"/>
           <w:rtl/>
         </w:rPr>
-        <w:t xml:space="preserve">איור 3: תצוגה בתימטרית תלת-ממדית של הזרוע המערבית של מנסרת ים התיכון ושל אזור ה-Backstop שמצפון לה. באיור נראים שלושת המרכיבים שנדונו בפרק זה. הראשון הוא מגע המנסרה-Backstop, שלאורכו מרוכזים הרי הבוץ. השני הוא אונת מלח כבידתית שגלשה מעל ה-Backstop. השלישי הוא אגני הבקע (cleft basins), שקערוריות עמוקות בסמוך לאותו מגע. סולם הצבעים מציג עומקי מים שבין 2,200 ל-4,000 מטר. מקור: Huguen et al. (2006), איור 4, עמ' 65.</w:t>
+        <w:t xml:space="preserve">איור 3: תצוגה בתימטרית תלת-ממדית של הזרוע המערבית של מנסרת ים התיכון ושל אזור המשענת שמצפון לה (Backstop באיור). באיור נראים שלושת המרכיבים שנדונו בפרק זה. הראשון הוא המגע בין המנסרה למשענת, שלאורכו מרוכזים הרי הבוץ. השני הוא אונת מלח כבידתית שגלשה מעל המשענת. השלישי הוא אגני הבקע (cleft basins), שקערוריות עמוקות בסמוך לאותו מגע. סולם הצבעים מציג עומקי מים שבין 2,200 ל-4,000 מטר. מקור: Huguen et al. (2006), איור 4, עמ' 65.</w:t>
       </w:r>
       <w:r>
         <w:rPr>
@@ -3049,7 +3049,7 @@
           <w:szCs w:val="24"/>
           <w:rtl/>
         </w:rPr>
-        <w:t xml:space="preserve">הממצא השלישי נוגע למלח. שכבות האוורית המסיניות אינן רק שכבה בחתך, אלא הגורם המכני שמאפשר לטריז כולו להתפרס על מרחב רחב במקום להתרכז בחזית צרה. הן גם מזינות את הרי הבוץ ומניעות את הגלישות הכבידתיות שמעל ה-Backstop.</w:t>
+        <w:t xml:space="preserve">הממצא השלישי נוגע למלח. שכבות האוורית המסיניות אינן רק שכבה בחתך, אלא הגורם המכני שמאפשר לטריז כולו להתפרס על מרחב רחב במקום להתרכז בחזית צרה. הן גם מזינות את הרי הבוץ ומניעות את הגלישות הכבידתיות שמעל המשענת.</w:t>
       </w:r>
       <w:r>
         <w:rPr>

--- a/hellenic_arc_paper/עבודת_סיכום_הקשת_ההלנית.docx
+++ b/hellenic_arc_paper/עבודת_סיכום_הקשת_ההלנית.docx
@@ -472,7 +472,7 @@
           <w:szCs w:val="24"/>
           <w:rtl/>
         </w:rPr>
-        <w:t xml:space="preserve">מאפיין ייחודי של החתך הסדימנטרי הנשקע הוא נוכחות שכבות אוורית. שכבות אלו הושקעו במיוקן העליון, בתקופה המסינית, ועוביין מגיע מקומית עד 2 ק"מ בכיסוי העליון של המנסרה.</w:t>
+        <w:t xml:space="preserve">מאפיין ייחודי של החתך הסדימנטרי הנשקע הוא נוכחות שכבות אוורית, כלומר שכבות מלח ומינרלים שהתגבשו מאידוי. שכבות אלו הושקעו במיוקן העליון, בתקופה המסינית, ועוביין מגיע מקומית עד 2 ק"מ בכיסוי העליון של המנסרה.</w:t>
       </w:r>
       <w:r>
         <w:rPr>
@@ -623,7 +623,7 @@
           <w:szCs w:val="24"/>
           <w:rtl/>
         </w:rPr>
-        <w:t xml:space="preserve">הקינמטיקה של המערכת אינה אחידה לאורך הקשת. מדרום לכרתים ההתכנסות חזיתית, ובאותו אזור שולי היבשת האפריקאיים והאגאיים כמעט נפגשים במצב של תחילת התנגשות. בזרוע המערבית (היונית) ובזרוע המזרחית (הלבנטינית), לעומת זאת, ההפחתה אלכסונית ובעלת כיווני גזירה הפוכים זה לזה.</w:t>
+        <w:t xml:space="preserve">הקינמטיקה של המערכת, כלומר הכיוון והקצב שבהם נעים הלוחות זה מול זה, אינה אחידה לאורך הקשת. מדרום לכרתים ההתכנסות חזיתית, ובאותו אזור שולי היבשת האפריקאיים והאגאיים כמעט נפגשים במצב של תחילת התנגשות. בזרוע המערבית (היונית) ובזרוע המזרחית (הלבנטינית), לעומת זאת, ההפחתה אלכסונית ובעלת כיווני גזירה הפוכים זה לזה.</w:t>
       </w:r>
       <w:r>
         <w:rPr>
@@ -1876,7 +1876,7 @@
           <w:szCs w:val="24"/>
           <w:rtl/>
         </w:rPr>
-        <w:t xml:space="preserve"> ביצעו איזון נפחי בין כמות המשקעים הנצברת לזו הנבלעת בהפחתה. הניתוח התבסס על ארבעה חתכים סיסמיים לרוחב המנסרה, שעברו עיבוד של הגירת עומק. עלו ממנו שלושה תרחישי דפורמציה שונים לאורך הקשת. במערב מדובר בקפיצה של מישור הניתוק (décollement), בקטע המרכזי שבין לוב לכרתים בדחיפה לאחור עזה, ובמזרח בטקטוניקה אופקית (transcurrent).</w:t>
+        <w:t xml:space="preserve"> ביצעו איזון נפחי בין כמות המשקעים הנצברת לזו הנבלעת בהפחתה. הניתוח התבסס על ארבעה חתכים סיסמיים לרוחב המנסרה, שעובדו לחתכי עומק אמיתיים. עלו ממנו שלושה תרחישי דפורמציה שונים לאורך הקשת. במערב מדובר בקפיצה של מישור הניתוק (décollement), בקטע המרכזי שבין לוב לכרתים בדחיפה לאחור עזה, ובמזרח בטקטוניקה אופקית (transcurrent).</w:t>
       </w:r>
       <w:r>
         <w:rPr>

--- a/hellenic_arc_paper/עבודת_סיכום_הקשת_ההלנית.docx
+++ b/hellenic_arc_paper/עבודת_סיכום_הקשת_ההלנית.docx
@@ -2528,7 +2528,7 @@
           <w:szCs w:val="24"/>
           <w:rtl/>
         </w:rPr>
-        <w:t xml:space="preserve"> בכיוון ההפוך, התפשטות דרומה של הכיסוי המלחי הדוקטילי מייצרת בחגורת הקמטים מערכת צפופה של העתקי הזזה.</w:t>
+        <w:t xml:space="preserve"> בכיוון ההפוך, חגורת הקמטים חצויה במערכת צפופה של העתקים, שיוחסו בין היתר להתפשטות דרומה של הכיסוי המלחי הדוקטילי.</w:t>
       </w:r>
       <w:r>
         <w:rPr>
@@ -3049,7 +3049,7 @@
           <w:szCs w:val="24"/>
           <w:rtl/>
         </w:rPr>
-        <w:t xml:space="preserve">הממצא השלישי נוגע למלח. שכבות האוורית המסיניות אינן רק שכבה בחתך, אלא הגורם המכני שמאפשר לטריז כולו להתפרס על מרחב רחב במקום להתרכז בחזית צרה. הן גם מזינות את הרי הבוץ ומניעות את הגלישות הכבידתיות שמעל המשענת.</w:t>
+        <w:t xml:space="preserve">הממצא השלישי נוגע למלח. שכבות האוורית המסיניות אינן רק שכבה בחתך, אלא הגורם המכני שמאפשר לטריז כולו להתפרס על מרחב רחב במקום להתרכז בחזית צרה. הן גם מניעות את הגלישות הכבידתיות שמעל המשענת.</w:t>
       </w:r>
       <w:r>
         <w:rPr>

--- a/hellenic_arc_paper/עבודת_סיכום_הקשת_ההלנית.docx
+++ b/hellenic_arc_paper/עבודת_סיכום_הקשת_ההלנית.docx
@@ -1432,7 +1432,7 @@
           <w:szCs w:val="22"/>
           <w:rtl/>
         </w:rPr>
-        <w:t xml:space="preserve">איור 1: מפה סכמטית של מערכת הקשת ההלנית. במפה נראים לוח הים האגאי, הקשת הגעשית הפעילה, והקשת החיצונית הלא-געשית (כרתים ורודוס). בחזית מסומנת מנסרת ההצטברות של ים התיכון בקו הצהוב המשונן, ומצפון לה מערכת השקעים (השקע ההלני, פליני וסטראבו). שני דברים חשובים לראות באיור. הראשון הוא הרוחב המשתנה של המנסרה לאורך הקשת. השני הוא מיקום השקעים בין קשת האיים לגוף המנסרה, ולא בחזיתה. מקור: Mikenorton, Wikimedia Commons (CC BY-SA 3.0).</w:t>
+        <w:t xml:space="preserve">איור 1: מפה סכמטית של מערכת הקשת ההלנית. במפה נראים לוח הים האגאי, הקשת הגעשית הפעילה, והקשת החיצונית הלא-געשית (כרתים ורודוס). בחזית מסומנת מנסרת ההצטברות של ים התיכון, התחומה בשני קווי דחיפה משוננים, ומצפון לה מערכת השקעים (השקע ההלני, פליני וסטראבו). שני דברים חשובים לראות באיור. הראשון הוא הרוחב המשתנה של המנסרה לאורך הקשת. השני הוא מיקום השקעים בין קשת האיים לגוף המנסרה, ולא בחזיתה. מקור: Mikenorton, Wikimedia Commons (CC BY-SA 3.0).</w:t>
       </w:r>
       <w:r>
         <w:rPr>
@@ -3168,7 +3168,7 @@
           <w:szCs w:val="22"/>
           <w:rtl w:val="0"/>
         </w:rPr>
-        <w:t xml:space="preserve">, 297–320. https://doi.org/10.1016/j.marpetgeo.2018.01.010</w:t>
+        <w:t xml:space="preserve">, 297–320. https://doi.org/10.1016/j.marpetgeo.2018.01.016</w:t>
       </w:r>
     </w:p>
     <w:p>
